--- a/downloads/teacher/ai-3-week-14.docx
+++ b/downloads/teacher/ai-3-week-14.docx
@@ -2773,6 +2773,396 @@
         <w:t>Audit Study Buddy outputs claim by claim, recording contradiction, missing support and correct calculations separately.</w:t>
       </w:r>
     </w:p>
+    <w:p>
+      <w:pPr>
+        <w:pStyle w:val="Heading1"/>
+      </w:pPr>
+      <w:r>
+        <w:t>07. Prepare, teach and assess</w:t>
+      </w:r>
+    </w:p>
+    <w:p>
+      <w:r>
+        <w:t>Teaching target: Explain the mechanism and terminology of generation failures and verification</w:t>
+      </w:r>
+    </w:p>
+    <w:p>
+      <w:r>
+        <w:t>Prepare the labelled worked-case picture, the matching workbook, fictional input cards and a place for individual responses. No paid AI account is required for the paper reasoning activities.</w:t>
+      </w:r>
+    </w:p>
+    <w:tbl>
+      <w:tblPr>
+        <w:tblStyle w:val="LightShading-Accent1"/>
+        <w:tblW w:type="auto" w:w="0"/>
+        <w:tblLook w:firstColumn="1" w:firstRow="1" w:lastColumn="0" w:lastRow="0" w:noHBand="0" w:noVBand="1" w:val="04A0"/>
+      </w:tblPr>
+      <w:tblGrid>
+        <w:gridCol w:w="3408"/>
+        <w:gridCol w:w="3408"/>
+        <w:gridCol w:w="3408"/>
+      </w:tblGrid>
+      <w:tr>
+        <w:trPr>
+          <w:tblHeader/>
+        </w:trPr>
+        <w:tc>
+          <w:tcPr>
+            <w:tcW w:type="dxa" w:w="3408"/>
+          </w:tcPr>
+          <w:p>
+            <w:r>
+              <w:t>Session</w:t>
+            </w:r>
+          </w:p>
+        </w:tc>
+        <w:tc>
+          <w:tcPr>
+            <w:tcW w:type="dxa" w:w="3408"/>
+          </w:tcPr>
+          <w:p>
+            <w:r>
+              <w:t>Plan</w:t>
+            </w:r>
+          </w:p>
+        </w:tc>
+        <w:tc>
+          <w:tcPr>
+            <w:tcW w:type="dxa" w:w="3408"/>
+          </w:tcPr>
+          <w:p>
+            <w:r>
+              <w:t>Resources</w:t>
+            </w:r>
+          </w:p>
+        </w:tc>
+      </w:tr>
+      <w:tr>
+        <w:tc>
+          <w:tcPr>
+            <w:tcW w:type="dxa" w:w="3408"/>
+          </w:tcPr>
+          <w:p>
+            <w:r>
+              <w:t>Session 1 · Understand · 45 min</w:t>
+            </w:r>
+          </w:p>
+        </w:tc>
+        <w:tc>
+          <w:tcPr>
+            <w:tcW w:type="dxa" w:w="3408"/>
+          </w:tcPr>
+          <w:p>
+            <w:r>
+              <w:t>0–7: recall and prerequisite; 7–15: inspect the concrete case and predict; 15–30: teacher models the worked trace; 30–40: learners explain a step using the text and visual; 40–45: check the core idea.</w:t>
+            </w:r>
+          </w:p>
+        </w:tc>
+        <w:tc>
+          <w:tcPr>
+            <w:tcW w:type="dxa" w:w="3408"/>
+          </w:tcPr>
+          <w:p>
+            <w:r>
+              <w:t>Sections 1–6; record the brief recall in the workbook.</w:t>
+            </w:r>
+          </w:p>
+        </w:tc>
+      </w:tr>
+      <w:tr>
+        <w:tc>
+          <w:tcPr>
+            <w:tcW w:type="dxa" w:w="3408"/>
+          </w:tcPr>
+          <w:p>
+            <w:r>
+              <w:t>Session 2 · Practise · 45 min</w:t>
+            </w:r>
+          </w:p>
+        </w:tc>
+        <w:tc>
+          <w:tcPr>
+            <w:tcW w:type="dxa" w:w="3408"/>
+          </w:tcPr>
+          <w:p>
+            <w:r>
+              <w:t>0–5: retrieve the procedure; 5–15: W2 completion practice; 15–23: explain and check with a partner; 23–30: each learner answers the misconception check; 30–40: targeted reteaching or a harder variation; 40–45: prepare the investigation.</w:t>
+            </w:r>
+          </w:p>
+        </w:tc>
+        <w:tc>
+          <w:tcPr>
+            <w:tcW w:type="dxa" w:w="3408"/>
+          </w:tcPr>
+          <w:p>
+            <w:r>
+              <w:t>Sections 7–10; use the matching workbook W2 and misconception check.</w:t>
+            </w:r>
+          </w:p>
+        </w:tc>
+      </w:tr>
+      <w:tr>
+        <w:tc>
+          <w:tcPr>
+            <w:tcW w:type="dxa" w:w="3408"/>
+          </w:tcPr>
+          <w:p>
+            <w:r>
+              <w:t>Session 3 · Investigate and transfer · 45 min</w:t>
+            </w:r>
+          </w:p>
+        </w:tc>
+        <w:tc>
+          <w:tcPr>
+            <w:tcW w:type="dxa" w:w="3408"/>
+          </w:tcPr>
+          <w:p>
+            <w:r>
+              <w:t>0–5: retrieve the decision rule; 5–20: investigate or trace; 20–30: start the independent case; 30–38: connect the project; 38–43: act on feedback; 43–45: plan the return check.</w:t>
+            </w:r>
+          </w:p>
+        </w:tc>
+        <w:tc>
+          <w:tcPr>
+            <w:tcW w:type="dxa" w:w="3408"/>
+          </w:tcPr>
+          <w:p>
+            <w:r>
+              <w:t>Sections 9 and 11–14. Give extra time to finish the full task set; use Section 15 when the week includes a coding lab.</w:t>
+            </w:r>
+          </w:p>
+        </w:tc>
+      </w:tr>
+    </w:tbl>
+    <w:p>
+      <w:r>
+        <w:t>Before class, solve the supported practice: Source R says room B seats 12 and the meeting starts at 15:00. Generated answer says B seats 20, starts at 15:00 and includes free lunch. Show the intermediate steps and give the conclusion with its scope.</w:t>
+      </w:r>
+    </w:p>
+    <w:p>
+      <w:r>
+        <w:t>Reasoned practice answer: Teacher explanation: Capacity 20 is contradicted; 15:00 is supported; free lunch is unsupported. One of three claims has support. The missing lunch fact is not evidence of no lunch.</w:t>
+      </w:r>
+    </w:p>
+    <w:p>
+      <w:r>
+        <w:t>Check every learner before discussion: Use the worked case for Generation failures and verification. Proposed explanation: “The worked result establishes every future case”. Decide whether this explanation is supported. Point to the step or supplied fact that decides; explain your repair if needed.</w:t>
+      </w:r>
+    </w:p>
+    <w:p>
+      <w:r>
+        <w:t>Misconception repair: Source agreement and arithmetic validity are separate checks; missing evidence is not proof of the opposite claim.</w:t>
+      </w:r>
+    </w:p>
+    <w:p>
+      <w:r>
+        <w:t>Support: read the exact case aloud, enlarge the labelled picture, supply input cards and model only the first deciding step. Accept a spoken explanation or drawing; retain the reasoning goal.</w:t>
+      </w:r>
+    </w:p>
+    <w:p>
+      <w:r>
+        <w:t>Extension: Add a planned 30-minute stop while preserving speed and distance. Require a prediction and a reason before comparing. Expected result: Planned total elapsed time becomes 3.5 hours. Reason: Three moving hours plus half an hour stopped; walking-time calculation itself stays three.</w:t>
+      </w:r>
+    </w:p>
+    <w:p>
+      <w:r>
+        <w:t>Independent assessment: withhold the reserved answer until the learner has attempted the new case. Record support separately from correctness.</w:t>
+      </w:r>
+    </w:p>
+    <w:tbl>
+      <w:tblPr>
+        <w:tblStyle w:val="LightShading-Accent1"/>
+        <w:tblW w:type="auto" w:w="0"/>
+        <w:tblLook w:firstColumn="1" w:firstRow="1" w:lastColumn="0" w:lastRow="0" w:noHBand="0" w:noVBand="1" w:val="04A0"/>
+      </w:tblPr>
+      <w:tblGrid>
+        <w:gridCol w:w="2556"/>
+        <w:gridCol w:w="2556"/>
+        <w:gridCol w:w="2556"/>
+        <w:gridCol w:w="2556"/>
+      </w:tblGrid>
+      <w:tr>
+        <w:trPr>
+          <w:tblHeader/>
+        </w:trPr>
+        <w:tc>
+          <w:tcPr>
+            <w:tcW w:type="dxa" w:w="2556"/>
+          </w:tcPr>
+          <w:p>
+            <w:r>
+              <w:t>Criterion</w:t>
+            </w:r>
+          </w:p>
+        </w:tc>
+        <w:tc>
+          <w:tcPr>
+            <w:tcW w:type="dxa" w:w="2556"/>
+          </w:tcPr>
+          <w:p>
+            <w:r>
+              <w:t>Not yet</w:t>
+            </w:r>
+          </w:p>
+        </w:tc>
+        <w:tc>
+          <w:tcPr>
+            <w:tcW w:type="dxa" w:w="2556"/>
+          </w:tcPr>
+          <w:p>
+            <w:r>
+              <w:t>With support</w:t>
+            </w:r>
+          </w:p>
+        </w:tc>
+        <w:tc>
+          <w:tcPr>
+            <w:tcW w:type="dxa" w:w="2556"/>
+          </w:tcPr>
+          <w:p>
+            <w:r>
+              <w:t>Independent</w:t>
+            </w:r>
+          </w:p>
+        </w:tc>
+      </w:tr>
+      <w:tr>
+        <w:tc>
+          <w:tcPr>
+            <w:tcW w:type="dxa" w:w="2556"/>
+          </w:tcPr>
+          <w:p>
+            <w:r>
+              <w:t>Explanation</w:t>
+            </w:r>
+          </w:p>
+        </w:tc>
+        <w:tc>
+          <w:tcPr>
+            <w:tcW w:type="dxa" w:w="2556"/>
+          </w:tcPr>
+          <w:p>
+            <w:r>
+              <w:t>Names an answer without a deciding fact</w:t>
+            </w:r>
+          </w:p>
+        </w:tc>
+        <w:tc>
+          <w:tcPr>
+            <w:tcW w:type="dxa" w:w="2556"/>
+          </w:tcPr>
+          <w:p>
+            <w:r>
+              <w:t>Uses a hint to link fact and decision</w:t>
+            </w:r>
+          </w:p>
+        </w:tc>
+        <w:tc>
+          <w:tcPr>
+            <w:tcW w:type="dxa" w:w="2556"/>
+          </w:tcPr>
+          <w:p>
+            <w:r>
+              <w:t>Explains the deciding fact in own words</w:t>
+            </w:r>
+          </w:p>
+        </w:tc>
+      </w:tr>
+      <w:tr>
+        <w:tc>
+          <w:tcPr>
+            <w:tcW w:type="dxa" w:w="2556"/>
+          </w:tcPr>
+          <w:p>
+            <w:r>
+              <w:t>Trace or test</w:t>
+            </w:r>
+          </w:p>
+        </w:tc>
+        <w:tc>
+          <w:tcPr>
+            <w:tcW w:type="dxa" w:w="2556"/>
+          </w:tcPr>
+          <w:p>
+            <w:r>
+              <w:t>Cannot connect input and result</w:t>
+            </w:r>
+          </w:p>
+        </w:tc>
+        <w:tc>
+          <w:tcPr>
+            <w:tcW w:type="dxa" w:w="2556"/>
+          </w:tcPr>
+          <w:p>
+            <w:r>
+              <w:t>Completes steps with prompts</w:t>
+            </w:r>
+          </w:p>
+        </w:tc>
+        <w:tc>
+          <w:tcPr>
+            <w:tcW w:type="dxa" w:w="2556"/>
+          </w:tcPr>
+          <w:p>
+            <w:r>
+              <w:t>Traces or tests a changed case accurately</w:t>
+            </w:r>
+          </w:p>
+        </w:tc>
+      </w:tr>
+      <w:tr>
+        <w:tc>
+          <w:tcPr>
+            <w:tcW w:type="dxa" w:w="2556"/>
+          </w:tcPr>
+          <w:p>
+            <w:r>
+              <w:t>Limits and revision</w:t>
+            </w:r>
+          </w:p>
+        </w:tc>
+        <w:tc>
+          <w:tcPr>
+            <w:tcW w:type="dxa" w:w="2556"/>
+          </w:tcPr>
+          <w:p>
+            <w:r>
+              <w:t>Claims more than evidence supports</w:t>
+            </w:r>
+          </w:p>
+        </w:tc>
+        <w:tc>
+          <w:tcPr>
+            <w:tcW w:type="dxa" w:w="2556"/>
+          </w:tcPr>
+          <w:p>
+            <w:r>
+              <w:t>Names a limit after a prompt</w:t>
+            </w:r>
+          </w:p>
+        </w:tc>
+        <w:tc>
+          <w:tcPr>
+            <w:tcW w:type="dxa" w:w="2556"/>
+          </w:tcPr>
+          <w:p>
+            <w:r>
+              <w:t>States a defensible limit and useful next test</w:t>
+            </w:r>
+          </w:p>
+        </w:tc>
+      </w:tr>
+    </w:tbl>
+    <w:p>
+      <w:r>
+        <w:t>Project checkpoint: Test changed cases. Keep normal, boundary and failure cases; compare expected and observed results.</w:t>
+      </w:r>
+    </w:p>
+    <w:p>
+      <w:r>
+        <w:t>Use the weekly teacher answer for topic-specific reasoning. A saved progress tick is an activity record; judge mastery from the learner’s explanation and evidence.</w:t>
+      </w:r>
+    </w:p>
     <w:sectPr>
       <w:pgSz w:w="12240" w:h="15840"/>
       <w:pgMar w:top="936" w:right="1008" w:bottom="936" w:left="1008" w:header="720" w:footer="720" w:gutter="0"/>

--- a/downloads/teacher/ai-3-week-14.docx
+++ b/downloads/teacher/ai-3-week-14.docx
@@ -3163,6 +3163,39 @@
         <w:t>Use the weekly teacher answer for topic-specific reasoning. A saved progress tick is an activity record; judge mastery from the learner’s explanation and evidence.</w:t>
       </w:r>
     </w:p>
+    <w:p>
+      <w:pPr>
+        <w:pStyle w:val="Heading1"/>
+      </w:pPr>
+      <w:r>
+        <w:t>08. Use feedback, labs and repair paths</w:t>
+      </w:r>
+    </w:p>
+    <w:p>
+      <w:r>
+        <w:t>Use the two formative questions as supported practice, not as independent mastery scores. Discuss the deciding evidence rather than accepting a guessed selection.</w:t>
+      </w:r>
+    </w:p>
+    <w:p>
+      <w:r>
+        <w:t>The feedback comes from the reviewed public worked case. Do not reveal the separately reserved independent teacher answer until the learner has attempted that case.</w:t>
+      </w:r>
+    </w:p>
+    <w:p>
+      <w:r>
+        <w:t>Ask students to predict before running code. Preserve errors and actual outputs; collect a changed test and an explanation. The branch-boundary and indexing lessons deliberately include failure cases.</w:t>
+      </w:r>
+    </w:p>
+    <w:p>
+      <w:r>
+        <w:t>Use the earlier worked-explanation links to address a specific missing building block, then return to the current question. Adapt this suggestion after observing the learner; it is not an automatic diagnosis.</w:t>
+      </w:r>
+    </w:p>
+    <w:p>
+      <w:r>
+        <w:t>Collect the completed-work portfolio as evidence. Record support separately from correctness, and assess explanation, trace/test and limitations. Progress ticks and quiz selections alone do not establish mastery.</w:t>
+      </w:r>
+    </w:p>
     <w:sectPr>
       <w:pgSz w:w="12240" w:h="15840"/>
       <w:pgMar w:top="936" w:right="1008" w:bottom="936" w:left="1008" w:header="720" w:footer="720" w:gutter="0"/>

--- a/downloads/teacher/ai-3-week-14.docx
+++ b/downloads/teacher/ai-3-week-14.docx
@@ -29,6 +29,11 @@
       </w:r>
     </w:p>
     <w:p>
+      <w:r>
+        <w:t>Prepare Hallucination Failure Types: check the target, prerequisites, resources and adaptable teaching schedule.</w:t>
+      </w:r>
+    </w:p>
+    <w:p>
       <w:pPr>
         <w:pStyle w:val="Heading3"/>
       </w:pPr>
@@ -37,8 +42,26 @@
       </w:r>
     </w:p>
     <w:p>
-      <w:r>
-        <w:t>Primary target: Explain the mechanism and terminology of generation failures and verification</w:t>
+      <w:pPr>
+        <w:spacing w:line="336" w:lineRule="auto" w:after="180"/>
+      </w:pPr>
+      <w:r>
+        <w:rPr>
+          <w:b w:val="0"/>
+        </w:rPr>
+        <w:t xml:space="preserve">Primary target: Explain the </w:t>
+      </w:r>
+      <w:r>
+        <w:rPr>
+          <w:b/>
+        </w:rPr>
+        <w:t>mechanism</w:t>
+      </w:r>
+      <w:r>
+        <w:rPr>
+          <w:b w:val="0"/>
+        </w:rPr>
+        <w:t xml:space="preserve"> and terminology of generation failures and verification</w:t>
       </w:r>
     </w:p>
     <w:tbl>
@@ -185,8 +208,37 @@
       </w:tr>
     </w:tbl>
     <w:p>
-      <w:r>
-        <w:t>This is a starting allocation of 135 minutes, not a validated duration. Preserve all named topics. Schedule extra time for connected examples, the full investigation, independent cases and project building. Repeated copies of a case share one recorded attempt; they are not new evidence.</w:t>
+      <w:pPr>
+        <w:spacing w:line="336" w:lineRule="auto" w:after="180"/>
+      </w:pPr>
+      <w:r>
+        <w:rPr>
+          <w:b w:val="0"/>
+        </w:rPr>
+        <w:t>This is a starting allocation of 135 minutes, not a validated duration. Preserve all named topics. Schedule extra time for connected examples, the full investigation, independent cases and project building.</w:t>
+      </w:r>
+    </w:p>
+    <w:p>
+      <w:pPr>
+        <w:spacing w:line="336" w:lineRule="auto" w:after="180"/>
+      </w:pPr>
+      <w:r>
+        <w:rPr>
+          <w:b w:val="0"/>
+        </w:rPr>
+        <w:t xml:space="preserve">Repeated copies of a case share one recorded attempt; they are not new </w:t>
+      </w:r>
+      <w:r>
+        <w:rPr>
+          <w:b/>
+        </w:rPr>
+        <w:t>evidence</w:t>
+      </w:r>
+      <w:r>
+        <w:rPr>
+          <w:b w:val="0"/>
+        </w:rPr>
+        <w:t>.</w:t>
       </w:r>
     </w:p>
     <w:p>
@@ -206,18 +258,100 @@
       </w:r>
     </w:p>
     <w:p>
-      <w:r>
-        <w:t>Without opening the old lesson, explain one key idea from Multimodal Evidence. Give an example and a mistake that the idea helps you avoid.</w:t>
-      </w:r>
-    </w:p>
-    <w:p>
-      <w:r>
-        <w:t>Look for: Explain the mechanism and terminology of speech pipelines and multimodal evidence</w:t>
-      </w:r>
-    </w:p>
-    <w:p>
-      <w:r>
-        <w:t>Reference example, not the only acceptable wording: Teacher explanation: A multimodal pipeline may transcribe speech, inspect an image and generate a response. Errors at one stage can propagate even when later stages run correctly. Track source modality, segment/time references, transcription, interpretation and final claims separately. Compare conflicting evidence without assuming one modality always wins. Ask for clarification when the task needs unresolved information.</w:t>
+      <w:pPr>
+        <w:spacing w:line="336" w:lineRule="auto" w:after="180"/>
+      </w:pPr>
+      <w:r>
+        <w:rPr>
+          <w:b w:val="0"/>
+        </w:rPr>
+        <w:t xml:space="preserve">Without opening the old lesson, explain one key idea from Multimodal </w:t>
+      </w:r>
+      <w:r>
+        <w:rPr>
+          <w:b/>
+        </w:rPr>
+        <w:t>Evidence</w:t>
+      </w:r>
+      <w:r>
+        <w:rPr>
+          <w:b w:val="0"/>
+        </w:rPr>
+        <w:t>. Give an example and a mistake that the idea helps you avoid.</w:t>
+      </w:r>
+    </w:p>
+    <w:p>
+      <w:pPr>
+        <w:spacing w:line="336" w:lineRule="auto" w:after="180"/>
+      </w:pPr>
+      <w:r>
+        <w:rPr>
+          <w:b w:val="0"/>
+        </w:rPr>
+        <w:t xml:space="preserve">Look for: Explain the </w:t>
+      </w:r>
+      <w:r>
+        <w:rPr>
+          <w:b/>
+        </w:rPr>
+        <w:t>mechanism</w:t>
+      </w:r>
+      <w:r>
+        <w:rPr>
+          <w:b w:val="0"/>
+        </w:rPr>
+        <w:t xml:space="preserve"> and terminology of speech pipelines and multimodal </w:t>
+      </w:r>
+      <w:r>
+        <w:rPr>
+          <w:b/>
+        </w:rPr>
+        <w:t>evidence</w:t>
+      </w:r>
+    </w:p>
+    <w:p>
+      <w:pPr>
+        <w:spacing w:line="336" w:lineRule="auto" w:after="180"/>
+      </w:pPr>
+      <w:r>
+        <w:rPr>
+          <w:b w:val="0"/>
+        </w:rPr>
+        <w:t>Reference example, not the only acceptable wording: Teacher explanation: A multimodal pipeline may transcribe speech, inspect an image and generate a response.</w:t>
+      </w:r>
+    </w:p>
+    <w:p>
+      <w:pPr>
+        <w:spacing w:line="336" w:lineRule="auto" w:after="180"/>
+      </w:pPr>
+      <w:r>
+        <w:rPr>
+          <w:b w:val="0"/>
+        </w:rPr>
+        <w:t>Errors at one stage can propagate even when later stages run correctly. Track source modality, segment/time references, transcription, interpretation and final claims separately.</w:t>
+      </w:r>
+    </w:p>
+    <w:p>
+      <w:pPr>
+        <w:spacing w:line="336" w:lineRule="auto" w:after="180"/>
+      </w:pPr>
+      <w:r>
+        <w:rPr>
+          <w:b w:val="0"/>
+        </w:rPr>
+        <w:t xml:space="preserve">Compare conflicting </w:t>
+      </w:r>
+      <w:r>
+        <w:rPr>
+          <w:b/>
+        </w:rPr>
+        <w:t>evidence</w:t>
+      </w:r>
+      <w:r>
+        <w:rPr>
+          <w:b w:val="0"/>
+        </w:rPr>
+        <w:t xml:space="preserve"> without assuming one modality always wins. Ask for clarification when the task needs unresolved information.</w:t>
       </w:r>
     </w:p>
     <w:p>
@@ -229,18 +363,82 @@
       </w:r>
     </w:p>
     <w:p>
-      <w:r>
+      <w:pPr>
+        <w:spacing w:line="336" w:lineRule="auto" w:after="180"/>
+      </w:pPr>
+      <w:r>
+        <w:rPr>
+          <w:b w:val="0"/>
+        </w:rPr>
         <w:t>Without opening the old lesson, explain one key idea from Visual Composition. Give an example and a mistake that the idea helps you avoid.</w:t>
       </w:r>
     </w:p>
     <w:p>
-      <w:r>
-        <w:t>Look for: Explain the mechanism and terminology of image generation and provenance</w:t>
-      </w:r>
-    </w:p>
-    <w:p>
-      <w:r>
-        <w:t>Reference example, not the only acceptable wording: Teacher explanation: An image generator constructs an output from learned patterns and a specification. A generated picture is not a record that the depicted event occurred. Keep a provenance record containing specification, tool/version when known, generation date, edits, permissions and intended use. Label fictional imagery. Inspect visual requirements and avoid inferring identity or event authenticity from appearance.</w:t>
+      <w:pPr>
+        <w:spacing w:line="336" w:lineRule="auto" w:after="180"/>
+      </w:pPr>
+      <w:r>
+        <w:rPr>
+          <w:b w:val="0"/>
+        </w:rPr>
+        <w:t xml:space="preserve">Look for: Explain the </w:t>
+      </w:r>
+      <w:r>
+        <w:rPr>
+          <w:b/>
+        </w:rPr>
+        <w:t>mechanism</w:t>
+      </w:r>
+      <w:r>
+        <w:rPr>
+          <w:b w:val="0"/>
+        </w:rPr>
+        <w:t xml:space="preserve"> and terminology of image generation and provenance</w:t>
+      </w:r>
+    </w:p>
+    <w:p>
+      <w:pPr>
+        <w:spacing w:line="336" w:lineRule="auto" w:after="180"/>
+      </w:pPr>
+      <w:r>
+        <w:rPr>
+          <w:b w:val="0"/>
+        </w:rPr>
+        <w:t xml:space="preserve">Reference example, not the only acceptable wording: Teacher explanation: An image generator constructs an </w:t>
+      </w:r>
+      <w:r>
+        <w:rPr>
+          <w:b/>
+        </w:rPr>
+        <w:t>output</w:t>
+      </w:r>
+      <w:r>
+        <w:rPr>
+          <w:b w:val="0"/>
+        </w:rPr>
+        <w:t xml:space="preserve"> from learned patterns and a specification. A generated picture is not a record that the depicted event occurred.</w:t>
+      </w:r>
+    </w:p>
+    <w:p>
+      <w:pPr>
+        <w:spacing w:line="336" w:lineRule="auto" w:after="180"/>
+      </w:pPr>
+      <w:r>
+        <w:rPr>
+          <w:b w:val="0"/>
+        </w:rPr>
+        <w:t>Keep a provenance record containing specification, tool/version when known, generation date, edits, permissions and intended use. Label fictional imagery.</w:t>
+      </w:r>
+    </w:p>
+    <w:p>
+      <w:pPr>
+        <w:spacing w:line="336" w:lineRule="auto" w:after="180"/>
+      </w:pPr>
+      <w:r>
+        <w:rPr>
+          <w:b w:val="0"/>
+        </w:rPr>
+        <w:t>Inspect visual requirements and avoid inferring identity or event authenticity from appearance.</w:t>
       </w:r>
     </w:p>
     <w:p>
@@ -252,22 +450,69 @@
       </w:r>
     </w:p>
     <w:p>
-      <w:r>
-        <w:t>Without opening the old lesson, explain one key idea from Structured Output and Schemas. Give an example and a mistake that the idea helps you avoid.</w:t>
-      </w:r>
-    </w:p>
-    <w:p>
-      <w:r>
+      <w:pPr>
+        <w:spacing w:line="336" w:lineRule="auto" w:after="180"/>
+      </w:pPr>
+      <w:r>
+        <w:rPr>
+          <w:b w:val="0"/>
+        </w:rPr>
+        <w:t xml:space="preserve">Without opening the old lesson, explain one key idea from Structured </w:t>
+      </w:r>
+      <w:r>
+        <w:rPr>
+          <w:b/>
+        </w:rPr>
+        <w:t>Output</w:t>
+      </w:r>
+      <w:r>
+        <w:rPr>
+          <w:b w:val="0"/>
+        </w:rPr>
+        <w:t xml:space="preserve"> and Schemas. Give an example and a mistake that the idea helps you avoid.</w:t>
+      </w:r>
+    </w:p>
+    <w:p>
+      <w:pPr>
+        <w:spacing w:line="336" w:lineRule="auto" w:after="180"/>
+      </w:pPr>
+      <w:r>
+        <w:rPr>
+          <w:b w:val="0"/>
+        </w:rPr>
         <w:t>Look for: Separate JSON parsing, schema validation and source support checks</w:t>
       </w:r>
     </w:p>
     <w:p>
-      <w:r>
-        <w:t>Reference example, not the only acceptable wording: Teacher explanation: Parsing establishes grammatical JSON; schema checks enforce fields/types/conditional rules; semantic checks match the claims to sources and domain meaning. None alone establishes all three.</w:t>
-      </w:r>
-    </w:p>
-    <w:p>
-      <w:r>
+      <w:pPr>
+        <w:spacing w:line="336" w:lineRule="auto" w:after="180"/>
+      </w:pPr>
+      <w:r>
+        <w:rPr>
+          <w:b w:val="0"/>
+        </w:rPr>
+        <w:t>Reference example, not the only acceptable wording: Teacher explanation: Parsing establishes grammatical JSON; schema checks enforce fields/types/conditional rules; semantic checks match the claims to sources and domain meaning.</w:t>
+      </w:r>
+    </w:p>
+    <w:p>
+      <w:pPr>
+        <w:spacing w:line="336" w:lineRule="auto" w:after="180"/>
+      </w:pPr>
+      <w:r>
+        <w:rPr>
+          <w:b w:val="0"/>
+        </w:rPr>
+        <w:t>None alone establishes all three.</w:t>
+      </w:r>
+    </w:p>
+    <w:p>
+      <w:pPr>
+        <w:spacing w:line="336" w:lineRule="auto" w:after="180"/>
+      </w:pPr>
+      <w:r>
+        <w:rPr>
+          <w:b w:val="0"/>
+        </w:rPr>
         <w:t>Use the student module and workbook section with this exact week title. The worked case, independent question and answers below form one aligned lesson sequence.</w:t>
       </w:r>
     </w:p>
@@ -280,8 +525,26 @@
       </w:r>
     </w:p>
     <w:p>
-      <w:r>
-        <w:t>A generated answer contains a nonexistent quote, a real source unrelated to the claim and a correct sum using the wrong input. Classify the three failures and their repairs.</w:t>
+      <w:pPr>
+        <w:spacing w:line="336" w:lineRule="auto" w:after="180"/>
+      </w:pPr>
+      <w:r>
+        <w:rPr>
+          <w:b w:val="0"/>
+        </w:rPr>
+        <w:t xml:space="preserve">A generated answer contains a nonexistent quote, a real source unrelated to the claim and a correct sum using the wrong </w:t>
+      </w:r>
+      <w:r>
+        <w:rPr>
+          <w:b/>
+        </w:rPr>
+        <w:t>input</w:t>
+      </w:r>
+      <w:r>
+        <w:rPr>
+          <w:b w:val="0"/>
+        </w:rPr>
+        <w:t>. Classify the three failures and their repairs.</w:t>
       </w:r>
     </w:p>
     <w:p>
@@ -293,7 +556,13 @@
       </w:r>
     </w:p>
     <w:p>
-      <w:r>
+      <w:pPr>
+        <w:spacing w:line="336" w:lineRule="auto" w:after="180"/>
+      </w:pPr>
+      <w:r>
+        <w:rPr>
+          <w:b w:val="0"/>
+        </w:rPr>
         <w:t>Week 14: Hallucination Failure Types</w:t>
       </w:r>
     </w:p>
@@ -430,12 +699,38 @@
       </w:r>
     </w:p>
     <w:p>
-      <w:r>
+      <w:pPr>
+        <w:spacing w:line="336" w:lineRule="auto" w:after="180"/>
+      </w:pPr>
+      <w:r>
+        <w:rPr>
+          <w:b w:val="0"/>
+        </w:rPr>
         <w:t>Use the supplied scenario, student illustrations and blank paper. For numeric work, offer counters or a calculator after learners show the setup. Fictional records are supplied; personal data and paid accounts are unnecessary.</w:t>
       </w:r>
     </w:p>
     <w:p>
-      <w:r>
+      <w:pPr>
+        <w:pStyle w:val="Heading3"/>
+      </w:pPr>
+      <w:r>
+        <w:t>Alternative compact allocation</w:t>
+      </w:r>
+    </w:p>
+    <w:p>
+      <w:r>
+        <w:t>This compact option is not the full-week schedule. Use the main teaching cycle and allow extra sessions for the investigation, independent work and project.</w:t>
+      </w:r>
+    </w:p>
+    <w:p>
+      <w:pPr>
+        <w:spacing w:line="336" w:lineRule="auto" w:after="180"/>
+        <w:shd w:fill="F1F6F8"/>
+      </w:pPr>
+      <w:r>
+        <w:rPr>
+          <w:b w:val="0"/>
+        </w:rPr>
         <w:t>Allow 80 minutes: recall 8; explanation 12; worked demonstration 15; guided practice 20; independent assessment 15; project and reflection 10. Extend the lab into a second session when needed.</w:t>
       </w:r>
     </w:p>
@@ -448,8 +743,72 @@
       </w:r>
     </w:p>
     <w:p>
-      <w:r>
-        <w:t>Two 45-minute sessions. Generated answers may invent facts, misread quantities or cite irrelevant passages. Verification checks each claim against evidence rather than accepting fluent wording. Use the supplied constructed scenarios to make the mechanism inspectable. Collect W4 before sharing solutions. Students should name intermediate evidence and limitations; classroom pacing and learning effectiveness remain unvalidated.</w:t>
+      <w:pPr>
+        <w:spacing w:line="336" w:lineRule="auto" w:after="180"/>
+      </w:pPr>
+      <w:r>
+        <w:rPr>
+          <w:b w:val="0"/>
+        </w:rPr>
+        <w:t xml:space="preserve">Two 45-minute sessions. Generated answers may invent facts, misread quantities or cite irrelevant passages. Verification checks each claim against </w:t>
+      </w:r>
+      <w:r>
+        <w:rPr>
+          <w:b/>
+        </w:rPr>
+        <w:t>evidence</w:t>
+      </w:r>
+      <w:r>
+        <w:rPr>
+          <w:b w:val="0"/>
+        </w:rPr>
+        <w:t xml:space="preserve"> rather than accepting fluent wording.</w:t>
+      </w:r>
+    </w:p>
+    <w:p>
+      <w:pPr>
+        <w:spacing w:line="336" w:lineRule="auto" w:after="180"/>
+      </w:pPr>
+      <w:r>
+        <w:rPr>
+          <w:b w:val="0"/>
+        </w:rPr>
+        <w:t xml:space="preserve">Use the supplied constructed scenarios to make the </w:t>
+      </w:r>
+      <w:r>
+        <w:rPr>
+          <w:b/>
+        </w:rPr>
+        <w:t>mechanism</w:t>
+      </w:r>
+      <w:r>
+        <w:rPr>
+          <w:b w:val="0"/>
+        </w:rPr>
+        <w:t xml:space="preserve"> inspectable. Collect W4 before sharing solutions.</w:t>
+      </w:r>
+    </w:p>
+    <w:p>
+      <w:pPr>
+        <w:spacing w:line="336" w:lineRule="auto" w:after="180"/>
+      </w:pPr>
+      <w:r>
+        <w:rPr>
+          <w:b w:val="0"/>
+        </w:rPr>
+        <w:t xml:space="preserve">Students should name intermediate </w:t>
+      </w:r>
+      <w:r>
+        <w:rPr>
+          <w:b/>
+        </w:rPr>
+        <w:t>evidence</w:t>
+      </w:r>
+      <w:r>
+        <w:rPr>
+          <w:b w:val="0"/>
+        </w:rPr>
+        <w:t xml:space="preserve"> and limitations; classroom pacing and learning effectiveness remain unvalidated.</w:t>
       </w:r>
     </w:p>
     <w:p>
@@ -461,22 +820,81 @@
       </w:r>
     </w:p>
     <w:p>
-      <w:r>
-        <w:t>A result depends on the inputs, procedure and conditions that produced it. Preserve data roles and distinguish observed outcomes from predictions or unmeasured conditions. If the prior concept cannot be explained, use a short retrieval activity before this chapter.</w:t>
-      </w:r>
-    </w:p>
-    <w:p>
-      <w:r>
+      <w:pPr>
+        <w:spacing w:line="336" w:lineRule="auto" w:after="180"/>
+      </w:pPr>
+      <w:r>
+        <w:rPr>
+          <w:b w:val="0"/>
+        </w:rPr>
+        <w:t xml:space="preserve">A result depends on the </w:t>
+      </w:r>
+      <w:r>
+        <w:rPr>
+          <w:b/>
+        </w:rPr>
+        <w:t>input</w:t>
+      </w:r>
+      <w:r>
+        <w:rPr>
+          <w:b w:val="0"/>
+        </w:rPr>
+        <w:t xml:space="preserve">s, procedure and conditions that produced it. Preserve data roles and distinguish observed outcomes from </w:t>
+      </w:r>
+      <w:r>
+        <w:rPr>
+          <w:b/>
+        </w:rPr>
+        <w:t>prediction</w:t>
+      </w:r>
+      <w:r>
+        <w:rPr>
+          <w:b w:val="0"/>
+        </w:rPr>
+        <w:t>s or unmeasured conditions.</w:t>
+      </w:r>
+    </w:p>
+    <w:p>
+      <w:pPr>
+        <w:spacing w:line="336" w:lineRule="auto" w:after="180"/>
+      </w:pPr>
+      <w:r>
+        <w:rPr>
+          <w:b w:val="0"/>
+        </w:rPr>
+        <w:t>If the prior concept cannot be explained, use a short retrieval activity before this chapter.</w:t>
+      </w:r>
+    </w:p>
+    <w:p>
+      <w:pPr>
+        <w:spacing w:line="336" w:lineRule="auto" w:after="180"/>
+      </w:pPr>
+      <w:r>
+        <w:rPr>
+          <w:b w:val="0"/>
+        </w:rPr>
         <w:t>Lesson and workbook; paper and pencil</w:t>
       </w:r>
     </w:p>
     <w:p>
-      <w:r>
+      <w:pPr>
+        <w:spacing w:line="336" w:lineRule="auto" w:after="180"/>
+      </w:pPr>
+      <w:r>
+        <w:rPr>
+          <w:b w:val="0"/>
+        </w:rPr>
         <w:t>Calculator and optional local Python 3 for arithmetic; no live API or private data</w:t>
       </w:r>
     </w:p>
     <w:p>
-      <w:r>
+      <w:pPr>
+        <w:spacing w:line="336" w:lineRule="auto" w:after="180"/>
+      </w:pPr>
+      <w:r>
+        <w:rPr>
+          <w:b w:val="0"/>
+        </w:rPr>
         <w:t>Prepare the fresh retry separately and withhold its solution until after collection</w:t>
       </w:r>
     </w:p>
@@ -489,12 +907,48 @@
       </w:r>
     </w:p>
     <w:p>
-      <w:r>
-        <w:t>By the end, I can distinguish supported, contradicted and unsupported generated claims.</w:t>
-      </w:r>
-    </w:p>
-    <w:p>
-      <w:r>
+      <w:pPr>
+        <w:spacing w:line="336" w:lineRule="auto" w:after="180"/>
+      </w:pPr>
+      <w:r>
+        <w:rPr>
+          <w:b w:val="0"/>
+        </w:rPr>
+        <w:t xml:space="preserve">By the end, I can distinguish supported, </w:t>
+      </w:r>
+      <w:r>
+        <w:rPr>
+          <w:b/>
+        </w:rPr>
+        <w:t>contradicted</w:t>
+      </w:r>
+      <w:r>
+        <w:rPr>
+          <w:b w:val="0"/>
+        </w:rPr>
+        <w:t xml:space="preserve"> and </w:t>
+      </w:r>
+      <w:r>
+        <w:rPr>
+          <w:b/>
+        </w:rPr>
+        <w:t>unsupported</w:t>
+      </w:r>
+      <w:r>
+        <w:rPr>
+          <w:b w:val="0"/>
+        </w:rPr>
+        <w:t xml:space="preserve"> generated claims.</w:t>
+      </w:r>
+    </w:p>
+    <w:p>
+      <w:pPr>
+        <w:spacing w:line="336" w:lineRule="auto" w:after="180"/>
+      </w:pPr>
+      <w:r>
+        <w:rPr>
+          <w:b w:val="0"/>
+        </w:rPr>
         <w:t>This added worked case illustrates the week’s main idea. Retain all original and connected topics; schedule its practice within the teaching cycle.</w:t>
       </w:r>
     </w:p>
@@ -507,61 +961,215 @@
       </w:r>
     </w:p>
     <w:p>
+      <w:r>
+        <w:t>Model Hallucination Failure Types using the supplied case, labelled mechanism and reasoning. Make the scope of each conclusion explicit.</w:t>
+      </w:r>
+    </w:p>
+    <w:p>
+      <w:pPr>
+        <w:spacing w:line="336" w:lineRule="auto" w:after="180"/>
+      </w:pPr>
+      <w:r>
+        <w:rPr>
+          <w:b/>
+        </w:rPr>
+        <w:t>Input</w:t>
+      </w:r>
+      <w:r>
+        <w:rPr>
+          <w:b w:val="0"/>
+        </w:rPr>
+        <w:t xml:space="preserve"> → </w:t>
+      </w:r>
+      <w:r>
+        <w:rPr>
+          <w:b/>
+        </w:rPr>
+        <w:t>Process</w:t>
+      </w:r>
+      <w:r>
+        <w:rPr>
+          <w:b w:val="0"/>
+        </w:rPr>
+        <w:t xml:space="preserve"> → </w:t>
+      </w:r>
+      <w:r>
+        <w:rPr>
+          <w:b/>
+        </w:rPr>
+        <w:t>Output</w:t>
+      </w:r>
+    </w:p>
+    <w:p>
+      <w:pPr>
+        <w:spacing w:line="336" w:lineRule="auto" w:after="180"/>
+      </w:pPr>
+      <w:r>
+        <w:rPr>
+          <w:b w:val="0"/>
+        </w:rPr>
+        <w:t>Trace the information. At each stage, ask what changed and how you could test it.</w:t>
+      </w:r>
+    </w:p>
+    <w:p>
+      <w:pPr>
+        <w:spacing w:line="336" w:lineRule="auto" w:after="180"/>
+      </w:pPr>
+      <w:r>
+        <w:rPr>
+          <w:b w:val="0"/>
+        </w:rPr>
+        <w:t>Which stage could fail even when the other two are correct? Explain:</w:t>
+      </w:r>
+    </w:p>
+    <w:p>
+      <w:pPr>
+        <w:spacing w:line="336" w:lineRule="auto" w:after="180"/>
+      </w:pPr>
+      <w:r>
+        <w:rPr>
+          <w:b w:val="0"/>
+        </w:rPr>
+        <w:t xml:space="preserve">Predict first. Then check each step. A correct answer without visible reasoning is incomplete </w:t>
+      </w:r>
+      <w:r>
+        <w:rPr>
+          <w:b/>
+        </w:rPr>
+        <w:t>evidence</w:t>
+      </w:r>
+      <w:r>
+        <w:rPr>
+          <w:b w:val="0"/>
+        </w:rPr>
+        <w:t>.</w:t>
+      </w:r>
+    </w:p>
+    <w:p>
+      <w:pPr>
+        <w:spacing w:line="336" w:lineRule="auto" w:after="180"/>
+        <w:shd w:fill="F4F9FC"/>
+      </w:pPr>
+      <w:r>
+        <w:rPr>
+          <w:b w:val="0"/>
+        </w:rPr>
+        <w:t>1. Claim 1 is directly supported by the passage.</w:t>
+      </w:r>
+    </w:p>
+    <w:p>
+      <w:pPr>
+        <w:spacing w:line="336" w:lineRule="auto" w:after="180"/>
+        <w:shd w:fill="F4F9FC"/>
+      </w:pPr>
+      <w:r>
+        <w:rPr>
+          <w:b w:val="0"/>
+        </w:rPr>
+        <w:t xml:space="preserve">2. Claim 2 invents a scientist’s quotation: </w:t>
+      </w:r>
+      <w:r>
+        <w:rPr>
+          <w:b/>
+        </w:rPr>
+        <w:t>fabrication</w:t>
+      </w:r>
+      <w:r>
+        <w:rPr>
+          <w:b w:val="0"/>
+        </w:rPr>
+        <w:t>.</w:t>
+      </w:r>
+    </w:p>
+    <w:p>
+      <w:pPr>
+        <w:spacing w:line="336" w:lineRule="auto" w:after="180"/>
+        <w:shd w:fill="F4F9FC"/>
+      </w:pPr>
+      <w:r>
+        <w:rPr>
+          <w:b w:val="0"/>
+        </w:rPr>
+        <w:t xml:space="preserve">3. Claim 3 draws a cause from correlation: </w:t>
+      </w:r>
+      <w:r>
+        <w:rPr>
+          <w:b/>
+        </w:rPr>
+        <w:t>faulty inference</w:t>
+      </w:r>
+      <w:r>
+        <w:rPr>
+          <w:b w:val="0"/>
+        </w:rPr>
+        <w:t>.</w:t>
+      </w:r>
+    </w:p>
+    <w:p>
+      <w:pPr>
+        <w:spacing w:line="336" w:lineRule="auto" w:after="180"/>
+        <w:shd w:fill="F4F9FC"/>
+      </w:pPr>
+      <w:r>
+        <w:rPr>
+          <w:b w:val="0"/>
+        </w:rPr>
+        <w:t xml:space="preserve">4. Tag each claim, repair only with </w:t>
+      </w:r>
+      <w:r>
+        <w:rPr>
+          <w:b/>
+        </w:rPr>
+        <w:t>evidence</w:t>
+      </w:r>
+      <w:r>
+        <w:rPr>
+          <w:b w:val="0"/>
+        </w:rPr>
+        <w:t>, or mark unknown.</w:t>
+      </w:r>
+    </w:p>
+    <w:p>
+      <w:pPr>
+        <w:spacing w:line="336" w:lineRule="auto" w:after="180"/>
+      </w:pPr>
+      <w:r>
+        <w:rPr>
+          <w:b w:val="0"/>
+        </w:rPr>
+        <w:t>Recalculate, retrace, or restate the reasoning in your own representation:</w:t>
+      </w:r>
+    </w:p>
+    <w:p>
+      <w:pPr>
+        <w:spacing w:line="336" w:lineRule="auto" w:after="180"/>
+        <w:shd w:fill="F5F1FB"/>
+      </w:pPr>
+      <w:r>
+        <w:rPr>
+          <w:b w:val="0"/>
+        </w:rPr>
+        <w:t xml:space="preserve">CHECK Did the </w:t>
+      </w:r>
+      <w:r>
+        <w:rPr>
+          <w:b/>
+        </w:rPr>
+        <w:t>evidence</w:t>
+      </w:r>
+      <w:r>
+        <w:rPr>
+          <w:b w:val="0"/>
+        </w:rPr>
+        <w:t xml:space="preserve"> answer the exact question? Did the total, path, or source record stay consistent?</w:t>
+      </w:r>
+    </w:p>
+    <w:p>
       <w:pPr>
         <w:pStyle w:val="Heading3"/>
       </w:pPr>
       <w:r>
-        <w:t>Explain the mechanism</w:t>
-      </w:r>
-    </w:p>
-    <w:p>
-      <w:r>
-        <w:t>Input → Process → Output</w:t>
-      </w:r>
-    </w:p>
-    <w:p>
-      <w:r>
-        <w:t>Trace the information. At each stage, ask what changed and how you could test it.</w:t>
-      </w:r>
-    </w:p>
-    <w:p>
-      <w:r>
-        <w:t>Which stage could fail even when the other two are correct? Explain:</w:t>
-      </w:r>
-    </w:p>
-    <w:p>
-      <w:r>
-        <w:t>Predict first. Then check each step. A correct answer without visible reasoning is incomplete evidence.</w:t>
-      </w:r>
-    </w:p>
-    <w:p>
-      <w:r>
-        <w:t>1. Claim 1 is directly supported by the passage.</w:t>
-      </w:r>
-    </w:p>
-    <w:p>
-      <w:r>
-        <w:t>2. Claim 2 invents a scientist’s quotation: fabrication.</w:t>
-      </w:r>
-    </w:p>
-    <w:p>
-      <w:r>
-        <w:t>3. Claim 3 draws a cause from correlation: faulty inference.</w:t>
-      </w:r>
-    </w:p>
-    <w:p>
-      <w:r>
-        <w:t>4. Tag each claim, repair only with evidence, or mark unknown.</w:t>
-      </w:r>
-    </w:p>
-    <w:p>
-      <w:r>
-        <w:t>Recalculate, retrace, or restate the reasoning in your own representation:</w:t>
-      </w:r>
-    </w:p>
-    <w:p>
-      <w:r>
-        <w:t>CHECK Did the evidence answer the exact question? Did the total, path, or source record stay consistent?</w:t>
+        <w:t>Concrete teaching case</w:t>
       </w:r>
     </w:p>
     <w:p>
@@ -569,16 +1177,38 @@
         <w:pStyle w:val="Heading3"/>
       </w:pPr>
       <w:r>
-        <w:t>Concrete teaching case</w:t>
-      </w:r>
-    </w:p>
-    <w:p>
-      <w:r>
+        <w:t>The teaching case</w:t>
+      </w:r>
+    </w:p>
+    <w:p>
+      <w:pPr>
+        <w:spacing w:line="336" w:lineRule="auto" w:after="180"/>
+        <w:shd w:fill="F1F6FC"/>
+      </w:pPr>
+      <w:r>
+        <w:rPr>
+          <w:b w:val="0"/>
+        </w:rPr>
         <w:t>An answer invents a quotation, cites a source lacking it and supplies an impossible date.</w:t>
       </w:r>
     </w:p>
     <w:p>
-      <w:r>
+      <w:pPr>
+        <w:pStyle w:val="Heading3"/>
+      </w:pPr>
+      <w:r>
+        <w:t>The teaching case</w:t>
+      </w:r>
+    </w:p>
+    <w:p>
+      <w:pPr>
+        <w:spacing w:line="336" w:lineRule="auto" w:after="180"/>
+        <w:shd w:fill="F1F6FC"/>
+      </w:pPr>
+      <w:r>
+        <w:rPr>
+          <w:b w:val="0"/>
+        </w:rPr>
         <w:t>Separate the failures and checks.</w:t>
       </w:r>
     </w:p>
@@ -591,7 +1221,22 @@
       </w:r>
     </w:p>
     <w:p>
-      <w:r>
+      <w:pPr>
+        <w:pStyle w:val="Heading3"/>
+      </w:pPr>
+      <w:r>
+        <w:t>Why the result follows</w:t>
+      </w:r>
+    </w:p>
+    <w:p>
+      <w:pPr>
+        <w:spacing w:line="336" w:lineRule="auto" w:after="180"/>
+        <w:shd w:fill="F1F6FC"/>
+      </w:pPr>
+      <w:r>
+        <w:rPr>
+          <w:b w:val="0"/>
+        </w:rPr>
         <w:t>Check exact quote text, claim-to-source support and calendar consistency independently. Each failure needs its own correction.</w:t>
       </w:r>
     </w:p>
@@ -604,23 +1249,157 @@
       </w:r>
     </w:p>
     <w:p>
-      <w:r>
-        <w:t>Generated answers may invent facts, misread quantities or cite irrelevant passages. Verification checks each claim against evidence rather than accepting fluent wording.</w:t>
-      </w:r>
-    </w:p>
-    <w:p>
-      <w:r>
-        <w:t>Begin by writing the question the procedure is intended to answer. Identify the information already supplied, the information it will produce and the information still missing. These are constructed classroom examples; they do not require live accounts, private records or an external service. Do not treat a plausible explanation as a measured outcome.</w:t>
-      </w:r>
-    </w:p>
-    <w:p>
-      <w:r>
-        <w:t>Split an answer into atomic claims. For each, record the exact source passage, support status and any needed calculation. Mark unsupported and contradicted claims separately; do not repair them by inventing sources.</w:t>
-      </w:r>
-    </w:p>
-    <w:p>
-      <w:r>
-        <w:t>Before applying the procedure, write its units, denominator or decision boundary where relevant. A partner should be able to repeat each step using the same inputs. If a required input is absent or violates the stated contract, record that condition explicitly instead of quietly replacing it with a convenient value.</w:t>
+      <w:pPr>
+        <w:spacing w:line="336" w:lineRule="auto" w:after="180"/>
+      </w:pPr>
+      <w:r>
+        <w:rPr>
+          <w:b w:val="0"/>
+        </w:rPr>
+        <w:t xml:space="preserve">Generated answers may invent facts, misread quantities or cite irrelevant passages. Verification checks each claim against </w:t>
+      </w:r>
+      <w:r>
+        <w:rPr>
+          <w:b/>
+        </w:rPr>
+        <w:t>evidence</w:t>
+      </w:r>
+      <w:r>
+        <w:rPr>
+          <w:b w:val="0"/>
+        </w:rPr>
+        <w:t xml:space="preserve"> rather than accepting fluent wording.</w:t>
+      </w:r>
+    </w:p>
+    <w:p>
+      <w:pPr>
+        <w:pStyle w:val="Heading3"/>
+      </w:pPr>
+      <w:r>
+        <w:t>Explain the added worked example · 1</w:t>
+      </w:r>
+    </w:p>
+    <w:p>
+      <w:pPr>
+        <w:spacing w:line="336" w:lineRule="auto" w:after="180"/>
+      </w:pPr>
+      <w:r>
+        <w:rPr>
+          <w:b w:val="0"/>
+        </w:rPr>
+        <w:t>Begin by writing the question the procedure is intended to answer. Identify the information already supplied, the information it will produce and the information still missing.</w:t>
+      </w:r>
+    </w:p>
+    <w:p>
+      <w:pPr>
+        <w:spacing w:line="336" w:lineRule="auto" w:after="180"/>
+      </w:pPr>
+      <w:r>
+        <w:rPr>
+          <w:b w:val="0"/>
+        </w:rPr>
+        <w:t>These are constructed classroom examples; they do not require live accounts, private records or an external service. Do not treat a plausible explanation as a measured outcome.</w:t>
+      </w:r>
+    </w:p>
+    <w:p>
+      <w:pPr>
+        <w:spacing w:line="336" w:lineRule="auto" w:after="180"/>
+      </w:pPr>
+      <w:r>
+        <w:rPr>
+          <w:b w:val="0"/>
+        </w:rPr>
+        <w:t xml:space="preserve">Split an answer into </w:t>
+      </w:r>
+      <w:r>
+        <w:rPr>
+          <w:b/>
+        </w:rPr>
+        <w:t>atomic claim</w:t>
+      </w:r>
+      <w:r>
+        <w:rPr>
+          <w:b w:val="0"/>
+        </w:rPr>
+        <w:t xml:space="preserve">s. For each, record the exact source passage, support status and any needed calculation. Mark </w:t>
+      </w:r>
+      <w:r>
+        <w:rPr>
+          <w:b/>
+        </w:rPr>
+        <w:t>unsupported</w:t>
+      </w:r>
+      <w:r>
+        <w:rPr>
+          <w:b w:val="0"/>
+        </w:rPr>
+        <w:t xml:space="preserve"> and </w:t>
+      </w:r>
+      <w:r>
+        <w:rPr>
+          <w:b/>
+        </w:rPr>
+        <w:t>contradicted</w:t>
+      </w:r>
+      <w:r>
+        <w:rPr>
+          <w:b w:val="0"/>
+        </w:rPr>
+        <w:t xml:space="preserve"> claims separately; do not repair them by inventing sources.</w:t>
+      </w:r>
+    </w:p>
+    <w:p>
+      <w:pPr>
+        <w:pStyle w:val="Heading3"/>
+      </w:pPr>
+      <w:r>
+        <w:t>Explain the added worked example · 2</w:t>
+      </w:r>
+    </w:p>
+    <w:p>
+      <w:pPr>
+        <w:spacing w:line="336" w:lineRule="auto" w:after="180"/>
+      </w:pPr>
+      <w:r>
+        <w:rPr>
+          <w:b w:val="0"/>
+        </w:rPr>
+        <w:t xml:space="preserve">Before applying the procedure, write its units, denominator or decision boundary where relevant. A partner should be able to repeat each step using the same </w:t>
+      </w:r>
+      <w:r>
+        <w:rPr>
+          <w:b/>
+        </w:rPr>
+        <w:t>input</w:t>
+      </w:r>
+      <w:r>
+        <w:rPr>
+          <w:b w:val="0"/>
+        </w:rPr>
+        <w:t>s.</w:t>
+      </w:r>
+    </w:p>
+    <w:p>
+      <w:pPr>
+        <w:spacing w:line="336" w:lineRule="auto" w:after="180"/>
+      </w:pPr>
+      <w:r>
+        <w:rPr>
+          <w:b w:val="0"/>
+        </w:rPr>
+        <w:t xml:space="preserve">If a required </w:t>
+      </w:r>
+      <w:r>
+        <w:rPr>
+          <w:b/>
+        </w:rPr>
+        <w:t>input</w:t>
+      </w:r>
+      <w:r>
+        <w:rPr>
+          <w:b w:val="0"/>
+        </w:rPr>
+        <w:t xml:space="preserve"> is absent or violates the stated contract, record that condition explicitly instead of quietly replacing it with a convenient value.</w:t>
       </w:r>
     </w:p>
     <w:p>
@@ -742,23 +1521,161 @@
       </w:r>
     </w:p>
     <w:p>
-      <w:r>
-        <w:t>Use the complete worked example below before asking learners to complete W2. Reveal a small part, invite a prediction, then explain the deciding step. These teacher notes contain solutions; do not reveal the independent case answer during modelling.</w:t>
-      </w:r>
-    </w:p>
-    <w:p>
-      <w:r>
+      <w:pPr>
+        <w:spacing w:line="336" w:lineRule="auto" w:after="180"/>
+      </w:pPr>
+      <w:r>
+        <w:rPr>
+          <w:b w:val="0"/>
+        </w:rPr>
+        <w:t xml:space="preserve">Use the complete worked example below before asking learners to complete W2. Reveal a small part, invite a </w:t>
+      </w:r>
+      <w:r>
+        <w:rPr>
+          <w:b/>
+        </w:rPr>
+        <w:t>prediction</w:t>
+      </w:r>
+      <w:r>
+        <w:rPr>
+          <w:b w:val="0"/>
+        </w:rPr>
+        <w:t>, then explain the deciding step.</w:t>
+      </w:r>
+    </w:p>
+    <w:p>
+      <w:pPr>
+        <w:spacing w:line="336" w:lineRule="auto" w:after="180"/>
+      </w:pPr>
+      <w:r>
+        <w:rPr>
+          <w:b w:val="0"/>
+        </w:rPr>
+        <w:t>These teacher notes contain solutions; do not reveal the independent case answer during modelling.</w:t>
+      </w:r>
+    </w:p>
+    <w:p>
+      <w:pPr>
+        <w:spacing w:line="336" w:lineRule="auto" w:after="180"/>
+      </w:pPr>
+      <w:r>
+        <w:rPr>
+          <w:b w:val="0"/>
+        </w:rPr>
         <w:t>Source R says room B seats 12 and the meeting starts at 15:00. Generated answer says B seats 20, starts at 15:00 and includes free lunch.</w:t>
       </w:r>
     </w:p>
     <w:p>
-      <w:r>
-        <w:t>Capacity 20 is contradicted; 15:00 is supported; free lunch is unsupported. One of three claims has support. The missing lunch fact is not evidence of no lunch.</w:t>
-      </w:r>
-    </w:p>
-    <w:p>
-      <w:r>
-        <w:t>Compare the intermediate evidence with the final statement. Explain why each number or decision follows from the stated inputs. The conclusion belongs to this scenario and procedure; changing the inputs, evaluation population or authority can change what it establishes. Retain the raw record so a later revision can be compared honestly.</w:t>
+      <w:pPr>
+        <w:spacing w:line="336" w:lineRule="auto" w:after="180"/>
+      </w:pPr>
+      <w:r>
+        <w:rPr>
+          <w:b w:val="0"/>
+        </w:rPr>
+        <w:t xml:space="preserve">Capacity 20 is </w:t>
+      </w:r>
+      <w:r>
+        <w:rPr>
+          <w:b/>
+        </w:rPr>
+        <w:t>contradicted</w:t>
+      </w:r>
+      <w:r>
+        <w:rPr>
+          <w:b w:val="0"/>
+        </w:rPr>
+        <w:t xml:space="preserve">; 15:00 is supported; free lunch is </w:t>
+      </w:r>
+      <w:r>
+        <w:rPr>
+          <w:b/>
+        </w:rPr>
+        <w:t>unsupported</w:t>
+      </w:r>
+      <w:r>
+        <w:rPr>
+          <w:b w:val="0"/>
+        </w:rPr>
+        <w:t xml:space="preserve">. One of three claims has support. The missing lunch fact is not </w:t>
+      </w:r>
+      <w:r>
+        <w:rPr>
+          <w:b/>
+        </w:rPr>
+        <w:t>evidence</w:t>
+      </w:r>
+      <w:r>
+        <w:rPr>
+          <w:b w:val="0"/>
+        </w:rPr>
+        <w:t xml:space="preserve"> of no lunch.</w:t>
+      </w:r>
+    </w:p>
+    <w:p>
+      <w:pPr>
+        <w:pStyle w:val="Heading3"/>
+      </w:pPr>
+      <w:r>
+        <w:t>Model the reasoning aloud · 3</w:t>
+      </w:r>
+    </w:p>
+    <w:p>
+      <w:pPr>
+        <w:spacing w:line="336" w:lineRule="auto" w:after="180"/>
+      </w:pPr>
+      <w:r>
+        <w:rPr>
+          <w:b w:val="0"/>
+        </w:rPr>
+        <w:t xml:space="preserve">Compare the intermediate </w:t>
+      </w:r>
+      <w:r>
+        <w:rPr>
+          <w:b/>
+        </w:rPr>
+        <w:t>evidence</w:t>
+      </w:r>
+      <w:r>
+        <w:rPr>
+          <w:b w:val="0"/>
+        </w:rPr>
+        <w:t xml:space="preserve"> with the final statement. Explain why each number or decision follows from the stated </w:t>
+      </w:r>
+      <w:r>
+        <w:rPr>
+          <w:b/>
+        </w:rPr>
+        <w:t>input</w:t>
+      </w:r>
+      <w:r>
+        <w:rPr>
+          <w:b w:val="0"/>
+        </w:rPr>
+        <w:t>s.</w:t>
+      </w:r>
+    </w:p>
+    <w:p>
+      <w:pPr>
+        <w:spacing w:line="336" w:lineRule="auto" w:after="180"/>
+      </w:pPr>
+      <w:r>
+        <w:rPr>
+          <w:b w:val="0"/>
+        </w:rPr>
+        <w:t xml:space="preserve">The conclusion belongs to this scenario and procedure; changing the </w:t>
+      </w:r>
+      <w:r>
+        <w:rPr>
+          <w:b/>
+        </w:rPr>
+        <w:t>input</w:t>
+      </w:r>
+      <w:r>
+        <w:rPr>
+          <w:b w:val="0"/>
+        </w:rPr>
+        <w:t>s, evaluation population or authority can change what it establishes. Retain the raw record so a later revision can be compared honestly.</w:t>
       </w:r>
     </w:p>
     <w:tbl>
@@ -864,7 +1781,13 @@
       </w:tr>
     </w:tbl>
     <w:p>
-      <w:r>
+      <w:pPr>
+        <w:spacing w:line="336" w:lineRule="auto" w:after="180"/>
+      </w:pPr>
+      <w:r>
+        <w:rPr>
+          <w:b w:val="0"/>
+        </w:rPr>
         <w:t>Use the diagram and verbal explanation together. Ask learners to match a sentence to a specific visual step; do not assign learners fixed visual or auditory learning styles.</w:t>
       </w:r>
     </w:p>
@@ -877,7 +1800,13 @@
       </w:r>
     </w:p>
     <w:p>
-      <w:r>
+      <w:pPr>
+        <w:spacing w:line="336" w:lineRule="auto" w:after="180"/>
+      </w:pPr>
+      <w:r>
+        <w:rPr>
+          <w:b w:val="0"/>
+        </w:rPr>
         <w:t>A fictional Study Buddy drafts a field-trip summary from one approved record.</w:t>
       </w:r>
     </w:p>
@@ -890,12 +1819,42 @@
       </w:r>
     </w:p>
     <w:p>
-      <w:r>
+      <w:pPr>
+        <w:pStyle w:val="Heading3"/>
+      </w:pPr>
+      <w:r>
+        <w:t>Supplied facts</w:t>
+      </w:r>
+    </w:p>
+    <w:p>
+      <w:pPr>
+        <w:spacing w:line="336" w:lineRule="auto" w:after="180"/>
+        <w:shd w:fill="F1F6FC"/>
+      </w:pPr>
+      <w:r>
+        <w:rPr>
+          <w:b w:val="0"/>
+        </w:rPr>
         <w:t>Source S: trail length 12 km; planned constant speed 4 km/h, excluding stops; departure 09:00.</w:t>
       </w:r>
     </w:p>
     <w:p>
-      <w:r>
+      <w:pPr>
+        <w:pStyle w:val="Heading3"/>
+      </w:pPr>
+      <w:r>
+        <w:t>Supplied facts</w:t>
+      </w:r>
+    </w:p>
+    <w:p>
+      <w:pPr>
+        <w:spacing w:line="336" w:lineRule="auto" w:after="180"/>
+        <w:shd w:fill="F1F6FC"/>
+      </w:pPr>
+      <w:r>
+        <w:rPr>
+          <w:b w:val="0"/>
+        </w:rPr>
         <w:t>Draft: “The walk takes two hours, starts at 09:00 and includes free lunch.” No lunch record is supplied.</w:t>
       </w:r>
     </w:p>
@@ -1081,20 +2040,74 @@
       </w:r>
     </w:p>
     <w:p>
-      <w:r>
-        <w:t>Different errors need different repairs. Recalculate the duration; keep the supported departure; remove or seek evidence for lunch. These categories are more informative than calling the whole answer wrong. Arithmetic inherits assumptions such as constant speed and no stops, so avoid turning the three-hour walking calculation into a guaranteed arrival time.</w:t>
-      </w:r>
-    </w:p>
-    <w:p>
       <w:pPr>
         <w:pStyle w:val="Heading3"/>
       </w:pPr>
       <w:r>
+        <w:t>Why the result follows</w:t>
+      </w:r>
+    </w:p>
+    <w:p>
+      <w:pPr>
+        <w:spacing w:line="336" w:lineRule="auto" w:after="180"/>
+        <w:shd w:fill="F1F6FC"/>
+      </w:pPr>
+      <w:r>
+        <w:rPr>
+          <w:b w:val="0"/>
+        </w:rPr>
+        <w:t xml:space="preserve">Different errors need different repairs. Recalculate the duration; keep the supported departure; remove or seek </w:t>
+      </w:r>
+      <w:r>
+        <w:rPr>
+          <w:b/>
+        </w:rPr>
+        <w:t>evidence</w:t>
+      </w:r>
+      <w:r>
+        <w:rPr>
+          <w:b w:val="0"/>
+        </w:rPr>
+        <w:t xml:space="preserve"> for lunch. These categories are more informative than calling the whole answer wrong.</w:t>
+      </w:r>
+    </w:p>
+    <w:p>
+      <w:pPr>
+        <w:spacing w:line="336" w:lineRule="auto" w:after="180"/>
+        <w:shd w:fill="F1F6FC"/>
+      </w:pPr>
+      <w:r>
+        <w:rPr>
+          <w:b w:val="0"/>
+        </w:rPr>
+        <w:t>Arithmetic inherits assumptions such as constant speed and no stops, so avoid turning the three-hour walking calculation into a guaranteed arrival time.</w:t>
+      </w:r>
+    </w:p>
+    <w:p>
+      <w:pPr>
+        <w:pStyle w:val="Heading3"/>
+      </w:pPr>
+      <w:r>
         <w:t>What this example does not establish</w:t>
       </w:r>
     </w:p>
     <w:p>
-      <w:r>
+      <w:pPr>
+        <w:pStyle w:val="Heading3"/>
+      </w:pPr>
+      <w:r>
+        <w:t>Keep the stated limit</w:t>
+      </w:r>
+    </w:p>
+    <w:p>
+      <w:pPr>
+        <w:spacing w:line="336" w:lineRule="auto" w:after="180"/>
+        <w:shd w:fill="FFF5E6"/>
+      </w:pPr>
+      <w:r>
+        <w:rPr>
+          <w:b w:val="0"/>
+        </w:rPr>
         <w:t>The fictional plan does not establish actual speed, delays or what eventually occurred on a real trip.</w:t>
       </w:r>
     </w:p>
@@ -1107,17 +2120,68 @@
       </w:r>
     </w:p>
     <w:p>
-      <w:r>
+      <w:pPr>
+        <w:pStyle w:val="Heading3"/>
+      </w:pPr>
+      <w:r>
+        <w:t>Change one thing</w:t>
+      </w:r>
+    </w:p>
+    <w:p>
+      <w:pPr>
+        <w:spacing w:line="336" w:lineRule="auto" w:after="180"/>
+        <w:shd w:fill="F5F1FB"/>
+      </w:pPr>
+      <w:r>
+        <w:rPr>
+          <w:b w:val="0"/>
+        </w:rPr>
         <w:t>Change: Add a planned 30-minute stop while preserving speed and distance.</w:t>
       </w:r>
     </w:p>
     <w:p>
-      <w:r>
-        <w:t>Prediction: Planned total elapsed time becomes 3.5 hours.</w:t>
-      </w:r>
-    </w:p>
-    <w:p>
-      <w:r>
+      <w:pPr>
+        <w:pStyle w:val="Heading3"/>
+      </w:pPr>
+      <w:r>
+        <w:t>Predicted result</w:t>
+      </w:r>
+    </w:p>
+    <w:p>
+      <w:pPr>
+        <w:spacing w:line="336" w:lineRule="auto" w:after="180"/>
+        <w:shd w:fill="F1F6FC"/>
+      </w:pPr>
+      <w:r>
+        <w:rPr>
+          <w:b/>
+        </w:rPr>
+        <w:t>Prediction</w:t>
+      </w:r>
+      <w:r>
+        <w:rPr>
+          <w:b w:val="0"/>
+        </w:rPr>
+        <w:t>: Planned total elapsed time becomes 3.5 hours.</w:t>
+      </w:r>
+    </w:p>
+    <w:p>
+      <w:pPr>
+        <w:pStyle w:val="Heading3"/>
+      </w:pPr>
+      <w:r>
+        <w:t>Why the result follows</w:t>
+      </w:r>
+    </w:p>
+    <w:p>
+      <w:pPr>
+        <w:spacing w:line="336" w:lineRule="auto" w:after="180"/>
+        <w:shd w:fill="F1F6FC"/>
+      </w:pPr>
+      <w:r>
+        <w:rPr>
+          <w:b w:val="0"/>
+        </w:rPr>
         <w:t>Reason: Three moving hours plus half an hour stopped; walking-time calculation itself stays three.</w:t>
       </w:r>
     </w:p>
@@ -1130,8 +2194,57 @@
       </w:r>
     </w:p>
     <w:p>
-      <w:r>
-        <w:t>Cover the result. Ask learners to name the inputs and predict the next step. Uncover one step, connect the icon to the actual procedure, and explain its evidence. Then change the supplied condition and compare. The picture is a representation; it does not document execution of a real AI model.</w:t>
+      <w:pPr>
+        <w:pStyle w:val="Heading3"/>
+      </w:pPr>
+      <w:r>
+        <w:t>Ask while showing the picture · 4</w:t>
+      </w:r>
+    </w:p>
+    <w:p>
+      <w:pPr>
+        <w:spacing w:line="336" w:lineRule="auto" w:after="180"/>
+      </w:pPr>
+      <w:r>
+        <w:rPr>
+          <w:b w:val="0"/>
+        </w:rPr>
+        <w:t xml:space="preserve">Cover the result. Ask learners to name the </w:t>
+      </w:r>
+      <w:r>
+        <w:rPr>
+          <w:b/>
+        </w:rPr>
+        <w:t>input</w:t>
+      </w:r>
+      <w:r>
+        <w:rPr>
+          <w:b w:val="0"/>
+        </w:rPr>
+        <w:t xml:space="preserve">s and predict the next step. Uncover one step, connect the icon to the actual procedure, and explain its </w:t>
+      </w:r>
+      <w:r>
+        <w:rPr>
+          <w:b/>
+        </w:rPr>
+        <w:t>evidence</w:t>
+      </w:r>
+      <w:r>
+        <w:rPr>
+          <w:b w:val="0"/>
+        </w:rPr>
+        <w:t>. Then change the supplied condition and compare.</w:t>
+      </w:r>
+    </w:p>
+    <w:p>
+      <w:pPr>
+        <w:spacing w:line="336" w:lineRule="auto" w:after="180"/>
+      </w:pPr>
+      <w:r>
+        <w:rPr>
+          <w:b w:val="0"/>
+        </w:rPr>
+        <w:t>The picture is a representation; it does not document execution of a real AI model.</w:t>
       </w:r>
     </w:p>
     <w:p>
@@ -1143,11 +2256,16 @@
       </w:r>
     </w:p>
     <w:p>
+      <w:r>
+        <w:t>Demonstrate Hallucination Failure Types, reduce support deliberately and check individual reasoning before discussing answers.</w:t>
+      </w:r>
+    </w:p>
+    <w:p>
       <w:pPr>
         <w:pStyle w:val="Heading3"/>
       </w:pPr>
       <w:r>
-        <w:t>Demonstrate and guide practice</w:t>
+        <w:t>Board sequence</w:t>
       </w:r>
     </w:p>
     <w:p>
@@ -1155,26 +2273,90 @@
         <w:pStyle w:val="Heading3"/>
       </w:pPr>
       <w:r>
-        <w:t>Board sequence</w:t>
-      </w:r>
-    </w:p>
-    <w:p>
-      <w:r>
+        <w:t>1. Put the facts on the board</w:t>
+      </w:r>
+    </w:p>
+    <w:p>
+      <w:pPr>
+        <w:spacing w:line="336" w:lineRule="auto" w:after="180"/>
+        <w:shd w:fill="F4F9FC"/>
+      </w:pPr>
+      <w:r>
+        <w:rPr>
+          <w:b w:val="0"/>
+        </w:rPr>
         <w:t>Write the given facts: An answer invents a quotation, cites a source lacking it and supplies an impossible date.</w:t>
       </w:r>
     </w:p>
     <w:p>
-      <w:r>
+      <w:pPr>
+        <w:pStyle w:val="Heading3"/>
+      </w:pPr>
+      <w:r>
+        <w:t>2. State the decision to explain</w:t>
+      </w:r>
+    </w:p>
+    <w:p>
+      <w:pPr>
+        <w:spacing w:line="336" w:lineRule="auto" w:after="180"/>
+        <w:shd w:fill="F4F9FC"/>
+      </w:pPr>
+      <w:r>
+        <w:rPr>
+          <w:b w:val="0"/>
+        </w:rPr>
         <w:t>Write the question to explain: Separate the failures and checks.</w:t>
       </w:r>
     </w:p>
     <w:p>
-      <w:r>
-        <w:t>Reveal after predictions: Check exact quote text, claim-to-source support and calendar consistency independently. Each failure needs its own correction.</w:t>
-      </w:r>
-    </w:p>
-    <w:p>
-      <w:r>
+      <w:pPr>
+        <w:pStyle w:val="Heading3"/>
+      </w:pPr>
+      <w:r>
+        <w:t>3. Reveal the worked reasoning</w:t>
+      </w:r>
+    </w:p>
+    <w:p>
+      <w:pPr>
+        <w:spacing w:line="336" w:lineRule="auto" w:after="180"/>
+        <w:shd w:fill="F1F6FC"/>
+      </w:pPr>
+      <w:r>
+        <w:rPr>
+          <w:b w:val="0"/>
+        </w:rPr>
+        <w:t xml:space="preserve">Reveal after </w:t>
+      </w:r>
+      <w:r>
+        <w:rPr>
+          <w:b/>
+        </w:rPr>
+        <w:t>prediction</w:t>
+      </w:r>
+      <w:r>
+        <w:rPr>
+          <w:b w:val="0"/>
+        </w:rPr>
+        <w:t>s: Check exact quote text, claim-to-source support and calendar consistency independently. Each failure needs its own correction.</w:t>
+      </w:r>
+    </w:p>
+    <w:p>
+      <w:pPr>
+        <w:pStyle w:val="Heading3"/>
+      </w:pPr>
+      <w:r>
+        <w:t>Hold back the independent task</w:t>
+      </w:r>
+    </w:p>
+    <w:p>
+      <w:pPr>
+        <w:spacing w:line="336" w:lineRule="auto" w:after="180"/>
+        <w:shd w:fill="FFF5E6"/>
+      </w:pPr>
+      <w:r>
+        <w:rPr>
+          <w:b w:val="0"/>
+        </w:rPr>
         <w:t>Keep for an independent attempt: An answer gives a book title that does not exist and quotes words absent from the cited passage. Identify two failures and a repair.</w:t>
       </w:r>
     </w:p>
@@ -1187,23 +2369,77 @@
       </w:r>
     </w:p>
     <w:p>
-      <w:r>
+      <w:pPr>
+        <w:pStyle w:val="Heading3"/>
+      </w:pPr>
+      <w:r>
+        <w:t>Ask the class</w:t>
+      </w:r>
+    </w:p>
+    <w:p>
+      <w:pPr>
+        <w:spacing w:line="336" w:lineRule="auto" w:after="180"/>
+        <w:shd w:fill="F5F1FB"/>
+      </w:pPr>
+      <w:r>
+        <w:rPr>
+          <w:b w:val="0"/>
+        </w:rPr>
         <w:t>Ask: Which facts are given, and which would we have to assume? Learners mark relevant details before discussing answers.</w:t>
       </w:r>
     </w:p>
     <w:p>
-      <w:r>
+      <w:pPr>
+        <w:pStyle w:val="Heading3"/>
+      </w:pPr>
+      <w:r>
+        <w:t>Language to model</w:t>
+      </w:r>
+    </w:p>
+    <w:p>
+      <w:pPr>
+        <w:spacing w:line="336" w:lineRule="auto" w:after="180"/>
+        <w:shd w:fill="F1F6F8"/>
+      </w:pPr>
+      <w:r>
+        <w:rPr>
+          <w:b w:val="0"/>
+        </w:rPr>
         <w:t>Say: Predict first. Show the rule, information path or calculation that would produce the result. A correct guess is not yet an explanation.</w:t>
       </w:r>
     </w:p>
     <w:p>
-      <w:r>
+      <w:pPr>
+        <w:spacing w:line="336" w:lineRule="auto" w:after="180"/>
+      </w:pPr>
+      <w:r>
+        <w:rPr>
+          <w:b w:val="0"/>
+        </w:rPr>
         <w:t>Reveal reasoning one step at a time. Explain why a tempting alternative fails. Write units and denominators for arithmetic, trace conditions for decisions, and identify supporting sources for claims.</w:t>
       </w:r>
     </w:p>
     <w:p>
-      <w:r>
-        <w:t>In pairs, one learner solves while the other checks evidence; exchange roles. Remove the worked answer before independent assessment.</w:t>
+      <w:pPr>
+        <w:spacing w:line="336" w:lineRule="auto" w:after="180"/>
+      </w:pPr>
+      <w:r>
+        <w:rPr>
+          <w:b w:val="0"/>
+        </w:rPr>
+        <w:t xml:space="preserve">In pairs, one learner solves while the other checks </w:t>
+      </w:r>
+      <w:r>
+        <w:rPr>
+          <w:b/>
+        </w:rPr>
+        <w:t>evidence</w:t>
+      </w:r>
+      <w:r>
+        <w:rPr>
+          <w:b w:val="0"/>
+        </w:rPr>
+        <w:t>; exchange roles. Remove the worked answer before independent assessment.</w:t>
       </w:r>
     </w:p>
     <w:p>
@@ -1215,8 +2451,108 @@
       </w:r>
     </w:p>
     <w:p>
-      <w:r>
-        <w:t>Guided: Capacity 20 is contradicted; 15:00 is supported; free lunch is unsupported. One of three claims has support. The missing lunch fact is not evidence of no lunch. Qualification: Source agreement and arithmetic validity are separate checks; missing evidence is not proof of the opposite claim. Exit: accept a concrete variation with its predicted outcome and a stated condition that would challenge the mechanism; reject a claim resting on unmeasured evidence.</w:t>
+      <w:pPr>
+        <w:spacing w:line="336" w:lineRule="auto" w:after="180"/>
+      </w:pPr>
+      <w:r>
+        <w:rPr>
+          <w:b w:val="0"/>
+        </w:rPr>
+        <w:t xml:space="preserve">Guided: Capacity 20 is </w:t>
+      </w:r>
+      <w:r>
+        <w:rPr>
+          <w:b/>
+        </w:rPr>
+        <w:t>contradicted</w:t>
+      </w:r>
+      <w:r>
+        <w:rPr>
+          <w:b w:val="0"/>
+        </w:rPr>
+        <w:t xml:space="preserve">; 15:00 is supported; free lunch is </w:t>
+      </w:r>
+      <w:r>
+        <w:rPr>
+          <w:b/>
+        </w:rPr>
+        <w:t>unsupported</w:t>
+      </w:r>
+      <w:r>
+        <w:rPr>
+          <w:b w:val="0"/>
+        </w:rPr>
+        <w:t xml:space="preserve">. One of three claims has support. The missing lunch fact is not </w:t>
+      </w:r>
+      <w:r>
+        <w:rPr>
+          <w:b/>
+        </w:rPr>
+        <w:t>evidence</w:t>
+      </w:r>
+      <w:r>
+        <w:rPr>
+          <w:b w:val="0"/>
+        </w:rPr>
+        <w:t xml:space="preserve"> of no lunch.</w:t>
+      </w:r>
+    </w:p>
+    <w:p>
+      <w:pPr>
+        <w:spacing w:line="336" w:lineRule="auto" w:after="180"/>
+      </w:pPr>
+      <w:r>
+        <w:rPr>
+          <w:b w:val="0"/>
+        </w:rPr>
+        <w:t xml:space="preserve">Qualification: Source agreement and arithmetic validity are separate checks; missing </w:t>
+      </w:r>
+      <w:r>
+        <w:rPr>
+          <w:b/>
+        </w:rPr>
+        <w:t>evidence</w:t>
+      </w:r>
+      <w:r>
+        <w:rPr>
+          <w:b w:val="0"/>
+        </w:rPr>
+        <w:t xml:space="preserve"> is not proof of the opposite claim.</w:t>
+      </w:r>
+    </w:p>
+    <w:p>
+      <w:pPr>
+        <w:spacing w:line="336" w:lineRule="auto" w:after="180"/>
+      </w:pPr>
+      <w:r>
+        <w:rPr>
+          <w:b w:val="0"/>
+        </w:rPr>
+        <w:t xml:space="preserve">Exit: accept a concrete variation with its predicted outcome and a stated condition that would challenge the </w:t>
+      </w:r>
+      <w:r>
+        <w:rPr>
+          <w:b/>
+        </w:rPr>
+        <w:t>mechanism</w:t>
+      </w:r>
+      <w:r>
+        <w:rPr>
+          <w:b w:val="0"/>
+        </w:rPr>
+        <w:t xml:space="preserve">; reject a claim resting on unmeasured </w:t>
+      </w:r>
+      <w:r>
+        <w:rPr>
+          <w:b/>
+        </w:rPr>
+        <w:t>evidence</w:t>
+      </w:r>
+      <w:r>
+        <w:rPr>
+          <w:b w:val="0"/>
+        </w:rPr>
+        <w:t>.</w:t>
       </w:r>
     </w:p>
     <w:p>
@@ -1448,41 +2784,143 @@
       </w:r>
     </w:p>
     <w:p>
-      <w:r>
+      <w:pPr>
+        <w:pStyle w:val="Heading3"/>
+      </w:pPr>
+      <w:r>
+        <w:t>Completion practice</w:t>
+      </w:r>
+    </w:p>
+    <w:p>
+      <w:pPr>
+        <w:spacing w:line="336" w:lineRule="auto" w:after="180"/>
+        <w:shd w:fill="F5F1FB"/>
+      </w:pPr>
+      <w:r>
+        <w:rPr>
+          <w:b w:val="0"/>
+        </w:rPr>
         <w:t>Completion task: Source R says room B seats 12 and the meeting starts at 15:00. Generated answer says B seats 20, starts at 15:00 and includes free lunch. Show the intermediate steps and give the conclusion with its scope.</w:t>
       </w:r>
     </w:p>
     <w:p>
-      <w:r>
-        <w:t>Teacher check: Teacher explanation: Capacity 20 is contradicted; 15:00 is supported; free lunch is unsupported. One of three claims has support. The missing lunch fact is not evidence of no lunch.</w:t>
-      </w:r>
-    </w:p>
-    <w:p>
-      <w:r>
-        <w:t>Start by identifying the given inputs together. Leave the intermediate steps blank. If needed, model one step, then withdraw that help on the next step. Move to a full trace only when the partial trace is understood. For partners, alternate explainer and checker; collect a response from every learner before discussion.</w:t>
-      </w:r>
-    </w:p>
-    <w:p>
       <w:pPr>
         <w:pStyle w:val="Heading3"/>
       </w:pPr>
       <w:r>
+        <w:t>Reasoning to listen for</w:t>
+      </w:r>
+    </w:p>
+    <w:p>
+      <w:pPr>
+        <w:spacing w:line="336" w:lineRule="auto" w:after="180"/>
+        <w:shd w:fill="F1F6FC"/>
+      </w:pPr>
+      <w:r>
+        <w:rPr>
+          <w:b w:val="0"/>
+        </w:rPr>
+        <w:t xml:space="preserve">Teacher check: Teacher explanation: Capacity 20 is </w:t>
+      </w:r>
+      <w:r>
+        <w:rPr>
+          <w:b/>
+        </w:rPr>
+        <w:t>contradicted</w:t>
+      </w:r>
+      <w:r>
+        <w:rPr>
+          <w:b w:val="0"/>
+        </w:rPr>
+        <w:t xml:space="preserve">; 15:00 is supported; free lunch is </w:t>
+      </w:r>
+      <w:r>
+        <w:rPr>
+          <w:b/>
+        </w:rPr>
+        <w:t>unsupported</w:t>
+      </w:r>
+      <w:r>
+        <w:rPr>
+          <w:b w:val="0"/>
+        </w:rPr>
+        <w:t xml:space="preserve">. One of three claims has support. The missing lunch fact is not </w:t>
+      </w:r>
+      <w:r>
+        <w:rPr>
+          <w:b/>
+        </w:rPr>
+        <w:t>evidence</w:t>
+      </w:r>
+      <w:r>
+        <w:rPr>
+          <w:b w:val="0"/>
+        </w:rPr>
+        <w:t xml:space="preserve"> of no lunch.</w:t>
+      </w:r>
+    </w:p>
+    <w:p>
+      <w:pPr>
+        <w:spacing w:line="336" w:lineRule="auto" w:after="180"/>
+      </w:pPr>
+      <w:r>
+        <w:rPr>
+          <w:b w:val="0"/>
+        </w:rPr>
+        <w:t xml:space="preserve">Start by identifying the given </w:t>
+      </w:r>
+      <w:r>
+        <w:rPr>
+          <w:b/>
+        </w:rPr>
+        <w:t>input</w:t>
+      </w:r>
+      <w:r>
+        <w:rPr>
+          <w:b w:val="0"/>
+        </w:rPr>
+        <w:t>s together. Leave the intermediate steps blank. If needed, model one step, then withdraw that help on the next step. Move to a full trace only when the partial trace is understood.</w:t>
+      </w:r>
+    </w:p>
+    <w:p>
+      <w:pPr>
+        <w:spacing w:line="336" w:lineRule="auto" w:after="180"/>
+      </w:pPr>
+      <w:r>
+        <w:rPr>
+          <w:b w:val="0"/>
+        </w:rPr>
+        <w:t>For partners, alternate explainer and checker; collect a response from every learner before discussion.</w:t>
+      </w:r>
+    </w:p>
+    <w:p>
+      <w:pPr>
+        <w:pStyle w:val="Heading3"/>
+      </w:pPr>
+      <w:r>
         <w:t>Individual reasoning check</w:t>
       </w:r>
     </w:p>
     <w:p>
-      <w:r>
-        <w:t>Use the worked case for Generation failures and verification. Proposed explanation: “The worked result establishes every future case”. Decide whether this explanation is supported. Point to the step or supplied fact that decides; explain your repair if needed.</w:t>
-      </w:r>
-    </w:p>
-    <w:p>
-      <w:r>
-        <w:t>Expected correction: Source agreement and arithmetic validity are separate checks; missing evidence is not proof of the opposite claim.</w:t>
-      </w:r>
-    </w:p>
-    <w:p>
-      <w:r>
-        <w:t>Collect explanations, not only yes/no votes. If a misunderstanding is common, re-model the relevant step for the class. If it affects a few learners, give a short targeted group explanation while others solve a more demanding variation.</w:t>
+      <w:pPr>
+        <w:spacing w:line="336" w:lineRule="auto" w:after="180"/>
+      </w:pPr>
+      <w:r>
+        <w:rPr>
+          <w:b w:val="0"/>
+        </w:rPr>
+        <w:t>Use the worked case for Generation failures and verification. Proposed explanation: “The worked result establishes every future case”. Decide whether this explanation is supported.</w:t>
+      </w:r>
+    </w:p>
+    <w:p>
+      <w:pPr>
+        <w:spacing w:line="336" w:lineRule="auto" w:after="180"/>
+      </w:pPr>
+      <w:r>
+        <w:rPr>
+          <w:b w:val="0"/>
+        </w:rPr>
+        <w:t>Point to the step or supplied fact that decides; explain your repair if needed.</w:t>
       </w:r>
     </w:p>
     <w:p>
@@ -1490,11 +2928,72 @@
         <w:pStyle w:val="Heading3"/>
       </w:pPr>
       <w:r>
+        <w:t>Expected repair</w:t>
+      </w:r>
+    </w:p>
+    <w:p>
+      <w:pPr>
+        <w:spacing w:line="336" w:lineRule="auto" w:after="180"/>
+        <w:shd w:fill="F1F6FC"/>
+      </w:pPr>
+      <w:r>
+        <w:rPr>
+          <w:b w:val="0"/>
+        </w:rPr>
+        <w:t xml:space="preserve">Expected correction: Source agreement and arithmetic validity are separate checks; missing </w:t>
+      </w:r>
+      <w:r>
+        <w:rPr>
+          <w:b/>
+        </w:rPr>
+        <w:t>evidence</w:t>
+      </w:r>
+      <w:r>
+        <w:rPr>
+          <w:b w:val="0"/>
+        </w:rPr>
+        <w:t xml:space="preserve"> is not proof of the opposite claim.</w:t>
+      </w:r>
+    </w:p>
+    <w:p>
+      <w:pPr>
+        <w:spacing w:line="336" w:lineRule="auto" w:after="180"/>
+      </w:pPr>
+      <w:r>
+        <w:rPr>
+          <w:b w:val="0"/>
+        </w:rPr>
+        <w:t>Collect explanations, not only yes/no votes. If a misunderstanding is common, re-model the relevant step for the class.</w:t>
+      </w:r>
+    </w:p>
+    <w:p>
+      <w:pPr>
+        <w:spacing w:line="336" w:lineRule="auto" w:after="180"/>
+      </w:pPr>
+      <w:r>
+        <w:rPr>
+          <w:b w:val="0"/>
+        </w:rPr>
+        <w:t>If it affects a few learners, give a short targeted group explanation while others solve a more demanding variation.</w:t>
+      </w:r>
+    </w:p>
+    <w:p>
+      <w:pPr>
+        <w:pStyle w:val="Heading3"/>
+      </w:pPr>
+      <w:r>
         <w:t>Pictorial practice question</w:t>
       </w:r>
     </w:p>
     <w:p>
-      <w:r>
+      <w:pPr>
+        <w:spacing w:line="336" w:lineRule="auto" w:after="180"/>
+        <w:shd w:fill="F5F1FB"/>
+      </w:pPr>
+      <w:r>
+        <w:rPr>
+          <w:b w:val="0"/>
+        </w:rPr>
         <w:t>Can we conclude there will definitely be no lunch from S alone?</w:t>
       </w:r>
     </w:p>
@@ -1507,18 +3006,60 @@
       </w:r>
     </w:p>
     <w:p>
-      <w:r>
+      <w:pPr>
+        <w:spacing w:line="336" w:lineRule="auto" w:after="180"/>
+      </w:pPr>
+      <w:r>
+        <w:rPr>
+          <w:b w:val="0"/>
+        </w:rPr>
         <w:t>No. Lunch is unknown from S, not disproved. Say the source does not supply lunch information.</w:t>
       </w:r>
     </w:p>
     <w:p>
-      <w:r>
+      <w:pPr>
+        <w:spacing w:line="336" w:lineRule="auto" w:after="180"/>
+      </w:pPr>
+      <w:r>
+        <w:rPr>
+          <w:b w:val="0"/>
+        </w:rPr>
         <w:t>Changed-case reasoning: Planned total elapsed time becomes 3.5 hours. Three moving hours plus half an hour stopped; walking-time calculation itself stays three.</w:t>
       </w:r>
     </w:p>
     <w:p>
-      <w:r>
-        <w:t>Collect each learner’s explanation before discussion. Use the first missing connection between input, deciding step and result to choose support. This question is worked-case practice, not fresh mastery evidence.</w:t>
+      <w:pPr>
+        <w:spacing w:line="336" w:lineRule="auto" w:after="180"/>
+      </w:pPr>
+      <w:r>
+        <w:rPr>
+          <w:b w:val="0"/>
+        </w:rPr>
+        <w:t xml:space="preserve">Collect each learner’s explanation before discussion. Use the first missing connection between </w:t>
+      </w:r>
+      <w:r>
+        <w:rPr>
+          <w:b/>
+        </w:rPr>
+        <w:t>input</w:t>
+      </w:r>
+      <w:r>
+        <w:rPr>
+          <w:b w:val="0"/>
+        </w:rPr>
+        <w:t xml:space="preserve">, deciding step and result to choose support. This question is worked-case practice, not fresh mastery </w:t>
+      </w:r>
+      <w:r>
+        <w:rPr>
+          <w:b/>
+        </w:rPr>
+        <w:t>evidence</w:t>
+      </w:r>
+      <w:r>
+        <w:rPr>
+          <w:b w:val="0"/>
+        </w:rPr>
+        <w:t>.</w:t>
       </w:r>
     </w:p>
     <w:p>
@@ -1530,54 +3071,105 @@
       </w:r>
     </w:p>
     <w:p>
+      <w:r>
+        <w:t>Run the Hallucination Failure Types investigation and use the first unsupported step to choose a teaching response.</w:t>
+      </w:r>
+    </w:p>
+    <w:p>
+      <w:pPr>
+        <w:spacing w:line="336" w:lineRule="auto" w:after="180"/>
+      </w:pPr>
+      <w:r>
+        <w:rPr>
+          <w:b w:val="0"/>
+        </w:rPr>
+        <w:t>Words You Can Use to Reason</w:t>
+      </w:r>
+    </w:p>
+    <w:p>
+      <w:pPr>
+        <w:spacing w:line="336" w:lineRule="auto" w:after="180"/>
+      </w:pPr>
+      <w:r>
+        <w:rPr>
+          <w:b w:val="0"/>
+        </w:rPr>
+        <w:t>A definition matters when you can recognize the idea, use it, and contrast it with a near-miss.</w:t>
+      </w:r>
+    </w:p>
+    <w:p>
+      <w:pPr>
+        <w:spacing w:line="336" w:lineRule="auto" w:after="180"/>
+      </w:pPr>
+      <w:r>
+        <w:rPr>
+          <w:b w:val="0"/>
+        </w:rPr>
+        <w:t>Predict → Test → Record → Explain</w:t>
+      </w:r>
+    </w:p>
+    <w:p>
+      <w:pPr>
+        <w:spacing w:line="336" w:lineRule="auto" w:after="180"/>
+      </w:pPr>
+      <w:r>
+        <w:rPr>
+          <w:b w:val="0"/>
+        </w:rPr>
+        <w:t>Keep expected and actual results separate. Surprises are useful data when recorded honestly.</w:t>
+      </w:r>
+    </w:p>
+    <w:p>
+      <w:pPr>
+        <w:spacing w:line="336" w:lineRule="auto" w:after="180"/>
+      </w:pPr>
+      <w:r>
+        <w:rPr>
+          <w:b w:val="0"/>
+        </w:rPr>
+        <w:t>Color-code every claim in a generated paragraph, classify failures, attach supporting passage lines, and rewrite with honest uncertainty.</w:t>
+      </w:r>
+    </w:p>
+    <w:p>
+      <w:pPr>
+        <w:spacing w:line="336" w:lineRule="auto" w:after="180"/>
+        <w:shd w:fill="F5F1FB"/>
+      </w:pPr>
+      <w:r>
+        <w:rPr>
+          <w:b w:val="0"/>
+        </w:rPr>
+        <w:t>What did the hardest test teach you that the normal test did not?</w:t>
+      </w:r>
+    </w:p>
+    <w:p>
       <w:pPr>
         <w:pStyle w:val="Heading3"/>
       </w:pPr>
       <w:r>
-        <w:t>Run the weekly evidence lab</w:t>
-      </w:r>
-    </w:p>
-    <w:p>
-      <w:r>
-        <w:t>Words You Can Use to Reason</w:t>
-      </w:r>
-    </w:p>
-    <w:p>
-      <w:r>
-        <w:t>A definition matters when you can recognize the idea, use it, and contrast it with a near-miss.</w:t>
-      </w:r>
-    </w:p>
-    <w:p>
-      <w:r>
-        <w:t>Predict → Test → Record → Explain</w:t>
-      </w:r>
-    </w:p>
-    <w:p>
-      <w:r>
-        <w:t>Keep expected and actual results separate. Surprises are useful data when recorded honestly.</w:t>
-      </w:r>
-    </w:p>
-    <w:p>
-      <w:r>
-        <w:t>Color-code every claim in a generated paragraph, classify failures, attach supporting passage lines, and rewrite with honest uncertainty.</w:t>
-      </w:r>
-    </w:p>
-    <w:p>
-      <w:r>
-        <w:t>What did the hardest test teach you that the normal test did not?</w:t>
-      </w:r>
-    </w:p>
-    <w:p>
-      <w:pPr>
-        <w:pStyle w:val="Heading3"/>
-      </w:pPr>
-      <w:r>
         <w:t>Make the lab runnable</w:t>
       </w:r>
     </w:p>
     <w:p>
-      <w:r>
-        <w:t>Use the concrete case as the shared normal case and the independent question as a second case. Each pair creates a boundary or missing-information case and predicts its result before testing. Keep the expected result separate from an observed mistake.</w:t>
+      <w:pPr>
+        <w:spacing w:line="336" w:lineRule="auto" w:after="180"/>
+      </w:pPr>
+      <w:r>
+        <w:rPr>
+          <w:b w:val="0"/>
+        </w:rPr>
+        <w:t>Use the concrete case as the shared normal case and the independent question as a second case. Each pair creates a boundary or missing-information case and predicts its result before testing.</w:t>
+      </w:r>
+    </w:p>
+    <w:p>
+      <w:pPr>
+        <w:spacing w:line="336" w:lineRule="auto" w:after="180"/>
+      </w:pPr>
+      <w:r>
+        <w:rPr>
+          <w:b w:val="0"/>
+        </w:rPr>
+        <w:t>Keep the expected result separate from an observed mistake.</w:t>
       </w:r>
     </w:p>
     <w:tbl>
@@ -1735,8 +3327,25 @@
       </w:r>
     </w:p>
     <w:p>
-      <w:r>
-        <w:t>For guessing, return to given facts and request a trace. For vocabulary without application, use one example and one non-example. For arithmetic errors, check the setup before the calculation. Finish with a different uncoached case before recording mastery.</w:t>
+      <w:pPr>
+        <w:spacing w:line="336" w:lineRule="auto" w:after="180"/>
+      </w:pPr>
+      <w:r>
+        <w:rPr>
+          <w:b w:val="0"/>
+        </w:rPr>
+        <w:t>For guessing, return to given facts and request a trace. For vocabulary without application, use one example and one non-example. For arithmetic errors, check the setup before the calculation.</w:t>
+      </w:r>
+    </w:p>
+    <w:p>
+      <w:pPr>
+        <w:spacing w:line="336" w:lineRule="auto" w:after="180"/>
+      </w:pPr>
+      <w:r>
+        <w:rPr>
+          <w:b w:val="0"/>
+        </w:rPr>
+        <w:t>Finish with a different uncoached case before recording mastery.</w:t>
       </w:r>
     </w:p>
     <w:p>
@@ -1748,18 +3357,84 @@
       </w:r>
     </w:p>
     <w:p>
-      <w:r>
-        <w:t>The worked result establishes every future case: Source agreement and arithmetic validity are separate checks; missing evidence is not proof of the opposite claim.</w:t>
-      </w:r>
-    </w:p>
-    <w:p>
-      <w:r>
-        <w:t>A missing input may be replaced without recording the change: A replacement changes the evidence or contract. Record the change and its justification; do not silently turn unknown into a measured value.</w:t>
-      </w:r>
-    </w:p>
-    <w:p>
-      <w:r>
-        <w:t>Repeating an assessed case is new independent evidence: A replay checks consistency. An example used for feedback or revision cannot later be described as untouched final evaluation.</w:t>
+      <w:pPr>
+        <w:spacing w:line="336" w:lineRule="auto" w:after="180"/>
+      </w:pPr>
+      <w:r>
+        <w:rPr>
+          <w:b w:val="0"/>
+        </w:rPr>
+        <w:t xml:space="preserve">The worked result establishes every future case: Source agreement and arithmetic validity are separate checks; missing </w:t>
+      </w:r>
+      <w:r>
+        <w:rPr>
+          <w:b/>
+        </w:rPr>
+        <w:t>evidence</w:t>
+      </w:r>
+      <w:r>
+        <w:rPr>
+          <w:b w:val="0"/>
+        </w:rPr>
+        <w:t xml:space="preserve"> is not proof of the opposite claim.</w:t>
+      </w:r>
+    </w:p>
+    <w:p>
+      <w:pPr>
+        <w:spacing w:line="336" w:lineRule="auto" w:after="180"/>
+      </w:pPr>
+      <w:r>
+        <w:rPr>
+          <w:b w:val="0"/>
+        </w:rPr>
+        <w:t xml:space="preserve">A missing </w:t>
+      </w:r>
+      <w:r>
+        <w:rPr>
+          <w:b/>
+        </w:rPr>
+        <w:t>input</w:t>
+      </w:r>
+      <w:r>
+        <w:rPr>
+          <w:b w:val="0"/>
+        </w:rPr>
+        <w:t xml:space="preserve"> may be replaced without recording the change: A replacement changes the </w:t>
+      </w:r>
+      <w:r>
+        <w:rPr>
+          <w:b/>
+        </w:rPr>
+        <w:t>evidence</w:t>
+      </w:r>
+      <w:r>
+        <w:rPr>
+          <w:b w:val="0"/>
+        </w:rPr>
+        <w:t xml:space="preserve"> or contract. Record the change and its justification; do not silently turn unknown into a measured value.</w:t>
+      </w:r>
+    </w:p>
+    <w:p>
+      <w:pPr>
+        <w:spacing w:line="336" w:lineRule="auto" w:after="180"/>
+      </w:pPr>
+      <w:r>
+        <w:rPr>
+          <w:b w:val="0"/>
+        </w:rPr>
+        <w:t xml:space="preserve">Repeating an assessed case is new independent </w:t>
+      </w:r>
+      <w:r>
+        <w:rPr>
+          <w:b/>
+        </w:rPr>
+        <w:t>evidence</w:t>
+      </w:r>
+      <w:r>
+        <w:rPr>
+          <w:b w:val="0"/>
+        </w:rPr>
+        <w:t>: A replay checks consistency. An example used for feedback or revision cannot later be described as untouched final evaluation.</w:t>
       </w:r>
     </w:p>
     <w:p>
@@ -1917,8 +3592,25 @@
       </w:tr>
     </w:tbl>
     <w:p>
-      <w:r>
-        <w:t>Offer an oral explanation, drawing, enlarged visual or fewer examples when that removes a reading/writing barrier. Keep the same reasoning goal. Stretch secure learners by changing a boundary or assumption and asking them to defend the effect, not simply by assigning more of the same questions.</w:t>
+      <w:pPr>
+        <w:spacing w:line="336" w:lineRule="auto" w:after="180"/>
+      </w:pPr>
+      <w:r>
+        <w:rPr>
+          <w:b w:val="0"/>
+        </w:rPr>
+        <w:t>Offer an oral explanation, drawing, enlarged visual or fewer examples when that removes a reading/writing barrier. Keep the same reasoning goal.</w:t>
+      </w:r>
+    </w:p>
+    <w:p>
+      <w:pPr>
+        <w:spacing w:line="336" w:lineRule="auto" w:after="180"/>
+      </w:pPr>
+      <w:r>
+        <w:rPr>
+          <w:b w:val="0"/>
+        </w:rPr>
+        <w:t>Stretch secure learners by changing a boundary or assumption and asking them to defend the effect, not simply by assigning more of the same questions.</w:t>
       </w:r>
     </w:p>
     <w:p>
@@ -1930,11 +3622,16 @@
       </w:r>
     </w:p>
     <w:p>
+      <w:r>
+        <w:t>Use the Hallucination Failure Types questions, teacher keys and criteria after the relevant attempts. Previously discussed cases are practice; protect the separately selected independent task.</w:t>
+      </w:r>
+    </w:p>
+    <w:p>
       <w:pPr>
         <w:pStyle w:val="Heading3"/>
       </w:pPr>
       <w:r>
-        <w:t>Assess and explain the answers</w:t>
+        <w:t>Worked case answer</w:t>
       </w:r>
     </w:p>
     <w:p>
@@ -1942,11 +3639,18 @@
         <w:pStyle w:val="Heading3"/>
       </w:pPr>
       <w:r>
-        <w:t>Worked case answer</w:t>
-      </w:r>
-    </w:p>
-    <w:p>
-      <w:r>
+        <w:t>Teacher key · Worked case answer</w:t>
+      </w:r>
+    </w:p>
+    <w:p>
+      <w:pPr>
+        <w:spacing w:line="336" w:lineRule="auto" w:after="180"/>
+        <w:shd w:fill="F1F6FC"/>
+      </w:pPr>
+      <w:r>
+        <w:rPr>
+          <w:b w:val="0"/>
+        </w:rPr>
         <w:t>Check exact quote text, claim-to-source support and calendar consistency independently. Each failure needs its own correction.</w:t>
       </w:r>
     </w:p>
@@ -1959,7 +3663,22 @@
       </w:r>
     </w:p>
     <w:p>
-      <w:r>
+      <w:pPr>
+        <w:pStyle w:val="Heading3"/>
+      </w:pPr>
+      <w:r>
+        <w:t>Independent question · withhold the key</w:t>
+      </w:r>
+    </w:p>
+    <w:p>
+      <w:pPr>
+        <w:spacing w:line="336" w:lineRule="auto" w:after="180"/>
+        <w:shd w:fill="F5F1FB"/>
+      </w:pPr>
+      <w:r>
+        <w:rPr>
+          <w:b w:val="0"/>
+        </w:rPr>
         <w:t>An answer gives a book title that does not exist and quotes words absent from the cited passage. Identify two failures and a repair.</w:t>
       </w:r>
     </w:p>
@@ -1972,8 +3691,47 @@
       </w:r>
     </w:p>
     <w:p>
-      <w:r>
-        <w:t>The title is fabricated and the quotation is unsupported. Verify the source, remove or correct the claims, and state when evidence is missing.</w:t>
+      <w:pPr>
+        <w:pStyle w:val="Heading3"/>
+      </w:pPr>
+      <w:r>
+        <w:t>Teacher key · Expected independent answer</w:t>
+      </w:r>
+    </w:p>
+    <w:p>
+      <w:pPr>
+        <w:spacing w:line="336" w:lineRule="auto" w:after="180"/>
+        <w:shd w:fill="F1F6FC"/>
+      </w:pPr>
+      <w:r>
+        <w:rPr>
+          <w:b w:val="0"/>
+        </w:rPr>
+        <w:t xml:space="preserve">The title is fabricated and the quotation is </w:t>
+      </w:r>
+      <w:r>
+        <w:rPr>
+          <w:b/>
+        </w:rPr>
+        <w:t>unsupported</w:t>
+      </w:r>
+      <w:r>
+        <w:rPr>
+          <w:b w:val="0"/>
+        </w:rPr>
+        <w:t xml:space="preserve">. Verify the source, remove or correct the claims, and state when </w:t>
+      </w:r>
+      <w:r>
+        <w:rPr>
+          <w:b/>
+        </w:rPr>
+        <w:t>evidence</w:t>
+      </w:r>
+      <w:r>
+        <w:rPr>
+          <w:b w:val="0"/>
+        </w:rPr>
+        <w:t xml:space="preserve"> is missing.</w:t>
       </w:r>
     </w:p>
     <w:p>
@@ -2211,8 +3969,37 @@
       </w:tr>
     </w:tbl>
     <w:p>
-      <w:r>
-        <w:t>Use 6/8 as a classroom checkpoint, with 2 required for both Result and Reasoning. This is a proposed teaching rule, not a validated certification threshold. Do not count a coached answer as independent mastery; correct unsafe or unsupported claims regardless of total.</w:t>
+      <w:pPr>
+        <w:spacing w:line="336" w:lineRule="auto" w:after="180"/>
+      </w:pPr>
+      <w:r>
+        <w:rPr>
+          <w:b w:val="0"/>
+        </w:rPr>
+        <w:t>Use 6/8 as a classroom checkpoint, with 2 required for both Result and Reasoning. This is a proposed teaching rule, not a validated certification threshold.</w:t>
+      </w:r>
+    </w:p>
+    <w:p>
+      <w:pPr>
+        <w:spacing w:line="336" w:lineRule="auto" w:after="180"/>
+      </w:pPr>
+      <w:r>
+        <w:rPr>
+          <w:b w:val="0"/>
+        </w:rPr>
+        <w:t xml:space="preserve">Do not count a coached answer as independent mastery; correct unsafe or </w:t>
+      </w:r>
+      <w:r>
+        <w:rPr>
+          <w:b/>
+        </w:rPr>
+        <w:t>unsupported claim</w:t>
+      </w:r>
+      <w:r>
+        <w:rPr>
+          <w:b w:val="0"/>
+        </w:rPr>
+        <w:t>s regardless of total.</w:t>
       </w:r>
     </w:p>
     <w:p>
@@ -2224,8 +4011,26 @@
       </w:r>
     </w:p>
     <w:p>
-      <w:r>
-        <w:t>Ask the learner to find the evidence that challenges this claim: “A citation-looking label makes an invented quote trustworthy.” Keep the first attempt and an uncoached retry separate.</w:t>
+      <w:pPr>
+        <w:spacing w:line="336" w:lineRule="auto" w:after="180"/>
+      </w:pPr>
+      <w:r>
+        <w:rPr>
+          <w:b w:val="0"/>
+        </w:rPr>
+        <w:t xml:space="preserve">Ask the learner to find the </w:t>
+      </w:r>
+      <w:r>
+        <w:rPr>
+          <w:b/>
+        </w:rPr>
+        <w:t>evidence</w:t>
+      </w:r>
+      <w:r>
+        <w:rPr>
+          <w:b w:val="0"/>
+        </w:rPr>
+        <w:t xml:space="preserve"> that challenges this claim: “A citation-looking label makes an invented quote trustworthy.” Keep the first attempt and an uncoached retry separate.</w:t>
       </w:r>
     </w:p>
     <w:p>
@@ -2237,15 +4042,66 @@
       </w:r>
     </w:p>
     <w:p>
-      <w:r>
-        <w:t>The first fabricates a quote: retrieve exact text or remove it. The second misuses a citation: find supporting evidence or retract the claim. The third has a faulty input: verify original values before recalculating. One generic 'check sources' instruction is insufficient.</w:t>
-      </w:r>
-    </w:p>
-    <w:p>
       <w:pPr>
         <w:pStyle w:val="Heading3"/>
       </w:pPr>
       <w:r>
+        <w:t>Teacher key · Original transfer answer</w:t>
+      </w:r>
+    </w:p>
+    <w:p>
+      <w:pPr>
+        <w:spacing w:line="336" w:lineRule="auto" w:after="180"/>
+        <w:shd w:fill="F1F6FC"/>
+      </w:pPr>
+      <w:r>
+        <w:rPr>
+          <w:b w:val="0"/>
+        </w:rPr>
+        <w:t xml:space="preserve">The first fabricates a quote: retrieve exact text or remove it. The second misuses a citation: find supporting </w:t>
+      </w:r>
+      <w:r>
+        <w:rPr>
+          <w:b/>
+        </w:rPr>
+        <w:t>evidence</w:t>
+      </w:r>
+      <w:r>
+        <w:rPr>
+          <w:b w:val="0"/>
+        </w:rPr>
+        <w:t xml:space="preserve"> or retract the claim. The third has a faulty </w:t>
+      </w:r>
+      <w:r>
+        <w:rPr>
+          <w:b/>
+        </w:rPr>
+        <w:t>input</w:t>
+      </w:r>
+      <w:r>
+        <w:rPr>
+          <w:b w:val="0"/>
+        </w:rPr>
+        <w:t>: verify original values before recalculating.</w:t>
+      </w:r>
+    </w:p>
+    <w:p>
+      <w:pPr>
+        <w:spacing w:line="336" w:lineRule="auto" w:after="180"/>
+        <w:shd w:fill="F1F6FC"/>
+      </w:pPr>
+      <w:r>
+        <w:rPr>
+          <w:b w:val="0"/>
+        </w:rPr>
+        <w:t>One generic 'check sources' instruction is insufficient.</w:t>
+      </w:r>
+    </w:p>
+    <w:p>
+      <w:pPr>
+        <w:pStyle w:val="Heading3"/>
+      </w:pPr>
+      <w:r>
         <w:t>Explanations for the additional workbook examples</w:t>
       </w:r>
     </w:p>
@@ -2258,97 +4114,562 @@
       </w:r>
     </w:p>
     <w:p>
-      <w:r>
-        <w:t>Explain the weekly mechanism in your own words. Use the worked scenario to name its input, decision rule and output.</w:t>
-      </w:r>
-    </w:p>
-    <w:p>
-      <w:r>
-        <w:t>Teacher explanation: Generated answers may invent facts, misread quantities or cite irrelevant passages. Verification checks each claim against evidence rather than accepting fluent wording. Split an answer into atomic claims. For each, record the exact source passage, support status and any needed calculation. Mark unsupported and contradicted claims separately; do not repair them by inventing sources.</w:t>
-      </w:r>
-    </w:p>
-    <w:p>
       <w:pPr>
         <w:pStyle w:val="Heading3"/>
       </w:pPr>
       <w:r>
+        <w:t>Workbook question · W1</w:t>
+      </w:r>
+    </w:p>
+    <w:p>
+      <w:pPr>
+        <w:spacing w:line="336" w:lineRule="auto" w:after="180"/>
+        <w:shd w:fill="F5F1FB"/>
+      </w:pPr>
+      <w:r>
+        <w:rPr>
+          <w:b w:val="0"/>
+        </w:rPr>
+        <w:t xml:space="preserve">Explain the weekly </w:t>
+      </w:r>
+      <w:r>
+        <w:rPr>
+          <w:b/>
+        </w:rPr>
+        <w:t>mechanism</w:t>
+      </w:r>
+      <w:r>
+        <w:rPr>
+          <w:b w:val="0"/>
+        </w:rPr>
+        <w:t xml:space="preserve"> in your own words. Use the worked scenario to name its </w:t>
+      </w:r>
+      <w:r>
+        <w:rPr>
+          <w:b/>
+        </w:rPr>
+        <w:t>input</w:t>
+      </w:r>
+      <w:r>
+        <w:rPr>
+          <w:b w:val="0"/>
+        </w:rPr>
+        <w:t xml:space="preserve">, decision rule and </w:t>
+      </w:r>
+      <w:r>
+        <w:rPr>
+          <w:b/>
+        </w:rPr>
+        <w:t>output</w:t>
+      </w:r>
+      <w:r>
+        <w:rPr>
+          <w:b w:val="0"/>
+        </w:rPr>
+        <w:t>.</w:t>
+      </w:r>
+    </w:p>
+    <w:p>
+      <w:pPr>
+        <w:pStyle w:val="Heading3"/>
+      </w:pPr>
+      <w:r>
+        <w:t>Teacher reasoning · W1</w:t>
+      </w:r>
+    </w:p>
+    <w:p>
+      <w:pPr>
+        <w:spacing w:line="336" w:lineRule="auto" w:after="180"/>
+        <w:shd w:fill="F1F6FC"/>
+      </w:pPr>
+      <w:r>
+        <w:rPr>
+          <w:b w:val="0"/>
+        </w:rPr>
+        <w:t xml:space="preserve">Teacher explanation: Generated answers may invent facts, misread quantities or cite irrelevant passages. Verification checks each claim against </w:t>
+      </w:r>
+      <w:r>
+        <w:rPr>
+          <w:b/>
+        </w:rPr>
+        <w:t>evidence</w:t>
+      </w:r>
+      <w:r>
+        <w:rPr>
+          <w:b w:val="0"/>
+        </w:rPr>
+        <w:t xml:space="preserve"> rather than accepting fluent wording. Split an answer into </w:t>
+      </w:r>
+      <w:r>
+        <w:rPr>
+          <w:b/>
+        </w:rPr>
+        <w:t>atomic claim</w:t>
+      </w:r>
+      <w:r>
+        <w:rPr>
+          <w:b w:val="0"/>
+        </w:rPr>
+        <w:t>s.</w:t>
+      </w:r>
+    </w:p>
+    <w:p>
+      <w:pPr>
+        <w:spacing w:line="336" w:lineRule="auto" w:after="180"/>
+        <w:shd w:fill="F1F6FC"/>
+      </w:pPr>
+      <w:r>
+        <w:rPr>
+          <w:b w:val="0"/>
+        </w:rPr>
+        <w:t xml:space="preserve">For each, record the exact source passage, support status and any needed calculation. Mark </w:t>
+      </w:r>
+      <w:r>
+        <w:rPr>
+          <w:b/>
+        </w:rPr>
+        <w:t>unsupported</w:t>
+      </w:r>
+      <w:r>
+        <w:rPr>
+          <w:b w:val="0"/>
+        </w:rPr>
+        <w:t xml:space="preserve"> and </w:t>
+      </w:r>
+      <w:r>
+        <w:rPr>
+          <w:b/>
+        </w:rPr>
+        <w:t>contradicted</w:t>
+      </w:r>
+      <w:r>
+        <w:rPr>
+          <w:b w:val="0"/>
+        </w:rPr>
+        <w:t xml:space="preserve"> claims separately; do not repair them by inventing sources.</w:t>
+      </w:r>
+    </w:p>
+    <w:p>
+      <w:pPr>
+        <w:pStyle w:val="Heading3"/>
+      </w:pPr>
+      <w:r>
         <w:t>W2 Trace the worked case</w:t>
       </w:r>
     </w:p>
     <w:p>
-      <w:r>
+      <w:pPr>
+        <w:pStyle w:val="Heading3"/>
+      </w:pPr>
+      <w:r>
+        <w:t>Workbook question · W2</w:t>
+      </w:r>
+    </w:p>
+    <w:p>
+      <w:pPr>
+        <w:spacing w:line="336" w:lineRule="auto" w:after="180"/>
+        <w:shd w:fill="F5F1FB"/>
+      </w:pPr>
+      <w:r>
+        <w:rPr>
+          <w:b w:val="0"/>
+        </w:rPr>
         <w:t>Source R says room B seats 12 and the meeting starts at 15:00. Generated answer says B seats 20, starts at 15:00 and includes free lunch. Show the intermediate steps and give the conclusion with its scope.</w:t>
       </w:r>
     </w:p>
     <w:p>
-      <w:r>
-        <w:t>Teacher explanation: Capacity 20 is contradicted; 15:00 is supported; free lunch is unsupported. One of three claims has support. The missing lunch fact is not evidence of no lunch.</w:t>
-      </w:r>
-    </w:p>
-    <w:p>
       <w:pPr>
         <w:pStyle w:val="Heading3"/>
       </w:pPr>
       <w:r>
+        <w:t>Teacher reasoning · W2</w:t>
+      </w:r>
+    </w:p>
+    <w:p>
+      <w:pPr>
+        <w:spacing w:line="336" w:lineRule="auto" w:after="180"/>
+        <w:shd w:fill="F1F6FC"/>
+      </w:pPr>
+      <w:r>
+        <w:rPr>
+          <w:b w:val="0"/>
+        </w:rPr>
+        <w:t xml:space="preserve">Teacher explanation: Capacity 20 is </w:t>
+      </w:r>
+      <w:r>
+        <w:rPr>
+          <w:b/>
+        </w:rPr>
+        <w:t>contradicted</w:t>
+      </w:r>
+      <w:r>
+        <w:rPr>
+          <w:b w:val="0"/>
+        </w:rPr>
+        <w:t xml:space="preserve">; 15:00 is supported; free lunch is </w:t>
+      </w:r>
+      <w:r>
+        <w:rPr>
+          <w:b/>
+        </w:rPr>
+        <w:t>unsupported</w:t>
+      </w:r>
+      <w:r>
+        <w:rPr>
+          <w:b w:val="0"/>
+        </w:rPr>
+        <w:t xml:space="preserve">. One of three claims has support. The missing lunch fact is not </w:t>
+      </w:r>
+      <w:r>
+        <w:rPr>
+          <w:b/>
+        </w:rPr>
+        <w:t>evidence</w:t>
+      </w:r>
+      <w:r>
+        <w:rPr>
+          <w:b w:val="0"/>
+        </w:rPr>
+        <w:t xml:space="preserve"> of no lunch.</w:t>
+      </w:r>
+    </w:p>
+    <w:p>
+      <w:pPr>
+        <w:pStyle w:val="Heading3"/>
+      </w:pPr>
+      <w:r>
         <w:t>W3 Audit the limit</w:t>
       </w:r>
     </w:p>
     <w:p>
-      <w:r>
-        <w:t>A report omits this qualification: Source agreement and arithmetic validity are separate checks; missing evidence is not proof of the opposite claim. Explain how omitting it could change a reader's interpretation, and write an accurate replacement.</w:t>
-      </w:r>
-    </w:p>
-    <w:p>
-      <w:r>
-        <w:t>Teacher explanation: Source agreement and arithmetic validity are separate checks; missing evidence is not proof of the opposite claim. State the observed result separately from the unverified or out-of-scope claim; preserve the original evidence rather than inventing a missing fact.</w:t>
-      </w:r>
-    </w:p>
-    <w:p>
       <w:pPr>
         <w:pStyle w:val="Heading3"/>
       </w:pPr>
       <w:r>
+        <w:t>Workbook question · W3</w:t>
+      </w:r>
+    </w:p>
+    <w:p>
+      <w:pPr>
+        <w:spacing w:line="336" w:lineRule="auto" w:after="180"/>
+        <w:shd w:fill="F5F1FB"/>
+      </w:pPr>
+      <w:r>
+        <w:rPr>
+          <w:b w:val="0"/>
+        </w:rPr>
+        <w:t xml:space="preserve">A report omits this qualification: Source agreement and arithmetic validity are separate checks; missing </w:t>
+      </w:r>
+      <w:r>
+        <w:rPr>
+          <w:b/>
+        </w:rPr>
+        <w:t>evidence</w:t>
+      </w:r>
+      <w:r>
+        <w:rPr>
+          <w:b w:val="0"/>
+        </w:rPr>
+        <w:t xml:space="preserve"> is not proof of the opposite claim.</w:t>
+      </w:r>
+    </w:p>
+    <w:p>
+      <w:pPr>
+        <w:spacing w:line="336" w:lineRule="auto" w:after="180"/>
+        <w:shd w:fill="F5F1FB"/>
+      </w:pPr>
+      <w:r>
+        <w:rPr>
+          <w:b w:val="0"/>
+        </w:rPr>
+        <w:t>Explain how omitting it could change a reader's interpretation, and write an accurate replacement.</w:t>
+      </w:r>
+    </w:p>
+    <w:p>
+      <w:pPr>
+        <w:pStyle w:val="Heading3"/>
+      </w:pPr>
+      <w:r>
+        <w:t>Teacher reasoning · W3</w:t>
+      </w:r>
+    </w:p>
+    <w:p>
+      <w:pPr>
+        <w:spacing w:line="336" w:lineRule="auto" w:after="180"/>
+        <w:shd w:fill="F1F6FC"/>
+      </w:pPr>
+      <w:r>
+        <w:rPr>
+          <w:b w:val="0"/>
+        </w:rPr>
+        <w:t xml:space="preserve">Teacher explanation: Source agreement and arithmetic validity are separate checks; missing </w:t>
+      </w:r>
+      <w:r>
+        <w:rPr>
+          <w:b/>
+        </w:rPr>
+        <w:t>evidence</w:t>
+      </w:r>
+      <w:r>
+        <w:rPr>
+          <w:b w:val="0"/>
+        </w:rPr>
+        <w:t xml:space="preserve"> is not proof of the opposite claim.</w:t>
+      </w:r>
+    </w:p>
+    <w:p>
+      <w:pPr>
+        <w:spacing w:line="336" w:lineRule="auto" w:after="180"/>
+        <w:shd w:fill="F1F6FC"/>
+      </w:pPr>
+      <w:r>
+        <w:rPr>
+          <w:b w:val="0"/>
+        </w:rPr>
+        <w:t xml:space="preserve">State the observed result separately from the unverified or out-of-scope claim; preserve the original </w:t>
+      </w:r>
+      <w:r>
+        <w:rPr>
+          <w:b/>
+        </w:rPr>
+        <w:t>evidence</w:t>
+      </w:r>
+      <w:r>
+        <w:rPr>
+          <w:b w:val="0"/>
+        </w:rPr>
+        <w:t xml:space="preserve"> rather than inventing a missing fact.</w:t>
+      </w:r>
+    </w:p>
+    <w:p>
+      <w:pPr>
+        <w:pStyle w:val="Heading3"/>
+      </w:pPr>
+      <w:r>
         <w:t>W4 Apply a new case independently</w:t>
       </w:r>
     </w:p>
     <w:p>
-      <w:r>
+      <w:pPr>
+        <w:pStyle w:val="Heading3"/>
+      </w:pPr>
+      <w:r>
+        <w:t>Workbook question · W4</w:t>
+      </w:r>
+    </w:p>
+    <w:p>
+      <w:pPr>
+        <w:spacing w:line="336" w:lineRule="auto" w:after="180"/>
+        <w:shd w:fill="F5F1FB"/>
+      </w:pPr>
+      <w:r>
+        <w:rPr>
+          <w:b w:val="0"/>
+        </w:rPr>
         <w:t>Source S: trip is 18 km; vehicle speed is 6 km/h, constant, excluding stops. Answer says 2 hours, 18 km and includes lunch. Audit and recalculate.</w:t>
       </w:r>
     </w:p>
     <w:p>
-      <w:r>
-        <w:t>Teacher explanation: Travel time is 18/6=3 hours under the stated assumption, so 2 hours is contradicted. Distance supported; lunch unsupported. Do not infer actual duration with unknown stops.</w:t>
-      </w:r>
-    </w:p>
-    <w:p>
       <w:pPr>
         <w:pStyle w:val="Heading3"/>
       </w:pPr>
       <w:r>
+        <w:t>Teacher reasoning · W4</w:t>
+      </w:r>
+    </w:p>
+    <w:p>
+      <w:pPr>
+        <w:spacing w:line="336" w:lineRule="auto" w:after="180"/>
+        <w:shd w:fill="F1F6FC"/>
+      </w:pPr>
+      <w:r>
+        <w:rPr>
+          <w:b w:val="0"/>
+        </w:rPr>
+        <w:t xml:space="preserve">Teacher explanation: Travel time is 18/6=3 hours under the stated assumption, so 2 hours is </w:t>
+      </w:r>
+      <w:r>
+        <w:rPr>
+          <w:b/>
+        </w:rPr>
+        <w:t>contradicted</w:t>
+      </w:r>
+      <w:r>
+        <w:rPr>
+          <w:b w:val="0"/>
+        </w:rPr>
+        <w:t xml:space="preserve">. Distance supported; lunch </w:t>
+      </w:r>
+      <w:r>
+        <w:rPr>
+          <w:b/>
+        </w:rPr>
+        <w:t>unsupported</w:t>
+      </w:r>
+      <w:r>
+        <w:rPr>
+          <w:b w:val="0"/>
+        </w:rPr>
+        <w:t>. Do not infer actual duration with unknown stops.</w:t>
+      </w:r>
+    </w:p>
+    <w:p>
+      <w:pPr>
+        <w:pStyle w:val="Heading3"/>
+      </w:pPr>
+      <w:r>
         <w:t>W5 Design a revealing follow-up</w:t>
       </w:r>
     </w:p>
     <w:p>
-      <w:r>
-        <w:t>For the worked scenario, propose one additional case that could reveal a failure, describe its expected outcome before running it, and explain what would need to remain fixed for a fair comparison. Do not reuse W4 as a new final test after receiving feedback.</w:t>
-      </w:r>
-    </w:p>
-    <w:p>
-      <w:r>
-        <w:t>Teacher explanation: Accept a concrete variant of the worked input or a missing/conflicting/boundary condition, with an expectation derived from the declared procedure. Require preserved settings, original outputs and data roles. Source agreement and arithmetic validity are separate checks; missing evidence is not proof of the opposite claim. The new case should test this particular mechanism rather than merely restate the original result.</w:t>
-      </w:r>
-    </w:p>
-    <w:p>
       <w:pPr>
         <w:pStyle w:val="Heading3"/>
       </w:pPr>
       <w:r>
+        <w:t>Workbook question · W5</w:t>
+      </w:r>
+    </w:p>
+    <w:p>
+      <w:pPr>
+        <w:spacing w:line="336" w:lineRule="auto" w:after="180"/>
+        <w:shd w:fill="F5F1FB"/>
+      </w:pPr>
+      <w:r>
+        <w:rPr>
+          <w:b w:val="0"/>
+        </w:rPr>
+        <w:t>For the worked scenario, propose one additional case that could reveal a failure, describe its expected outcome before running it, and explain what would need to remain fixed for a fair comparison.</w:t>
+      </w:r>
+    </w:p>
+    <w:p>
+      <w:pPr>
+        <w:spacing w:line="336" w:lineRule="auto" w:after="180"/>
+        <w:shd w:fill="F5F1FB"/>
+      </w:pPr>
+      <w:r>
+        <w:rPr>
+          <w:b w:val="0"/>
+        </w:rPr>
+        <w:t>Do not reuse W4 as a new final test after receiving feedback.</w:t>
+      </w:r>
+    </w:p>
+    <w:p>
+      <w:pPr>
+        <w:pStyle w:val="Heading3"/>
+      </w:pPr>
+      <w:r>
+        <w:t>Teacher reasoning · W5</w:t>
+      </w:r>
+    </w:p>
+    <w:p>
+      <w:pPr>
+        <w:spacing w:line="336" w:lineRule="auto" w:after="180"/>
+        <w:shd w:fill="F1F6FC"/>
+      </w:pPr>
+      <w:r>
+        <w:rPr>
+          <w:b w:val="0"/>
+        </w:rPr>
+        <w:t xml:space="preserve">Teacher explanation: Accept a concrete variant of the worked </w:t>
+      </w:r>
+      <w:r>
+        <w:rPr>
+          <w:b/>
+        </w:rPr>
+        <w:t>input</w:t>
+      </w:r>
+      <w:r>
+        <w:rPr>
+          <w:b w:val="0"/>
+        </w:rPr>
+        <w:t xml:space="preserve"> or a missing/conflicting/boundary condition, with an expectation derived from the declared procedure.</w:t>
+      </w:r>
+    </w:p>
+    <w:p>
+      <w:pPr>
+        <w:spacing w:line="336" w:lineRule="auto" w:after="180"/>
+        <w:shd w:fill="F1F6FC"/>
+      </w:pPr>
+      <w:r>
+        <w:rPr>
+          <w:b w:val="0"/>
+        </w:rPr>
+        <w:t xml:space="preserve">Require preserved settings, original </w:t>
+      </w:r>
+      <w:r>
+        <w:rPr>
+          <w:b/>
+        </w:rPr>
+        <w:t>output</w:t>
+      </w:r>
+      <w:r>
+        <w:rPr>
+          <w:b w:val="0"/>
+        </w:rPr>
+        <w:t xml:space="preserve">s and data roles. Source agreement and arithmetic validity are separate checks; missing </w:t>
+      </w:r>
+      <w:r>
+        <w:rPr>
+          <w:b/>
+        </w:rPr>
+        <w:t>evidence</w:t>
+      </w:r>
+      <w:r>
+        <w:rPr>
+          <w:b w:val="0"/>
+        </w:rPr>
+        <w:t xml:space="preserve"> is not proof of the opposite claim.</w:t>
+      </w:r>
+    </w:p>
+    <w:p>
+      <w:pPr>
+        <w:spacing w:line="336" w:lineRule="auto" w:after="180"/>
+        <w:shd w:fill="F1F6FC"/>
+      </w:pPr>
+      <w:r>
+        <w:rPr>
+          <w:b w:val="0"/>
+        </w:rPr>
+        <w:t xml:space="preserve">The new case should test this particular </w:t>
+      </w:r>
+      <w:r>
+        <w:rPr>
+          <w:b/>
+        </w:rPr>
+        <w:t>mechanism</w:t>
+      </w:r>
+      <w:r>
+        <w:rPr>
+          <w:b w:val="0"/>
+        </w:rPr>
+        <w:t xml:space="preserve"> rather than merely restate the original result.</w:t>
+      </w:r>
+    </w:p>
+    <w:p>
+      <w:pPr>
+        <w:pStyle w:val="Heading3"/>
+      </w:pPr>
+      <w:r>
         <w:t>Assess independent transfer</w:t>
       </w:r>
     </w:p>
     <w:p>
-      <w:r>
+      <w:pPr>
+        <w:pStyle w:val="Heading3"/>
+      </w:pPr>
+      <w:r>
+        <w:t>Independent question · withhold the key</w:t>
+      </w:r>
+    </w:p>
+    <w:p>
+      <w:pPr>
+        <w:spacing w:line="336" w:lineRule="auto" w:after="180"/>
+        <w:shd w:fill="F5F1FB"/>
+      </w:pPr>
+      <w:r>
+        <w:rPr>
+          <w:b w:val="0"/>
+        </w:rPr>
         <w:t>Selected case: Source S: trip is 18 km; vehicle speed is 6 km/h, constant, excluding stops. Answer says 2 hours, 18 km and includes lunch. Audit and recalculate.</w:t>
       </w:r>
     </w:p>
@@ -2361,8 +4682,47 @@
       </w:r>
     </w:p>
     <w:p>
-      <w:r>
-        <w:t>Teacher explanation: Travel time is 18/6=3 hours under the stated assumption, so 2 hours is contradicted. Distance supported; lunch unsupported. Do not infer actual duration with unknown stops.</w:t>
+      <w:pPr>
+        <w:pStyle w:val="Heading3"/>
+      </w:pPr>
+      <w:r>
+        <w:t>Teacher key · Selected case answer</w:t>
+      </w:r>
+    </w:p>
+    <w:p>
+      <w:pPr>
+        <w:spacing w:line="336" w:lineRule="auto" w:after="180"/>
+        <w:shd w:fill="F1F6FC"/>
+      </w:pPr>
+      <w:r>
+        <w:rPr>
+          <w:b w:val="0"/>
+        </w:rPr>
+        <w:t xml:space="preserve">Teacher explanation: Travel time is 18/6=3 hours under the stated assumption, so 2 hours is </w:t>
+      </w:r>
+      <w:r>
+        <w:rPr>
+          <w:b/>
+        </w:rPr>
+        <w:t>contradicted</w:t>
+      </w:r>
+      <w:r>
+        <w:rPr>
+          <w:b w:val="0"/>
+        </w:rPr>
+        <w:t xml:space="preserve">. Distance supported; lunch </w:t>
+      </w:r>
+      <w:r>
+        <w:rPr>
+          <w:b/>
+        </w:rPr>
+        <w:t>unsupported</w:t>
+      </w:r>
+      <w:r>
+        <w:rPr>
+          <w:b w:val="0"/>
+        </w:rPr>
+        <w:t>. Do not infer actual duration with unknown stops.</w:t>
       </w:r>
     </w:p>
     <w:tbl>
@@ -2468,21 +4828,89 @@
       </w:tr>
     </w:tbl>
     <w:p>
-      <w:r>
-        <w:t>Record each dimension as not yet, with support, or independent. Accept a valid alternative procedure with a defensible trace. Do not penalise an honestly recorded model failure if the learner correctly explains its evidence and limits.</w:t>
-      </w:r>
-    </w:p>
-    <w:p>
       <w:pPr>
         <w:pStyle w:val="Heading3"/>
       </w:pPr>
       <w:r>
+        <w:t>Teacher key · Selected case answer</w:t>
+      </w:r>
+    </w:p>
+    <w:p>
+      <w:pPr>
+        <w:spacing w:line="336" w:lineRule="auto" w:after="180"/>
+        <w:shd w:fill="F1F6FC"/>
+      </w:pPr>
+      <w:r>
+        <w:rPr>
+          <w:b w:val="0"/>
+        </w:rPr>
+        <w:t>Record each dimension as not yet, with support, or independent. Accept a valid alternative procedure with a defensible trace.</w:t>
+      </w:r>
+    </w:p>
+    <w:p>
+      <w:pPr>
+        <w:spacing w:line="336" w:lineRule="auto" w:after="180"/>
+        <w:shd w:fill="F1F6FC"/>
+      </w:pPr>
+      <w:r>
+        <w:rPr>
+          <w:b w:val="0"/>
+        </w:rPr>
+        <w:t xml:space="preserve">Do not penalise an honestly recorded model failure if the learner correctly explains its </w:t>
+      </w:r>
+      <w:r>
+        <w:rPr>
+          <w:b/>
+        </w:rPr>
+        <w:t>evidence</w:t>
+      </w:r>
+      <w:r>
+        <w:rPr>
+          <w:b w:val="0"/>
+        </w:rPr>
+        <w:t xml:space="preserve"> and limits.</w:t>
+      </w:r>
+    </w:p>
+    <w:p>
+      <w:pPr>
+        <w:pStyle w:val="Heading3"/>
+      </w:pPr>
+      <w:r>
         <w:t>Feedback that the learner uses</w:t>
       </w:r>
     </w:p>
     <w:p>
-      <w:r>
-        <w:t>Name the earliest unsupported step and give one action to repair it. Have the learner make that repair now and explain why. Then assess the relevant skill on a fresh, fully specified case. Confirm it was not previously practised with feedback; solve and check the new case before assigning it. A follow-up design prompt is a starting brief, not automatically an equivalent test.</w:t>
+      <w:pPr>
+        <w:spacing w:line="336" w:lineRule="auto" w:after="180"/>
+      </w:pPr>
+      <w:r>
+        <w:rPr>
+          <w:b w:val="0"/>
+        </w:rPr>
+        <w:t xml:space="preserve">Name the earliest </w:t>
+      </w:r>
+      <w:r>
+        <w:rPr>
+          <w:b/>
+        </w:rPr>
+        <w:t>unsupported</w:t>
+      </w:r>
+      <w:r>
+        <w:rPr>
+          <w:b w:val="0"/>
+        </w:rPr>
+        <w:t xml:space="preserve"> step and give one action to repair it. Have the learner make that repair now and explain why. Then assess the relevant skill on a fresh, fully specified case.</w:t>
+      </w:r>
+    </w:p>
+    <w:p>
+      <w:pPr>
+        <w:spacing w:line="336" w:lineRule="auto" w:after="180"/>
+      </w:pPr>
+      <w:r>
+        <w:rPr>
+          <w:b w:val="0"/>
+        </w:rPr>
+        <w:t>Confirm it was not previously practised with feedback; solve and check the new case before assigning it. A follow-up design prompt is a starting brief, not automatically an equivalent test.</w:t>
       </w:r>
     </w:p>
     <w:p>
@@ -2494,11 +4922,62 @@
       </w:r>
     </w:p>
     <w:p>
+      <w:r>
+        <w:t>Connect Hallucination Failure Types to Verified Study Buddy, adapt support and plan a later changed-case check.</w:t>
+      </w:r>
+    </w:p>
+    <w:p>
       <w:pPr>
         <w:pStyle w:val="Heading3"/>
       </w:pPr>
       <w:r>
-        <w:t>Connect and extend learning</w:t>
+        <w:t>Verified Study Buddy</w:t>
+      </w:r>
+    </w:p>
+    <w:p>
+      <w:pPr>
+        <w:spacing w:line="336" w:lineRule="auto" w:after="180"/>
+      </w:pPr>
+      <w:r>
+        <w:rPr>
+          <w:b w:val="0"/>
+        </w:rPr>
+        <w:t>Study Buddy must distinguish source-backed claims, calculations, and unverified generation.</w:t>
+      </w:r>
+    </w:p>
+    <w:p>
+      <w:pPr>
+        <w:spacing w:line="336" w:lineRule="auto" w:after="180"/>
+      </w:pPr>
+      <w:r>
+        <w:rPr>
+          <w:b w:val="0"/>
+        </w:rPr>
+        <w:t xml:space="preserve">Keep the decision, </w:t>
+      </w:r>
+      <w:r>
+        <w:rPr>
+          <w:b/>
+        </w:rPr>
+        <w:t>input</w:t>
+      </w:r>
+      <w:r>
+        <w:rPr>
+          <w:b w:val="0"/>
+        </w:rPr>
+        <w:t xml:space="preserve">, result, explanation and remaining limitation in the project </w:t>
+      </w:r>
+      <w:r>
+        <w:rPr>
+          <w:b/>
+        </w:rPr>
+        <w:t>evidence</w:t>
+      </w:r>
+      <w:r>
+        <w:rPr>
+          <w:b w:val="0"/>
+        </w:rPr>
+        <w:t xml:space="preserve"> record. Retrieve this record next week rather than restarting the project.</w:t>
       </w:r>
     </w:p>
     <w:p>
@@ -2506,17 +4985,66 @@
         <w:pStyle w:val="Heading3"/>
       </w:pPr>
       <w:r>
-        <w:t>Verified Study Buddy</w:t>
-      </w:r>
-    </w:p>
-    <w:p>
-      <w:r>
-        <w:t>Study Buddy must distinguish source-backed claims, calculations, and unverified generation.</w:t>
-      </w:r>
-    </w:p>
-    <w:p>
-      <w:r>
-        <w:t>Keep the decision, input, result, explanation and remaining limitation in the project evidence record. Retrieve this record next week rather than restarting the project.</w:t>
+        <w:t>Support and stretch</w:t>
+      </w:r>
+    </w:p>
+    <w:p>
+      <w:pPr>
+        <w:spacing w:line="336" w:lineRule="auto" w:after="180"/>
+      </w:pPr>
+      <w:r>
+        <w:rPr>
+          <w:b w:val="0"/>
+        </w:rPr>
+        <w:t xml:space="preserve">Provide one short approved passage; separate instruction, </w:t>
+      </w:r>
+      <w:r>
+        <w:rPr>
+          <w:b/>
+        </w:rPr>
+        <w:t>input</w:t>
+      </w:r>
+      <w:r>
+        <w:rPr>
+          <w:b w:val="0"/>
+        </w:rPr>
+        <w:t xml:space="preserve">, </w:t>
+      </w:r>
+      <w:r>
+        <w:rPr>
+          <w:b/>
+        </w:rPr>
+        <w:t>output</w:t>
+      </w:r>
+      <w:r>
+        <w:rPr>
+          <w:b w:val="0"/>
+        </w:rPr>
+        <w:t xml:space="preserve"> and </w:t>
+      </w:r>
+      <w:r>
+        <w:rPr>
+          <w:b/>
+        </w:rPr>
+        <w:t>evidence</w:t>
+      </w:r>
+      <w:r>
+        <w:rPr>
+          <w:b w:val="0"/>
+        </w:rPr>
+        <w:t xml:space="preserve">. Stretch: introduce an </w:t>
+      </w:r>
+      <w:r>
+        <w:rPr>
+          <w:b/>
+        </w:rPr>
+        <w:t>unsupported claim</w:t>
+      </w:r>
+      <w:r>
+        <w:rPr>
+          <w:b w:val="0"/>
+        </w:rPr>
+        <w:t xml:space="preserve"> or conflicting source and validate claim by claim with a fallback.</w:t>
       </w:r>
     </w:p>
     <w:p>
@@ -2524,12 +5052,30 @@
         <w:pStyle w:val="Heading3"/>
       </w:pPr>
       <w:r>
-        <w:t>Support and stretch</w:t>
-      </w:r>
-    </w:p>
-    <w:p>
-      <w:r>
-        <w:t>Provide one short approved passage; separate instruction, input, output and evidence. Stretch: introduce an unsupported claim or conflicting source and validate claim by claim with a fallback.</w:t>
+        <w:t>Exit reflection</w:t>
+      </w:r>
+    </w:p>
+    <w:p>
+      <w:pPr>
+        <w:spacing w:line="336" w:lineRule="auto" w:after="180"/>
+      </w:pPr>
+      <w:r>
+        <w:rPr>
+          <w:b w:val="0"/>
+        </w:rPr>
+        <w:t xml:space="preserve">Ask for one decision the learner can now justify and one situation requiring more </w:t>
+      </w:r>
+      <w:r>
+        <w:rPr>
+          <w:b/>
+        </w:rPr>
+        <w:t>evidence</w:t>
+      </w:r>
+      <w:r>
+        <w:rPr>
+          <w:b w:val="0"/>
+        </w:rPr>
+        <w:t xml:space="preserve"> or human review. Confidence ratings are separate from correct independent performance.</w:t>
       </w:r>
     </w:p>
     <w:p>
@@ -2537,12 +5083,30 @@
         <w:pStyle w:val="Heading3"/>
       </w:pPr>
       <w:r>
-        <w:t>Exit reflection</w:t>
-      </w:r>
-    </w:p>
-    <w:p>
-      <w:r>
-        <w:t>Ask for one decision the learner can now justify and one situation requiring more evidence or human review. Confidence ratings are separate from correct independent performance.</w:t>
+        <w:t>Bridge to the next week</w:t>
+      </w:r>
+    </w:p>
+    <w:p>
+      <w:pPr>
+        <w:spacing w:line="336" w:lineRule="auto" w:after="180"/>
+      </w:pPr>
+      <w:r>
+        <w:rPr>
+          <w:b w:val="0"/>
+        </w:rPr>
+        <w:t xml:space="preserve">Next: Week 15: Source Quality. Retrieve today’s </w:t>
+      </w:r>
+      <w:r>
+        <w:rPr>
+          <w:b/>
+        </w:rPr>
+        <w:t>evidence</w:t>
+      </w:r>
+      <w:r>
+        <w:rPr>
+          <w:b w:val="0"/>
+        </w:rPr>
+        <w:t xml:space="preserve"> and identify what carries forward and what is new.</w:t>
       </w:r>
     </w:p>
     <w:p>
@@ -2550,12 +5114,156 @@
         <w:pStyle w:val="Heading3"/>
       </w:pPr>
       <w:r>
-        <w:t>Bridge to the next week</w:t>
-      </w:r>
-    </w:p>
-    <w:p>
-      <w:r>
-        <w:t>Next: Week 15: Source Quality. Retrieve today’s evidence and identify what carries forward and what is new.</w:t>
+        <w:t>Support and fresh reassessment</w:t>
+      </w:r>
+    </w:p>
+    <w:p>
+      <w:pPr>
+        <w:spacing w:line="336" w:lineRule="auto" w:after="180"/>
+      </w:pPr>
+      <w:r>
+        <w:rPr>
+          <w:b w:val="0"/>
+        </w:rPr>
+        <w:t xml:space="preserve">Provide an </w:t>
+      </w:r>
+      <w:r>
+        <w:rPr>
+          <w:b/>
+        </w:rPr>
+        <w:t>input</w:t>
+      </w:r>
+      <w:r>
+        <w:rPr>
+          <w:b w:val="0"/>
+        </w:rPr>
+        <w:t>/procedure/result/limit frame and a calculator when needed. Ask students to identify the first step before completing the whole trace.</w:t>
+      </w:r>
+    </w:p>
+    <w:p>
+      <w:pPr>
+        <w:spacing w:line="336" w:lineRule="auto" w:after="180"/>
+      </w:pPr>
+      <w:r>
+        <w:rPr>
+          <w:b w:val="0"/>
+        </w:rPr>
+        <w:t xml:space="preserve">Extension: compare two concrete variants of this </w:t>
+      </w:r>
+      <w:r>
+        <w:rPr>
+          <w:b/>
+        </w:rPr>
+        <w:t>mechanism</w:t>
+      </w:r>
+      <w:r>
+        <w:rPr>
+          <w:b w:val="0"/>
+        </w:rPr>
+        <w:t xml:space="preserve"> while holding unrelated conditions fixed; report both successful and unsuccessful outcomes.</w:t>
+      </w:r>
+    </w:p>
+    <w:p>
+      <w:pPr>
+        <w:spacing w:line="336" w:lineRule="auto" w:after="180"/>
+      </w:pPr>
+      <w:r>
+        <w:rPr>
+          <w:b w:val="0"/>
+        </w:rPr>
+        <w:t xml:space="preserve">W4: Travel time is 18/6=3 hours under the stated assumption, so 2 hours is </w:t>
+      </w:r>
+      <w:r>
+        <w:rPr>
+          <w:b/>
+        </w:rPr>
+        <w:t>contradicted</w:t>
+      </w:r>
+      <w:r>
+        <w:rPr>
+          <w:b w:val="0"/>
+        </w:rPr>
+        <w:t xml:space="preserve">. Distance supported; lunch </w:t>
+      </w:r>
+      <w:r>
+        <w:rPr>
+          <w:b/>
+        </w:rPr>
+        <w:t>unsupported</w:t>
+      </w:r>
+      <w:r>
+        <w:rPr>
+          <w:b w:val="0"/>
+        </w:rPr>
+        <w:t>. Do not infer actual duration with unknown stops.</w:t>
+      </w:r>
+    </w:p>
+    <w:p>
+      <w:pPr>
+        <w:spacing w:line="336" w:lineRule="auto" w:after="180"/>
+      </w:pPr>
+      <w:r>
+        <w:rPr>
+          <w:b w:val="0"/>
+        </w:rPr>
+        <w:t>Require intermediate reasoning and the stated scope. Fresh retry: Source says 24 km at 8 km/h excluding stops; answer says 4 hours and lunch included.</w:t>
+      </w:r>
+    </w:p>
+    <w:p>
+      <w:pPr>
+        <w:spacing w:line="336" w:lineRule="auto" w:after="180"/>
+      </w:pPr>
+      <w:r>
+        <w:rPr>
+          <w:b w:val="0"/>
+        </w:rPr>
+        <w:t xml:space="preserve">Expected reasoning: Calculated duration 3 hours contradicts 4; lunch </w:t>
+      </w:r>
+      <w:r>
+        <w:rPr>
+          <w:b/>
+        </w:rPr>
+        <w:t>unsupported</w:t>
+      </w:r>
+      <w:r>
+        <w:rPr>
+          <w:b w:val="0"/>
+        </w:rPr>
+        <w:t>. Real elapsed time with stops remains unknown.</w:t>
+      </w:r>
+    </w:p>
+    <w:p>
+      <w:pPr>
+        <w:spacing w:line="336" w:lineRule="auto" w:after="180"/>
+      </w:pPr>
+      <w:r>
+        <w:rPr>
+          <w:b w:val="0"/>
+        </w:rPr>
+        <w:t>If students need support, record it and reassess with another new case rather than awarding independence to a copied answer.</w:t>
+      </w:r>
+    </w:p>
+    <w:p>
+      <w:pPr>
+        <w:spacing w:line="336" w:lineRule="auto" w:after="180"/>
+      </w:pPr>
+      <w:r>
+        <w:rPr>
+          <w:b w:val="0"/>
+        </w:rPr>
+        <w:t xml:space="preserve">Next connection: Image generation and provenance. Preserve the current case record and retrieve its </w:t>
+      </w:r>
+      <w:r>
+        <w:rPr>
+          <w:b/>
+        </w:rPr>
+        <w:t>evidence</w:t>
+      </w:r>
+      <w:r>
+        <w:rPr>
+          <w:b w:val="0"/>
+        </w:rPr>
+        <w:t xml:space="preserve"> boundary before moving on.</w:t>
       </w:r>
     </w:p>
     <w:p>
@@ -2563,40 +5271,40 @@
         <w:pStyle w:val="Heading3"/>
       </w:pPr>
       <w:r>
-        <w:t>Support and fresh reassessment</w:t>
-      </w:r>
-    </w:p>
-    <w:p>
-      <w:r>
-        <w:t>Provide an input/procedure/result/limit frame and a calculator when needed. Ask students to identify the first step before completing the whole trace. Extension: compare two concrete variants of this mechanism while holding unrelated conditions fixed; report both successful and unsuccessful outcomes.</w:t>
-      </w:r>
-    </w:p>
-    <w:p>
-      <w:r>
-        <w:t>W4: Travel time is 18/6=3 hours under the stated assumption, so 2 hours is contradicted. Distance supported; lunch unsupported. Do not infer actual duration with unknown stops. Require intermediate reasoning and the stated scope. Fresh retry: Source says 24 km at 8 km/h excluding stops; answer says 4 hours and lunch included. Expected reasoning: Calculated duration 3 hours contradicts 4; lunch unsupported. Real elapsed time with stops remains unknown. If students need support, record it and reassess with another new case rather than awarding independence to a copied answer.</w:t>
-      </w:r>
-    </w:p>
-    <w:p>
-      <w:r>
-        <w:t>Next connection: Image generation and provenance. Preserve the current case record and retrieve its evidence boundary before moving on.</w:t>
-      </w:r>
-    </w:p>
-    <w:p>
-      <w:pPr>
-        <w:pStyle w:val="Heading3"/>
-      </w:pPr>
-      <w:r>
         <w:t>Plan the delayed return</w:t>
       </w:r>
     </w:p>
     <w:p>
-      <w:r>
+      <w:pPr>
+        <w:spacing w:line="336" w:lineRule="auto" w:after="180"/>
+      </w:pPr>
+      <w:r>
+        <w:rPr>
+          <w:b w:val="0"/>
+        </w:rPr>
         <w:t>Suggested return points in this level: ai-3/15, ai-3/17, ai-3/20. Use actual classroom dates, adjusting for holidays and gaps. One, three and six teaching weeks are scheduling choices, not a claimed optimal spacing.</w:t>
       </w:r>
     </w:p>
     <w:p>
-      <w:r>
-        <w:t>At a delayed check, ask for the idea from memory and a changed application. Compare with the earlier independent response and record support used. For a new level, revisit the previous capstone before checking the new prerequisites.</w:t>
+      <w:pPr>
+        <w:spacing w:line="336" w:lineRule="auto" w:after="180"/>
+      </w:pPr>
+      <w:r>
+        <w:rPr>
+          <w:b w:val="0"/>
+        </w:rPr>
+        <w:t>At a delayed check, ask for the idea from memory and a changed application. Compare with the earlier independent response and record support used.</w:t>
+      </w:r>
+    </w:p>
+    <w:p>
+      <w:pPr>
+        <w:spacing w:line="336" w:lineRule="auto" w:after="180"/>
+      </w:pPr>
+      <w:r>
+        <w:rPr>
+          <w:b w:val="0"/>
+        </w:rPr>
+        <w:t>For a new level, revisit the previous capstone before checking the new prerequisites.</w:t>
       </w:r>
     </w:p>
     <w:tbl>
@@ -2756,8 +5464,26 @@
       </w:tr>
     </w:tbl>
     <w:p>
-      <w:r>
-        <w:t>Use the evidence to choose reteaching or the next step. A completed page, confidence rating or attractive project does not by itself demonstrate understanding.</w:t>
+      <w:pPr>
+        <w:spacing w:line="336" w:lineRule="auto" w:after="180"/>
+      </w:pPr>
+      <w:r>
+        <w:rPr>
+          <w:b w:val="0"/>
+        </w:rPr>
+        <w:t xml:space="preserve">Use the </w:t>
+      </w:r>
+      <w:r>
+        <w:rPr>
+          <w:b/>
+        </w:rPr>
+        <w:t>evidence</w:t>
+      </w:r>
+      <w:r>
+        <w:rPr>
+          <w:b w:val="0"/>
+        </w:rPr>
+        <w:t xml:space="preserve"> to choose reteaching or the next step. A completed page, confidence rating or attractive project does not by itself demonstrate understanding.</w:t>
       </w:r>
     </w:p>
     <w:p>
@@ -2769,8 +5495,26 @@
       </w:r>
     </w:p>
     <w:p>
-      <w:r>
-        <w:t>Audit Study Buddy outputs claim by claim, recording contradiction, missing support and correct calculations separately.</w:t>
+      <w:pPr>
+        <w:spacing w:line="336" w:lineRule="auto" w:after="180"/>
+      </w:pPr>
+      <w:r>
+        <w:rPr>
+          <w:b w:val="0"/>
+        </w:rPr>
+        <w:t xml:space="preserve">Audit Study Buddy </w:t>
+      </w:r>
+      <w:r>
+        <w:rPr>
+          <w:b/>
+        </w:rPr>
+        <w:t>output</w:t>
+      </w:r>
+      <w:r>
+        <w:rPr>
+          <w:b w:val="0"/>
+        </w:rPr>
+        <w:t>s claim by claim, recording contradiction, missing support and correct calculations separately.</w:t>
       </w:r>
     </w:p>
     <w:p>
@@ -2783,12 +5527,62 @@
     </w:p>
     <w:p>
       <w:r>
-        <w:t>Teaching target: Explain the mechanism and terminology of generation failures and verification</w:t>
-      </w:r>
-    </w:p>
-    <w:p>
-      <w:r>
-        <w:t>Prepare the labelled worked-case picture, the matching workbook, fictional input cards and a place for individual responses. No paid AI account is required for the paper reasoning activities.</w:t>
+        <w:t>Use this preparation summary alongside the detailed Hallucination Failure Types lesson; it is a checklist rather than a replacement for the full sequence.</w:t>
+      </w:r>
+    </w:p>
+    <w:p>
+      <w:pPr>
+        <w:pStyle w:val="Heading3"/>
+      </w:pPr>
+      <w:r>
+        <w:t>Teaching target</w:t>
+      </w:r>
+    </w:p>
+    <w:p>
+      <w:pPr>
+        <w:spacing w:line="336" w:lineRule="auto" w:after="180"/>
+        <w:shd w:fill="EDF7F3"/>
+      </w:pPr>
+      <w:r>
+        <w:rPr>
+          <w:b w:val="0"/>
+        </w:rPr>
+        <w:t xml:space="preserve">Teaching target: Explain the </w:t>
+      </w:r>
+      <w:r>
+        <w:rPr>
+          <w:b/>
+        </w:rPr>
+        <w:t>mechanism</w:t>
+      </w:r>
+      <w:r>
+        <w:rPr>
+          <w:b w:val="0"/>
+        </w:rPr>
+        <w:t xml:space="preserve"> and terminology of generation failures and verification</w:t>
+      </w:r>
+    </w:p>
+    <w:p>
+      <w:pPr>
+        <w:spacing w:line="336" w:lineRule="auto" w:after="180"/>
+      </w:pPr>
+      <w:r>
+        <w:rPr>
+          <w:b w:val="0"/>
+        </w:rPr>
+        <w:t xml:space="preserve">Prepare the labelled worked-case picture, the matching workbook, fictional </w:t>
+      </w:r>
+      <w:r>
+        <w:rPr>
+          <w:b/>
+        </w:rPr>
+        <w:t>input</w:t>
+      </w:r>
+      <w:r>
+        <w:rPr>
+          <w:b w:val="0"/>
+        </w:rPr>
+        <w:t xml:space="preserve"> cards and a place for individual responses. No paid AI account is required for the paper reasoning activities.</w:t>
       </w:r>
     </w:p>
     <w:tbl>
@@ -2935,37 +5729,230 @@
       </w:tr>
     </w:tbl>
     <w:p>
-      <w:r>
-        <w:t>Before class, solve the supported practice: Source R says room B seats 12 and the meeting starts at 15:00. Generated answer says B seats 20, starts at 15:00 and includes free lunch. Show the intermediate steps and give the conclusion with its scope.</w:t>
-      </w:r>
-    </w:p>
-    <w:p>
-      <w:r>
-        <w:t>Reasoned practice answer: Teacher explanation: Capacity 20 is contradicted; 15:00 is supported; free lunch is unsupported. One of three claims has support. The missing lunch fact is not evidence of no lunch.</w:t>
-      </w:r>
-    </w:p>
-    <w:p>
-      <w:r>
-        <w:t>Check every learner before discussion: Use the worked case for Generation failures and verification. Proposed explanation: “The worked result establishes every future case”. Decide whether this explanation is supported. Point to the step or supplied fact that decides; explain your repair if needed.</w:t>
-      </w:r>
-    </w:p>
-    <w:p>
-      <w:r>
-        <w:t>Misconception repair: Source agreement and arithmetic validity are separate checks; missing evidence is not proof of the opposite claim.</w:t>
-      </w:r>
-    </w:p>
-    <w:p>
-      <w:r>
-        <w:t>Support: read the exact case aloud, enlarge the labelled picture, supply input cards and model only the first deciding step. Accept a spoken explanation or drawing; retain the reasoning goal.</w:t>
-      </w:r>
-    </w:p>
-    <w:p>
-      <w:r>
-        <w:t>Extension: Add a planned 30-minute stop while preserving speed and distance. Require a prediction and a reason before comparing. Expected result: Planned total elapsed time becomes 3.5 hours. Reason: Three moving hours plus half an hour stopped; walking-time calculation itself stays three.</w:t>
-      </w:r>
-    </w:p>
-    <w:p>
-      <w:r>
+      <w:pPr>
+        <w:spacing w:line="336" w:lineRule="auto" w:after="180"/>
+      </w:pPr>
+      <w:r>
+        <w:rPr>
+          <w:b w:val="0"/>
+        </w:rPr>
+        <w:t>Before class, solve the supported practice: Source R says room B seats 12 and the meeting starts at 15:00. Generated answer says B seats 20, starts at 15:00 and includes free lunch.</w:t>
+      </w:r>
+    </w:p>
+    <w:p>
+      <w:pPr>
+        <w:spacing w:line="336" w:lineRule="auto" w:after="180"/>
+      </w:pPr>
+      <w:r>
+        <w:rPr>
+          <w:b w:val="0"/>
+        </w:rPr>
+        <w:t>Show the intermediate steps and give the conclusion with its scope.</w:t>
+      </w:r>
+    </w:p>
+    <w:p>
+      <w:pPr>
+        <w:pStyle w:val="Heading3"/>
+      </w:pPr>
+      <w:r>
+        <w:t>Supported practice answer</w:t>
+      </w:r>
+    </w:p>
+    <w:p>
+      <w:pPr>
+        <w:spacing w:line="336" w:lineRule="auto" w:after="180"/>
+        <w:shd w:fill="F1F6FC"/>
+      </w:pPr>
+      <w:r>
+        <w:rPr>
+          <w:b w:val="0"/>
+        </w:rPr>
+        <w:t xml:space="preserve">Reasoned practice answer: Teacher explanation: Capacity 20 is </w:t>
+      </w:r>
+      <w:r>
+        <w:rPr>
+          <w:b/>
+        </w:rPr>
+        <w:t>contradicted</w:t>
+      </w:r>
+      <w:r>
+        <w:rPr>
+          <w:b w:val="0"/>
+        </w:rPr>
+        <w:t xml:space="preserve">; 15:00 is supported; free lunch is </w:t>
+      </w:r>
+      <w:r>
+        <w:rPr>
+          <w:b/>
+        </w:rPr>
+        <w:t>unsupported</w:t>
+      </w:r>
+      <w:r>
+        <w:rPr>
+          <w:b w:val="0"/>
+        </w:rPr>
+        <w:t xml:space="preserve">. One of three claims has support. The missing lunch fact is not </w:t>
+      </w:r>
+      <w:r>
+        <w:rPr>
+          <w:b/>
+        </w:rPr>
+        <w:t>evidence</w:t>
+      </w:r>
+      <w:r>
+        <w:rPr>
+          <w:b w:val="0"/>
+        </w:rPr>
+        <w:t xml:space="preserve"> of no lunch.</w:t>
+      </w:r>
+    </w:p>
+    <w:p>
+      <w:pPr>
+        <w:spacing w:line="336" w:lineRule="auto" w:after="180"/>
+      </w:pPr>
+      <w:r>
+        <w:rPr>
+          <w:b w:val="0"/>
+        </w:rPr>
+        <w:t>Check every learner before discussion: Use the worked case for Generation failures and verification. Proposed explanation: “The worked result establishes every future case”. Decide whether this explanation is supported.</w:t>
+      </w:r>
+    </w:p>
+    <w:p>
+      <w:pPr>
+        <w:spacing w:line="336" w:lineRule="auto" w:after="180"/>
+      </w:pPr>
+      <w:r>
+        <w:rPr>
+          <w:b w:val="0"/>
+        </w:rPr>
+        <w:t>Point to the step or supplied fact that decides; explain your repair if needed.</w:t>
+      </w:r>
+    </w:p>
+    <w:p>
+      <w:pPr>
+        <w:pStyle w:val="Heading3"/>
+      </w:pPr>
+      <w:r>
+        <w:t>Repair the misconception</w:t>
+      </w:r>
+    </w:p>
+    <w:p>
+      <w:pPr>
+        <w:spacing w:line="336" w:lineRule="auto" w:after="180"/>
+        <w:shd w:fill="FFF5E6"/>
+      </w:pPr>
+      <w:r>
+        <w:rPr>
+          <w:b w:val="0"/>
+        </w:rPr>
+        <w:t xml:space="preserve">Misconception repair: Source agreement and arithmetic validity are separate checks; missing </w:t>
+      </w:r>
+      <w:r>
+        <w:rPr>
+          <w:b/>
+        </w:rPr>
+        <w:t>evidence</w:t>
+      </w:r>
+      <w:r>
+        <w:rPr>
+          <w:b w:val="0"/>
+        </w:rPr>
+        <w:t xml:space="preserve"> is not proof of the opposite claim.</w:t>
+      </w:r>
+    </w:p>
+    <w:p>
+      <w:pPr>
+        <w:pStyle w:val="Heading3"/>
+      </w:pPr>
+      <w:r>
+        <w:t>Support without giving away the answer</w:t>
+      </w:r>
+    </w:p>
+    <w:p>
+      <w:pPr>
+        <w:spacing w:line="336" w:lineRule="auto" w:after="180"/>
+        <w:shd w:fill="F1F6F8"/>
+      </w:pPr>
+      <w:r>
+        <w:rPr>
+          <w:b w:val="0"/>
+        </w:rPr>
+        <w:t xml:space="preserve">Support: read the exact case aloud, enlarge the labelled picture, supply </w:t>
+      </w:r>
+      <w:r>
+        <w:rPr>
+          <w:b/>
+        </w:rPr>
+        <w:t>input</w:t>
+      </w:r>
+      <w:r>
+        <w:rPr>
+          <w:b w:val="0"/>
+        </w:rPr>
+        <w:t xml:space="preserve"> cards and model only the first deciding step. Accept a spoken explanation or drawing; retain the reasoning goal.</w:t>
+      </w:r>
+    </w:p>
+    <w:p>
+      <w:pPr>
+        <w:pStyle w:val="Heading3"/>
+      </w:pPr>
+      <w:r>
+        <w:t>Extend the reasoning</w:t>
+      </w:r>
+    </w:p>
+    <w:p>
+      <w:pPr>
+        <w:spacing w:line="336" w:lineRule="auto" w:after="180"/>
+        <w:shd w:fill="F5F1FB"/>
+      </w:pPr>
+      <w:r>
+        <w:rPr>
+          <w:b w:val="0"/>
+        </w:rPr>
+        <w:t xml:space="preserve">Extension: Add a planned 30-minute stop while preserving speed and distance. Require a </w:t>
+      </w:r>
+      <w:r>
+        <w:rPr>
+          <w:b/>
+        </w:rPr>
+        <w:t>prediction</w:t>
+      </w:r>
+      <w:r>
+        <w:rPr>
+          <w:b w:val="0"/>
+        </w:rPr>
+        <w:t xml:space="preserve"> and a reason before comparing. Expected result: Planned total elapsed time becomes 3.5 hours.</w:t>
+      </w:r>
+    </w:p>
+    <w:p>
+      <w:pPr>
+        <w:spacing w:line="336" w:lineRule="auto" w:after="180"/>
+        <w:shd w:fill="F5F1FB"/>
+      </w:pPr>
+      <w:r>
+        <w:rPr>
+          <w:b w:val="0"/>
+        </w:rPr>
+        <w:t>Reason: Three moving hours plus half an hour stopped; walking-time calculation itself stays three.</w:t>
+      </w:r>
+    </w:p>
+    <w:p>
+      <w:pPr>
+        <w:pStyle w:val="Heading3"/>
+      </w:pPr>
+      <w:r>
+        <w:t>Protect the independent attempt</w:t>
+      </w:r>
+    </w:p>
+    <w:p>
+      <w:pPr>
+        <w:spacing w:line="336" w:lineRule="auto" w:after="180"/>
+        <w:shd w:fill="FFF5E6"/>
+      </w:pPr>
+      <w:r>
+        <w:rPr>
+          <w:b w:val="0"/>
+        </w:rPr>
         <w:t>Independent assessment: withhold the reserved answer until the learner has attempted the new case. Record support separately from correctness.</w:t>
       </w:r>
     </w:p>
@@ -3154,13 +6141,46 @@
       </w:tr>
     </w:tbl>
     <w:p>
-      <w:r>
+      <w:pPr>
+        <w:pStyle w:val="Heading3"/>
+      </w:pPr>
+      <w:r>
+        <w:t>Project checkpoint</w:t>
+      </w:r>
+    </w:p>
+    <w:p>
+      <w:pPr>
+        <w:spacing w:line="336" w:lineRule="auto" w:after="180"/>
+        <w:shd w:fill="EDF7F3"/>
+      </w:pPr>
+      <w:r>
+        <w:rPr>
+          <w:b w:val="0"/>
+        </w:rPr>
         <w:t>Project checkpoint: Test changed cases. Keep normal, boundary and failure cases; compare expected and observed results.</w:t>
       </w:r>
     </w:p>
     <w:p>
-      <w:r>
-        <w:t>Use the weekly teacher answer for topic-specific reasoning. A saved progress tick is an activity record; judge mastery from the learner’s explanation and evidence.</w:t>
+      <w:pPr>
+        <w:spacing w:line="336" w:lineRule="auto" w:after="180"/>
+      </w:pPr>
+      <w:r>
+        <w:rPr>
+          <w:b w:val="0"/>
+        </w:rPr>
+        <w:t xml:space="preserve">Use the weekly teacher answer for topic-specific reasoning. A saved progress tick is an activity record; judge mastery from the learner’s explanation and </w:t>
+      </w:r>
+      <w:r>
+        <w:rPr>
+          <w:b/>
+        </w:rPr>
+        <w:t>evidence</w:t>
+      </w:r>
+      <w:r>
+        <w:rPr>
+          <w:b w:val="0"/>
+        </w:rPr>
+        <w:t>.</w:t>
       </w:r>
     </w:p>
     <w:p>
@@ -3173,27 +6193,1012 @@
     </w:p>
     <w:p>
       <w:r>
-        <w:t>Use the two formative questions as supported practice, not as independent mastery scores. Discuss the deciding evidence rather than accepting a guessed selection.</w:t>
-      </w:r>
-    </w:p>
-    <w:p>
-      <w:r>
+        <w:t>Use feedback, earlier review and portfolios purposefully. Apply the coding routine only when this lesson has an executable lab.</w:t>
+      </w:r>
+    </w:p>
+    <w:p>
+      <w:pPr>
+        <w:spacing w:line="336" w:lineRule="auto" w:after="180"/>
+      </w:pPr>
+      <w:r>
+        <w:rPr>
+          <w:b w:val="0"/>
+        </w:rPr>
+        <w:t xml:space="preserve">Use the two formative questions as supported practice, not as independent mastery scores. Discuss the deciding </w:t>
+      </w:r>
+      <w:r>
+        <w:rPr>
+          <w:b/>
+        </w:rPr>
+        <w:t>evidence</w:t>
+      </w:r>
+      <w:r>
+        <w:rPr>
+          <w:b w:val="0"/>
+        </w:rPr>
+        <w:t xml:space="preserve"> rather than accepting a guessed selection.</w:t>
+      </w:r>
+    </w:p>
+    <w:p>
+      <w:pPr>
+        <w:spacing w:line="336" w:lineRule="auto" w:after="180"/>
+      </w:pPr>
+      <w:r>
+        <w:rPr>
+          <w:b w:val="0"/>
+        </w:rPr>
         <w:t>The feedback comes from the reviewed public worked case. Do not reveal the separately reserved independent teacher answer until the learner has attempted that case.</w:t>
       </w:r>
     </w:p>
     <w:p>
-      <w:r>
-        <w:t>Ask students to predict before running code. Preserve errors and actual outputs; collect a changed test and an explanation. The branch-boundary and indexing lessons deliberately include failure cases.</w:t>
-      </w:r>
-    </w:p>
-    <w:p>
-      <w:r>
+      <w:pPr>
+        <w:pStyle w:val="Heading3"/>
+      </w:pPr>
+      <w:r>
+        <w:t>For later coding lessons</w:t>
+      </w:r>
+    </w:p>
+    <w:p>
+      <w:r>
+        <w:t>This week has no code block. Use this routine when a later lesson includes an executable lab.</w:t>
+      </w:r>
+    </w:p>
+    <w:p>
+      <w:pPr>
+        <w:spacing w:line="336" w:lineRule="auto" w:after="180"/>
+        <w:shd w:fill="F1F6F8"/>
+      </w:pPr>
+      <w:r>
+        <w:rPr>
+          <w:b w:val="0"/>
+        </w:rPr>
+        <w:t xml:space="preserve">Ask students to predict before running code. Preserve errors and actual </w:t>
+      </w:r>
+      <w:r>
+        <w:rPr>
+          <w:b/>
+        </w:rPr>
+        <w:t>output</w:t>
+      </w:r>
+      <w:r>
+        <w:rPr>
+          <w:b w:val="0"/>
+        </w:rPr>
+        <w:t>s; collect a changed test and an explanation. The branch-boundary and indexing lessons deliberately include failure cases.</w:t>
+      </w:r>
+    </w:p>
+    <w:p>
+      <w:pPr>
+        <w:spacing w:line="336" w:lineRule="auto" w:after="180"/>
+      </w:pPr>
+      <w:r>
+        <w:rPr>
+          <w:b w:val="0"/>
+        </w:rPr>
         <w:t>Use the earlier worked-explanation links to address a specific missing building block, then return to the current question. Adapt this suggestion after observing the learner; it is not an automatic diagnosis.</w:t>
       </w:r>
     </w:p>
     <w:p>
-      <w:r>
-        <w:t>Collect the completed-work portfolio as evidence. Record support separately from correctness, and assess explanation, trace/test and limitations. Progress ticks and quiz selections alone do not establish mastery.</w:t>
+      <w:pPr>
+        <w:spacing w:line="336" w:lineRule="auto" w:after="180"/>
+      </w:pPr>
+      <w:r>
+        <w:rPr>
+          <w:b w:val="0"/>
+        </w:rPr>
+        <w:t xml:space="preserve">Collect the completed-work portfolio as </w:t>
+      </w:r>
+      <w:r>
+        <w:rPr>
+          <w:b/>
+        </w:rPr>
+        <w:t>evidence</w:t>
+      </w:r>
+      <w:r>
+        <w:rPr>
+          <w:b w:val="0"/>
+        </w:rPr>
+        <w:t>. Record support separately from correctness, and assess explanation, trace/test and limitations. Progress ticks and quiz selections alone do not establish mastery.</w:t>
+      </w:r>
+    </w:p>
+    <w:p>
+      <w:pPr>
+        <w:pStyle w:val="Heading1"/>
+      </w:pPr>
+      <w:r>
+        <w:t>09. Visual concept journey</w:t>
+      </w:r>
+    </w:p>
+    <w:p>
+      <w:r>
+        <w:t>Show one Hallucination Failure Types graphic at a time, request a prediction and discuss its trace before the independent assessment.</w:t>
+      </w:r>
+    </w:p>
+    <w:p>
+      <w:pPr>
+        <w:spacing w:line="336" w:lineRule="auto" w:after="180"/>
+      </w:pPr>
+      <w:r>
+        <w:rPr>
+          <w:b w:val="0"/>
+        </w:rPr>
+        <w:t xml:space="preserve">Use one picture at a time. Hide a worked result before asking for a </w:t>
+      </w:r>
+      <w:r>
+        <w:rPr>
+          <w:b/>
+        </w:rPr>
+        <w:t>prediction</w:t>
+      </w:r>
+      <w:r>
+        <w:rPr>
+          <w:b w:val="0"/>
+        </w:rPr>
+        <w:t>, then reveal it for feedback. These are supported teaching cases; retain the separate independent assessment for a fresh first attempt.</w:t>
+      </w:r>
+    </w:p>
+    <w:p>
+      <w:pPr>
+        <w:pStyle w:val="Heading3"/>
+      </w:pPr>
+      <w:r>
+        <w:t>01. Hallucination Failure Types: the case</w:t>
+      </w:r>
+    </w:p>
+    <w:p>
+      <w:r>
+        <w:drawing>
+          <wp:inline xmlns:a="http://schemas.openxmlformats.org/drawingml/2006/main" xmlns:pic="http://schemas.openxmlformats.org/drawingml/2006/picture">
+            <wp:extent cx="5486400" cy="2990088"/>
+            <wp:docPr id="2" name="Picture 2" descr="A fictional Study Buddy drafts a field-trip summary from one approved record. Supplied facts: Source S: trail length 12 km; planned constant speed 4 km/h, excluding stops; departure 09:00. Draft: “The walk takes two hours, starts at 09:00 and includes free lunch.” No lunch record is supplied."/>
+            <wp:cNvGraphicFramePr>
+              <a:graphicFrameLocks noChangeAspect="1"/>
+            </wp:cNvGraphicFramePr>
+            <a:graphic>
+              <a:graphicData uri="http://schemas.openxmlformats.org/drawingml/2006/picture">
+                <pic:pic>
+                  <pic:nvPicPr>
+                    <pic:cNvPr id="0" name="academy-story-ai-3-14-01.png"/>
+                    <pic:cNvPicPr/>
+                  </pic:nvPicPr>
+                  <pic:blipFill>
+                    <a:blip r:embed="rId10"/>
+                    <a:stretch>
+                      <a:fillRect/>
+                    </a:stretch>
+                  </pic:blipFill>
+                  <pic:spPr>
+                    <a:xfrm>
+                      <a:off x="0" y="0"/>
+                      <a:ext cx="5486400" cy="2990088"/>
+                    </a:xfrm>
+                    <a:prstGeom prst="rect"/>
+                  </pic:spPr>
+                </pic:pic>
+              </a:graphicData>
+            </a:graphic>
+          </wp:inline>
+        </w:drawing>
+      </w:r>
+    </w:p>
+    <w:p>
+      <w:pPr>
+        <w:spacing w:line="336" w:lineRule="auto" w:after="180"/>
+      </w:pPr>
+      <w:r>
+        <w:rPr>
+          <w:b w:val="0"/>
+        </w:rPr>
+        <w:t>A fictional Study Buddy drafts a field-trip summary from one approved record. Supplied facts: Source S: trail length 12 km; planned constant speed 4 km/h, excluding stops; departure 09:00.</w:t>
+      </w:r>
+    </w:p>
+    <w:p>
+      <w:pPr>
+        <w:spacing w:line="336" w:lineRule="auto" w:after="180"/>
+      </w:pPr>
+      <w:r>
+        <w:rPr>
+          <w:b w:val="0"/>
+        </w:rPr>
+        <w:t>Draft: “The walk takes two hours, starts at 09:00 and includes free lunch.” No lunch record is supplied.</w:t>
+      </w:r>
+    </w:p>
+    <w:p>
+      <w:pPr>
+        <w:spacing w:line="336" w:lineRule="auto" w:after="180"/>
+        <w:shd w:fill="F5F1FB"/>
+      </w:pPr>
+      <w:r>
+        <w:rPr>
+          <w:b w:val="0"/>
+        </w:rPr>
+        <w:t>Point to the given fact that matters most. Explain why it matters.</w:t>
+      </w:r>
+    </w:p>
+    <w:p>
+      <w:pPr>
+        <w:pStyle w:val="Heading3"/>
+      </w:pPr>
+      <w:r>
+        <w:t>Discuss while showing the picture</w:t>
+      </w:r>
+    </w:p>
+    <w:p>
+      <w:pPr>
+        <w:spacing w:line="336" w:lineRule="auto" w:after="180"/>
+        <w:shd w:fill="F1F6F8"/>
+      </w:pPr>
+      <w:r>
+        <w:rPr>
+          <w:b w:val="0"/>
+        </w:rPr>
+        <w:t>Teacher prompt: Point to the given fact that matters most. Explain why it matters. Ask learners to describe one label or arrow in ordinary words. Use the adjacent transcript if the image is difficult to see.</w:t>
+      </w:r>
+    </w:p>
+    <w:p>
+      <w:pPr>
+        <w:pStyle w:val="Heading3"/>
+      </w:pPr>
+      <w:r>
+        <w:t>02. Follow the deciding steps</w:t>
+      </w:r>
+    </w:p>
+    <w:p>
+      <w:r>
+        <w:drawing>
+          <wp:inline xmlns:a="http://schemas.openxmlformats.org/drawingml/2006/main" xmlns:pic="http://schemas.openxmlformats.org/drawingml/2006/picture">
+            <wp:extent cx="5486400" cy="4005072"/>
+            <wp:docPr id="3" name="Picture 3" descr="Compute duration: 12÷4=3 hours, excluding stops. → Contradicted claim: Two-hour duration disagrees with the calculation from S. → Supported claim: Departure 09:00 is stated in S. → Unsupported claim: Free lunch has no source; missing evidence is not a confirmed no-lunch fact."/>
+            <wp:cNvGraphicFramePr>
+              <a:graphicFrameLocks noChangeAspect="1"/>
+            </wp:cNvGraphicFramePr>
+            <a:graphic>
+              <a:graphicData uri="http://schemas.openxmlformats.org/drawingml/2006/picture">
+                <pic:pic>
+                  <pic:nvPicPr>
+                    <pic:cNvPr id="0" name="academy-story-ai-3-14-02.png"/>
+                    <pic:cNvPicPr/>
+                  </pic:nvPicPr>
+                  <pic:blipFill>
+                    <a:blip r:embed="rId11"/>
+                    <a:stretch>
+                      <a:fillRect/>
+                    </a:stretch>
+                  </pic:blipFill>
+                  <pic:spPr>
+                    <a:xfrm>
+                      <a:off x="0" y="0"/>
+                      <a:ext cx="5486400" cy="4005072"/>
+                    </a:xfrm>
+                    <a:prstGeom prst="rect"/>
+                  </pic:spPr>
+                </pic:pic>
+              </a:graphicData>
+            </a:graphic>
+          </wp:inline>
+        </w:drawing>
+      </w:r>
+    </w:p>
+    <w:p>
+      <w:pPr>
+        <w:spacing w:line="336" w:lineRule="auto" w:after="180"/>
+      </w:pPr>
+      <w:r>
+        <w:rPr>
+          <w:b w:val="0"/>
+        </w:rPr>
+        <w:t xml:space="preserve">Compute duration: 12÷4=3 hours, excluding stops. → </w:t>
+      </w:r>
+      <w:r>
+        <w:rPr>
+          <w:b/>
+        </w:rPr>
+        <w:t>Contradicted</w:t>
+      </w:r>
+      <w:r>
+        <w:rPr>
+          <w:b w:val="0"/>
+        </w:rPr>
+        <w:t xml:space="preserve"> claim: Two-hour duration disagrees with the calculation from S. → Supported claim: Departure 09:00 is stated in S. → </w:t>
+      </w:r>
+      <w:r>
+        <w:rPr>
+          <w:b/>
+        </w:rPr>
+        <w:t>Unsupported claim</w:t>
+      </w:r>
+      <w:r>
+        <w:rPr>
+          <w:b w:val="0"/>
+        </w:rPr>
+        <w:t xml:space="preserve">: Free lunch has no source; missing </w:t>
+      </w:r>
+      <w:r>
+        <w:rPr>
+          <w:b/>
+        </w:rPr>
+        <w:t>evidence</w:t>
+      </w:r>
+      <w:r>
+        <w:rPr>
+          <w:b w:val="0"/>
+        </w:rPr>
+        <w:t xml:space="preserve"> is not a confirmed no-lunch fact.</w:t>
+      </w:r>
+    </w:p>
+    <w:p>
+      <w:pPr>
+        <w:spacing w:line="336" w:lineRule="auto" w:after="180"/>
+        <w:shd w:fill="F5F1FB"/>
+      </w:pPr>
+      <w:r>
+        <w:rPr>
+          <w:b w:val="0"/>
+        </w:rPr>
+        <w:t xml:space="preserve">Point to each numbered stage and explain which recorded </w:t>
+      </w:r>
+      <w:r>
+        <w:rPr>
+          <w:b/>
+        </w:rPr>
+        <w:t>input</w:t>
+      </w:r>
+      <w:r>
+        <w:rPr>
+          <w:b w:val="0"/>
+        </w:rPr>
+        <w:t xml:space="preserve"> it uses.</w:t>
+      </w:r>
+    </w:p>
+    <w:p>
+      <w:pPr>
+        <w:pStyle w:val="Heading3"/>
+      </w:pPr>
+      <w:r>
+        <w:t>Discuss while showing the picture</w:t>
+      </w:r>
+    </w:p>
+    <w:p>
+      <w:pPr>
+        <w:spacing w:line="336" w:lineRule="auto" w:after="180"/>
+        <w:shd w:fill="F1F6F8"/>
+      </w:pPr>
+      <w:r>
+        <w:rPr>
+          <w:b w:val="0"/>
+        </w:rPr>
+        <w:t xml:space="preserve">Teacher prompt: Point to each numbered stage and explain which recorded </w:t>
+      </w:r>
+      <w:r>
+        <w:rPr>
+          <w:b/>
+        </w:rPr>
+        <w:t>input</w:t>
+      </w:r>
+      <w:r>
+        <w:rPr>
+          <w:b w:val="0"/>
+        </w:rPr>
+        <w:t xml:space="preserve"> it uses. Ask learners to describe one label or arrow in ordinary words. Use the adjacent transcript if the image is difficult to see.</w:t>
+      </w:r>
+    </w:p>
+    <w:p>
+      <w:pPr>
+        <w:pStyle w:val="Heading3"/>
+      </w:pPr>
+      <w:r>
+        <w:t>03. Generation failures and verification — evidence trace</w:t>
+      </w:r>
+    </w:p>
+    <w:p>
+      <w:r>
+        <w:drawing>
+          <wp:inline xmlns:a="http://schemas.openxmlformats.org/drawingml/2006/main" xmlns:pic="http://schemas.openxmlformats.org/drawingml/2006/picture">
+            <wp:extent cx="5486400" cy="3145536"/>
+            <wp:docPr id="4" name="Picture 4" descr="Generation failures and verification — evidence trace. Source R says room B seats 12 and the meeting starts at 15:00. Generated answer says B seats 20, starts at 15:00 and includes free lunch. | Split an answer into atomic claims. For each, record the exact source passage, support status and any needed calculation. Mark unsupported and contradicted claims separately; do not repair them by inventing sources. | Capacity 20 is contradicted; 15:00 is supported; free lunch is unsupported. One of three claims has support. The missing lunch fact is not evidence of no lunch."/>
+            <wp:cNvGraphicFramePr>
+              <a:graphicFrameLocks noChangeAspect="1"/>
+            </wp:cNvGraphicFramePr>
+            <a:graphic>
+              <a:graphicData uri="http://schemas.openxmlformats.org/drawingml/2006/picture">
+                <pic:pic>
+                  <pic:nvPicPr>
+                    <pic:cNvPr id="0" name="academy-story-ai-3-14-03.png"/>
+                    <pic:cNvPicPr/>
+                  </pic:nvPicPr>
+                  <pic:blipFill>
+                    <a:blip r:embed="rId12"/>
+                    <a:stretch>
+                      <a:fillRect/>
+                    </a:stretch>
+                  </pic:blipFill>
+                  <pic:spPr>
+                    <a:xfrm>
+                      <a:off x="0" y="0"/>
+                      <a:ext cx="5486400" cy="3145536"/>
+                    </a:xfrm>
+                    <a:prstGeom prst="rect"/>
+                  </pic:spPr>
+                </pic:pic>
+              </a:graphicData>
+            </a:graphic>
+          </wp:inline>
+        </w:drawing>
+      </w:r>
+    </w:p>
+    <w:p>
+      <w:pPr>
+        <w:spacing w:line="336" w:lineRule="auto" w:after="180"/>
+      </w:pPr>
+      <w:r>
+        <w:rPr>
+          <w:b w:val="0"/>
+        </w:rPr>
+        <w:t xml:space="preserve">Generation failures and verification — </w:t>
+      </w:r>
+      <w:r>
+        <w:rPr>
+          <w:b/>
+        </w:rPr>
+        <w:t>evidence</w:t>
+      </w:r>
+      <w:r>
+        <w:rPr>
+          <w:b w:val="0"/>
+        </w:rPr>
+        <w:t xml:space="preserve"> trace. Source R says room B seats 12 and the meeting starts at 15:00.</w:t>
+      </w:r>
+    </w:p>
+    <w:p>
+      <w:pPr>
+        <w:spacing w:line="336" w:lineRule="auto" w:after="180"/>
+      </w:pPr>
+      <w:r>
+        <w:rPr>
+          <w:b w:val="0"/>
+        </w:rPr>
+        <w:t xml:space="preserve">Generated answer says B seats 20, starts at 15:00 and includes free lunch. | Split an answer into </w:t>
+      </w:r>
+      <w:r>
+        <w:rPr>
+          <w:b/>
+        </w:rPr>
+        <w:t>atomic claim</w:t>
+      </w:r>
+      <w:r>
+        <w:rPr>
+          <w:b w:val="0"/>
+        </w:rPr>
+        <w:t>s. For each, record the exact source passage, support status and any needed calculation.</w:t>
+      </w:r>
+    </w:p>
+    <w:p>
+      <w:pPr>
+        <w:spacing w:line="336" w:lineRule="auto" w:after="180"/>
+      </w:pPr>
+      <w:r>
+        <w:rPr>
+          <w:b w:val="0"/>
+        </w:rPr>
+        <w:t xml:space="preserve">Mark </w:t>
+      </w:r>
+      <w:r>
+        <w:rPr>
+          <w:b/>
+        </w:rPr>
+        <w:t>unsupported</w:t>
+      </w:r>
+      <w:r>
+        <w:rPr>
+          <w:b w:val="0"/>
+        </w:rPr>
+        <w:t xml:space="preserve"> and </w:t>
+      </w:r>
+      <w:r>
+        <w:rPr>
+          <w:b/>
+        </w:rPr>
+        <w:t>contradicted</w:t>
+      </w:r>
+      <w:r>
+        <w:rPr>
+          <w:b w:val="0"/>
+        </w:rPr>
+        <w:t xml:space="preserve"> claims separately; do not repair them by inventing sources. | Capacity 20 is </w:t>
+      </w:r>
+      <w:r>
+        <w:rPr>
+          <w:b/>
+        </w:rPr>
+        <w:t>contradicted</w:t>
+      </w:r>
+      <w:r>
+        <w:rPr>
+          <w:b w:val="0"/>
+        </w:rPr>
+        <w:t xml:space="preserve">; 15:00 is supported; free lunch is </w:t>
+      </w:r>
+      <w:r>
+        <w:rPr>
+          <w:b/>
+        </w:rPr>
+        <w:t>unsupported</w:t>
+      </w:r>
+      <w:r>
+        <w:rPr>
+          <w:b w:val="0"/>
+        </w:rPr>
+        <w:t>. One of three claims has support.</w:t>
+      </w:r>
+    </w:p>
+    <w:p>
+      <w:pPr>
+        <w:spacing w:line="336" w:lineRule="auto" w:after="180"/>
+      </w:pPr>
+      <w:r>
+        <w:rPr>
+          <w:b w:val="0"/>
+        </w:rPr>
+        <w:t xml:space="preserve">The missing lunch fact is not </w:t>
+      </w:r>
+      <w:r>
+        <w:rPr>
+          <w:b/>
+        </w:rPr>
+        <w:t>evidence</w:t>
+      </w:r>
+      <w:r>
+        <w:rPr>
+          <w:b w:val="0"/>
+        </w:rPr>
+        <w:t xml:space="preserve"> of no lunch.</w:t>
+      </w:r>
+    </w:p>
+    <w:p>
+      <w:pPr>
+        <w:spacing w:line="336" w:lineRule="auto" w:after="180"/>
+        <w:shd w:fill="F5F1FB"/>
+      </w:pPr>
+      <w:r>
+        <w:rPr>
+          <w:b w:val="0"/>
+        </w:rPr>
+        <w:t>Read the labels and values. Explain the relationship the model shows.</w:t>
+      </w:r>
+    </w:p>
+    <w:p>
+      <w:pPr>
+        <w:pStyle w:val="Heading3"/>
+      </w:pPr>
+      <w:r>
+        <w:t>Discuss while showing the picture</w:t>
+      </w:r>
+    </w:p>
+    <w:p>
+      <w:pPr>
+        <w:spacing w:line="336" w:lineRule="auto" w:after="180"/>
+        <w:shd w:fill="F1F6F8"/>
+      </w:pPr>
+      <w:r>
+        <w:rPr>
+          <w:b w:val="0"/>
+        </w:rPr>
+        <w:t>Teacher prompt: Read the labels and values. Explain the relationship the model shows. Ask learners to describe one label or arrow in ordinary words. Use the adjacent transcript if the image is difficult to see.</w:t>
+      </w:r>
+    </w:p>
+    <w:p>
+      <w:pPr>
+        <w:pStyle w:val="Heading3"/>
+      </w:pPr>
+      <w:r>
+        <w:t>04. Change one thing. Trace what follows.</w:t>
+      </w:r>
+    </w:p>
+    <w:p>
+      <w:r>
+        <w:drawing>
+          <wp:inline xmlns:a="http://schemas.openxmlformats.org/drawingml/2006/main" xmlns:pic="http://schemas.openxmlformats.org/drawingml/2006/picture">
+            <wp:extent cx="5486400" cy="3026664"/>
+            <wp:docPr id="5" name="Picture 5" descr="Original case: Free lunch has no source; missing evidence is not a confirmed no-lunch fact. Changed condition: Add a planned 30-minute stop while preserving speed and distance. Expected result: Planned total elapsed time becomes 3.5 hours. Reason: Three moving hours plus half an hour stopped; walking-time calculation itself stays three."/>
+            <wp:cNvGraphicFramePr>
+              <a:graphicFrameLocks noChangeAspect="1"/>
+            </wp:cNvGraphicFramePr>
+            <a:graphic>
+              <a:graphicData uri="http://schemas.openxmlformats.org/drawingml/2006/picture">
+                <pic:pic>
+                  <pic:nvPicPr>
+                    <pic:cNvPr id="0" name="academy-story-ai-3-14-04.png"/>
+                    <pic:cNvPicPr/>
+                  </pic:nvPicPr>
+                  <pic:blipFill>
+                    <a:blip r:embed="rId13"/>
+                    <a:stretch>
+                      <a:fillRect/>
+                    </a:stretch>
+                  </pic:blipFill>
+                  <pic:spPr>
+                    <a:xfrm>
+                      <a:off x="0" y="0"/>
+                      <a:ext cx="5486400" cy="3026664"/>
+                    </a:xfrm>
+                    <a:prstGeom prst="rect"/>
+                  </pic:spPr>
+                </pic:pic>
+              </a:graphicData>
+            </a:graphic>
+          </wp:inline>
+        </w:drawing>
+      </w:r>
+    </w:p>
+    <w:p>
+      <w:pPr>
+        <w:spacing w:line="336" w:lineRule="auto" w:after="180"/>
+      </w:pPr>
+      <w:r>
+        <w:rPr>
+          <w:b w:val="0"/>
+        </w:rPr>
+        <w:t xml:space="preserve">Original case: Free lunch has no source; missing </w:t>
+      </w:r>
+      <w:r>
+        <w:rPr>
+          <w:b/>
+        </w:rPr>
+        <w:t>evidence</w:t>
+      </w:r>
+      <w:r>
+        <w:rPr>
+          <w:b w:val="0"/>
+        </w:rPr>
+        <w:t xml:space="preserve"> is not a confirmed no-lunch fact. Changed condition: Add a planned 30-minute stop while preserving speed and distance.</w:t>
+      </w:r>
+    </w:p>
+    <w:p>
+      <w:pPr>
+        <w:spacing w:line="336" w:lineRule="auto" w:after="180"/>
+      </w:pPr>
+      <w:r>
+        <w:rPr>
+          <w:b w:val="0"/>
+        </w:rPr>
+        <w:t>Expected result: Planned total elapsed time becomes 3.5 hours. Reason: Three moving hours plus half an hour stopped; walking-time calculation itself stays three.</w:t>
+      </w:r>
+    </w:p>
+    <w:p>
+      <w:pPr>
+        <w:spacing w:line="336" w:lineRule="auto" w:after="180"/>
+        <w:shd w:fill="F5F1FB"/>
+      </w:pPr>
+      <w:r>
+        <w:rPr>
+          <w:b w:val="0"/>
+        </w:rPr>
+        <w:t>Predict before checking the worked changed-case result. Name what changed and what the supplied facts allow you to conclude.</w:t>
+      </w:r>
+    </w:p>
+    <w:p>
+      <w:pPr>
+        <w:pStyle w:val="Heading3"/>
+      </w:pPr>
+      <w:r>
+        <w:t>Discuss while showing the picture</w:t>
+      </w:r>
+    </w:p>
+    <w:p>
+      <w:pPr>
+        <w:spacing w:line="336" w:lineRule="auto" w:after="180"/>
+        <w:shd w:fill="F1F6F8"/>
+      </w:pPr>
+      <w:r>
+        <w:rPr>
+          <w:b w:val="0"/>
+        </w:rPr>
+        <w:t>Teacher prompt: Predict before checking the worked changed-case result. Name what changed and what the supplied facts allow you to conclude. Ask learners to describe one label or arrow in ordinary words.</w:t>
+      </w:r>
+    </w:p>
+    <w:p>
+      <w:pPr>
+        <w:spacing w:line="336" w:lineRule="auto" w:after="180"/>
+        <w:shd w:fill="F1F6F8"/>
+      </w:pPr>
+      <w:r>
+        <w:rPr>
+          <w:b w:val="0"/>
+        </w:rPr>
+        <w:t>Use the adjacent transcript if the image is difficult to see. Changed-case reasoning: Three moving hours plus half an hour stopped; walking-time calculation itself stays three.</w:t>
+      </w:r>
+    </w:p>
+    <w:p>
+      <w:pPr>
+        <w:pStyle w:val="Heading3"/>
+      </w:pPr>
+      <w:r>
+        <w:t>05. Connect the explanation to its limit</w:t>
+      </w:r>
+    </w:p>
+    <w:p>
+      <w:r>
+        <w:drawing>
+          <wp:inline xmlns:a="http://schemas.openxmlformats.org/drawingml/2006/main" xmlns:pic="http://schemas.openxmlformats.org/drawingml/2006/picture">
+            <wp:extent cx="5486400" cy="2941320"/>
+            <wp:docPr id="6" name="Picture 6" descr="Different errors need different repairs. Recalculate the duration; keep the supported departure; remove or seek evidence for lunch. These categories are more informative than calling the whole answer wrong. Arithmetic inherits assumptions such as constant speed and no stops, so avoid turning the three-hour walking calculation into a guaranteed arrival time. Limit: The fictional plan does not establish actual speed, delays or what eventually occurred on a real trip."/>
+            <wp:cNvGraphicFramePr>
+              <a:graphicFrameLocks noChangeAspect="1"/>
+            </wp:cNvGraphicFramePr>
+            <a:graphic>
+              <a:graphicData uri="http://schemas.openxmlformats.org/drawingml/2006/picture">
+                <pic:pic>
+                  <pic:nvPicPr>
+                    <pic:cNvPr id="0" name="academy-story-ai-3-14-05.png"/>
+                    <pic:cNvPicPr/>
+                  </pic:nvPicPr>
+                  <pic:blipFill>
+                    <a:blip r:embed="rId14"/>
+                    <a:stretch>
+                      <a:fillRect/>
+                    </a:stretch>
+                  </pic:blipFill>
+                  <pic:spPr>
+                    <a:xfrm>
+                      <a:off x="0" y="0"/>
+                      <a:ext cx="5486400" cy="2941320"/>
+                    </a:xfrm>
+                    <a:prstGeom prst="rect"/>
+                  </pic:spPr>
+                </pic:pic>
+              </a:graphicData>
+            </a:graphic>
+          </wp:inline>
+        </w:drawing>
+      </w:r>
+    </w:p>
+    <w:p>
+      <w:pPr>
+        <w:spacing w:line="336" w:lineRule="auto" w:after="180"/>
+      </w:pPr>
+      <w:r>
+        <w:rPr>
+          <w:b w:val="0"/>
+        </w:rPr>
+        <w:t xml:space="preserve">Different errors need different repairs. Recalculate the duration; keep the supported departure; remove or seek </w:t>
+      </w:r>
+      <w:r>
+        <w:rPr>
+          <w:b/>
+        </w:rPr>
+        <w:t>evidence</w:t>
+      </w:r>
+      <w:r>
+        <w:rPr>
+          <w:b w:val="0"/>
+        </w:rPr>
+        <w:t xml:space="preserve"> for lunch. These categories are more informative than calling the whole answer wrong.</w:t>
+      </w:r>
+    </w:p>
+    <w:p>
+      <w:pPr>
+        <w:spacing w:line="336" w:lineRule="auto" w:after="180"/>
+      </w:pPr>
+      <w:r>
+        <w:rPr>
+          <w:b w:val="0"/>
+        </w:rPr>
+        <w:t>Arithmetic inherits assumptions such as constant speed and no stops, so avoid turning the three-hour walking calculation into a guaranteed arrival time.</w:t>
+      </w:r>
+    </w:p>
+    <w:p>
+      <w:pPr>
+        <w:spacing w:line="336" w:lineRule="auto" w:after="180"/>
+      </w:pPr>
+      <w:r>
+        <w:rPr>
+          <w:b w:val="0"/>
+        </w:rPr>
+        <w:t>Limit: The fictional plan does not establish actual speed, delays or what eventually occurred on a real trip.</w:t>
+      </w:r>
+    </w:p>
+    <w:p>
+      <w:pPr>
+        <w:spacing w:line="336" w:lineRule="auto" w:after="180"/>
+        <w:shd w:fill="F5F1FB"/>
+      </w:pPr>
+      <w:r>
+        <w:rPr>
+          <w:b w:val="0"/>
+        </w:rPr>
+        <w:t>Explain the case, then point to a limit on the claim.</w:t>
+      </w:r>
+    </w:p>
+    <w:p>
+      <w:pPr>
+        <w:pStyle w:val="Heading3"/>
+      </w:pPr>
+      <w:r>
+        <w:t>Discuss while showing the picture</w:t>
+      </w:r>
+    </w:p>
+    <w:p>
+      <w:pPr>
+        <w:spacing w:line="336" w:lineRule="auto" w:after="180"/>
+        <w:shd w:fill="F1F6F8"/>
+      </w:pPr>
+      <w:r>
+        <w:rPr>
+          <w:b w:val="0"/>
+        </w:rPr>
+        <w:t>Teacher prompt: Explain the case, then point to a limit on the claim. Ask learners to describe one label or arrow in ordinary words. Use the adjacent transcript if the image is difficult to see.</w:t>
+      </w:r>
+    </w:p>
+    <w:p>
+      <w:pPr>
+        <w:spacing w:line="336" w:lineRule="auto" w:after="180"/>
+        <w:shd w:fill="F1F6F8"/>
+      </w:pPr>
+      <w:r>
+        <w:rPr>
+          <w:b w:val="0"/>
+        </w:rPr>
+        <w:t>Keep the stated scope: The fictional plan does not establish actual speed, delays or what eventually occurred on a real trip.</w:t>
+      </w:r>
+    </w:p>
+    <w:p>
+      <w:pPr>
+        <w:pStyle w:val="Heading3"/>
+      </w:pPr>
+      <w:r>
+        <w:t>06. Make the idea visible in your project</w:t>
+      </w:r>
+    </w:p>
+    <w:p>
+      <w:r>
+        <w:drawing>
+          <wp:inline xmlns:a="http://schemas.openxmlformats.org/drawingml/2006/main" xmlns:pic="http://schemas.openxmlformats.org/drawingml/2006/picture">
+            <wp:extent cx="5486400" cy="3380232"/>
+            <wp:docPr id="7" name="Picture 7" descr="Audit Study Buddy outputs claim by claim, recording contradiction, missing support and correct calculations separately. Draw your input, deciding step, result and limit. Supported question: Can we conclude there will definitely be no lunch from S alone?"/>
+            <wp:cNvGraphicFramePr>
+              <a:graphicFrameLocks noChangeAspect="1"/>
+            </wp:cNvGraphicFramePr>
+            <a:graphic>
+              <a:graphicData uri="http://schemas.openxmlformats.org/drawingml/2006/picture">
+                <pic:pic>
+                  <pic:nvPicPr>
+                    <pic:cNvPr id="0" name="academy-story-ai-3-14-06.png"/>
+                    <pic:cNvPicPr/>
+                  </pic:nvPicPr>
+                  <pic:blipFill>
+                    <a:blip r:embed="rId15"/>
+                    <a:stretch>
+                      <a:fillRect/>
+                    </a:stretch>
+                  </pic:blipFill>
+                  <pic:spPr>
+                    <a:xfrm>
+                      <a:off x="0" y="0"/>
+                      <a:ext cx="5486400" cy="3380232"/>
+                    </a:xfrm>
+                    <a:prstGeom prst="rect"/>
+                  </pic:spPr>
+                </pic:pic>
+              </a:graphicData>
+            </a:graphic>
+          </wp:inline>
+        </w:drawing>
+      </w:r>
+    </w:p>
+    <w:p>
+      <w:pPr>
+        <w:spacing w:line="336" w:lineRule="auto" w:after="180"/>
+        <w:shd w:fill="F5F1FB"/>
+      </w:pPr>
+      <w:r>
+        <w:rPr>
+          <w:b w:val="0"/>
+        </w:rPr>
+        <w:t xml:space="preserve">Audit Study Buddy </w:t>
+      </w:r>
+      <w:r>
+        <w:rPr>
+          <w:b/>
+        </w:rPr>
+        <w:t>output</w:t>
+      </w:r>
+      <w:r>
+        <w:rPr>
+          <w:b w:val="0"/>
+        </w:rPr>
+        <w:t xml:space="preserve">s claim by claim, recording contradiction, missing support and correct calculations separately. Draw your </w:t>
+      </w:r>
+      <w:r>
+        <w:rPr>
+          <w:b/>
+        </w:rPr>
+        <w:t>input</w:t>
+      </w:r>
+      <w:r>
+        <w:rPr>
+          <w:b w:val="0"/>
+        </w:rPr>
+        <w:t>, deciding step, result and limit.</w:t>
+      </w:r>
+    </w:p>
+    <w:p>
+      <w:pPr>
+        <w:spacing w:line="336" w:lineRule="auto" w:after="180"/>
+        <w:shd w:fill="F5F1FB"/>
+      </w:pPr>
+      <w:r>
+        <w:rPr>
+          <w:b w:val="0"/>
+        </w:rPr>
+        <w:t>Supported question: Can we conclude there will definitely be no lunch from S alone?</w:t>
+      </w:r>
+    </w:p>
+    <w:p>
+      <w:pPr>
+        <w:spacing w:line="336" w:lineRule="auto" w:after="180"/>
+        <w:shd w:fill="F5F1FB"/>
+      </w:pPr>
+      <w:r>
+        <w:rPr>
+          <w:b w:val="0"/>
+        </w:rPr>
+        <w:t xml:space="preserve">Draw your project trace and justify the deciding step using </w:t>
+      </w:r>
+      <w:r>
+        <w:rPr>
+          <w:b/>
+        </w:rPr>
+        <w:t>evidence</w:t>
+      </w:r>
+      <w:r>
+        <w:rPr>
+          <w:b w:val="0"/>
+        </w:rPr>
+        <w:t>.</w:t>
+      </w:r>
+    </w:p>
+    <w:p>
+      <w:pPr>
+        <w:pStyle w:val="Heading3"/>
+      </w:pPr>
+      <w:r>
+        <w:t>Discuss while showing the picture</w:t>
+      </w:r>
+    </w:p>
+    <w:p>
+      <w:pPr>
+        <w:spacing w:line="336" w:lineRule="auto" w:after="180"/>
+        <w:shd w:fill="F1F6F8"/>
+      </w:pPr>
+      <w:r>
+        <w:rPr>
+          <w:b w:val="0"/>
+        </w:rPr>
+        <w:t xml:space="preserve">Teacher prompt: Draw your project trace and justify the deciding step using </w:t>
+      </w:r>
+      <w:r>
+        <w:rPr>
+          <w:b/>
+        </w:rPr>
+        <w:t>evidence</w:t>
+      </w:r>
+      <w:r>
+        <w:rPr>
+          <w:b w:val="0"/>
+        </w:rPr>
+        <w:t>. Ask learners to describe one label or arrow in ordinary words. Use the adjacent transcript if the image is difficult to see.</w:t>
+      </w:r>
+    </w:p>
+    <w:p>
+      <w:pPr>
+        <w:spacing w:line="336" w:lineRule="auto" w:after="180"/>
+        <w:shd w:fill="F1F6F8"/>
+      </w:pPr>
+      <w:r>
+        <w:rPr>
+          <w:b w:val="0"/>
+        </w:rPr>
+        <w:t>Supported practice key: No. Lunch is unknown from S, not disproved. Say the source does not supply lunch information.</w:t>
       </w:r>
     </w:p>
     <w:sectPr>

--- a/downloads/teacher/ai-3-week-14.docx
+++ b/downloads/teacher/ai-3-week-14.docx
@@ -201,7 +201,7 @@
           </w:tcPr>
           <w:p>
             <w:r>
-              <w:t>Sections 9 and 11–14. Give extra time to finish the full task set; use Section 15 when the week includes a coding lab.</w:t>
+              <w:t>Use “Run the investigation”, “Connect your project”, “Show what you know”, “Study a complete case” and “Try a new case independently”. Give extra time for the full task set. If this week has a coding lab, use its named section; section numbers can change when extra explanations are included.</w:t>
             </w:r>
           </w:p>
         </w:tc>
@@ -5722,7 +5722,7 @@
           </w:tcPr>
           <w:p>
             <w:r>
-              <w:t>Sections 9 and 11–14. Give extra time to finish the full task set; use Section 15 when the week includes a coding lab.</w:t>
+              <w:t>Use “Run the investigation”, “Connect your project”, “Show what you know”, “Study a complete case” and “Try a new case independently”. Give extra time for the full task set. If this week has a coding lab, use its named section; section numbers can change when extra explanations are included.</w:t>
             </w:r>
           </w:p>
         </w:tc>

--- a/downloads/teacher/ai-3-week-14.docx
+++ b/downloads/teacher/ai-3-week-14.docx
@@ -25,20 +25,38 @@
         <w:pStyle w:val="Heading1"/>
       </w:pPr>
       <w:r>
-        <w:t>01. Hallucination Failure Types</w:t>
-      </w:r>
-    </w:p>
-    <w:p>
-      <w:r>
-        <w:t>Prepare Hallucination Failure Types: check the target, prerequisites, resources and adaptable teaching schedule.</w:t>
-      </w:r>
-    </w:p>
-    <w:p>
-      <w:pPr>
-        <w:pStyle w:val="Heading3"/>
-      </w:pPr>
-      <w:r>
-        <w:t>Teach the learning cycle</w:t>
+        <w:t>Teach the evidence for a failure before naming its type.</w:t>
+      </w:r>
+    </w:p>
+    <w:p>
+      <w:r>
+        <w:t>Supply complete sources and claims, preserve units/assumptions and assess the fresh trip case before feedback.</w:t>
+      </w:r>
+    </w:p>
+    <w:p>
+      <w:r>
+        <w:t>Ask whether evidence contradicts the claim or is merely absent, and avoid inferring model intent.</w:t>
+      </w:r>
+    </w:p>
+    <w:p>
+      <w:pPr>
+        <w:pStyle w:val="Heading1"/>
+      </w:pPr>
+      <w:r>
+        <w:t>01. Prepare this connected week</w:t>
+      </w:r>
+    </w:p>
+    <w:p>
+      <w:r>
+        <w:t>Use one main plan and keep practice separate from the independent first attempt.</w:t>
+      </w:r>
+    </w:p>
+    <w:p>
+      <w:pPr>
+        <w:pStyle w:val="Heading2"/>
+      </w:pPr>
+      <w:r>
+        <w:t>Learning goal and precision</w:t>
       </w:r>
     </w:p>
     <w:p>
@@ -62,6 +80,158 @@
           <w:b w:val="0"/>
         </w:rPr>
         <w:t xml:space="preserve"> and terminology of generation failures and verification</w:t>
+      </w:r>
+    </w:p>
+    <w:p>
+      <w:pPr>
+        <w:spacing w:line="336" w:lineRule="auto" w:after="180"/>
+      </w:pPr>
+      <w:r>
+        <w:rPr>
+          <w:b w:val="0"/>
+        </w:rPr>
+        <w:t xml:space="preserve">Two 45-minute sessions. Generated answers may invent facts, misread quantities or cite irrelevant passages. Verification checks each claim against </w:t>
+      </w:r>
+      <w:r>
+        <w:rPr>
+          <w:b/>
+        </w:rPr>
+        <w:t>evidence</w:t>
+      </w:r>
+      <w:r>
+        <w:rPr>
+          <w:b w:val="0"/>
+        </w:rPr>
+        <w:t xml:space="preserve"> rather than accepting fluent wording.</w:t>
+      </w:r>
+    </w:p>
+    <w:p>
+      <w:pPr>
+        <w:spacing w:line="336" w:lineRule="auto" w:after="180"/>
+      </w:pPr>
+      <w:r>
+        <w:rPr>
+          <w:b w:val="0"/>
+        </w:rPr>
+        <w:t xml:space="preserve">Use the supplied constructed scenarios to make the </w:t>
+      </w:r>
+      <w:r>
+        <w:rPr>
+          <w:b/>
+        </w:rPr>
+        <w:t>mechanism</w:t>
+      </w:r>
+      <w:r>
+        <w:rPr>
+          <w:b w:val="0"/>
+        </w:rPr>
+        <w:t xml:space="preserve"> inspectable. Collect W4 before sharing solutions.</w:t>
+      </w:r>
+    </w:p>
+    <w:p>
+      <w:pPr>
+        <w:spacing w:line="336" w:lineRule="auto" w:after="180"/>
+      </w:pPr>
+      <w:r>
+        <w:rPr>
+          <w:b w:val="0"/>
+        </w:rPr>
+        <w:t xml:space="preserve">Students should name intermediate </w:t>
+      </w:r>
+      <w:r>
+        <w:rPr>
+          <w:b/>
+        </w:rPr>
+        <w:t>evidence</w:t>
+      </w:r>
+      <w:r>
+        <w:rPr>
+          <w:b w:val="0"/>
+        </w:rPr>
+        <w:t xml:space="preserve"> and limitations; classroom pacing and learning effectiveness remain unvalidated.</w:t>
+      </w:r>
+    </w:p>
+    <w:p>
+      <w:pPr>
+        <w:spacing w:line="336" w:lineRule="auto" w:after="180"/>
+      </w:pPr>
+      <w:r>
+        <w:rPr>
+          <w:b w:val="0"/>
+        </w:rPr>
+        <w:t xml:space="preserve">By the end, I can distinguish supported, </w:t>
+      </w:r>
+      <w:r>
+        <w:rPr>
+          <w:b/>
+        </w:rPr>
+        <w:t>contradicted</w:t>
+      </w:r>
+      <w:r>
+        <w:rPr>
+          <w:b w:val="0"/>
+        </w:rPr>
+        <w:t xml:space="preserve"> and </w:t>
+      </w:r>
+      <w:r>
+        <w:rPr>
+          <w:b/>
+        </w:rPr>
+        <w:t>unsupported</w:t>
+      </w:r>
+      <w:r>
+        <w:rPr>
+          <w:b w:val="0"/>
+        </w:rPr>
+        <w:t xml:space="preserve"> generated claims.</w:t>
+      </w:r>
+    </w:p>
+    <w:p>
+      <w:pPr>
+        <w:pStyle w:val="Heading2"/>
+      </w:pPr>
+      <w:r>
+        <w:t>What to prepare</w:t>
+      </w:r>
+    </w:p>
+    <w:p>
+      <w:pPr>
+        <w:pStyle w:val="ListBullet"/>
+      </w:pPr>
+      <w:r>
+        <w:t>Use the supplied scenario, student illustrations and blank paper. For numeric work, offer counters or a calculator after learners show the setup. Fictional records are supplied; personal data and paid accounts are unnecessary.</w:t>
+      </w:r>
+    </w:p>
+    <w:p>
+      <w:pPr>
+        <w:pStyle w:val="ListBullet"/>
+      </w:pPr>
+      <w:r>
+        <w:t>Lesson and workbook; paper and pencil</w:t>
+      </w:r>
+    </w:p>
+    <w:p>
+      <w:pPr>
+        <w:pStyle w:val="ListBullet"/>
+      </w:pPr>
+      <w:r>
+        <w:t>Calculator and optional local Python 3 for arithmetic; no live API or private data</w:t>
+      </w:r>
+    </w:p>
+    <w:p>
+      <w:pPr>
+        <w:pStyle w:val="ListBullet"/>
+      </w:pPr>
+      <w:r>
+        <w:t>Prepare the fresh retry separately and withhold its solution until after collection</w:t>
+      </w:r>
+    </w:p>
+    <w:p>
+      <w:pPr>
+        <w:pStyle w:val="Heading2"/>
+      </w:pPr>
+      <w:r>
+        <w:t>Main teaching plan</w:t>
       </w:r>
     </w:p>
     <w:tbl>
@@ -243,9 +413,237 @@
     </w:p>
     <w:p>
       <w:pPr>
+        <w:pStyle w:val="Heading2"/>
+      </w:pPr>
+      <w:r>
+        <w:t>Opening retrieval and readiness</w:t>
+      </w:r>
+    </w:p>
+    <w:p>
+      <w:pPr>
+        <w:spacing w:line="336" w:lineRule="auto" w:after="180"/>
+      </w:pPr>
+      <w:r>
+        <w:rPr>
+          <w:b w:val="0"/>
+        </w:rPr>
+        <w:t xml:space="preserve">Without opening the old lesson, explain one key idea from Multimodal </w:t>
+      </w:r>
+      <w:r>
+        <w:rPr>
+          <w:b/>
+        </w:rPr>
+        <w:t>Evidence</w:t>
+      </w:r>
+      <w:r>
+        <w:rPr>
+          <w:b w:val="0"/>
+        </w:rPr>
+        <w:t>. Give an example and a mistake that the idea helps you avoid.</w:t>
+      </w:r>
+    </w:p>
+    <w:p>
+      <w:pPr>
+        <w:spacing w:line="336" w:lineRule="auto" w:after="180"/>
+      </w:pPr>
+      <w:r>
+        <w:rPr>
+          <w:b w:val="0"/>
+        </w:rPr>
+        <w:t xml:space="preserve">Look for: Keep visible </w:t>
+      </w:r>
+      <w:r>
+        <w:rPr>
+          <w:b/>
+        </w:rPr>
+        <w:t>evidence</w:t>
+      </w:r>
+      <w:r>
+        <w:rPr>
+          <w:b w:val="0"/>
+        </w:rPr>
+        <w:t>, hidden contents and caption claims separate</w:t>
+      </w:r>
+    </w:p>
+    <w:p>
+      <w:pPr>
+        <w:spacing w:line="336" w:lineRule="auto" w:after="180"/>
+      </w:pPr>
+      <w:r>
+        <w:rPr>
+          <w:b w:val="0"/>
+        </w:rPr>
+        <w:t>Reference example, not the only acceptable wording: Three reported visible pencils support a lower bound, not a verified total. Hidden contents remain unknown; a caption does not reveal them. Only the supplied new observation and complete-location scope support the changed total.</w:t>
+      </w:r>
+    </w:p>
+    <w:p>
+      <w:pPr>
+        <w:spacing w:line="336" w:lineRule="auto" w:after="180"/>
+      </w:pPr>
+      <w:r>
+        <w:rPr>
+          <w:b w:val="0"/>
+        </w:rPr>
+        <w:t>Without opening the old lesson, explain one key idea from Visual Composition. Give an example and a mistake that the idea helps you avoid.</w:t>
+      </w:r>
+    </w:p>
+    <w:p>
+      <w:pPr>
+        <w:spacing w:line="336" w:lineRule="auto" w:after="180"/>
+      </w:pPr>
+      <w:r>
+        <w:rPr>
+          <w:b w:val="0"/>
+        </w:rPr>
+        <w:t>Look for: Check object counts, spatial relations and arrow meaning separately</w:t>
+      </w:r>
+    </w:p>
+    <w:p>
+      <w:pPr>
+        <w:spacing w:line="336" w:lineRule="auto" w:after="180"/>
+      </w:pPr>
+      <w:r>
+        <w:rPr>
+          <w:b w:val="0"/>
+        </w:rPr>
+        <w:t xml:space="preserve">Reference example, not the only acceptable wording: Correct object counts do not establish position or semantic arrow flow. Moving bottles left fixes position without changing beaker→bottles meaning. A native reconstruction is not the original generated </w:t>
+      </w:r>
+      <w:r>
+        <w:rPr>
+          <w:b/>
+        </w:rPr>
+        <w:t>output</w:t>
+      </w:r>
+      <w:r>
+        <w:rPr>
+          <w:b w:val="0"/>
+        </w:rPr>
+        <w:t>.</w:t>
+      </w:r>
+    </w:p>
+    <w:p>
+      <w:pPr>
+        <w:spacing w:line="336" w:lineRule="auto" w:after="180"/>
+      </w:pPr>
+      <w:r>
+        <w:rPr>
+          <w:b w:val="0"/>
+        </w:rPr>
+        <w:t xml:space="preserve">Without opening the old lesson, explain one key idea from Structured </w:t>
+      </w:r>
+      <w:r>
+        <w:rPr>
+          <w:b/>
+        </w:rPr>
+        <w:t>Output</w:t>
+      </w:r>
+      <w:r>
+        <w:rPr>
+          <w:b w:val="0"/>
+        </w:rPr>
+        <w:t xml:space="preserve"> and Schemas. Give an example and a mistake that the idea helps you avoid.</w:t>
+      </w:r>
+    </w:p>
+    <w:p>
+      <w:pPr>
+        <w:spacing w:line="336" w:lineRule="auto" w:after="180"/>
+      </w:pPr>
+      <w:r>
+        <w:rPr>
+          <w:b w:val="0"/>
+        </w:rPr>
+        <w:t>Look for: Separate JSON parsing, schema validation and source support checks</w:t>
+      </w:r>
+    </w:p>
+    <w:p>
+      <w:pPr>
+        <w:spacing w:line="336" w:lineRule="auto" w:after="180"/>
+      </w:pPr>
+      <w:r>
+        <w:rPr>
+          <w:b w:val="0"/>
+        </w:rPr>
+        <w:t>Reference example, not the only acceptable wording: Teacher explanation: Parsing establishes grammatical JSON; schema checks enforce fields/types/conditional rules; semantic checks match the claims to sources and domain meaning.</w:t>
+      </w:r>
+    </w:p>
+    <w:p>
+      <w:pPr>
+        <w:spacing w:line="336" w:lineRule="auto" w:after="180"/>
+      </w:pPr>
+      <w:r>
+        <w:rPr>
+          <w:b w:val="0"/>
+        </w:rPr>
+        <w:t>None alone establishes all three.</w:t>
+      </w:r>
+    </w:p>
+    <w:p>
+      <w:pPr>
+        <w:spacing w:line="336" w:lineRule="auto" w:after="180"/>
+      </w:pPr>
+      <w:r>
+        <w:rPr>
+          <w:b w:val="0"/>
+        </w:rPr>
+        <w:t xml:space="preserve">A result depends on the </w:t>
+      </w:r>
+      <w:r>
+        <w:rPr>
+          <w:b/>
+        </w:rPr>
+        <w:t>input</w:t>
+      </w:r>
+      <w:r>
+        <w:rPr>
+          <w:b w:val="0"/>
+        </w:rPr>
+        <w:t xml:space="preserve">s, procedure and conditions that produced it. Preserve data roles and distinguish observed outcomes from </w:t>
+      </w:r>
+      <w:r>
+        <w:rPr>
+          <w:b/>
+        </w:rPr>
+        <w:t>prediction</w:t>
+      </w:r>
+      <w:r>
+        <w:rPr>
+          <w:b w:val="0"/>
+        </w:rPr>
+        <w:t>s or unmeasured conditions.</w:t>
+      </w:r>
+    </w:p>
+    <w:p>
+      <w:pPr>
+        <w:spacing w:line="336" w:lineRule="auto" w:after="180"/>
+      </w:pPr>
+      <w:r>
+        <w:rPr>
+          <w:b w:val="0"/>
+        </w:rPr>
+        <w:t>If the prior concept cannot be explained, use a short retrieval activity before this chapter.</w:t>
+      </w:r>
+    </w:p>
+    <w:p>
+      <w:pPr>
+        <w:pStyle w:val="Heading2"/>
+      </w:pPr>
+      <w:r>
+        <w:t>Earlier wording, alternatives and picture transcripts · reference / check after trying</w:t>
+      </w:r>
+    </w:p>
+    <w:p>
+      <w:pPr>
         <w:pStyle w:val="Heading3"/>
       </w:pPr>
       <w:r>
+        <w:t>Teach the learning cycle</w:t>
+      </w:r>
+    </w:p>
+    <w:p>
+      <w:pPr>
+        <w:pStyle w:val="Heading3"/>
+      </w:pPr>
+      <w:r>
         <w:t>Retrieval answer guidance</w:t>
       </w:r>
     </w:p>
@@ -259,103 +657,6 @@
     </w:p>
     <w:p>
       <w:pPr>
-        <w:spacing w:line="336" w:lineRule="auto" w:after="180"/>
-      </w:pPr>
-      <w:r>
-        <w:rPr>
-          <w:b w:val="0"/>
-        </w:rPr>
-        <w:t xml:space="preserve">Without opening the old lesson, explain one key idea from Multimodal </w:t>
-      </w:r>
-      <w:r>
-        <w:rPr>
-          <w:b/>
-        </w:rPr>
-        <w:t>Evidence</w:t>
-      </w:r>
-      <w:r>
-        <w:rPr>
-          <w:b w:val="0"/>
-        </w:rPr>
-        <w:t>. Give an example and a mistake that the idea helps you avoid.</w:t>
-      </w:r>
-    </w:p>
-    <w:p>
-      <w:pPr>
-        <w:spacing w:line="336" w:lineRule="auto" w:after="180"/>
-      </w:pPr>
-      <w:r>
-        <w:rPr>
-          <w:b w:val="0"/>
-        </w:rPr>
-        <w:t xml:space="preserve">Look for: Explain the </w:t>
-      </w:r>
-      <w:r>
-        <w:rPr>
-          <w:b/>
-        </w:rPr>
-        <w:t>mechanism</w:t>
-      </w:r>
-      <w:r>
-        <w:rPr>
-          <w:b w:val="0"/>
-        </w:rPr>
-        <w:t xml:space="preserve"> and terminology of speech pipelines and multimodal </w:t>
-      </w:r>
-      <w:r>
-        <w:rPr>
-          <w:b/>
-        </w:rPr>
-        <w:t>evidence</w:t>
-      </w:r>
-    </w:p>
-    <w:p>
-      <w:pPr>
-        <w:spacing w:line="336" w:lineRule="auto" w:after="180"/>
-      </w:pPr>
-      <w:r>
-        <w:rPr>
-          <w:b w:val="0"/>
-        </w:rPr>
-        <w:t>Reference example, not the only acceptable wording: Teacher explanation: A multimodal pipeline may transcribe speech, inspect an image and generate a response.</w:t>
-      </w:r>
-    </w:p>
-    <w:p>
-      <w:pPr>
-        <w:spacing w:line="336" w:lineRule="auto" w:after="180"/>
-      </w:pPr>
-      <w:r>
-        <w:rPr>
-          <w:b w:val="0"/>
-        </w:rPr>
-        <w:t>Errors at one stage can propagate even when later stages run correctly. Track source modality, segment/time references, transcription, interpretation and final claims separately.</w:t>
-      </w:r>
-    </w:p>
-    <w:p>
-      <w:pPr>
-        <w:spacing w:line="336" w:lineRule="auto" w:after="180"/>
-      </w:pPr>
-      <w:r>
-        <w:rPr>
-          <w:b w:val="0"/>
-        </w:rPr>
-        <w:t xml:space="preserve">Compare conflicting </w:t>
-      </w:r>
-      <w:r>
-        <w:rPr>
-          <w:b/>
-        </w:rPr>
-        <w:t>evidence</w:t>
-      </w:r>
-      <w:r>
-        <w:rPr>
-          <w:b w:val="0"/>
-        </w:rPr>
-        <w:t xml:space="preserve"> without assuming one modality always wins. Ask for clarification when the task needs unresolved information.</w:t>
-      </w:r>
-    </w:p>
-    <w:p>
-      <w:pPr>
         <w:pStyle w:val="Heading3"/>
       </w:pPr>
       <w:r>
@@ -364,145 +665,10 @@
     </w:p>
     <w:p>
       <w:pPr>
-        <w:spacing w:line="336" w:lineRule="auto" w:after="180"/>
-      </w:pPr>
-      <w:r>
-        <w:rPr>
-          <w:b w:val="0"/>
-        </w:rPr>
-        <w:t>Without opening the old lesson, explain one key idea from Visual Composition. Give an example and a mistake that the idea helps you avoid.</w:t>
-      </w:r>
-    </w:p>
-    <w:p>
-      <w:pPr>
-        <w:spacing w:line="336" w:lineRule="auto" w:after="180"/>
-      </w:pPr>
-      <w:r>
-        <w:rPr>
-          <w:b w:val="0"/>
-        </w:rPr>
-        <w:t xml:space="preserve">Look for: Explain the </w:t>
-      </w:r>
-      <w:r>
-        <w:rPr>
-          <w:b/>
-        </w:rPr>
-        <w:t>mechanism</w:t>
-      </w:r>
-      <w:r>
-        <w:rPr>
-          <w:b w:val="0"/>
-        </w:rPr>
-        <w:t xml:space="preserve"> and terminology of image generation and provenance</w:t>
-      </w:r>
-    </w:p>
-    <w:p>
-      <w:pPr>
-        <w:spacing w:line="336" w:lineRule="auto" w:after="180"/>
-      </w:pPr>
-      <w:r>
-        <w:rPr>
-          <w:b w:val="0"/>
-        </w:rPr>
-        <w:t xml:space="preserve">Reference example, not the only acceptable wording: Teacher explanation: An image generator constructs an </w:t>
-      </w:r>
-      <w:r>
-        <w:rPr>
-          <w:b/>
-        </w:rPr>
-        <w:t>output</w:t>
-      </w:r>
-      <w:r>
-        <w:rPr>
-          <w:b w:val="0"/>
-        </w:rPr>
-        <w:t xml:space="preserve"> from learned patterns and a specification. A generated picture is not a record that the depicted event occurred.</w:t>
-      </w:r>
-    </w:p>
-    <w:p>
-      <w:pPr>
-        <w:spacing w:line="336" w:lineRule="auto" w:after="180"/>
-      </w:pPr>
-      <w:r>
-        <w:rPr>
-          <w:b w:val="0"/>
-        </w:rPr>
-        <w:t>Keep a provenance record containing specification, tool/version when known, generation date, edits, permissions and intended use. Label fictional imagery.</w:t>
-      </w:r>
-    </w:p>
-    <w:p>
-      <w:pPr>
-        <w:spacing w:line="336" w:lineRule="auto" w:after="180"/>
-      </w:pPr>
-      <w:r>
-        <w:rPr>
-          <w:b w:val="0"/>
-        </w:rPr>
-        <w:t>Inspect visual requirements and avoid inferring identity or event authenticity from appearance.</w:t>
-      </w:r>
-    </w:p>
-    <w:p>
-      <w:pPr>
         <w:pStyle w:val="Heading3"/>
       </w:pPr>
       <w:r>
         <w:t>Structured Output and Schemas</w:t>
-      </w:r>
-    </w:p>
-    <w:p>
-      <w:pPr>
-        <w:spacing w:line="336" w:lineRule="auto" w:after="180"/>
-      </w:pPr>
-      <w:r>
-        <w:rPr>
-          <w:b w:val="0"/>
-        </w:rPr>
-        <w:t xml:space="preserve">Without opening the old lesson, explain one key idea from Structured </w:t>
-      </w:r>
-      <w:r>
-        <w:rPr>
-          <w:b/>
-        </w:rPr>
-        <w:t>Output</w:t>
-      </w:r>
-      <w:r>
-        <w:rPr>
-          <w:b w:val="0"/>
-        </w:rPr>
-        <w:t xml:space="preserve"> and Schemas. Give an example and a mistake that the idea helps you avoid.</w:t>
-      </w:r>
-    </w:p>
-    <w:p>
-      <w:pPr>
-        <w:spacing w:line="336" w:lineRule="auto" w:after="180"/>
-      </w:pPr>
-      <w:r>
-        <w:rPr>
-          <w:b w:val="0"/>
-        </w:rPr>
-        <w:t>Look for: Separate JSON parsing, schema validation and source support checks</w:t>
-      </w:r>
-    </w:p>
-    <w:p>
-      <w:pPr>
-        <w:spacing w:line="336" w:lineRule="auto" w:after="180"/>
-      </w:pPr>
-      <w:r>
-        <w:rPr>
-          <w:b w:val="0"/>
-        </w:rPr>
-        <w:t>Reference example, not the only acceptable wording: Teacher explanation: Parsing establishes grammatical JSON; schema checks enforce fields/types/conditional rules; semantic checks match the claims to sources and domain meaning.</w:t>
-      </w:r>
-    </w:p>
-    <w:p>
-      <w:pPr>
-        <w:spacing w:line="336" w:lineRule="auto" w:after="180"/>
-      </w:pPr>
-      <w:r>
-        <w:rPr>
-          <w:b w:val="0"/>
-        </w:rPr>
-        <w:t>None alone establishes all three.</w:t>
       </w:r>
     </w:p>
     <w:p>
@@ -699,6 +865,11 @@
       </w:r>
     </w:p>
     <w:p>
+      <w:r>
+        <w:t>This compact option is not the full-week schedule. Use the main teaching cycle and allow extra sessions for the investigation, independent work and project.</w:t>
+      </w:r>
+    </w:p>
+    <w:p>
       <w:pPr>
         <w:spacing w:line="336" w:lineRule="auto" w:after="180"/>
       </w:pPr>
@@ -706,7 +877,7 @@
         <w:rPr>
           <w:b w:val="0"/>
         </w:rPr>
-        <w:t>Use the supplied scenario, student illustrations and blank paper. For numeric work, offer counters or a calculator after learners show the setup. Fictional records are supplied; personal data and paid accounts are unnecessary.</w:t>
+        <w:t>Allow 80 minutes: recall 8; explanation 12; worked demonstration 15; guided practice 20; independent assessment 15; project and reflection 10. Extend the lab into a second session when needed.</w:t>
       </w:r>
     </w:p>
     <w:p>
@@ -714,32 +885,55 @@
         <w:pStyle w:val="Heading3"/>
       </w:pPr>
       <w:r>
-        <w:t>Alternative compact allocation</w:t>
-      </w:r>
-    </w:p>
-    <w:p>
-      <w:r>
-        <w:t>This compact option is not the full-week schedule. Use the main teaching cycle and allow extra sessions for the investigation, independent work and project.</w:t>
+        <w:t>Preparation for the connected explanation</w:t>
+      </w:r>
+    </w:p>
+    <w:p>
+      <w:pPr>
+        <w:pStyle w:val="Heading3"/>
+      </w:pPr>
+      <w:r>
+        <w:t>Readiness answer</w:t>
+      </w:r>
+    </w:p>
+    <w:p>
+      <w:pPr>
+        <w:pStyle w:val="Heading3"/>
+      </w:pPr>
+      <w:r>
+        <w:t>End goal for the pictorial case</w:t>
       </w:r>
     </w:p>
     <w:p>
       <w:pPr>
         <w:spacing w:line="336" w:lineRule="auto" w:after="180"/>
-        <w:shd w:fill="F1F6F8"/>
-      </w:pPr>
-      <w:r>
-        <w:rPr>
-          <w:b w:val="0"/>
-        </w:rPr>
-        <w:t>Allow 80 minutes: recall 8; explanation 12; worked demonstration 15; guided practice 20; independent assessment 15; project and reflection 10. Extend the lab into a second session when needed.</w:t>
-      </w:r>
-    </w:p>
-    <w:p>
-      <w:pPr>
-        <w:pStyle w:val="Heading3"/>
-      </w:pPr>
-      <w:r>
-        <w:t>Preparation for the connected explanation</w:t>
+      </w:pPr>
+      <w:r>
+        <w:rPr>
+          <w:b w:val="0"/>
+        </w:rPr>
+        <w:t>This added worked case illustrates the week’s main idea. Retain all original and connected topics; schedule its practice within the teaching cycle.</w:t>
+      </w:r>
+    </w:p>
+    <w:p>
+      <w:pPr>
+        <w:pStyle w:val="Heading1"/>
+      </w:pPr>
+      <w:r>
+        <w:t>02. Model statuses and repair types one claim at a time</w:t>
+      </w:r>
+    </w:p>
+    <w:p>
+      <w:r>
+        <w:t>Keep the room report, trip plan and six-claim lab separately labelled.</w:t>
+      </w:r>
+    </w:p>
+    <w:p>
+      <w:pPr>
+        <w:pStyle w:val="Heading2"/>
+      </w:pPr>
+      <w:r>
+        <w:t>State the claim-level verification procedure</w:t>
       </w:r>
     </w:p>
     <w:p>
@@ -750,7 +944,7 @@
         <w:rPr>
           <w:b w:val="0"/>
         </w:rPr>
-        <w:t xml:space="preserve">Two 45-minute sessions. Generated answers may invent facts, misread quantities or cite irrelevant passages. Verification checks each claim against </w:t>
+        <w:t xml:space="preserve">Generated answers may invent facts, misread quantities or cite irrelevant passages. Verification checks each claim against </w:t>
       </w:r>
       <w:r>
         <w:rPr>
@@ -773,641 +967,43 @@
         <w:rPr>
           <w:b w:val="0"/>
         </w:rPr>
-        <w:t xml:space="preserve">Use the supplied constructed scenarios to make the </w:t>
+        <w:t xml:space="preserve">Split an answer into </w:t>
       </w:r>
       <w:r>
         <w:rPr>
           <w:b/>
         </w:rPr>
-        <w:t>mechanism</w:t>
-      </w:r>
-      <w:r>
-        <w:rPr>
-          <w:b w:val="0"/>
-        </w:rPr>
-        <w:t xml:space="preserve"> inspectable. Collect W4 before sharing solutions.</w:t>
-      </w:r>
-    </w:p>
-    <w:p>
-      <w:pPr>
-        <w:spacing w:line="336" w:lineRule="auto" w:after="180"/>
-      </w:pPr>
-      <w:r>
-        <w:rPr>
-          <w:b w:val="0"/>
-        </w:rPr>
-        <w:t xml:space="preserve">Students should name intermediate </w:t>
+        <w:t>atomic claim</w:t>
+      </w:r>
+      <w:r>
+        <w:rPr>
+          <w:b w:val="0"/>
+        </w:rPr>
+        <w:t xml:space="preserve">s. For each, record the exact source passage, support status and any needed calculation. Mark </w:t>
       </w:r>
       <w:r>
         <w:rPr>
           <w:b/>
         </w:rPr>
-        <w:t>evidence</w:t>
-      </w:r>
-      <w:r>
-        <w:rPr>
-          <w:b w:val="0"/>
-        </w:rPr>
-        <w:t xml:space="preserve"> and limitations; classroom pacing and learning effectiveness remain unvalidated.</w:t>
-      </w:r>
-    </w:p>
-    <w:p>
-      <w:pPr>
-        <w:pStyle w:val="Heading3"/>
-      </w:pPr>
-      <w:r>
-        <w:t>Readiness answer</w:t>
-      </w:r>
-    </w:p>
-    <w:p>
-      <w:pPr>
-        <w:spacing w:line="336" w:lineRule="auto" w:after="180"/>
-      </w:pPr>
-      <w:r>
-        <w:rPr>
-          <w:b w:val="0"/>
-        </w:rPr>
-        <w:t xml:space="preserve">A result depends on the </w:t>
+        <w:t>unsupported</w:t>
+      </w:r>
+      <w:r>
+        <w:rPr>
+          <w:b w:val="0"/>
+        </w:rPr>
+        <w:t xml:space="preserve"> and </w:t>
       </w:r>
       <w:r>
         <w:rPr>
           <w:b/>
         </w:rPr>
-        <w:t>input</w:t>
-      </w:r>
-      <w:r>
-        <w:rPr>
-          <w:b w:val="0"/>
-        </w:rPr>
-        <w:t xml:space="preserve">s, procedure and conditions that produced it. Preserve data roles and distinguish observed outcomes from </w:t>
-      </w:r>
-      <w:r>
-        <w:rPr>
-          <w:b/>
-        </w:rPr>
-        <w:t>prediction</w:t>
-      </w:r>
-      <w:r>
-        <w:rPr>
-          <w:b w:val="0"/>
-        </w:rPr>
-        <w:t>s or unmeasured conditions.</w:t>
-      </w:r>
-    </w:p>
-    <w:p>
-      <w:pPr>
-        <w:spacing w:line="336" w:lineRule="auto" w:after="180"/>
-      </w:pPr>
-      <w:r>
-        <w:rPr>
-          <w:b w:val="0"/>
-        </w:rPr>
-        <w:t>If the prior concept cannot be explained, use a short retrieval activity before this chapter.</w:t>
-      </w:r>
-    </w:p>
-    <w:p>
-      <w:pPr>
-        <w:spacing w:line="336" w:lineRule="auto" w:after="180"/>
-      </w:pPr>
-      <w:r>
-        <w:rPr>
-          <w:b w:val="0"/>
-        </w:rPr>
-        <w:t>Lesson and workbook; paper and pencil</w:t>
-      </w:r>
-    </w:p>
-    <w:p>
-      <w:pPr>
-        <w:spacing w:line="336" w:lineRule="auto" w:after="180"/>
-      </w:pPr>
-      <w:r>
-        <w:rPr>
-          <w:b w:val="0"/>
-        </w:rPr>
-        <w:t>Calculator and optional local Python 3 for arithmetic; no live API or private data</w:t>
-      </w:r>
-    </w:p>
-    <w:p>
-      <w:pPr>
-        <w:spacing w:line="336" w:lineRule="auto" w:after="180"/>
-      </w:pPr>
-      <w:r>
-        <w:rPr>
-          <w:b w:val="0"/>
-        </w:rPr>
-        <w:t>Prepare the fresh retry separately and withhold its solution until after collection</w:t>
-      </w:r>
-    </w:p>
-    <w:p>
-      <w:pPr>
-        <w:pStyle w:val="Heading3"/>
-      </w:pPr>
-      <w:r>
-        <w:t>End goal for the pictorial case</w:t>
-      </w:r>
-    </w:p>
-    <w:p>
-      <w:pPr>
-        <w:spacing w:line="336" w:lineRule="auto" w:after="180"/>
-      </w:pPr>
-      <w:r>
-        <w:rPr>
-          <w:b w:val="0"/>
-        </w:rPr>
-        <w:t xml:space="preserve">By the end, I can distinguish supported, </w:t>
-      </w:r>
-      <w:r>
-        <w:rPr>
-          <w:b/>
-        </w:rPr>
         <w:t>contradicted</w:t>
       </w:r>
       <w:r>
         <w:rPr>
           <w:b w:val="0"/>
         </w:rPr>
-        <w:t xml:space="preserve"> and </w:t>
-      </w:r>
-      <w:r>
-        <w:rPr>
-          <w:b/>
-        </w:rPr>
-        <w:t>unsupported</w:t>
-      </w:r>
-      <w:r>
-        <w:rPr>
-          <w:b w:val="0"/>
-        </w:rPr>
-        <w:t xml:space="preserve"> generated claims.</w:t>
-      </w:r>
-    </w:p>
-    <w:p>
-      <w:pPr>
-        <w:spacing w:line="336" w:lineRule="auto" w:after="180"/>
-      </w:pPr>
-      <w:r>
-        <w:rPr>
-          <w:b w:val="0"/>
-        </w:rPr>
-        <w:t>This added worked case illustrates the week’s main idea. Retain all original and connected topics; schedule its practice within the teaching cycle.</w:t>
-      </w:r>
-    </w:p>
-    <w:p>
-      <w:pPr>
-        <w:pStyle w:val="Heading1"/>
-      </w:pPr>
-      <w:r>
-        <w:t>02. Explain the mechanism</w:t>
-      </w:r>
-    </w:p>
-    <w:p>
-      <w:r>
-        <w:t>Model Hallucination Failure Types using the supplied case, labelled mechanism and reasoning. Make the scope of each conclusion explicit.</w:t>
-      </w:r>
-    </w:p>
-    <w:p>
-      <w:pPr>
-        <w:spacing w:line="336" w:lineRule="auto" w:after="180"/>
-      </w:pPr>
-      <w:r>
-        <w:rPr>
-          <w:b/>
-        </w:rPr>
-        <w:t>Input</w:t>
-      </w:r>
-      <w:r>
-        <w:rPr>
-          <w:b w:val="0"/>
-        </w:rPr>
-        <w:t xml:space="preserve"> → </w:t>
-      </w:r>
-      <w:r>
-        <w:rPr>
-          <w:b/>
-        </w:rPr>
-        <w:t>Process</w:t>
-      </w:r>
-      <w:r>
-        <w:rPr>
-          <w:b w:val="0"/>
-        </w:rPr>
-        <w:t xml:space="preserve"> → </w:t>
-      </w:r>
-      <w:r>
-        <w:rPr>
-          <w:b/>
-        </w:rPr>
-        <w:t>Output</w:t>
-      </w:r>
-    </w:p>
-    <w:p>
-      <w:pPr>
-        <w:spacing w:line="336" w:lineRule="auto" w:after="180"/>
-      </w:pPr>
-      <w:r>
-        <w:rPr>
-          <w:b w:val="0"/>
-        </w:rPr>
-        <w:t>Trace the information. At each stage, ask what changed and how you could test it.</w:t>
-      </w:r>
-    </w:p>
-    <w:p>
-      <w:pPr>
-        <w:spacing w:line="336" w:lineRule="auto" w:after="180"/>
-      </w:pPr>
-      <w:r>
-        <w:rPr>
-          <w:b w:val="0"/>
-        </w:rPr>
-        <w:t>Which stage could fail even when the other two are correct? Explain:</w:t>
-      </w:r>
-    </w:p>
-    <w:p>
-      <w:pPr>
-        <w:spacing w:line="336" w:lineRule="auto" w:after="180"/>
-      </w:pPr>
-      <w:r>
-        <w:rPr>
-          <w:b w:val="0"/>
-        </w:rPr>
-        <w:t xml:space="preserve">Predict first. Then check each step. A correct answer without visible reasoning is incomplete </w:t>
-      </w:r>
-      <w:r>
-        <w:rPr>
-          <w:b/>
-        </w:rPr>
-        <w:t>evidence</w:t>
-      </w:r>
-      <w:r>
-        <w:rPr>
-          <w:b w:val="0"/>
-        </w:rPr>
-        <w:t>.</w:t>
-      </w:r>
-    </w:p>
-    <w:p>
-      <w:pPr>
-        <w:spacing w:line="336" w:lineRule="auto" w:after="180"/>
-        <w:shd w:fill="F4F9FC"/>
-      </w:pPr>
-      <w:r>
-        <w:rPr>
-          <w:b w:val="0"/>
-        </w:rPr>
-        <w:t>1. Claim 1 is directly supported by the passage.</w:t>
-      </w:r>
-    </w:p>
-    <w:p>
-      <w:pPr>
-        <w:spacing w:line="336" w:lineRule="auto" w:after="180"/>
-        <w:shd w:fill="F4F9FC"/>
-      </w:pPr>
-      <w:r>
-        <w:rPr>
-          <w:b w:val="0"/>
-        </w:rPr>
-        <w:t xml:space="preserve">2. Claim 2 invents a scientist’s quotation: </w:t>
-      </w:r>
-      <w:r>
-        <w:rPr>
-          <w:b/>
-        </w:rPr>
-        <w:t>fabrication</w:t>
-      </w:r>
-      <w:r>
-        <w:rPr>
-          <w:b w:val="0"/>
-        </w:rPr>
-        <w:t>.</w:t>
-      </w:r>
-    </w:p>
-    <w:p>
-      <w:pPr>
-        <w:spacing w:line="336" w:lineRule="auto" w:after="180"/>
-        <w:shd w:fill="F4F9FC"/>
-      </w:pPr>
-      <w:r>
-        <w:rPr>
-          <w:b w:val="0"/>
-        </w:rPr>
-        <w:t xml:space="preserve">3. Claim 3 draws a cause from correlation: </w:t>
-      </w:r>
-      <w:r>
-        <w:rPr>
-          <w:b/>
-        </w:rPr>
-        <w:t>faulty inference</w:t>
-      </w:r>
-      <w:r>
-        <w:rPr>
-          <w:b w:val="0"/>
-        </w:rPr>
-        <w:t>.</w:t>
-      </w:r>
-    </w:p>
-    <w:p>
-      <w:pPr>
-        <w:spacing w:line="336" w:lineRule="auto" w:after="180"/>
-        <w:shd w:fill="F4F9FC"/>
-      </w:pPr>
-      <w:r>
-        <w:rPr>
-          <w:b w:val="0"/>
-        </w:rPr>
-        <w:t xml:space="preserve">4. Tag each claim, repair only with </w:t>
-      </w:r>
-      <w:r>
-        <w:rPr>
-          <w:b/>
-        </w:rPr>
-        <w:t>evidence</w:t>
-      </w:r>
-      <w:r>
-        <w:rPr>
-          <w:b w:val="0"/>
-        </w:rPr>
-        <w:t>, or mark unknown.</w:t>
-      </w:r>
-    </w:p>
-    <w:p>
-      <w:pPr>
-        <w:spacing w:line="336" w:lineRule="auto" w:after="180"/>
-      </w:pPr>
-      <w:r>
-        <w:rPr>
-          <w:b w:val="0"/>
-        </w:rPr>
-        <w:t>Recalculate, retrace, or restate the reasoning in your own representation:</w:t>
-      </w:r>
-    </w:p>
-    <w:p>
-      <w:pPr>
-        <w:spacing w:line="336" w:lineRule="auto" w:after="180"/>
-        <w:shd w:fill="F5F1FB"/>
-      </w:pPr>
-      <w:r>
-        <w:rPr>
-          <w:b w:val="0"/>
-        </w:rPr>
-        <w:t xml:space="preserve">CHECK Did the </w:t>
-      </w:r>
-      <w:r>
-        <w:rPr>
-          <w:b/>
-        </w:rPr>
-        <w:t>evidence</w:t>
-      </w:r>
-      <w:r>
-        <w:rPr>
-          <w:b w:val="0"/>
-        </w:rPr>
-        <w:t xml:space="preserve"> answer the exact question? Did the total, path, or source record stay consistent?</w:t>
-      </w:r>
-    </w:p>
-    <w:p>
-      <w:pPr>
-        <w:pStyle w:val="Heading3"/>
-      </w:pPr>
-      <w:r>
-        <w:t>Concrete teaching case</w:t>
-      </w:r>
-    </w:p>
-    <w:p>
-      <w:pPr>
-        <w:pStyle w:val="Heading3"/>
-      </w:pPr>
-      <w:r>
-        <w:t>The teaching case</w:t>
-      </w:r>
-    </w:p>
-    <w:p>
-      <w:pPr>
-        <w:spacing w:line="336" w:lineRule="auto" w:after="180"/>
-        <w:shd w:fill="F1F6FC"/>
-      </w:pPr>
-      <w:r>
-        <w:rPr>
-          <w:b w:val="0"/>
-        </w:rPr>
-        <w:t>An answer invents a quotation, cites a source lacking it and supplies an impossible date.</w:t>
-      </w:r>
-    </w:p>
-    <w:p>
-      <w:pPr>
-        <w:pStyle w:val="Heading3"/>
-      </w:pPr>
-      <w:r>
-        <w:t>The teaching case</w:t>
-      </w:r>
-    </w:p>
-    <w:p>
-      <w:pPr>
-        <w:spacing w:line="336" w:lineRule="auto" w:after="180"/>
-        <w:shd w:fill="F1F6FC"/>
-      </w:pPr>
-      <w:r>
-        <w:rPr>
-          <w:b w:val="0"/>
-        </w:rPr>
-        <w:t>Separate the failures and checks.</w:t>
-      </w:r>
-    </w:p>
-    <w:p>
-      <w:pPr>
-        <w:pStyle w:val="Heading3"/>
-      </w:pPr>
-      <w:r>
-        <w:t>Exact explanation to model</w:t>
-      </w:r>
-    </w:p>
-    <w:p>
-      <w:pPr>
-        <w:pStyle w:val="Heading3"/>
-      </w:pPr>
-      <w:r>
-        <w:t>Why the result follows</w:t>
-      </w:r>
-    </w:p>
-    <w:p>
-      <w:pPr>
-        <w:spacing w:line="336" w:lineRule="auto" w:after="180"/>
-        <w:shd w:fill="F1F6FC"/>
-      </w:pPr>
-      <w:r>
-        <w:rPr>
-          <w:b w:val="0"/>
-        </w:rPr>
-        <w:t>Check exact quote text, claim-to-source support and calendar consistency independently. Each failure needs its own correction.</w:t>
-      </w:r>
-    </w:p>
-    <w:p>
-      <w:pPr>
-        <w:pStyle w:val="Heading3"/>
-      </w:pPr>
-      <w:r>
-        <w:t>Explain the added worked example</w:t>
-      </w:r>
-    </w:p>
-    <w:p>
-      <w:pPr>
-        <w:spacing w:line="336" w:lineRule="auto" w:after="180"/>
-      </w:pPr>
-      <w:r>
-        <w:rPr>
-          <w:b w:val="0"/>
-        </w:rPr>
-        <w:t xml:space="preserve">Generated answers may invent facts, misread quantities or cite irrelevant passages. Verification checks each claim against </w:t>
-      </w:r>
-      <w:r>
-        <w:rPr>
-          <w:b/>
-        </w:rPr>
-        <w:t>evidence</w:t>
-      </w:r>
-      <w:r>
-        <w:rPr>
-          <w:b w:val="0"/>
-        </w:rPr>
-        <w:t xml:space="preserve"> rather than accepting fluent wording.</w:t>
-      </w:r>
-    </w:p>
-    <w:p>
-      <w:pPr>
-        <w:pStyle w:val="Heading3"/>
-      </w:pPr>
-      <w:r>
-        <w:t>Explain the added worked example · 1</w:t>
-      </w:r>
-    </w:p>
-    <w:p>
-      <w:pPr>
-        <w:spacing w:line="336" w:lineRule="auto" w:after="180"/>
-      </w:pPr>
-      <w:r>
-        <w:rPr>
-          <w:b w:val="0"/>
-        </w:rPr>
-        <w:t>Begin by writing the question the procedure is intended to answer. Identify the information already supplied, the information it will produce and the information still missing.</w:t>
-      </w:r>
-    </w:p>
-    <w:p>
-      <w:pPr>
-        <w:spacing w:line="336" w:lineRule="auto" w:after="180"/>
-      </w:pPr>
-      <w:r>
-        <w:rPr>
-          <w:b w:val="0"/>
-        </w:rPr>
-        <w:t>These are constructed classroom examples; they do not require live accounts, private records or an external service. Do not treat a plausible explanation as a measured outcome.</w:t>
-      </w:r>
-    </w:p>
-    <w:p>
-      <w:pPr>
-        <w:spacing w:line="336" w:lineRule="auto" w:after="180"/>
-      </w:pPr>
-      <w:r>
-        <w:rPr>
-          <w:b w:val="0"/>
-        </w:rPr>
-        <w:t xml:space="preserve">Split an answer into </w:t>
-      </w:r>
-      <w:r>
-        <w:rPr>
-          <w:b/>
-        </w:rPr>
-        <w:t>atomic claim</w:t>
-      </w:r>
-      <w:r>
-        <w:rPr>
-          <w:b w:val="0"/>
-        </w:rPr>
-        <w:t xml:space="preserve">s. For each, record the exact source passage, support status and any needed calculation. Mark </w:t>
-      </w:r>
-      <w:r>
-        <w:rPr>
-          <w:b/>
-        </w:rPr>
-        <w:t>unsupported</w:t>
-      </w:r>
-      <w:r>
-        <w:rPr>
-          <w:b w:val="0"/>
-        </w:rPr>
-        <w:t xml:space="preserve"> and </w:t>
-      </w:r>
-      <w:r>
-        <w:rPr>
-          <w:b/>
-        </w:rPr>
-        <w:t>contradicted</w:t>
-      </w:r>
-      <w:r>
-        <w:rPr>
-          <w:b w:val="0"/>
-        </w:rPr>
         <w:t xml:space="preserve"> claims separately; do not repair them by inventing sources.</w:t>
-      </w:r>
-    </w:p>
-    <w:p>
-      <w:pPr>
-        <w:pStyle w:val="Heading3"/>
-      </w:pPr>
-      <w:r>
-        <w:t>Explain the added worked example · 2</w:t>
-      </w:r>
-    </w:p>
-    <w:p>
-      <w:pPr>
-        <w:spacing w:line="336" w:lineRule="auto" w:after="180"/>
-      </w:pPr>
-      <w:r>
-        <w:rPr>
-          <w:b w:val="0"/>
-        </w:rPr>
-        <w:t xml:space="preserve">Before applying the procedure, write its units, denominator or decision boundary where relevant. A partner should be able to repeat each step using the same </w:t>
-      </w:r>
-      <w:r>
-        <w:rPr>
-          <w:b/>
-        </w:rPr>
-        <w:t>input</w:t>
-      </w:r>
-      <w:r>
-        <w:rPr>
-          <w:b w:val="0"/>
-        </w:rPr>
-        <w:t>s.</w:t>
-      </w:r>
-    </w:p>
-    <w:p>
-      <w:pPr>
-        <w:spacing w:line="336" w:lineRule="auto" w:after="180"/>
-      </w:pPr>
-      <w:r>
-        <w:rPr>
-          <w:b w:val="0"/>
-        </w:rPr>
-        <w:t xml:space="preserve">If a required </w:t>
-      </w:r>
-      <w:r>
-        <w:rPr>
-          <w:b/>
-        </w:rPr>
-        <w:t>input</w:t>
-      </w:r>
-      <w:r>
-        <w:rPr>
-          <w:b w:val="0"/>
-        </w:rPr>
-        <w:t xml:space="preserve"> is absent or violates the stated contract, record that condition explicitly instead of quietly replacing it with a convenient value.</w:t>
-      </w:r>
-    </w:p>
-    <w:p>
-      <w:pPr>
-        <w:pStyle w:val="Heading3"/>
-      </w:pPr>
-      <w:r>
-        <w:t>Key terms</w:t>
       </w:r>
     </w:p>
     <w:tbl>
@@ -1417,8 +1013,9 @@
         <w:tblLook w:firstColumn="1" w:firstRow="1" w:lastColumn="0" w:lastRow="0" w:noHBand="0" w:noVBand="1" w:val="04A0"/>
       </w:tblPr>
       <w:tblGrid>
-        <w:gridCol w:w="5112"/>
-        <w:gridCol w:w="5112"/>
+        <w:gridCol w:w="3408"/>
+        <w:gridCol w:w="3408"/>
+        <w:gridCol w:w="3408"/>
       </w:tblGrid>
       <w:tr>
         <w:trPr>
@@ -1426,21 +1023,31 @@
         </w:trPr>
         <w:tc>
           <w:tcPr>
-            <w:tcW w:type="dxa" w:w="5112"/>
+            <w:tcW w:type="dxa" w:w="3408"/>
           </w:tcPr>
           <w:p>
             <w:r>
-              <w:t>Term</w:t>
+              <w:t>Status</w:t>
             </w:r>
           </w:p>
         </w:tc>
         <w:tc>
           <w:tcPr>
-            <w:tcW w:type="dxa" w:w="5112"/>
+            <w:tcW w:type="dxa" w:w="3408"/>
           </w:tcPr>
           <w:p>
             <w:r>
-              <w:t>Meaning</w:t>
+              <w:t>Question to ask</w:t>
+            </w:r>
+          </w:p>
+        </w:tc>
+        <w:tc>
+          <w:tcPr>
+            <w:tcW w:type="dxa" w:w="3408"/>
+          </w:tcPr>
+          <w:p>
+            <w:r>
+              <w:t>What it does not imply</w:t>
             </w:r>
           </w:p>
         </w:tc>
@@ -1448,21 +1055,31 @@
       <w:tr>
         <w:tc>
           <w:tcPr>
-            <w:tcW w:type="dxa" w:w="5112"/>
+            <w:tcW w:type="dxa" w:w="3408"/>
           </w:tcPr>
           <w:p>
             <w:r>
-              <w:t>Atomic claim</w:t>
+              <w:t>Supported</w:t>
             </w:r>
           </w:p>
         </w:tc>
         <w:tc>
           <w:tcPr>
-            <w:tcW w:type="dxa" w:w="5112"/>
+            <w:tcW w:type="dxa" w:w="3408"/>
           </w:tcPr>
           <w:p>
             <w:r>
-              <w:t>A single factual statement checked separately</w:t>
+              <w:t>Does the supplied passage or valid calculation establish this exact claim?</w:t>
+            </w:r>
+          </w:p>
+        </w:tc>
+        <w:tc>
+          <w:tcPr>
+            <w:tcW w:type="dxa" w:w="3408"/>
+          </w:tcPr>
+          <w:p>
+            <w:r>
+              <w:t>Not a guarantee that the source is correct in the world</w:t>
             </w:r>
           </w:p>
         </w:tc>
@@ -1470,7 +1087,7 @@
       <w:tr>
         <w:tc>
           <w:tcPr>
-            <w:tcW w:type="dxa" w:w="5112"/>
+            <w:tcW w:type="dxa" w:w="3408"/>
           </w:tcPr>
           <w:p>
             <w:r>
@@ -1480,11 +1097,21 @@
         </w:tc>
         <w:tc>
           <w:tcPr>
-            <w:tcW w:type="dxa" w:w="5112"/>
+            <w:tcW w:type="dxa" w:w="3408"/>
           </w:tcPr>
           <w:p>
             <w:r>
-              <w:t>Inconsistent with the supplied evidence</w:t>
+              <w:t>Does it conflict with the supplied evidence under the stated assumptions?</w:t>
+            </w:r>
+          </w:p>
+        </w:tc>
+        <w:tc>
+          <w:tcPr>
+            <w:tcW w:type="dxa" w:w="3408"/>
+          </w:tcPr>
+          <w:p>
+            <w:r>
+              <w:t>Not proof of a model’s internal cause or intention</w:t>
             </w:r>
           </w:p>
         </w:tc>
@@ -1492,7 +1119,7 @@
       <w:tr>
         <w:tc>
           <w:tcPr>
-            <w:tcW w:type="dxa" w:w="5112"/>
+            <w:tcW w:type="dxa" w:w="3408"/>
           </w:tcPr>
           <w:p>
             <w:r>
@@ -1502,11 +1129,21 @@
         </w:tc>
         <w:tc>
           <w:tcPr>
-            <w:tcW w:type="dxa" w:w="5112"/>
+            <w:tcW w:type="dxa" w:w="3408"/>
           </w:tcPr>
           <w:p>
             <w:r>
-              <w:t>Not established by the available evidence</w:t>
+              <w:t>Is the required evidence missing or the inference unjustified?</w:t>
+            </w:r>
+          </w:p>
+        </w:tc>
+        <w:tc>
+          <w:tcPr>
+            <w:tcW w:type="dxa" w:w="3408"/>
+          </w:tcPr>
+          <w:p>
+            <w:r>
+              <w:t>Not proof that the opposite claim is true</w:t>
             </w:r>
           </w:p>
         </w:tc>
@@ -1514,10 +1151,10 @@
     </w:tbl>
     <w:p>
       <w:pPr>
-        <w:pStyle w:val="Heading3"/>
-      </w:pPr>
-      <w:r>
-        <w:t>Model the reasoning aloud</w:t>
+        <w:pStyle w:val="Heading2"/>
+      </w:pPr>
+      <w:r>
+        <w:t>Trace the separate room report</w:t>
       </w:r>
     </w:p>
     <w:p>
@@ -1528,19 +1165,62 @@
         <w:rPr>
           <w:b w:val="0"/>
         </w:rPr>
-        <w:t xml:space="preserve">Use the complete worked example below before asking learners to complete W2. Reveal a small part, invite a </w:t>
+        <w:t>Source R says room B seats 12 and the meeting starts at 15:00. Generated answer says B seats 20, starts at 15:00 and includes free lunch.</w:t>
+      </w:r>
+    </w:p>
+    <w:p>
+      <w:pPr>
+        <w:spacing w:line="336" w:lineRule="auto" w:after="180"/>
+      </w:pPr>
+      <w:r>
+        <w:rPr>
+          <w:b w:val="0"/>
+        </w:rPr>
+        <w:t xml:space="preserve">Capacity 20 is </w:t>
       </w:r>
       <w:r>
         <w:rPr>
           <w:b/>
         </w:rPr>
-        <w:t>prediction</w:t>
-      </w:r>
-      <w:r>
-        <w:rPr>
-          <w:b w:val="0"/>
-        </w:rPr>
-        <w:t>, then explain the deciding step.</w:t>
+        <w:t>contradicted</w:t>
+      </w:r>
+      <w:r>
+        <w:rPr>
+          <w:b w:val="0"/>
+        </w:rPr>
+        <w:t xml:space="preserve">; 15:00 is supported; free lunch is </w:t>
+      </w:r>
+      <w:r>
+        <w:rPr>
+          <w:b/>
+        </w:rPr>
+        <w:t>unsupported</w:t>
+      </w:r>
+      <w:r>
+        <w:rPr>
+          <w:b w:val="0"/>
+        </w:rPr>
+        <w:t xml:space="preserve">. One of three claims has support. The missing lunch fact is not </w:t>
+      </w:r>
+      <w:r>
+        <w:rPr>
+          <w:b/>
+        </w:rPr>
+        <w:t>evidence</w:t>
+      </w:r>
+      <w:r>
+        <w:rPr>
+          <w:b w:val="0"/>
+        </w:rPr>
+        <w:t xml:space="preserve"> of no lunch.</w:t>
+      </w:r>
+    </w:p>
+    <w:p>
+      <w:pPr>
+        <w:pStyle w:val="Heading2"/>
+      </w:pPr>
+      <w:r>
+        <w:t>Read the trip source and draft</w:t>
       </w:r>
     </w:p>
     <w:p>
@@ -1551,7 +1231,7 @@
         <w:rPr>
           <w:b w:val="0"/>
         </w:rPr>
-        <w:t>These teacher notes contain solutions; do not reveal the independent case answer during modelling.</w:t>
+        <w:t>A fictional Study Buddy drafts a field-trip summary from one approved record.</w:t>
       </w:r>
     </w:p>
     <w:p>
@@ -1562,7 +1242,7 @@
         <w:rPr>
           <w:b w:val="0"/>
         </w:rPr>
-        <w:t>Source R says room B seats 12 and the meeting starts at 15:00. Generated answer says B seats 20, starts at 15:00 and includes free lunch.</w:t>
+        <w:t>Source S: trail length 12 km; planned constant speed 4 km/h, excluding stops; departure 09:00.</w:t>
       </w:r>
     </w:p>
     <w:p>
@@ -1573,297 +1253,23 @@
         <w:rPr>
           <w:b w:val="0"/>
         </w:rPr>
-        <w:t xml:space="preserve">Capacity 20 is </w:t>
-      </w:r>
-      <w:r>
-        <w:rPr>
-          <w:b/>
-        </w:rPr>
-        <w:t>contradicted</w:t>
-      </w:r>
-      <w:r>
-        <w:rPr>
-          <w:b w:val="0"/>
-        </w:rPr>
-        <w:t xml:space="preserve">; 15:00 is supported; free lunch is </w:t>
-      </w:r>
-      <w:r>
-        <w:rPr>
-          <w:b/>
-        </w:rPr>
-        <w:t>unsupported</w:t>
-      </w:r>
-      <w:r>
-        <w:rPr>
-          <w:b w:val="0"/>
-        </w:rPr>
-        <w:t xml:space="preserve">. One of three claims has support. The missing lunch fact is not </w:t>
-      </w:r>
-      <w:r>
-        <w:rPr>
-          <w:b/>
-        </w:rPr>
-        <w:t>evidence</w:t>
-      </w:r>
-      <w:r>
-        <w:rPr>
-          <w:b w:val="0"/>
-        </w:rPr>
-        <w:t xml:space="preserve"> of no lunch.</w:t>
-      </w:r>
-    </w:p>
-    <w:p>
-      <w:pPr>
-        <w:pStyle w:val="Heading3"/>
-      </w:pPr>
-      <w:r>
-        <w:t>Model the reasoning aloud · 3</w:t>
-      </w:r>
-    </w:p>
-    <w:p>
-      <w:pPr>
-        <w:spacing w:line="336" w:lineRule="auto" w:after="180"/>
-      </w:pPr>
-      <w:r>
-        <w:rPr>
-          <w:b w:val="0"/>
-        </w:rPr>
-        <w:t xml:space="preserve">Compare the intermediate </w:t>
-      </w:r>
-      <w:r>
-        <w:rPr>
-          <w:b/>
-        </w:rPr>
-        <w:t>evidence</w:t>
-      </w:r>
-      <w:r>
-        <w:rPr>
-          <w:b w:val="0"/>
-        </w:rPr>
-        <w:t xml:space="preserve"> with the final statement. Explain why each number or decision follows from the stated </w:t>
-      </w:r>
-      <w:r>
-        <w:rPr>
-          <w:b/>
-        </w:rPr>
-        <w:t>input</w:t>
-      </w:r>
-      <w:r>
-        <w:rPr>
-          <w:b w:val="0"/>
-        </w:rPr>
-        <w:t>s.</w:t>
-      </w:r>
-    </w:p>
-    <w:p>
-      <w:pPr>
-        <w:spacing w:line="336" w:lineRule="auto" w:after="180"/>
-      </w:pPr>
-      <w:r>
-        <w:rPr>
-          <w:b w:val="0"/>
-        </w:rPr>
-        <w:t xml:space="preserve">The conclusion belongs to this scenario and procedure; changing the </w:t>
-      </w:r>
-      <w:r>
-        <w:rPr>
-          <w:b/>
-        </w:rPr>
-        <w:t>input</w:t>
-      </w:r>
-      <w:r>
-        <w:rPr>
-          <w:b w:val="0"/>
-        </w:rPr>
-        <w:t>s, evaluation population or authority can change what it establishes. Retain the raw record so a later revision can be compared honestly.</w:t>
-      </w:r>
-    </w:p>
-    <w:tbl>
-      <w:tblPr>
-        <w:tblStyle w:val="LightShading-Accent1"/>
-        <w:tblW w:type="auto" w:w="0"/>
-        <w:tblLook w:firstColumn="1" w:firstRow="1" w:lastColumn="0" w:lastRow="0" w:noHBand="0" w:noVBand="1" w:val="04A0"/>
-      </w:tblPr>
-      <w:tblGrid>
-        <w:gridCol w:w="5112"/>
-        <w:gridCol w:w="5112"/>
-      </w:tblGrid>
-      <w:tr>
-        <w:trPr>
-          <w:tblHeader/>
-        </w:trPr>
-        <w:tc>
-          <w:tcPr>
-            <w:tcW w:type="dxa" w:w="5112"/>
-          </w:tcPr>
-          <w:p>
-            <w:r>
-              <w:t>Thinking move</w:t>
-            </w:r>
-          </w:p>
-        </w:tc>
-        <w:tc>
-          <w:tcPr>
-            <w:tcW w:type="dxa" w:w="5112"/>
-          </w:tcPr>
-          <w:p>
-            <w:r>
-              <w:t>Teacher prompt</w:t>
-            </w:r>
-          </w:p>
-        </w:tc>
-      </w:tr>
-      <w:tr>
-        <w:tc>
-          <w:tcPr>
-            <w:tcW w:type="dxa" w:w="5112"/>
-          </w:tcPr>
-          <w:p>
-            <w:r>
-              <w:t>Plan</w:t>
-            </w:r>
-          </w:p>
-        </w:tc>
-        <w:tc>
-          <w:tcPr>
-            <w:tcW w:type="dxa" w:w="5112"/>
-          </w:tcPr>
-          <w:p>
-            <w:r>
-              <w:t>What is given? What is the question? Which procedure fits these facts?</w:t>
-            </w:r>
-          </w:p>
-        </w:tc>
-      </w:tr>
-      <w:tr>
-        <w:tc>
-          <w:tcPr>
-            <w:tcW w:type="dxa" w:w="5112"/>
-          </w:tcPr>
-          <w:p>
-            <w:r>
-              <w:t>Do</w:t>
-            </w:r>
-          </w:p>
-        </w:tc>
-        <w:tc>
-          <w:tcPr>
-            <w:tcW w:type="dxa" w:w="5112"/>
-          </w:tcPr>
-          <w:p>
-            <w:r>
-              <w:t>Point to each input and intermediate step in the worked trace. Name the rule that allows the next step.</w:t>
-            </w:r>
-          </w:p>
-        </w:tc>
-      </w:tr>
-      <w:tr>
-        <w:tc>
-          <w:tcPr>
-            <w:tcW w:type="dxa" w:w="5112"/>
-          </w:tcPr>
-          <w:p>
-            <w:r>
-              <w:t>Check</w:t>
-            </w:r>
-          </w:p>
-        </w:tc>
-        <w:tc>
-          <w:tcPr>
-            <w:tcW w:type="dxa" w:w="5112"/>
-          </w:tcPr>
-          <w:p>
-            <w:r>
-              <w:t>Does the output answer the question? Which assumption or limitation prevents a larger claim?</w:t>
-            </w:r>
-          </w:p>
-        </w:tc>
-      </w:tr>
-    </w:tbl>
-    <w:p>
-      <w:pPr>
-        <w:spacing w:line="336" w:lineRule="auto" w:after="180"/>
-      </w:pPr>
-      <w:r>
-        <w:rPr>
-          <w:b w:val="0"/>
-        </w:rPr>
-        <w:t>Use the diagram and verbal explanation together. Ask learners to match a sentence to a specific visual step; do not assign learners fixed visual or auditory learning styles.</w:t>
-      </w:r>
-    </w:p>
-    <w:p>
-      <w:pPr>
-        <w:pStyle w:val="Heading3"/>
-      </w:pPr>
-      <w:r>
-        <w:t>A pictorial worked case: Hallucination Failure Types</w:t>
-      </w:r>
-    </w:p>
-    <w:p>
-      <w:pPr>
-        <w:spacing w:line="336" w:lineRule="auto" w:after="180"/>
-      </w:pPr>
-      <w:r>
-        <w:rPr>
-          <w:b w:val="0"/>
-        </w:rPr>
-        <w:t>A fictional Study Buddy drafts a field-trip summary from one approved record.</w:t>
-      </w:r>
-    </w:p>
-    <w:p>
-      <w:pPr>
-        <w:pStyle w:val="Heading3"/>
-      </w:pPr>
-      <w:r>
-        <w:t>The facts we will use</w:t>
-      </w:r>
-    </w:p>
-    <w:p>
-      <w:pPr>
-        <w:pStyle w:val="Heading3"/>
-      </w:pPr>
-      <w:r>
-        <w:t>Supplied facts</w:t>
-      </w:r>
-    </w:p>
-    <w:p>
-      <w:pPr>
-        <w:spacing w:line="336" w:lineRule="auto" w:after="180"/>
-        <w:shd w:fill="F1F6FC"/>
-      </w:pPr>
-      <w:r>
-        <w:rPr>
-          <w:b w:val="0"/>
-        </w:rPr>
-        <w:t>Source S: trail length 12 km; planned constant speed 4 km/h, excluding stops; departure 09:00.</w:t>
-      </w:r>
-    </w:p>
-    <w:p>
-      <w:pPr>
-        <w:pStyle w:val="Heading3"/>
-      </w:pPr>
-      <w:r>
-        <w:t>Supplied facts</w:t>
-      </w:r>
-    </w:p>
-    <w:p>
-      <w:pPr>
-        <w:spacing w:line="336" w:lineRule="auto" w:after="180"/>
-        <w:shd w:fill="F1F6FC"/>
-      </w:pPr>
-      <w:r>
-        <w:rPr>
-          <w:b w:val="0"/>
-        </w:rPr>
         <w:t>Draft: “The walk takes two hours, starts at 09:00 and includes free lunch.” No lunch record is supplied.</w:t>
+      </w:r>
+    </w:p>
+    <w:p>
+      <w:pPr>
+        <w:pStyle w:val="Heading2"/>
+      </w:pPr>
+      <w:r>
+        <w:t>Trace the duration calculation and support categories</w:t>
       </w:r>
     </w:p>
     <w:p>
       <w:r>
         <w:drawing>
           <wp:inline xmlns:a="http://schemas.openxmlformats.org/drawingml/2006/main" xmlns:pic="http://schemas.openxmlformats.org/drawingml/2006/picture">
-            <wp:extent cx="5346057" cy="5943599"/>
-            <wp:docPr id="1" name="Picture 1" descr="Hallucination Failure Types. Compute duration: 12÷4=3 hours, excluding stops.. Contradicted claim: Two-hour duration disagrees with the calculation from S.. Supported claim: Departure 09:00 is stated in S.. Unsupported claim: Free lunch has no source; missing evidence is not a confirmed no-lunch fact."/>
+            <wp:extent cx="5486400" cy="4005072"/>
+            <wp:docPr id="1" name="Picture 1" descr="Compute duration: 12÷4=3 hours, excluding stops. → Contradicted claim: Two-hour duration disagrees with the calculation from S. → Supported claim: Departure 09:00 is stated in S. → Unsupported claim: Free lunch has no source; missing evidence is not a confirmed no-lunch fact."/>
             <wp:cNvGraphicFramePr>
               <a:graphicFrameLocks noChangeAspect="1"/>
             </wp:cNvGraphicFramePr>
@@ -1871,7 +1277,7 @@
               <a:graphicData uri="http://schemas.openxmlformats.org/drawingml/2006/picture">
                 <pic:pic>
                   <pic:nvPicPr>
-                    <pic:cNvPr id="0" name="academy-visual-ai-3-14.png"/>
+                    <pic:cNvPr id="0" name="academy-story-ai-3-14-02.png"/>
                     <pic:cNvPicPr/>
                   </pic:nvPicPr>
                   <pic:blipFill>
@@ -1883,7 +1289,7 @@
                   <pic:spPr>
                     <a:xfrm>
                       <a:off x="0" y="0"/>
-                      <a:ext cx="5346057" cy="5943599"/>
+                      <a:ext cx="5486400" cy="4005072"/>
                     </a:xfrm>
                     <a:prstGeom prst="rect"/>
                   </pic:spPr>
@@ -2033,9 +1439,868 @@
     </w:p>
     <w:p>
       <w:pPr>
+        <w:spacing w:line="336" w:lineRule="auto" w:after="180"/>
+      </w:pPr>
+      <w:r>
+        <w:rPr>
+          <w:b w:val="0"/>
+        </w:rPr>
+        <w:t xml:space="preserve">Different errors need different repairs. Recalculate the duration; keep the supported departure; remove or seek </w:t>
+      </w:r>
+      <w:r>
+        <w:rPr>
+          <w:b/>
+        </w:rPr>
+        <w:t>evidence</w:t>
+      </w:r>
+      <w:r>
+        <w:rPr>
+          <w:b w:val="0"/>
+        </w:rPr>
+        <w:t xml:space="preserve"> for lunch. These categories are more informative than calling the whole answer wrong.</w:t>
+      </w:r>
+    </w:p>
+    <w:p>
+      <w:pPr>
+        <w:spacing w:line="336" w:lineRule="auto" w:after="180"/>
+      </w:pPr>
+      <w:r>
+        <w:rPr>
+          <w:b w:val="0"/>
+        </w:rPr>
+        <w:t>Arithmetic inherits assumptions such as constant speed and no stops, so avoid turning the three-hour walking calculation into a guaranteed arrival time.</w:t>
+      </w:r>
+    </w:p>
+    <w:p>
+      <w:pPr>
+        <w:pStyle w:val="Heading2"/>
+      </w:pPr>
+      <w:r>
+        <w:t>Predict the planned stop</w:t>
+      </w:r>
+    </w:p>
+    <w:p>
+      <w:pPr>
+        <w:spacing w:line="336" w:lineRule="auto" w:after="180"/>
+      </w:pPr>
+      <w:r>
+        <w:rPr>
+          <w:b w:val="0"/>
+        </w:rPr>
+        <w:t>Change: Add a planned 30-minute stop while preserving speed and distance.</w:t>
+      </w:r>
+    </w:p>
+    <w:p>
+      <w:pPr>
+        <w:spacing w:line="336" w:lineRule="auto" w:after="180"/>
+      </w:pPr>
+      <w:r>
+        <w:rPr>
+          <w:b/>
+        </w:rPr>
+        <w:t>Prediction</w:t>
+      </w:r>
+      <w:r>
+        <w:rPr>
+          <w:b w:val="0"/>
+        </w:rPr>
+        <w:t>: Planned total elapsed time becomes 3.5 hours.</w:t>
+      </w:r>
+    </w:p>
+    <w:p>
+      <w:pPr>
+        <w:spacing w:line="336" w:lineRule="auto" w:after="180"/>
+      </w:pPr>
+      <w:r>
+        <w:rPr>
+          <w:b w:val="0"/>
+        </w:rPr>
+        <w:t>Reason: Three moving hours plus half an hour stopped; walking-time calculation itself stays three.</w:t>
+      </w:r>
+    </w:p>
+    <w:p>
+      <w:pPr>
+        <w:pStyle w:val="Heading2"/>
+      </w:pPr>
+      <w:r>
+        <w:t>State observation and assumption limits</w:t>
+      </w:r>
+    </w:p>
+    <w:p>
+      <w:pPr>
+        <w:spacing w:line="336" w:lineRule="auto" w:after="180"/>
+      </w:pPr>
+      <w:r>
+        <w:rPr>
+          <w:b w:val="0"/>
+        </w:rPr>
+        <w:t>The fictional plan does not establish actual speed, delays or what eventually occurred on a real trip.</w:t>
+      </w:r>
+    </w:p>
+    <w:p>
+      <w:pPr>
+        <w:spacing w:line="336" w:lineRule="auto" w:after="180"/>
+      </w:pPr>
+      <w:r>
+        <w:rPr>
+          <w:b w:val="0"/>
+        </w:rPr>
+        <w:t xml:space="preserve">Cover the result. Ask learners to name the </w:t>
+      </w:r>
+      <w:r>
+        <w:rPr>
+          <w:b/>
+        </w:rPr>
+        <w:t>input</w:t>
+      </w:r>
+      <w:r>
+        <w:rPr>
+          <w:b w:val="0"/>
+        </w:rPr>
+        <w:t xml:space="preserve">s and predict the next step. Uncover one step, connect the icon to the actual procedure, and explain its </w:t>
+      </w:r>
+      <w:r>
+        <w:rPr>
+          <w:b/>
+        </w:rPr>
+        <w:t>evidence</w:t>
+      </w:r>
+      <w:r>
+        <w:rPr>
+          <w:b w:val="0"/>
+        </w:rPr>
+        <w:t>. Then change the supplied condition and compare.</w:t>
+      </w:r>
+    </w:p>
+    <w:p>
+      <w:pPr>
+        <w:spacing w:line="336" w:lineRule="auto" w:after="180"/>
+      </w:pPr>
+      <w:r>
+        <w:rPr>
+          <w:b w:val="0"/>
+        </w:rPr>
+        <w:t>The picture is a representation; it does not document execution of a real AI model.</w:t>
+      </w:r>
+    </w:p>
+    <w:p>
+      <w:pPr>
+        <w:pStyle w:val="Heading2"/>
+      </w:pPr>
+      <w:r>
+        <w:t>Earlier wording, alternatives and picture transcripts · reference / check after trying</w:t>
+      </w:r>
+    </w:p>
+    <w:p>
+      <w:pPr>
+        <w:spacing w:line="336" w:lineRule="auto" w:after="180"/>
+      </w:pPr>
+      <w:r>
+        <w:rPr>
+          <w:b w:val="0"/>
+        </w:rPr>
+        <w:t>Explain the mechanism</w:t>
+      </w:r>
+    </w:p>
+    <w:p>
+      <w:pPr>
+        <w:spacing w:line="336" w:lineRule="auto" w:after="180"/>
+      </w:pPr>
+      <w:r>
+        <w:rPr>
+          <w:b/>
+        </w:rPr>
+        <w:t>Input</w:t>
+      </w:r>
+      <w:r>
+        <w:rPr>
+          <w:b w:val="0"/>
+        </w:rPr>
+        <w:t xml:space="preserve"> → </w:t>
+      </w:r>
+      <w:r>
+        <w:rPr>
+          <w:b/>
+        </w:rPr>
+        <w:t>Process</w:t>
+      </w:r>
+      <w:r>
+        <w:rPr>
+          <w:b w:val="0"/>
+        </w:rPr>
+        <w:t xml:space="preserve"> → </w:t>
+      </w:r>
+      <w:r>
+        <w:rPr>
+          <w:b/>
+        </w:rPr>
+        <w:t>Output</w:t>
+      </w:r>
+    </w:p>
+    <w:p>
+      <w:pPr>
+        <w:spacing w:line="336" w:lineRule="auto" w:after="180"/>
+      </w:pPr>
+      <w:r>
+        <w:rPr>
+          <w:b w:val="0"/>
+        </w:rPr>
+        <w:t>Trace the information. At each stage, ask what changed and how you could test it.</w:t>
+      </w:r>
+    </w:p>
+    <w:p>
+      <w:pPr>
+        <w:spacing w:line="336" w:lineRule="auto" w:after="180"/>
+      </w:pPr>
+      <w:r>
+        <w:rPr>
+          <w:b w:val="0"/>
+        </w:rPr>
+        <w:t>Which stage could fail even when the other two are correct? Explain:</w:t>
+      </w:r>
+    </w:p>
+    <w:p>
+      <w:pPr>
+        <w:spacing w:line="336" w:lineRule="auto" w:after="180"/>
+      </w:pPr>
+      <w:r>
+        <w:rPr>
+          <w:b w:val="0"/>
+        </w:rPr>
+        <w:t xml:space="preserve">Predict first. Then check each step. A correct answer without visible reasoning is incomplete </w:t>
+      </w:r>
+      <w:r>
+        <w:rPr>
+          <w:b/>
+        </w:rPr>
+        <w:t>evidence</w:t>
+      </w:r>
+      <w:r>
+        <w:rPr>
+          <w:b w:val="0"/>
+        </w:rPr>
+        <w:t>.</w:t>
+      </w:r>
+    </w:p>
+    <w:p>
+      <w:pPr>
+        <w:spacing w:line="336" w:lineRule="auto" w:after="180"/>
+      </w:pPr>
+      <w:r>
+        <w:rPr>
+          <w:b w:val="0"/>
+        </w:rPr>
+        <w:t>1. Claim 1 is directly supported by the passage.</w:t>
+      </w:r>
+    </w:p>
+    <w:p>
+      <w:pPr>
+        <w:spacing w:line="336" w:lineRule="auto" w:after="180"/>
+      </w:pPr>
+      <w:r>
+        <w:rPr>
+          <w:b w:val="0"/>
+        </w:rPr>
+        <w:t xml:space="preserve">2. Claim 2 invents a scientist’s quotation: </w:t>
+      </w:r>
+      <w:r>
+        <w:rPr>
+          <w:b/>
+        </w:rPr>
+        <w:t>fabrication</w:t>
+      </w:r>
+      <w:r>
+        <w:rPr>
+          <w:b w:val="0"/>
+        </w:rPr>
+        <w:t>.</w:t>
+      </w:r>
+    </w:p>
+    <w:p>
+      <w:pPr>
+        <w:spacing w:line="336" w:lineRule="auto" w:after="180"/>
+      </w:pPr>
+      <w:r>
+        <w:rPr>
+          <w:b w:val="0"/>
+        </w:rPr>
+        <w:t xml:space="preserve">3. Claim 3 draws a cause from correlation: </w:t>
+      </w:r>
+      <w:r>
+        <w:rPr>
+          <w:b/>
+        </w:rPr>
+        <w:t>faulty inference</w:t>
+      </w:r>
+      <w:r>
+        <w:rPr>
+          <w:b w:val="0"/>
+        </w:rPr>
+        <w:t>.</w:t>
+      </w:r>
+    </w:p>
+    <w:p>
+      <w:pPr>
+        <w:spacing w:line="336" w:lineRule="auto" w:after="180"/>
+      </w:pPr>
+      <w:r>
+        <w:rPr>
+          <w:b w:val="0"/>
+        </w:rPr>
+        <w:t xml:space="preserve">4. Tag each claim, repair only with </w:t>
+      </w:r>
+      <w:r>
+        <w:rPr>
+          <w:b/>
+        </w:rPr>
+        <w:t>evidence</w:t>
+      </w:r>
+      <w:r>
+        <w:rPr>
+          <w:b w:val="0"/>
+        </w:rPr>
+        <w:t>, or mark unknown.</w:t>
+      </w:r>
+    </w:p>
+    <w:p>
+      <w:pPr>
+        <w:spacing w:line="336" w:lineRule="auto" w:after="180"/>
+      </w:pPr>
+      <w:r>
+        <w:rPr>
+          <w:b w:val="0"/>
+        </w:rPr>
+        <w:t>Recalculate, retrace, or restate the reasoning in your own representation:</w:t>
+      </w:r>
+    </w:p>
+    <w:p>
+      <w:pPr>
+        <w:spacing w:line="336" w:lineRule="auto" w:after="180"/>
+      </w:pPr>
+      <w:r>
+        <w:rPr>
+          <w:b w:val="0"/>
+        </w:rPr>
+        <w:t xml:space="preserve">CHECK Did the </w:t>
+      </w:r>
+      <w:r>
+        <w:rPr>
+          <w:b/>
+        </w:rPr>
+        <w:t>evidence</w:t>
+      </w:r>
+      <w:r>
+        <w:rPr>
+          <w:b w:val="0"/>
+        </w:rPr>
+        <w:t xml:space="preserve"> answer the exact question? Did the total, path, or source record stay consistent?</w:t>
+      </w:r>
+    </w:p>
+    <w:p>
+      <w:pPr>
         <w:pStyle w:val="Heading3"/>
       </w:pPr>
       <w:r>
+        <w:t>Concrete teaching case</w:t>
+      </w:r>
+    </w:p>
+    <w:p>
+      <w:pPr>
+        <w:spacing w:line="336" w:lineRule="auto" w:after="180"/>
+      </w:pPr>
+      <w:r>
+        <w:rPr>
+          <w:b w:val="0"/>
+        </w:rPr>
+        <w:t>An answer invents a quotation, cites a source lacking it and supplies an impossible date.</w:t>
+      </w:r>
+    </w:p>
+    <w:p>
+      <w:pPr>
+        <w:spacing w:line="336" w:lineRule="auto" w:after="180"/>
+      </w:pPr>
+      <w:r>
+        <w:rPr>
+          <w:b w:val="0"/>
+        </w:rPr>
+        <w:t>Separate the failures and checks.</w:t>
+      </w:r>
+    </w:p>
+    <w:p>
+      <w:pPr>
+        <w:pStyle w:val="Heading3"/>
+      </w:pPr>
+      <w:r>
+        <w:t>Exact explanation to model</w:t>
+      </w:r>
+    </w:p>
+    <w:p>
+      <w:pPr>
+        <w:spacing w:line="336" w:lineRule="auto" w:after="180"/>
+      </w:pPr>
+      <w:r>
+        <w:rPr>
+          <w:b w:val="0"/>
+        </w:rPr>
+        <w:t>Check exact quote text, claim-to-source support and calendar consistency independently. Each failure needs its own correction.</w:t>
+      </w:r>
+    </w:p>
+    <w:p>
+      <w:pPr>
+        <w:pStyle w:val="Heading3"/>
+      </w:pPr>
+      <w:r>
+        <w:t>Explain the added worked example</w:t>
+      </w:r>
+    </w:p>
+    <w:p>
+      <w:pPr>
+        <w:spacing w:line="336" w:lineRule="auto" w:after="180"/>
+      </w:pPr>
+      <w:r>
+        <w:rPr>
+          <w:b w:val="0"/>
+        </w:rPr>
+        <w:t>Begin by writing the question the procedure is intended to answer. Identify the information already supplied, the information it will produce and the information still missing.</w:t>
+      </w:r>
+    </w:p>
+    <w:p>
+      <w:pPr>
+        <w:spacing w:line="336" w:lineRule="auto" w:after="180"/>
+      </w:pPr>
+      <w:r>
+        <w:rPr>
+          <w:b w:val="0"/>
+        </w:rPr>
+        <w:t>These are constructed classroom examples; they do not require live accounts, private records or an external service. Do not treat a plausible explanation as a measured outcome.</w:t>
+      </w:r>
+    </w:p>
+    <w:p>
+      <w:pPr>
+        <w:spacing w:line="336" w:lineRule="auto" w:after="180"/>
+      </w:pPr>
+      <w:r>
+        <w:rPr>
+          <w:b w:val="0"/>
+        </w:rPr>
+        <w:t xml:space="preserve">Before applying the procedure, write its units, denominator or decision boundary where relevant. A partner should be able to repeat each step using the same </w:t>
+      </w:r>
+      <w:r>
+        <w:rPr>
+          <w:b/>
+        </w:rPr>
+        <w:t>input</w:t>
+      </w:r>
+      <w:r>
+        <w:rPr>
+          <w:b w:val="0"/>
+        </w:rPr>
+        <w:t>s.</w:t>
+      </w:r>
+    </w:p>
+    <w:p>
+      <w:pPr>
+        <w:spacing w:line="336" w:lineRule="auto" w:after="180"/>
+      </w:pPr>
+      <w:r>
+        <w:rPr>
+          <w:b w:val="0"/>
+        </w:rPr>
+        <w:t xml:space="preserve">If a required </w:t>
+      </w:r>
+      <w:r>
+        <w:rPr>
+          <w:b/>
+        </w:rPr>
+        <w:t>input</w:t>
+      </w:r>
+      <w:r>
+        <w:rPr>
+          <w:b w:val="0"/>
+        </w:rPr>
+        <w:t xml:space="preserve"> is absent or violates the stated contract, record that condition explicitly instead of quietly replacing it with a convenient value.</w:t>
+      </w:r>
+    </w:p>
+    <w:p>
+      <w:pPr>
+        <w:pStyle w:val="Heading3"/>
+      </w:pPr>
+      <w:r>
+        <w:t>Key terms</w:t>
+      </w:r>
+    </w:p>
+    <w:tbl>
+      <w:tblPr>
+        <w:tblStyle w:val="LightShading-Accent1"/>
+        <w:tblW w:type="auto" w:w="0"/>
+        <w:tblLook w:firstColumn="1" w:firstRow="1" w:lastColumn="0" w:lastRow="0" w:noHBand="0" w:noVBand="1" w:val="04A0"/>
+      </w:tblPr>
+      <w:tblGrid>
+        <w:gridCol w:w="5112"/>
+        <w:gridCol w:w="5112"/>
+      </w:tblGrid>
+      <w:tr>
+        <w:trPr>
+          <w:tblHeader/>
+        </w:trPr>
+        <w:tc>
+          <w:tcPr>
+            <w:tcW w:type="dxa" w:w="5112"/>
+          </w:tcPr>
+          <w:p>
+            <w:r>
+              <w:t>Term</w:t>
+            </w:r>
+          </w:p>
+        </w:tc>
+        <w:tc>
+          <w:tcPr>
+            <w:tcW w:type="dxa" w:w="5112"/>
+          </w:tcPr>
+          <w:p>
+            <w:r>
+              <w:t>Meaning</w:t>
+            </w:r>
+          </w:p>
+        </w:tc>
+      </w:tr>
+      <w:tr>
+        <w:tc>
+          <w:tcPr>
+            <w:tcW w:type="dxa" w:w="5112"/>
+          </w:tcPr>
+          <w:p>
+            <w:r>
+              <w:t>Atomic claim</w:t>
+            </w:r>
+          </w:p>
+        </w:tc>
+        <w:tc>
+          <w:tcPr>
+            <w:tcW w:type="dxa" w:w="5112"/>
+          </w:tcPr>
+          <w:p>
+            <w:r>
+              <w:t>A single factual statement checked separately</w:t>
+            </w:r>
+          </w:p>
+        </w:tc>
+      </w:tr>
+      <w:tr>
+        <w:tc>
+          <w:tcPr>
+            <w:tcW w:type="dxa" w:w="5112"/>
+          </w:tcPr>
+          <w:p>
+            <w:r>
+              <w:t>Contradicted</w:t>
+            </w:r>
+          </w:p>
+        </w:tc>
+        <w:tc>
+          <w:tcPr>
+            <w:tcW w:type="dxa" w:w="5112"/>
+          </w:tcPr>
+          <w:p>
+            <w:r>
+              <w:t>Inconsistent with the supplied evidence</w:t>
+            </w:r>
+          </w:p>
+        </w:tc>
+      </w:tr>
+      <w:tr>
+        <w:tc>
+          <w:tcPr>
+            <w:tcW w:type="dxa" w:w="5112"/>
+          </w:tcPr>
+          <w:p>
+            <w:r>
+              <w:t>Unsupported</w:t>
+            </w:r>
+          </w:p>
+        </w:tc>
+        <w:tc>
+          <w:tcPr>
+            <w:tcW w:type="dxa" w:w="5112"/>
+          </w:tcPr>
+          <w:p>
+            <w:r>
+              <w:t>Not established by the available evidence</w:t>
+            </w:r>
+          </w:p>
+        </w:tc>
+      </w:tr>
+    </w:tbl>
+    <w:p>
+      <w:pPr>
+        <w:pStyle w:val="Heading3"/>
+      </w:pPr>
+      <w:r>
+        <w:t>Model the reasoning aloud</w:t>
+      </w:r>
+    </w:p>
+    <w:p>
+      <w:pPr>
+        <w:spacing w:line="336" w:lineRule="auto" w:after="180"/>
+      </w:pPr>
+      <w:r>
+        <w:rPr>
+          <w:b w:val="0"/>
+        </w:rPr>
+        <w:t xml:space="preserve">Use the complete worked example below before asking learners to complete W2. Reveal a small part, invite a </w:t>
+      </w:r>
+      <w:r>
+        <w:rPr>
+          <w:b/>
+        </w:rPr>
+        <w:t>prediction</w:t>
+      </w:r>
+      <w:r>
+        <w:rPr>
+          <w:b w:val="0"/>
+        </w:rPr>
+        <w:t>, then explain the deciding step.</w:t>
+      </w:r>
+    </w:p>
+    <w:p>
+      <w:pPr>
+        <w:spacing w:line="336" w:lineRule="auto" w:after="180"/>
+      </w:pPr>
+      <w:r>
+        <w:rPr>
+          <w:b w:val="0"/>
+        </w:rPr>
+        <w:t>These teacher notes contain solutions; do not reveal the independent case answer during modelling.</w:t>
+      </w:r>
+    </w:p>
+    <w:p>
+      <w:pPr>
+        <w:spacing w:line="336" w:lineRule="auto" w:after="180"/>
+      </w:pPr>
+      <w:r>
+        <w:rPr>
+          <w:b w:val="0"/>
+        </w:rPr>
+        <w:t xml:space="preserve">Compare the intermediate </w:t>
+      </w:r>
+      <w:r>
+        <w:rPr>
+          <w:b/>
+        </w:rPr>
+        <w:t>evidence</w:t>
+      </w:r>
+      <w:r>
+        <w:rPr>
+          <w:b w:val="0"/>
+        </w:rPr>
+        <w:t xml:space="preserve"> with the final statement. Explain why each number or decision follows from the stated </w:t>
+      </w:r>
+      <w:r>
+        <w:rPr>
+          <w:b/>
+        </w:rPr>
+        <w:t>input</w:t>
+      </w:r>
+      <w:r>
+        <w:rPr>
+          <w:b w:val="0"/>
+        </w:rPr>
+        <w:t>s.</w:t>
+      </w:r>
+    </w:p>
+    <w:p>
+      <w:pPr>
+        <w:spacing w:line="336" w:lineRule="auto" w:after="180"/>
+      </w:pPr>
+      <w:r>
+        <w:rPr>
+          <w:b w:val="0"/>
+        </w:rPr>
+        <w:t xml:space="preserve">The conclusion belongs to this scenario and procedure; changing the </w:t>
+      </w:r>
+      <w:r>
+        <w:rPr>
+          <w:b/>
+        </w:rPr>
+        <w:t>input</w:t>
+      </w:r>
+      <w:r>
+        <w:rPr>
+          <w:b w:val="0"/>
+        </w:rPr>
+        <w:t>s, evaluation population or authority can change what it establishes. Retain the raw record so a later revision can be compared honestly.</w:t>
+      </w:r>
+    </w:p>
+    <w:tbl>
+      <w:tblPr>
+        <w:tblStyle w:val="LightShading-Accent1"/>
+        <w:tblW w:type="auto" w:w="0"/>
+        <w:tblLook w:firstColumn="1" w:firstRow="1" w:lastColumn="0" w:lastRow="0" w:noHBand="0" w:noVBand="1" w:val="04A0"/>
+      </w:tblPr>
+      <w:tblGrid>
+        <w:gridCol w:w="5112"/>
+        <w:gridCol w:w="5112"/>
+      </w:tblGrid>
+      <w:tr>
+        <w:trPr>
+          <w:tblHeader/>
+        </w:trPr>
+        <w:tc>
+          <w:tcPr>
+            <w:tcW w:type="dxa" w:w="5112"/>
+          </w:tcPr>
+          <w:p>
+            <w:r>
+              <w:t>Thinking move</w:t>
+            </w:r>
+          </w:p>
+        </w:tc>
+        <w:tc>
+          <w:tcPr>
+            <w:tcW w:type="dxa" w:w="5112"/>
+          </w:tcPr>
+          <w:p>
+            <w:r>
+              <w:t>Teacher prompt</w:t>
+            </w:r>
+          </w:p>
+        </w:tc>
+      </w:tr>
+      <w:tr>
+        <w:tc>
+          <w:tcPr>
+            <w:tcW w:type="dxa" w:w="5112"/>
+          </w:tcPr>
+          <w:p>
+            <w:r>
+              <w:t>Plan</w:t>
+            </w:r>
+          </w:p>
+        </w:tc>
+        <w:tc>
+          <w:tcPr>
+            <w:tcW w:type="dxa" w:w="5112"/>
+          </w:tcPr>
+          <w:p>
+            <w:r>
+              <w:t>What is given? What is the question? Which procedure fits these facts?</w:t>
+            </w:r>
+          </w:p>
+        </w:tc>
+      </w:tr>
+      <w:tr>
+        <w:tc>
+          <w:tcPr>
+            <w:tcW w:type="dxa" w:w="5112"/>
+          </w:tcPr>
+          <w:p>
+            <w:r>
+              <w:t>Do</w:t>
+            </w:r>
+          </w:p>
+        </w:tc>
+        <w:tc>
+          <w:tcPr>
+            <w:tcW w:type="dxa" w:w="5112"/>
+          </w:tcPr>
+          <w:p>
+            <w:r>
+              <w:t>Point to each input and intermediate step in the worked trace. Name the rule that allows the next step.</w:t>
+            </w:r>
+          </w:p>
+        </w:tc>
+      </w:tr>
+      <w:tr>
+        <w:tc>
+          <w:tcPr>
+            <w:tcW w:type="dxa" w:w="5112"/>
+          </w:tcPr>
+          <w:p>
+            <w:r>
+              <w:t>Check</w:t>
+            </w:r>
+          </w:p>
+        </w:tc>
+        <w:tc>
+          <w:tcPr>
+            <w:tcW w:type="dxa" w:w="5112"/>
+          </w:tcPr>
+          <w:p>
+            <w:r>
+              <w:t>Does the output answer the question? Which assumption or limitation prevents a larger claim?</w:t>
+            </w:r>
+          </w:p>
+        </w:tc>
+      </w:tr>
+    </w:tbl>
+    <w:p>
+      <w:pPr>
+        <w:spacing w:line="336" w:lineRule="auto" w:after="180"/>
+      </w:pPr>
+      <w:r>
+        <w:rPr>
+          <w:b w:val="0"/>
+        </w:rPr>
+        <w:t>Use the diagram and verbal explanation together. Ask learners to match a sentence to a specific visual step; do not assign learners fixed visual or auditory learning styles.</w:t>
+      </w:r>
+    </w:p>
+    <w:p>
+      <w:pPr>
+        <w:pStyle w:val="Heading3"/>
+      </w:pPr>
+      <w:r>
+        <w:t>A pictorial worked case: Hallucination Failure Types</w:t>
+      </w:r>
+    </w:p>
+    <w:p>
+      <w:pPr>
+        <w:pStyle w:val="Heading3"/>
+      </w:pPr>
+      <w:r>
+        <w:t>The facts we will use</w:t>
+      </w:r>
+    </w:p>
+    <w:p>
+      <w:r>
+        <w:drawing>
+          <wp:inline xmlns:a="http://schemas.openxmlformats.org/drawingml/2006/main" xmlns:pic="http://schemas.openxmlformats.org/drawingml/2006/picture">
+            <wp:extent cx="5346057" cy="5943599"/>
+            <wp:docPr id="2" name="Picture 2" descr="Hallucination Failure Types. Compute duration: 12÷4=3 hours, excluding stops.. Contradicted claim: Two-hour duration disagrees with the calculation from S.. Supported claim: Departure 09:00 is stated in S.. Unsupported claim: Free lunch has no source; missing evidence is not a confirmed no-lunch fact."/>
+            <wp:cNvGraphicFramePr>
+              <a:graphicFrameLocks noChangeAspect="1"/>
+            </wp:cNvGraphicFramePr>
+            <a:graphic>
+              <a:graphicData uri="http://schemas.openxmlformats.org/drawingml/2006/picture">
+                <pic:pic>
+                  <pic:nvPicPr>
+                    <pic:cNvPr id="0" name="academy-visual-ai-3-14.png"/>
+                    <pic:cNvPicPr/>
+                  </pic:nvPicPr>
+                  <pic:blipFill>
+                    <a:blip r:embed="rId10"/>
+                    <a:stretch>
+                      <a:fillRect/>
+                    </a:stretch>
+                  </pic:blipFill>
+                  <pic:spPr>
+                    <a:xfrm>
+                      <a:off x="0" y="0"/>
+                      <a:ext cx="5346057" cy="5943599"/>
+                    </a:xfrm>
+                    <a:prstGeom prst="rect"/>
+                  </pic:spPr>
+                </pic:pic>
+              </a:graphicData>
+            </a:graphic>
+          </wp:inline>
+        </w:drawing>
+      </w:r>
+    </w:p>
+    <w:p>
+      <w:pPr>
+        <w:pStyle w:val="Heading3"/>
+      </w:pPr>
+      <w:r>
         <w:t>Why this result follows</w:t>
       </w:r>
     </w:p>
@@ -2044,43 +2309,346 @@
         <w:pStyle w:val="Heading3"/>
       </w:pPr>
       <w:r>
-        <w:t>Why the result follows</w:t>
+        <w:t>What this example does not establish</w:t>
+      </w:r>
+    </w:p>
+    <w:p>
+      <w:pPr>
+        <w:pStyle w:val="Heading3"/>
+      </w:pPr>
+      <w:r>
+        <w:t>Change one thing in the pictured case</w:t>
+      </w:r>
+    </w:p>
+    <w:p>
+      <w:pPr>
+        <w:pStyle w:val="Heading3"/>
+      </w:pPr>
+      <w:r>
+        <w:t>Ask while showing the picture</w:t>
+      </w:r>
+    </w:p>
+    <w:p>
+      <w:pPr>
+        <w:pStyle w:val="Heading1"/>
+      </w:pPr>
+      <w:r>
+        <w:t>03. Guide the explanation, then remove help</w:t>
+      </w:r>
+    </w:p>
+    <w:p>
+      <w:r>
+        <w:t>Collect each learner’s reasoning before showing feedback.</w:t>
+      </w:r>
+    </w:p>
+    <w:p>
+      <w:pPr>
+        <w:pStyle w:val="Heading2"/>
+      </w:pPr>
+      <w:r>
+        <w:t>Main completion prompt</w:t>
       </w:r>
     </w:p>
     <w:p>
       <w:pPr>
         <w:spacing w:line="336" w:lineRule="auto" w:after="180"/>
-        <w:shd w:fill="F1F6FC"/>
-      </w:pPr>
-      <w:r>
-        <w:rPr>
-          <w:b w:val="0"/>
-        </w:rPr>
-        <w:t xml:space="preserve">Different errors need different repairs. Recalculate the duration; keep the supported departure; remove or seek </w:t>
+      </w:pPr>
+      <w:r>
+        <w:rPr>
+          <w:b w:val="0"/>
+        </w:rPr>
+        <w:t>Completion task: Source R says room B seats 12 and the meeting starts at 15:00. Generated answer says B seats 20, starts at 15:00 and includes free lunch. Show the intermediate steps and give the conclusion with its scope.</w:t>
+      </w:r>
+    </w:p>
+    <w:p>
+      <w:pPr>
+        <w:pStyle w:val="Heading2"/>
+      </w:pPr>
+      <w:r>
+        <w:t>Expected reasoning and fading help</w:t>
+      </w:r>
+    </w:p>
+    <w:p>
+      <w:pPr>
+        <w:spacing w:line="336" w:lineRule="auto" w:after="180"/>
+      </w:pPr>
+      <w:r>
+        <w:rPr>
+          <w:b w:val="0"/>
+        </w:rPr>
+        <w:t xml:space="preserve">Teacher check: Teacher explanation: Capacity 20 is </w:t>
       </w:r>
       <w:r>
         <w:rPr>
           <w:b/>
         </w:rPr>
+        <w:t>contradicted</w:t>
+      </w:r>
+      <w:r>
+        <w:rPr>
+          <w:b w:val="0"/>
+        </w:rPr>
+        <w:t xml:space="preserve">; 15:00 is supported; free lunch is </w:t>
+      </w:r>
+      <w:r>
+        <w:rPr>
+          <w:b/>
+        </w:rPr>
+        <w:t>unsupported</w:t>
+      </w:r>
+      <w:r>
+        <w:rPr>
+          <w:b w:val="0"/>
+        </w:rPr>
+        <w:t xml:space="preserve">. One of three claims has support. The missing lunch fact is not </w:t>
+      </w:r>
+      <w:r>
+        <w:rPr>
+          <w:b/>
+        </w:rPr>
         <w:t>evidence</w:t>
       </w:r>
       <w:r>
         <w:rPr>
           <w:b w:val="0"/>
         </w:rPr>
-        <w:t xml:space="preserve"> for lunch. These categories are more informative than calling the whole answer wrong.</w:t>
+        <w:t xml:space="preserve"> of no lunch.</w:t>
       </w:r>
     </w:p>
     <w:p>
       <w:pPr>
         <w:spacing w:line="336" w:lineRule="auto" w:after="180"/>
-        <w:shd w:fill="F1F6FC"/>
-      </w:pPr>
-      <w:r>
-        <w:rPr>
-          <w:b w:val="0"/>
-        </w:rPr>
-        <w:t>Arithmetic inherits assumptions such as constant speed and no stops, so avoid turning the three-hour walking calculation into a guaranteed arrival time.</w:t>
+      </w:pPr>
+      <w:r>
+        <w:rPr>
+          <w:b w:val="0"/>
+        </w:rPr>
+        <w:t xml:space="preserve">Start by identifying the given </w:t>
+      </w:r>
+      <w:r>
+        <w:rPr>
+          <w:b/>
+        </w:rPr>
+        <w:t>input</w:t>
+      </w:r>
+      <w:r>
+        <w:rPr>
+          <w:b w:val="0"/>
+        </w:rPr>
+        <w:t>s together. Leave the intermediate steps blank. If needed, model one step, then withdraw that help on the next step. Move to a full trace only when the partial trace is understood.</w:t>
+      </w:r>
+    </w:p>
+    <w:p>
+      <w:pPr>
+        <w:spacing w:line="336" w:lineRule="auto" w:after="180"/>
+      </w:pPr>
+      <w:r>
+        <w:rPr>
+          <w:b w:val="0"/>
+        </w:rPr>
+        <w:t>For partners, alternate explainer and checker; collect a response from every learner before discussion.</w:t>
+      </w:r>
+    </w:p>
+    <w:p>
+      <w:pPr>
+        <w:pStyle w:val="Heading2"/>
+      </w:pPr>
+      <w:r>
+        <w:t>Individual misconception check</w:t>
+      </w:r>
+    </w:p>
+    <w:p>
+      <w:pPr>
+        <w:spacing w:line="336" w:lineRule="auto" w:after="180"/>
+      </w:pPr>
+      <w:r>
+        <w:rPr>
+          <w:b w:val="0"/>
+        </w:rPr>
+        <w:t>Use the worked case for Generation failures and verification. Proposed explanation: “The worked result establishes every future case”. Decide whether this explanation is supported.</w:t>
+      </w:r>
+    </w:p>
+    <w:p>
+      <w:pPr>
+        <w:spacing w:line="336" w:lineRule="auto" w:after="180"/>
+      </w:pPr>
+      <w:r>
+        <w:rPr>
+          <w:b w:val="0"/>
+        </w:rPr>
+        <w:t>Point to the step or supplied fact that decides; explain your repair if needed.</w:t>
+      </w:r>
+    </w:p>
+    <w:p>
+      <w:pPr>
+        <w:spacing w:line="336" w:lineRule="auto" w:after="180"/>
+      </w:pPr>
+      <w:r>
+        <w:rPr>
+          <w:b w:val="0"/>
+        </w:rPr>
+        <w:t xml:space="preserve">Expected correction: Source agreement and arithmetic validity are separate checks; missing </w:t>
+      </w:r>
+      <w:r>
+        <w:rPr>
+          <w:b/>
+        </w:rPr>
+        <w:t>evidence</w:t>
+      </w:r>
+      <w:r>
+        <w:rPr>
+          <w:b w:val="0"/>
+        </w:rPr>
+        <w:t xml:space="preserve"> is not proof of the opposite claim.</w:t>
+      </w:r>
+    </w:p>
+    <w:p>
+      <w:pPr>
+        <w:spacing w:line="336" w:lineRule="auto" w:after="180"/>
+      </w:pPr>
+      <w:r>
+        <w:rPr>
+          <w:b w:val="0"/>
+        </w:rPr>
+        <w:t>Collect explanations, not only yes/no votes. If a misunderstanding is common, re-model the relevant step for the class.</w:t>
+      </w:r>
+    </w:p>
+    <w:p>
+      <w:pPr>
+        <w:spacing w:line="336" w:lineRule="auto" w:after="180"/>
+      </w:pPr>
+      <w:r>
+        <w:rPr>
+          <w:b w:val="0"/>
+        </w:rPr>
+        <w:t>If it affects a few learners, give a short targeted group explanation while others solve a more demanding variation.</w:t>
+      </w:r>
+    </w:p>
+    <w:p>
+      <w:pPr>
+        <w:pStyle w:val="Heading2"/>
+      </w:pPr>
+      <w:r>
+        <w:t>Pictorial question and changed-case reasoning</w:t>
+      </w:r>
+    </w:p>
+    <w:p>
+      <w:pPr>
+        <w:spacing w:line="336" w:lineRule="auto" w:after="180"/>
+      </w:pPr>
+      <w:r>
+        <w:rPr>
+          <w:b w:val="0"/>
+        </w:rPr>
+        <w:t>Can we conclude there will definitely be no lunch from S alone?</w:t>
+      </w:r>
+    </w:p>
+    <w:p>
+      <w:pPr>
+        <w:spacing w:line="336" w:lineRule="auto" w:after="180"/>
+      </w:pPr>
+      <w:r>
+        <w:rPr>
+          <w:b w:val="0"/>
+        </w:rPr>
+        <w:t>No. Lunch is unknown from S, not disproved. Say the source does not supply lunch information.</w:t>
+      </w:r>
+    </w:p>
+    <w:p>
+      <w:pPr>
+        <w:spacing w:line="336" w:lineRule="auto" w:after="180"/>
+      </w:pPr>
+      <w:r>
+        <w:rPr>
+          <w:b w:val="0"/>
+        </w:rPr>
+        <w:t>Changed-case reasoning: Planned total elapsed time becomes 3.5 hours. Three moving hours plus half an hour stopped; walking-time calculation itself stays three.</w:t>
+      </w:r>
+    </w:p>
+    <w:p>
+      <w:pPr>
+        <w:spacing w:line="336" w:lineRule="auto" w:after="180"/>
+      </w:pPr>
+      <w:r>
+        <w:rPr>
+          <w:b w:val="0"/>
+        </w:rPr>
+        <w:t xml:space="preserve">Collect each learner’s explanation before discussion. Use the first missing connection between </w:t>
+      </w:r>
+      <w:r>
+        <w:rPr>
+          <w:b/>
+        </w:rPr>
+        <w:t>input</w:t>
+      </w:r>
+      <w:r>
+        <w:rPr>
+          <w:b w:val="0"/>
+        </w:rPr>
+        <w:t xml:space="preserve">, deciding step and result to choose support. This question is worked-case practice, not fresh mastery </w:t>
+      </w:r>
+      <w:r>
+        <w:rPr>
+          <w:b/>
+        </w:rPr>
+        <w:t>evidence</w:t>
+      </w:r>
+      <w:r>
+        <w:rPr>
+          <w:b w:val="0"/>
+        </w:rPr>
+        <w:t>.</w:t>
+      </w:r>
+    </w:p>
+    <w:p>
+      <w:pPr>
+        <w:pStyle w:val="Heading2"/>
+      </w:pPr>
+      <w:r>
+        <w:t>Keep each learner explaining</w:t>
+      </w:r>
+    </w:p>
+    <w:p>
+      <w:pPr>
+        <w:pStyle w:val="ListBullet"/>
+      </w:pPr>
+      <w:r>
+        <w:t>Ask: Which facts are given, and which would we have to assume? Learners mark relevant details before discussing answers.</w:t>
+      </w:r>
+    </w:p>
+    <w:p>
+      <w:pPr>
+        <w:pStyle w:val="ListBullet"/>
+      </w:pPr>
+      <w:r>
+        <w:t>Say: Predict first. Show the rule, information path or calculation that would produce the result. A correct guess is not yet an explanation.</w:t>
+      </w:r>
+    </w:p>
+    <w:p>
+      <w:pPr>
+        <w:pStyle w:val="ListBullet"/>
+      </w:pPr>
+      <w:r>
+        <w:t>In pairs, one learner solves while the other checks evidence; exchange roles. Remove the worked answer before independent assessment.</w:t>
+      </w:r>
+    </w:p>
+    <w:p>
+      <w:pPr>
+        <w:pStyle w:val="Heading2"/>
+      </w:pPr>
+      <w:r>
+        <w:t>Earlier wording, alternatives and picture transcripts · reference / check after trying</w:t>
+      </w:r>
+    </w:p>
+    <w:p>
+      <w:pPr>
+        <w:spacing w:line="336" w:lineRule="auto" w:after="180"/>
+      </w:pPr>
+      <w:r>
+        <w:rPr>
+          <w:b w:val="0"/>
+        </w:rPr>
+        <w:t>Demonstrate and guide practice</w:t>
       </w:r>
     </w:p>
     <w:p>
@@ -2088,7 +2656,63 @@
         <w:pStyle w:val="Heading3"/>
       </w:pPr>
       <w:r>
-        <w:t>What this example does not establish</w:t>
+        <w:t>Board sequence</w:t>
+      </w:r>
+    </w:p>
+    <w:p>
+      <w:pPr>
+        <w:spacing w:line="336" w:lineRule="auto" w:after="180"/>
+      </w:pPr>
+      <w:r>
+        <w:rPr>
+          <w:b w:val="0"/>
+        </w:rPr>
+        <w:t>Write the given facts: An answer invents a quotation, cites a source lacking it and supplies an impossible date.</w:t>
+      </w:r>
+    </w:p>
+    <w:p>
+      <w:pPr>
+        <w:spacing w:line="336" w:lineRule="auto" w:after="180"/>
+      </w:pPr>
+      <w:r>
+        <w:rPr>
+          <w:b w:val="0"/>
+        </w:rPr>
+        <w:t>Write the question to explain: Separate the failures and checks.</w:t>
+      </w:r>
+    </w:p>
+    <w:p>
+      <w:pPr>
+        <w:spacing w:line="336" w:lineRule="auto" w:after="180"/>
+      </w:pPr>
+      <w:r>
+        <w:rPr>
+          <w:b w:val="0"/>
+        </w:rPr>
+        <w:t xml:space="preserve">Reveal after </w:t>
+      </w:r>
+      <w:r>
+        <w:rPr>
+          <w:b/>
+        </w:rPr>
+        <w:t>prediction</w:t>
+      </w:r>
+      <w:r>
+        <w:rPr>
+          <w:b w:val="0"/>
+        </w:rPr>
+        <w:t>s: Check exact quote text, claim-to-source support and calendar consistency independently. Each failure needs its own correction.</w:t>
+      </w:r>
+    </w:p>
+    <w:p>
+      <w:pPr>
+        <w:spacing w:line="336" w:lineRule="auto" w:after="180"/>
+      </w:pPr>
+      <w:r>
+        <w:rPr>
+          <w:b w:val="0"/>
+        </w:rPr>
+        <w:t>Use the earlier changed question as optional later practice. Reserve Audit a new trip summary independently for the first independent attempt before hints or feedback.</w:t>
       </w:r>
     </w:p>
     <w:p>
@@ -2096,350 +2720,18 @@
         <w:pStyle w:val="Heading3"/>
       </w:pPr>
       <w:r>
-        <w:t>Keep the stated limit</w:t>
+        <w:t>Classroom dialogue</w:t>
       </w:r>
     </w:p>
     <w:p>
       <w:pPr>
         <w:spacing w:line="336" w:lineRule="auto" w:after="180"/>
-        <w:shd w:fill="FFF5E6"/>
-      </w:pPr>
-      <w:r>
-        <w:rPr>
-          <w:b w:val="0"/>
-        </w:rPr>
-        <w:t>The fictional plan does not establish actual speed, delays or what eventually occurred on a real trip.</w:t>
-      </w:r>
-    </w:p>
-    <w:p>
-      <w:pPr>
-        <w:pStyle w:val="Heading3"/>
-      </w:pPr>
-      <w:r>
-        <w:t>Change one thing in the pictured case</w:t>
-      </w:r>
-    </w:p>
-    <w:p>
-      <w:pPr>
-        <w:pStyle w:val="Heading3"/>
-      </w:pPr>
-      <w:r>
-        <w:t>Change one thing</w:t>
-      </w:r>
-    </w:p>
-    <w:p>
-      <w:pPr>
-        <w:spacing w:line="336" w:lineRule="auto" w:after="180"/>
-        <w:shd w:fill="F5F1FB"/>
-      </w:pPr>
-      <w:r>
-        <w:rPr>
-          <w:b w:val="0"/>
-        </w:rPr>
-        <w:t>Change: Add a planned 30-minute stop while preserving speed and distance.</w:t>
-      </w:r>
-    </w:p>
-    <w:p>
-      <w:pPr>
-        <w:pStyle w:val="Heading3"/>
-      </w:pPr>
-      <w:r>
-        <w:t>Predicted result</w:t>
-      </w:r>
-    </w:p>
-    <w:p>
-      <w:pPr>
-        <w:spacing w:line="336" w:lineRule="auto" w:after="180"/>
-        <w:shd w:fill="F1F6FC"/>
-      </w:pPr>
-      <w:r>
-        <w:rPr>
-          <w:b/>
-        </w:rPr>
-        <w:t>Prediction</w:t>
-      </w:r>
-      <w:r>
-        <w:rPr>
-          <w:b w:val="0"/>
-        </w:rPr>
-        <w:t>: Planned total elapsed time becomes 3.5 hours.</w:t>
-      </w:r>
-    </w:p>
-    <w:p>
-      <w:pPr>
-        <w:pStyle w:val="Heading3"/>
-      </w:pPr>
-      <w:r>
-        <w:t>Why the result follows</w:t>
-      </w:r>
-    </w:p>
-    <w:p>
-      <w:pPr>
-        <w:spacing w:line="336" w:lineRule="auto" w:after="180"/>
-        <w:shd w:fill="F1F6FC"/>
-      </w:pPr>
-      <w:r>
-        <w:rPr>
-          <w:b w:val="0"/>
-        </w:rPr>
-        <w:t>Reason: Three moving hours plus half an hour stopped; walking-time calculation itself stays three.</w:t>
-      </w:r>
-    </w:p>
-    <w:p>
-      <w:pPr>
-        <w:pStyle w:val="Heading3"/>
-      </w:pPr>
-      <w:r>
-        <w:t>Ask while showing the picture</w:t>
-      </w:r>
-    </w:p>
-    <w:p>
-      <w:pPr>
-        <w:pStyle w:val="Heading3"/>
-      </w:pPr>
-      <w:r>
-        <w:t>Ask while showing the picture · 4</w:t>
-      </w:r>
-    </w:p>
-    <w:p>
-      <w:pPr>
-        <w:spacing w:line="336" w:lineRule="auto" w:after="180"/>
-      </w:pPr>
-      <w:r>
-        <w:rPr>
-          <w:b w:val="0"/>
-        </w:rPr>
-        <w:t xml:space="preserve">Cover the result. Ask learners to name the </w:t>
-      </w:r>
-      <w:r>
-        <w:rPr>
-          <w:b/>
-        </w:rPr>
-        <w:t>input</w:t>
-      </w:r>
-      <w:r>
-        <w:rPr>
-          <w:b w:val="0"/>
-        </w:rPr>
-        <w:t xml:space="preserve">s and predict the next step. Uncover one step, connect the icon to the actual procedure, and explain its </w:t>
-      </w:r>
-      <w:r>
-        <w:rPr>
-          <w:b/>
-        </w:rPr>
-        <w:t>evidence</w:t>
-      </w:r>
-      <w:r>
-        <w:rPr>
-          <w:b w:val="0"/>
-        </w:rPr>
-        <w:t>. Then change the supplied condition and compare.</w:t>
-      </w:r>
-    </w:p>
-    <w:p>
-      <w:pPr>
-        <w:spacing w:line="336" w:lineRule="auto" w:after="180"/>
-      </w:pPr>
-      <w:r>
-        <w:rPr>
-          <w:b w:val="0"/>
-        </w:rPr>
-        <w:t>The picture is a representation; it does not document execution of a real AI model.</w:t>
-      </w:r>
-    </w:p>
-    <w:p>
-      <w:pPr>
-        <w:pStyle w:val="Heading1"/>
-      </w:pPr>
-      <w:r>
-        <w:t>03. Demonstrate and guide practice</w:t>
-      </w:r>
-    </w:p>
-    <w:p>
-      <w:r>
-        <w:t>Demonstrate Hallucination Failure Types, reduce support deliberately and check individual reasoning before discussing answers.</w:t>
-      </w:r>
-    </w:p>
-    <w:p>
-      <w:pPr>
-        <w:pStyle w:val="Heading3"/>
-      </w:pPr>
-      <w:r>
-        <w:t>Board sequence</w:t>
-      </w:r>
-    </w:p>
-    <w:p>
-      <w:pPr>
-        <w:pStyle w:val="Heading3"/>
-      </w:pPr>
-      <w:r>
-        <w:t>1. Put the facts on the board</w:t>
-      </w:r>
-    </w:p>
-    <w:p>
-      <w:pPr>
-        <w:spacing w:line="336" w:lineRule="auto" w:after="180"/>
-        <w:shd w:fill="F4F9FC"/>
-      </w:pPr>
-      <w:r>
-        <w:rPr>
-          <w:b w:val="0"/>
-        </w:rPr>
-        <w:t>Write the given facts: An answer invents a quotation, cites a source lacking it and supplies an impossible date.</w:t>
-      </w:r>
-    </w:p>
-    <w:p>
-      <w:pPr>
-        <w:pStyle w:val="Heading3"/>
-      </w:pPr>
-      <w:r>
-        <w:t>2. State the decision to explain</w:t>
-      </w:r>
-    </w:p>
-    <w:p>
-      <w:pPr>
-        <w:spacing w:line="336" w:lineRule="auto" w:after="180"/>
-        <w:shd w:fill="F4F9FC"/>
-      </w:pPr>
-      <w:r>
-        <w:rPr>
-          <w:b w:val="0"/>
-        </w:rPr>
-        <w:t>Write the question to explain: Separate the failures and checks.</w:t>
-      </w:r>
-    </w:p>
-    <w:p>
-      <w:pPr>
-        <w:pStyle w:val="Heading3"/>
-      </w:pPr>
-      <w:r>
-        <w:t>3. Reveal the worked reasoning</w:t>
-      </w:r>
-    </w:p>
-    <w:p>
-      <w:pPr>
-        <w:spacing w:line="336" w:lineRule="auto" w:after="180"/>
-        <w:shd w:fill="F1F6FC"/>
-      </w:pPr>
-      <w:r>
-        <w:rPr>
-          <w:b w:val="0"/>
-        </w:rPr>
-        <w:t xml:space="preserve">Reveal after </w:t>
-      </w:r>
-      <w:r>
-        <w:rPr>
-          <w:b/>
-        </w:rPr>
-        <w:t>prediction</w:t>
-      </w:r>
-      <w:r>
-        <w:rPr>
-          <w:b w:val="0"/>
-        </w:rPr>
-        <w:t>s: Check exact quote text, claim-to-source support and calendar consistency independently. Each failure needs its own correction.</w:t>
-      </w:r>
-    </w:p>
-    <w:p>
-      <w:pPr>
-        <w:pStyle w:val="Heading3"/>
-      </w:pPr>
-      <w:r>
-        <w:t>Hold back the independent task</w:t>
-      </w:r>
-    </w:p>
-    <w:p>
-      <w:pPr>
-        <w:spacing w:line="336" w:lineRule="auto" w:after="180"/>
-        <w:shd w:fill="FFF5E6"/>
-      </w:pPr>
-      <w:r>
-        <w:rPr>
-          <w:b w:val="0"/>
-        </w:rPr>
-        <w:t>Keep for an independent attempt: An answer gives a book title that does not exist and quotes words absent from the cited passage. Identify two failures and a repair.</w:t>
-      </w:r>
-    </w:p>
-    <w:p>
-      <w:pPr>
-        <w:pStyle w:val="Heading3"/>
-      </w:pPr>
-      <w:r>
-        <w:t>Classroom dialogue</w:t>
-      </w:r>
-    </w:p>
-    <w:p>
-      <w:pPr>
-        <w:pStyle w:val="Heading3"/>
-      </w:pPr>
-      <w:r>
-        <w:t>Ask the class</w:t>
-      </w:r>
-    </w:p>
-    <w:p>
-      <w:pPr>
-        <w:spacing w:line="336" w:lineRule="auto" w:after="180"/>
-        <w:shd w:fill="F5F1FB"/>
-      </w:pPr>
-      <w:r>
-        <w:rPr>
-          <w:b w:val="0"/>
-        </w:rPr>
-        <w:t>Ask: Which facts are given, and which would we have to assume? Learners mark relevant details before discussing answers.</w:t>
-      </w:r>
-    </w:p>
-    <w:p>
-      <w:pPr>
-        <w:pStyle w:val="Heading3"/>
-      </w:pPr>
-      <w:r>
-        <w:t>Language to model</w:t>
-      </w:r>
-    </w:p>
-    <w:p>
-      <w:pPr>
-        <w:spacing w:line="336" w:lineRule="auto" w:after="180"/>
-        <w:shd w:fill="F1F6F8"/>
-      </w:pPr>
-      <w:r>
-        <w:rPr>
-          <w:b w:val="0"/>
-        </w:rPr>
-        <w:t>Say: Predict first. Show the rule, information path or calculation that would produce the result. A correct guess is not yet an explanation.</w:t>
-      </w:r>
-    </w:p>
-    <w:p>
-      <w:pPr>
-        <w:spacing w:line="336" w:lineRule="auto" w:after="180"/>
       </w:pPr>
       <w:r>
         <w:rPr>
           <w:b w:val="0"/>
         </w:rPr>
         <w:t>Reveal reasoning one step at a time. Explain why a tempting alternative fails. Write units and denominators for arithmetic, trace conditions for decisions, and identify supporting sources for claims.</w:t>
-      </w:r>
-    </w:p>
-    <w:p>
-      <w:pPr>
-        <w:spacing w:line="336" w:lineRule="auto" w:after="180"/>
-      </w:pPr>
-      <w:r>
-        <w:rPr>
-          <w:b w:val="0"/>
-        </w:rPr>
-        <w:t xml:space="preserve">In pairs, one learner solves while the other checks </w:t>
-      </w:r>
-      <w:r>
-        <w:rPr>
-          <w:b/>
-        </w:rPr>
-        <w:t>evidence</w:t>
-      </w:r>
-      <w:r>
-        <w:rPr>
-          <w:b w:val="0"/>
-        </w:rPr>
-        <w:t>; exchange roles. Remove the worked answer before independent assessment.</w:t>
       </w:r>
     </w:p>
     <w:p>
@@ -2788,388 +3080,114 @@
         <w:pStyle w:val="Heading3"/>
       </w:pPr>
       <w:r>
-        <w:t>Completion practice</w:t>
+        <w:t>Individual reasoning check</w:t>
+      </w:r>
+    </w:p>
+    <w:p>
+      <w:pPr>
+        <w:pStyle w:val="Heading3"/>
+      </w:pPr>
+      <w:r>
+        <w:t>Pictorial practice question</w:t>
+      </w:r>
+    </w:p>
+    <w:p>
+      <w:pPr>
+        <w:pStyle w:val="Heading3"/>
+      </w:pPr>
+      <w:r>
+        <w:t>Reasoned teacher answer</w:t>
+      </w:r>
+    </w:p>
+    <w:p>
+      <w:pPr>
+        <w:pStyle w:val="Heading1"/>
+      </w:pPr>
+      <w:r>
+        <w:t>04. Run the supplied investigation</w:t>
+      </w:r>
+    </w:p>
+    <w:p>
+      <w:r>
+        <w:t>Keep expected results, observed paper traces and remaining limits distinguishable.</w:t>
+      </w:r>
+    </w:p>
+    <w:p>
+      <w:pPr>
+        <w:pStyle w:val="Heading2"/>
+      </w:pPr>
+      <w:r>
+        <w:t>Supplied materials and answer guidance</w:t>
       </w:r>
     </w:p>
     <w:p>
       <w:pPr>
         <w:spacing w:line="336" w:lineRule="auto" w:after="180"/>
-        <w:shd w:fill="F5F1FB"/>
-      </w:pPr>
-      <w:r>
-        <w:rPr>
-          <w:b w:val="0"/>
-        </w:rPr>
-        <w:t>Completion task: Source R says room B seats 12 and the meeting starts at 15:00. Generated answer says B seats 20, starts at 15:00 and includes free lunch. Show the intermediate steps and give the conclusion with its scope.</w:t>
-      </w:r>
-    </w:p>
-    <w:p>
-      <w:pPr>
-        <w:pStyle w:val="Heading3"/>
-      </w:pPr>
-      <w:r>
-        <w:t>Reasoning to listen for</w:t>
+      </w:pPr>
+      <w:r>
+        <w:rPr>
+          <w:b w:val="0"/>
+        </w:rPr>
+        <w:t>Six-claim lab: capacity20 contradicts R’s12; meeting15:00 is supported; free lunch is unsupported; the attributed Q quotation contradicts its supplied line; L’s score4/5 is supported; the causal learning claim is unsupported by uncontrolled C. There are two supported, two contradicted and two unsupported claims under these records.</w:t>
       </w:r>
     </w:p>
     <w:p>
       <w:pPr>
         <w:spacing w:line="336" w:lineRule="auto" w:after="180"/>
-        <w:shd w:fill="F1F6FC"/>
-      </w:pPr>
-      <w:r>
-        <w:rPr>
-          <w:b w:val="0"/>
-        </w:rPr>
-        <w:t xml:space="preserve">Teacher check: Teacher explanation: Capacity 20 is </w:t>
-      </w:r>
-      <w:r>
-        <w:rPr>
-          <w:b/>
-        </w:rPr>
-        <w:t>contradicted</w:t>
-      </w:r>
-      <w:r>
-        <w:rPr>
-          <w:b w:val="0"/>
-        </w:rPr>
-        <w:t xml:space="preserve">; 15:00 is supported; free lunch is </w:t>
-      </w:r>
-      <w:r>
-        <w:rPr>
-          <w:b/>
-        </w:rPr>
-        <w:t>unsupported</w:t>
-      </w:r>
-      <w:r>
-        <w:rPr>
-          <w:b w:val="0"/>
-        </w:rPr>
-        <w:t xml:space="preserve">. One of three claims has support. The missing lunch fact is not </w:t>
-      </w:r>
-      <w:r>
-        <w:rPr>
-          <w:b/>
-        </w:rPr>
-        <w:t>evidence</w:t>
-      </w:r>
-      <w:r>
-        <w:rPr>
-          <w:b w:val="0"/>
-        </w:rPr>
-        <w:t xml:space="preserve"> of no lunch.</w:t>
-      </w:r>
-    </w:p>
-    <w:p>
-      <w:pPr>
-        <w:spacing w:line="336" w:lineRule="auto" w:after="180"/>
-      </w:pPr>
-      <w:r>
-        <w:rPr>
-          <w:b w:val="0"/>
-        </w:rPr>
-        <w:t xml:space="preserve">Start by identifying the given </w:t>
-      </w:r>
-      <w:r>
-        <w:rPr>
-          <w:b/>
-        </w:rPr>
-        <w:t>input</w:t>
-      </w:r>
-      <w:r>
-        <w:rPr>
-          <w:b w:val="0"/>
-        </w:rPr>
-        <w:t>s together. Leave the intermediate steps blank. If needed, model one step, then withdraw that help on the next step. Move to a full trace only when the partial trace is understood.</w:t>
-      </w:r>
-    </w:p>
-    <w:p>
-      <w:pPr>
-        <w:spacing w:line="336" w:lineRule="auto" w:after="180"/>
-      </w:pPr>
-      <w:r>
-        <w:rPr>
-          <w:b w:val="0"/>
-        </w:rPr>
-        <w:t>For partners, alternate explainer and checker; collect a response from every learner before discussion.</w:t>
-      </w:r>
-    </w:p>
-    <w:p>
-      <w:pPr>
-        <w:pStyle w:val="Heading3"/>
-      </w:pPr>
-      <w:r>
-        <w:t>Individual reasoning check</w:t>
-      </w:r>
-    </w:p>
-    <w:p>
-      <w:pPr>
-        <w:spacing w:line="336" w:lineRule="auto" w:after="180"/>
-      </w:pPr>
-      <w:r>
-        <w:rPr>
-          <w:b w:val="0"/>
-        </w:rPr>
-        <w:t>Use the worked case for Generation failures and verification. Proposed explanation: “The worked result establishes every future case”. Decide whether this explanation is supported.</w:t>
-      </w:r>
-    </w:p>
-    <w:p>
-      <w:pPr>
-        <w:spacing w:line="336" w:lineRule="auto" w:after="180"/>
-      </w:pPr>
-      <w:r>
-        <w:rPr>
-          <w:b w:val="0"/>
-        </w:rPr>
-        <w:t>Point to the step or supplied fact that decides; explain your repair if needed.</w:t>
-      </w:r>
-    </w:p>
-    <w:p>
-      <w:pPr>
-        <w:pStyle w:val="Heading3"/>
-      </w:pPr>
-      <w:r>
-        <w:t>Expected repair</w:t>
-      </w:r>
-    </w:p>
-    <w:p>
-      <w:pPr>
-        <w:spacing w:line="336" w:lineRule="auto" w:after="180"/>
-        <w:shd w:fill="F1F6FC"/>
-      </w:pPr>
-      <w:r>
-        <w:rPr>
-          <w:b w:val="0"/>
-        </w:rPr>
-        <w:t xml:space="preserve">Expected correction: Source agreement and arithmetic validity are separate checks; missing </w:t>
-      </w:r>
-      <w:r>
-        <w:rPr>
-          <w:b/>
-        </w:rPr>
-        <w:t>evidence</w:t>
-      </w:r>
-      <w:r>
-        <w:rPr>
-          <w:b w:val="0"/>
-        </w:rPr>
-        <w:t xml:space="preserve"> is not proof of the opposite claim.</w:t>
-      </w:r>
-    </w:p>
-    <w:p>
-      <w:pPr>
-        <w:spacing w:line="336" w:lineRule="auto" w:after="180"/>
-      </w:pPr>
-      <w:r>
-        <w:rPr>
-          <w:b w:val="0"/>
-        </w:rPr>
-        <w:t>Collect explanations, not only yes/no votes. If a misunderstanding is common, re-model the relevant step for the class.</w:t>
-      </w:r>
-    </w:p>
-    <w:p>
-      <w:pPr>
-        <w:spacing w:line="336" w:lineRule="auto" w:after="180"/>
-      </w:pPr>
-      <w:r>
-        <w:rPr>
-          <w:b w:val="0"/>
-        </w:rPr>
-        <w:t>If it affects a few learners, give a short targeted group explanation while others solve a more demanding variation.</w:t>
-      </w:r>
-    </w:p>
-    <w:p>
-      <w:pPr>
-        <w:pStyle w:val="Heading3"/>
-      </w:pPr>
-      <w:r>
-        <w:t>Pictorial practice question</w:t>
-      </w:r>
-    </w:p>
-    <w:p>
-      <w:pPr>
-        <w:spacing w:line="336" w:lineRule="auto" w:after="180"/>
-        <w:shd w:fill="F5F1FB"/>
-      </w:pPr>
-      <w:r>
-        <w:rPr>
-          <w:b w:val="0"/>
-        </w:rPr>
-        <w:t>Can we conclude there will definitely be no lunch from S alone?</w:t>
-      </w:r>
-    </w:p>
-    <w:p>
-      <w:pPr>
-        <w:pStyle w:val="Heading3"/>
-      </w:pPr>
-      <w:r>
-        <w:t>Reasoned teacher answer</w:t>
-      </w:r>
-    </w:p>
-    <w:p>
-      <w:pPr>
-        <w:spacing w:line="336" w:lineRule="auto" w:after="180"/>
-      </w:pPr>
-      <w:r>
-        <w:rPr>
-          <w:b w:val="0"/>
-        </w:rPr>
-        <w:t>No. Lunch is unknown from S, not disproved. Say the source does not supply lunch information.</w:t>
-      </w:r>
-    </w:p>
-    <w:p>
-      <w:pPr>
-        <w:spacing w:line="336" w:lineRule="auto" w:after="180"/>
-      </w:pPr>
-      <w:r>
-        <w:rPr>
-          <w:b w:val="0"/>
-        </w:rPr>
-        <w:t>Changed-case reasoning: Planned total elapsed time becomes 3.5 hours. Three moving hours plus half an hour stopped; walking-time calculation itself stays three.</w:t>
-      </w:r>
-    </w:p>
-    <w:p>
-      <w:pPr>
-        <w:spacing w:line="336" w:lineRule="auto" w:after="180"/>
-      </w:pPr>
-      <w:r>
-        <w:rPr>
-          <w:b w:val="0"/>
-        </w:rPr>
-        <w:t xml:space="preserve">Collect each learner’s explanation before discussion. Use the first missing connection between </w:t>
-      </w:r>
-      <w:r>
-        <w:rPr>
-          <w:b/>
-        </w:rPr>
-        <w:t>input</w:t>
-      </w:r>
-      <w:r>
-        <w:rPr>
-          <w:b w:val="0"/>
-        </w:rPr>
-        <w:t xml:space="preserve">, deciding step and result to choose support. This question is worked-case practice, not fresh mastery </w:t>
-      </w:r>
-      <w:r>
-        <w:rPr>
-          <w:b/>
-        </w:rPr>
-        <w:t>evidence</w:t>
-      </w:r>
-      <w:r>
-        <w:rPr>
-          <w:b w:val="0"/>
-        </w:rPr>
-        <w:t>.</w:t>
-      </w:r>
-    </w:p>
-    <w:p>
-      <w:pPr>
-        <w:pStyle w:val="Heading1"/>
-      </w:pPr>
-      <w:r>
-        <w:t>04. Run the weekly evidence lab</w:t>
-      </w:r>
-    </w:p>
-    <w:p>
-      <w:r>
-        <w:t>Run the Hallucination Failure Types investigation and use the first unsupported step to choose a teaching response.</w:t>
-      </w:r>
-    </w:p>
-    <w:p>
-      <w:pPr>
-        <w:spacing w:line="336" w:lineRule="auto" w:after="180"/>
-      </w:pPr>
-      <w:r>
-        <w:rPr>
-          <w:b w:val="0"/>
-        </w:rPr>
-        <w:t>Words You Can Use to Reason</w:t>
-      </w:r>
-    </w:p>
-    <w:p>
-      <w:pPr>
-        <w:spacing w:line="336" w:lineRule="auto" w:after="180"/>
-      </w:pPr>
-      <w:r>
-        <w:rPr>
-          <w:b w:val="0"/>
-        </w:rPr>
-        <w:t>A definition matters when you can recognize the idea, use it, and contrast it with a near-miss.</w:t>
-      </w:r>
-    </w:p>
-    <w:p>
-      <w:pPr>
-        <w:spacing w:line="336" w:lineRule="auto" w:after="180"/>
-      </w:pPr>
-      <w:r>
-        <w:rPr>
-          <w:b w:val="0"/>
-        </w:rPr>
+      </w:pPr>
+      <w:r>
+        <w:rPr>
+          <w:b w:val="0"/>
+        </w:rPr>
+        <w:t>The quotation check concerns attribution to Q, not whether anyone ever said similar words elsewhere. Separate trip12/4 gives3moving hours; adding half an hour stopped gives3.5planned elapsed hours, not an actual arrival guarantee. Keep the independent18/6case withheld.</w:t>
+      </w:r>
+    </w:p>
+    <w:p>
+      <w:pPr>
+        <w:pStyle w:val="Heading2"/>
+      </w:pPr>
+      <w:r>
+        <w:t>Run and record</w:t>
+      </w:r>
+    </w:p>
+    <w:p>
+      <w:pPr>
+        <w:pStyle w:val="ListNumber"/>
+      </w:pPr>
+      <w:r>
         <w:t>Predict → Test → Record → Explain</w:t>
       </w:r>
     </w:p>
     <w:p>
       <w:pPr>
-        <w:spacing w:line="336" w:lineRule="auto" w:after="180"/>
-      </w:pPr>
-      <w:r>
-        <w:rPr>
-          <w:b w:val="0"/>
-        </w:rPr>
+        <w:pStyle w:val="ListNumber"/>
+      </w:pPr>
+      <w:r>
         <w:t>Keep expected and actual results separate. Surprises are useful data when recorded honestly.</w:t>
       </w:r>
     </w:p>
     <w:p>
       <w:pPr>
-        <w:spacing w:line="336" w:lineRule="auto" w:after="180"/>
-      </w:pPr>
-      <w:r>
-        <w:rPr>
-          <w:b w:val="0"/>
-        </w:rPr>
-        <w:t>Color-code every claim in a generated paragraph, classify failures, attach supporting passage lines, and rewrite with honest uncertainty.</w:t>
-      </w:r>
-    </w:p>
-    <w:p>
-      <w:pPr>
-        <w:spacing w:line="336" w:lineRule="auto" w:after="180"/>
-        <w:shd w:fill="F5F1FB"/>
-      </w:pPr>
-      <w:r>
-        <w:rPr>
-          <w:b w:val="0"/>
-        </w:rPr>
+        <w:pStyle w:val="ListNumber"/>
+      </w:pPr>
+      <w:r>
+        <w:t>Audit the supplied six-claim paragraph against complete R,Q,C records. Write status words as well as any color coding, inspect the exact quote and causal inference, and retain source-based repairs without inventing evidence or model intent.</w:t>
+      </w:r>
+    </w:p>
+    <w:p>
+      <w:pPr>
+        <w:pStyle w:val="ListNumber"/>
+      </w:pPr>
+      <w:r>
         <w:t>What did the hardest test teach you that the normal test did not?</w:t>
       </w:r>
     </w:p>
     <w:p>
       <w:pPr>
-        <w:pStyle w:val="Heading3"/>
-      </w:pPr>
-      <w:r>
-        <w:t>Make the lab runnable</w:t>
-      </w:r>
-    </w:p>
-    <w:p>
-      <w:pPr>
-        <w:spacing w:line="336" w:lineRule="auto" w:after="180"/>
-      </w:pPr>
-      <w:r>
-        <w:rPr>
-          <w:b w:val="0"/>
-        </w:rPr>
-        <w:t>Use the concrete case as the shared normal case and the independent question as a second case. Each pair creates a boundary or missing-information case and predicts its result before testing.</w:t>
-      </w:r>
-    </w:p>
-    <w:p>
-      <w:pPr>
-        <w:spacing w:line="336" w:lineRule="auto" w:after="180"/>
-      </w:pPr>
-      <w:r>
-        <w:rPr>
-          <w:b w:val="0"/>
-        </w:rPr>
-        <w:t>Keep the expected result separate from an observed mistake.</w:t>
+        <w:pStyle w:val="Heading2"/>
+      </w:pPr>
+      <w:r>
+        <w:t>Keep an inspectable record</w:t>
       </w:r>
     </w:p>
     <w:tbl>
@@ -3320,10 +3338,10 @@
     </w:tbl>
     <w:p>
       <w:pPr>
-        <w:pStyle w:val="Heading3"/>
-      </w:pPr>
-      <w:r>
-        <w:t>Diagnose and reteach</w:t>
+        <w:pStyle w:val="Heading2"/>
+      </w:pPr>
+      <w:r>
+        <w:t>Diagnose the first misunderstanding</w:t>
       </w:r>
     </w:p>
     <w:p>
@@ -3334,7 +3352,19 @@
         <w:rPr>
           <w:b w:val="0"/>
         </w:rPr>
-        <w:t>For guessing, return to given facts and request a trace. For vocabulary without application, use one example and one non-example. For arithmetic errors, check the setup before the calculation.</w:t>
+        <w:t xml:space="preserve">The worked result establishes every future case: Source agreement and arithmetic validity are separate checks; missing </w:t>
+      </w:r>
+      <w:r>
+        <w:rPr>
+          <w:b/>
+        </w:rPr>
+        <w:t>evidence</w:t>
+      </w:r>
+      <w:r>
+        <w:rPr>
+          <w:b w:val="0"/>
+        </w:rPr>
+        <w:t xml:space="preserve"> is not proof of the opposite claim.</w:t>
       </w:r>
     </w:p>
     <w:p>
@@ -3345,15 +3375,31 @@
         <w:rPr>
           <w:b w:val="0"/>
         </w:rPr>
-        <w:t>Finish with a different uncoached case before recording mastery.</w:t>
-      </w:r>
-    </w:p>
-    <w:p>
-      <w:pPr>
-        <w:pStyle w:val="Heading3"/>
-      </w:pPr>
-      <w:r>
-        <w:t>Address these additional misconceptions</w:t>
+        <w:t xml:space="preserve">A missing </w:t>
+      </w:r>
+      <w:r>
+        <w:rPr>
+          <w:b/>
+        </w:rPr>
+        <w:t>input</w:t>
+      </w:r>
+      <w:r>
+        <w:rPr>
+          <w:b w:val="0"/>
+        </w:rPr>
+        <w:t xml:space="preserve"> may be replaced without recording the change: A replacement changes the </w:t>
+      </w:r>
+      <w:r>
+        <w:rPr>
+          <w:b/>
+        </w:rPr>
+        <w:t>evidence</w:t>
+      </w:r>
+      <w:r>
+        <w:rPr>
+          <w:b w:val="0"/>
+        </w:rPr>
+        <w:t xml:space="preserve"> or contract. Record the change and its justification; do not silently turn unknown into a measured value.</w:t>
       </w:r>
     </w:p>
     <w:p>
@@ -3364,7 +3410,7 @@
         <w:rPr>
           <w:b w:val="0"/>
         </w:rPr>
-        <w:t xml:space="preserve">The worked result establishes every future case: Source agreement and arithmetic validity are separate checks; missing </w:t>
+        <w:t xml:space="preserve">Repeating an assessed case is new independent </w:t>
       </w:r>
       <w:r>
         <w:rPr>
@@ -3376,73 +3422,15 @@
         <w:rPr>
           <w:b w:val="0"/>
         </w:rPr>
-        <w:t xml:space="preserve"> is not proof of the opposite claim.</w:t>
-      </w:r>
-    </w:p>
-    <w:p>
-      <w:pPr>
-        <w:spacing w:line="336" w:lineRule="auto" w:after="180"/>
-      </w:pPr>
-      <w:r>
-        <w:rPr>
-          <w:b w:val="0"/>
-        </w:rPr>
-        <w:t xml:space="preserve">A missing </w:t>
-      </w:r>
-      <w:r>
-        <w:rPr>
-          <w:b/>
-        </w:rPr>
-        <w:t>input</w:t>
-      </w:r>
-      <w:r>
-        <w:rPr>
-          <w:b w:val="0"/>
-        </w:rPr>
-        <w:t xml:space="preserve"> may be replaced without recording the change: A replacement changes the </w:t>
-      </w:r>
-      <w:r>
-        <w:rPr>
-          <w:b/>
-        </w:rPr>
-        <w:t>evidence</w:t>
-      </w:r>
-      <w:r>
-        <w:rPr>
-          <w:b w:val="0"/>
-        </w:rPr>
-        <w:t xml:space="preserve"> or contract. Record the change and its justification; do not silently turn unknown into a measured value.</w:t>
-      </w:r>
-    </w:p>
-    <w:p>
-      <w:pPr>
-        <w:spacing w:line="336" w:lineRule="auto" w:after="180"/>
-      </w:pPr>
-      <w:r>
-        <w:rPr>
-          <w:b w:val="0"/>
-        </w:rPr>
-        <w:t xml:space="preserve">Repeating an assessed case is new independent </w:t>
-      </w:r>
-      <w:r>
-        <w:rPr>
-          <w:b/>
-        </w:rPr>
-        <w:t>evidence</w:t>
-      </w:r>
-      <w:r>
-        <w:rPr>
-          <w:b w:val="0"/>
-        </w:rPr>
         <w:t>: A replay checks consistency. An example used for feedback or revision cannot later be described as untouched final evaluation.</w:t>
       </w:r>
     </w:p>
     <w:p>
       <w:pPr>
-        <w:pStyle w:val="Heading3"/>
-      </w:pPr>
-      <w:r>
-        <w:t>Match the support to the first error</w:t>
+        <w:pStyle w:val="Heading2"/>
+      </w:pPr>
+      <w:r>
+        <w:t>Choose support from the response</w:t>
       </w:r>
     </w:p>
     <w:tbl>
@@ -3615,15 +3603,770 @@
     </w:p>
     <w:p>
       <w:pPr>
+        <w:pStyle w:val="Heading2"/>
+      </w:pPr>
+      <w:r>
+        <w:t>Earlier wording, alternatives and picture transcripts · reference / check after trying</w:t>
+      </w:r>
+    </w:p>
+    <w:p>
+      <w:pPr>
+        <w:spacing w:line="336" w:lineRule="auto" w:after="180"/>
+      </w:pPr>
+      <w:r>
+        <w:rPr>
+          <w:b w:val="0"/>
+        </w:rPr>
+        <w:t>Run the weekly evidence lab</w:t>
+      </w:r>
+    </w:p>
+    <w:p>
+      <w:pPr>
+        <w:spacing w:line="336" w:lineRule="auto" w:after="180"/>
+      </w:pPr>
+      <w:r>
+        <w:rPr>
+          <w:b w:val="0"/>
+        </w:rPr>
+        <w:t>Words You Can Use to Reason</w:t>
+      </w:r>
+    </w:p>
+    <w:p>
+      <w:pPr>
+        <w:spacing w:line="336" w:lineRule="auto" w:after="180"/>
+      </w:pPr>
+      <w:r>
+        <w:rPr>
+          <w:b w:val="0"/>
+        </w:rPr>
+        <w:t>A definition matters when you can recognize the idea, use it, and contrast it with a near-miss.</w:t>
+      </w:r>
+    </w:p>
+    <w:p>
+      <w:pPr>
+        <w:pStyle w:val="Heading3"/>
+      </w:pPr>
+      <w:r>
+        <w:t>Make the lab runnable</w:t>
+      </w:r>
+    </w:p>
+    <w:p>
+      <w:pPr>
+        <w:spacing w:line="336" w:lineRule="auto" w:after="180"/>
+      </w:pPr>
+      <w:r>
+        <w:rPr>
+          <w:b w:val="0"/>
+        </w:rPr>
+        <w:t>Use the supplied investigation for shared practice. Keep predictions and observed paper-trace results separate. Reserve Audit a new trip summary independently for the individual first attempt before feedback; do not use the reserved case as a paired lab task.</w:t>
+      </w:r>
+    </w:p>
+    <w:p>
+      <w:pPr>
+        <w:pStyle w:val="Heading3"/>
+      </w:pPr>
+      <w:r>
+        <w:t>Diagnose and reteach</w:t>
+      </w:r>
+    </w:p>
+    <w:p>
+      <w:pPr>
+        <w:spacing w:line="336" w:lineRule="auto" w:after="180"/>
+      </w:pPr>
+      <w:r>
+        <w:rPr>
+          <w:b w:val="0"/>
+        </w:rPr>
+        <w:t>For guessing, return to given facts and request a trace. For vocabulary without application, use one example and one non-example. For arithmetic errors, check the setup before the calculation.</w:t>
+      </w:r>
+    </w:p>
+    <w:p>
+      <w:pPr>
+        <w:spacing w:line="336" w:lineRule="auto" w:after="180"/>
+      </w:pPr>
+      <w:r>
+        <w:rPr>
+          <w:b w:val="0"/>
+        </w:rPr>
+        <w:t>Finish with a different uncoached case before recording mastery.</w:t>
+      </w:r>
+    </w:p>
+    <w:p>
+      <w:pPr>
+        <w:pStyle w:val="Heading3"/>
+      </w:pPr>
+      <w:r>
+        <w:t>Address these additional misconceptions</w:t>
+      </w:r>
+    </w:p>
+    <w:p>
+      <w:pPr>
+        <w:pStyle w:val="Heading3"/>
+      </w:pPr>
+      <w:r>
+        <w:t>Match the support to the first error</w:t>
+      </w:r>
+    </w:p>
+    <w:p>
+      <w:pPr>
         <w:pStyle w:val="Heading1"/>
       </w:pPr>
       <w:r>
-        <w:t>05. Assess and explain the answers</w:t>
-      </w:r>
-    </w:p>
-    <w:p>
-      <w:r>
-        <w:t>Use the Hallucination Failure Types questions, teacher keys and criteria after the relevant attempts. Previously discussed cases are practice; protect the separately selected independent task.</w:t>
+        <w:t>05. Assess the selected new case</w:t>
+      </w:r>
+    </w:p>
+    <w:p>
+      <w:r>
+        <w:t>Keep this key until after the first attempt; accept valid alternatives with defensible reasoning.</w:t>
+      </w:r>
+    </w:p>
+    <w:p>
+      <w:pPr>
+        <w:pStyle w:val="Heading2"/>
+      </w:pPr>
+      <w:r>
+        <w:t>Selected independent question and key</w:t>
+      </w:r>
+    </w:p>
+    <w:p>
+      <w:pPr>
+        <w:spacing w:line="336" w:lineRule="auto" w:after="180"/>
+      </w:pPr>
+      <w:r>
+        <w:rPr>
+          <w:b w:val="0"/>
+        </w:rPr>
+        <w:t>Selected case: Source S: trip is 18 km; vehicle speed is 6 km/h, constant, excluding stops. Answer says 2 hours, 18 km and includes lunch. Audit and recalculate.</w:t>
+      </w:r>
+    </w:p>
+    <w:p>
+      <w:pPr>
+        <w:spacing w:line="336" w:lineRule="auto" w:after="180"/>
+      </w:pPr>
+      <w:r>
+        <w:rPr>
+          <w:b w:val="0"/>
+        </w:rPr>
+        <w:t xml:space="preserve">Teacher explanation: Travel time is 18/6=3 hours under the stated assumption, so 2 hours is </w:t>
+      </w:r>
+      <w:r>
+        <w:rPr>
+          <w:b/>
+        </w:rPr>
+        <w:t>contradicted</w:t>
+      </w:r>
+      <w:r>
+        <w:rPr>
+          <w:b w:val="0"/>
+        </w:rPr>
+        <w:t xml:space="preserve">. Distance supported; lunch </w:t>
+      </w:r>
+      <w:r>
+        <w:rPr>
+          <w:b/>
+        </w:rPr>
+        <w:t>unsupported</w:t>
+      </w:r>
+      <w:r>
+        <w:rPr>
+          <w:b w:val="0"/>
+        </w:rPr>
+        <w:t>. Do not infer actual duration with unknown stops.</w:t>
+      </w:r>
+    </w:p>
+    <w:p>
+      <w:pPr>
+        <w:pStyle w:val="Heading2"/>
+      </w:pPr>
+      <w:r>
+        <w:t>Judge explanation, trace and limits</w:t>
+      </w:r>
+    </w:p>
+    <w:tbl>
+      <w:tblPr>
+        <w:tblStyle w:val="LightShading-Accent1"/>
+        <w:tblW w:type="auto" w:w="0"/>
+        <w:tblLook w:firstColumn="1" w:firstRow="1" w:lastColumn="0" w:lastRow="0" w:noHBand="0" w:noVBand="1" w:val="04A0"/>
+      </w:tblPr>
+      <w:tblGrid>
+        <w:gridCol w:w="5112"/>
+        <w:gridCol w:w="5112"/>
+      </w:tblGrid>
+      <w:tr>
+        <w:trPr>
+          <w:tblHeader/>
+        </w:trPr>
+        <w:tc>
+          <w:tcPr>
+            <w:tcW w:type="dxa" w:w="5112"/>
+          </w:tcPr>
+          <w:p>
+            <w:r>
+              <w:t>Dimension</w:t>
+            </w:r>
+          </w:p>
+        </w:tc>
+        <w:tc>
+          <w:tcPr>
+            <w:tcW w:type="dxa" w:w="5112"/>
+          </w:tcPr>
+          <w:p>
+            <w:r>
+              <w:t>Evidence required</w:t>
+            </w:r>
+          </w:p>
+        </w:tc>
+      </w:tr>
+      <w:tr>
+        <w:tc>
+          <w:tcPr>
+            <w:tcW w:type="dxa" w:w="5112"/>
+          </w:tcPr>
+          <w:p>
+            <w:r>
+              <w:t>Explanation</w:t>
+            </w:r>
+          </w:p>
+        </w:tc>
+        <w:tc>
+          <w:tcPr>
+            <w:tcW w:type="dxa" w:w="5112"/>
+          </w:tcPr>
+          <w:p>
+            <w:r>
+              <w:t>Names the applicable idea or procedure and ties it to the supplied facts.</w:t>
+            </w:r>
+          </w:p>
+        </w:tc>
+      </w:tr>
+      <w:tr>
+        <w:tc>
+          <w:tcPr>
+            <w:tcW w:type="dxa" w:w="5112"/>
+          </w:tcPr>
+          <w:p>
+            <w:r>
+              <w:t>Trace and result</w:t>
+            </w:r>
+          </w:p>
+        </w:tc>
+        <w:tc>
+          <w:tcPr>
+            <w:tcW w:type="dxa" w:w="5112"/>
+          </w:tcPr>
+          <w:p>
+            <w:r>
+              <w:t>Preserves the given inputs and shows the relevant intermediate steps; distinguishes a prediction from an observed execution.</w:t>
+            </w:r>
+          </w:p>
+        </w:tc>
+      </w:tr>
+      <w:tr>
+        <w:tc>
+          <w:tcPr>
+            <w:tcW w:type="dxa" w:w="5112"/>
+          </w:tcPr>
+          <w:p>
+            <w:r>
+              <w:t>Limits</w:t>
+            </w:r>
+          </w:p>
+        </w:tc>
+        <w:tc>
+          <w:tcPr>
+            <w:tcW w:type="dxa" w:w="5112"/>
+          </w:tcPr>
+          <w:p>
+            <w:r>
+              <w:t>States the assumptions, missing evidence or conditions under which the result would change.</w:t>
+            </w:r>
+          </w:p>
+        </w:tc>
+      </w:tr>
+    </w:tbl>
+    <w:p>
+      <w:pPr>
+        <w:spacing w:line="336" w:lineRule="auto" w:after="180"/>
+      </w:pPr>
+      <w:r>
+        <w:rPr>
+          <w:b w:val="0"/>
+        </w:rPr>
+        <w:t>Record each dimension as not yet, with support, or independent. Accept a valid alternative procedure with a defensible trace.</w:t>
+      </w:r>
+    </w:p>
+    <w:p>
+      <w:pPr>
+        <w:spacing w:line="336" w:lineRule="auto" w:after="180"/>
+      </w:pPr>
+      <w:r>
+        <w:rPr>
+          <w:b w:val="0"/>
+        </w:rPr>
+        <w:t xml:space="preserve">Do not penalise an honestly recorded model failure if the learner correctly explains its </w:t>
+      </w:r>
+      <w:r>
+        <w:rPr>
+          <w:b/>
+        </w:rPr>
+        <w:t>evidence</w:t>
+      </w:r>
+      <w:r>
+        <w:rPr>
+          <w:b w:val="0"/>
+        </w:rPr>
+        <w:t xml:space="preserve"> and limits.</w:t>
+      </w:r>
+    </w:p>
+    <w:p>
+      <w:pPr>
+        <w:pStyle w:val="Heading2"/>
+      </w:pPr>
+      <w:r>
+        <w:t>Give one usable repair action</w:t>
+      </w:r>
+    </w:p>
+    <w:p>
+      <w:pPr>
+        <w:spacing w:line="336" w:lineRule="auto" w:after="180"/>
+      </w:pPr>
+      <w:r>
+        <w:rPr>
+          <w:b w:val="0"/>
+        </w:rPr>
+        <w:t xml:space="preserve">Name the earliest </w:t>
+      </w:r>
+      <w:r>
+        <w:rPr>
+          <w:b/>
+        </w:rPr>
+        <w:t>unsupported</w:t>
+      </w:r>
+      <w:r>
+        <w:rPr>
+          <w:b w:val="0"/>
+        </w:rPr>
+        <w:t xml:space="preserve"> step and give one action to repair it. Have the learner make that repair now and explain why. Then assess the relevant skill on a fresh, fully specified case.</w:t>
+      </w:r>
+    </w:p>
+    <w:p>
+      <w:pPr>
+        <w:spacing w:line="336" w:lineRule="auto" w:after="180"/>
+      </w:pPr>
+      <w:r>
+        <w:rPr>
+          <w:b w:val="0"/>
+        </w:rPr>
+        <w:t>Confirm it was not previously practised with feedback; solve and check the new case before assigning it. A follow-up design prompt is a starting brief, not automatically an equivalent test.</w:t>
+      </w:r>
+    </w:p>
+    <w:p>
+      <w:pPr>
+        <w:pStyle w:val="Heading2"/>
+      </w:pPr>
+      <w:r>
+        <w:t>W1 Explain the mechanism</w:t>
+      </w:r>
+    </w:p>
+    <w:p>
+      <w:pPr>
+        <w:spacing w:line="336" w:lineRule="auto" w:after="180"/>
+      </w:pPr>
+      <w:r>
+        <w:rPr>
+          <w:b w:val="0"/>
+        </w:rPr>
+        <w:t xml:space="preserve">Explain the weekly </w:t>
+      </w:r>
+      <w:r>
+        <w:rPr>
+          <w:b/>
+        </w:rPr>
+        <w:t>mechanism</w:t>
+      </w:r>
+      <w:r>
+        <w:rPr>
+          <w:b w:val="0"/>
+        </w:rPr>
+        <w:t xml:space="preserve"> in your own words. Use the worked scenario to name its </w:t>
+      </w:r>
+      <w:r>
+        <w:rPr>
+          <w:b/>
+        </w:rPr>
+        <w:t>input</w:t>
+      </w:r>
+      <w:r>
+        <w:rPr>
+          <w:b w:val="0"/>
+        </w:rPr>
+        <w:t xml:space="preserve">, decision rule and </w:t>
+      </w:r>
+      <w:r>
+        <w:rPr>
+          <w:b/>
+        </w:rPr>
+        <w:t>output</w:t>
+      </w:r>
+      <w:r>
+        <w:rPr>
+          <w:b w:val="0"/>
+        </w:rPr>
+        <w:t>.</w:t>
+      </w:r>
+    </w:p>
+    <w:p>
+      <w:pPr>
+        <w:spacing w:line="336" w:lineRule="auto" w:after="180"/>
+      </w:pPr>
+      <w:r>
+        <w:rPr>
+          <w:b w:val="0"/>
+        </w:rPr>
+        <w:t xml:space="preserve">Teacher explanation: Generated answers may invent facts, misread quantities or cite irrelevant passages. Verification checks each claim against </w:t>
+      </w:r>
+      <w:r>
+        <w:rPr>
+          <w:b/>
+        </w:rPr>
+        <w:t>evidence</w:t>
+      </w:r>
+      <w:r>
+        <w:rPr>
+          <w:b w:val="0"/>
+        </w:rPr>
+        <w:t xml:space="preserve"> rather than accepting fluent wording. Split an answer into </w:t>
+      </w:r>
+      <w:r>
+        <w:rPr>
+          <w:b/>
+        </w:rPr>
+        <w:t>atomic claim</w:t>
+      </w:r>
+      <w:r>
+        <w:rPr>
+          <w:b w:val="0"/>
+        </w:rPr>
+        <w:t>s.</w:t>
+      </w:r>
+    </w:p>
+    <w:p>
+      <w:pPr>
+        <w:spacing w:line="336" w:lineRule="auto" w:after="180"/>
+      </w:pPr>
+      <w:r>
+        <w:rPr>
+          <w:b w:val="0"/>
+        </w:rPr>
+        <w:t xml:space="preserve">For each, record the exact source passage, support status and any needed calculation. Mark </w:t>
+      </w:r>
+      <w:r>
+        <w:rPr>
+          <w:b/>
+        </w:rPr>
+        <w:t>unsupported</w:t>
+      </w:r>
+      <w:r>
+        <w:rPr>
+          <w:b w:val="0"/>
+        </w:rPr>
+        <w:t xml:space="preserve"> and </w:t>
+      </w:r>
+      <w:r>
+        <w:rPr>
+          <w:b/>
+        </w:rPr>
+        <w:t>contradicted</w:t>
+      </w:r>
+      <w:r>
+        <w:rPr>
+          <w:b w:val="0"/>
+        </w:rPr>
+        <w:t xml:space="preserve"> claims separately; do not repair them by inventing sources.</w:t>
+      </w:r>
+    </w:p>
+    <w:p>
+      <w:pPr>
+        <w:pStyle w:val="Heading2"/>
+      </w:pPr>
+      <w:r>
+        <w:t>W2 Trace the worked case</w:t>
+      </w:r>
+    </w:p>
+    <w:p>
+      <w:pPr>
+        <w:spacing w:line="336" w:lineRule="auto" w:after="180"/>
+      </w:pPr>
+      <w:r>
+        <w:rPr>
+          <w:b w:val="0"/>
+        </w:rPr>
+        <w:t>Source R says room B seats 12 and the meeting starts at 15:00. Generated answer says B seats 20, starts at 15:00 and includes free lunch. Show the intermediate steps and give the conclusion with its scope.</w:t>
+      </w:r>
+    </w:p>
+    <w:p>
+      <w:pPr>
+        <w:spacing w:line="336" w:lineRule="auto" w:after="180"/>
+      </w:pPr>
+      <w:r>
+        <w:rPr>
+          <w:b w:val="0"/>
+        </w:rPr>
+        <w:t xml:space="preserve">Teacher explanation: Capacity 20 is </w:t>
+      </w:r>
+      <w:r>
+        <w:rPr>
+          <w:b/>
+        </w:rPr>
+        <w:t>contradicted</w:t>
+      </w:r>
+      <w:r>
+        <w:rPr>
+          <w:b w:val="0"/>
+        </w:rPr>
+        <w:t xml:space="preserve">; 15:00 is supported; free lunch is </w:t>
+      </w:r>
+      <w:r>
+        <w:rPr>
+          <w:b/>
+        </w:rPr>
+        <w:t>unsupported</w:t>
+      </w:r>
+      <w:r>
+        <w:rPr>
+          <w:b w:val="0"/>
+        </w:rPr>
+        <w:t xml:space="preserve">. One of three claims has support. The missing lunch fact is not </w:t>
+      </w:r>
+      <w:r>
+        <w:rPr>
+          <w:b/>
+        </w:rPr>
+        <w:t>evidence</w:t>
+      </w:r>
+      <w:r>
+        <w:rPr>
+          <w:b w:val="0"/>
+        </w:rPr>
+        <w:t xml:space="preserve"> of no lunch.</w:t>
+      </w:r>
+    </w:p>
+    <w:p>
+      <w:pPr>
+        <w:pStyle w:val="Heading2"/>
+      </w:pPr>
+      <w:r>
+        <w:t>W3 Audit the limit</w:t>
+      </w:r>
+    </w:p>
+    <w:p>
+      <w:pPr>
+        <w:spacing w:line="336" w:lineRule="auto" w:after="180"/>
+      </w:pPr>
+      <w:r>
+        <w:rPr>
+          <w:b w:val="0"/>
+        </w:rPr>
+        <w:t xml:space="preserve">A report omits this qualification: Source agreement and arithmetic validity are separate checks; missing </w:t>
+      </w:r>
+      <w:r>
+        <w:rPr>
+          <w:b/>
+        </w:rPr>
+        <w:t>evidence</w:t>
+      </w:r>
+      <w:r>
+        <w:rPr>
+          <w:b w:val="0"/>
+        </w:rPr>
+        <w:t xml:space="preserve"> is not proof of the opposite claim.</w:t>
+      </w:r>
+    </w:p>
+    <w:p>
+      <w:pPr>
+        <w:spacing w:line="336" w:lineRule="auto" w:after="180"/>
+      </w:pPr>
+      <w:r>
+        <w:rPr>
+          <w:b w:val="0"/>
+        </w:rPr>
+        <w:t>Explain how omitting it could change a reader's interpretation, and write an accurate replacement.</w:t>
+      </w:r>
+    </w:p>
+    <w:p>
+      <w:pPr>
+        <w:spacing w:line="336" w:lineRule="auto" w:after="180"/>
+      </w:pPr>
+      <w:r>
+        <w:rPr>
+          <w:b w:val="0"/>
+        </w:rPr>
+        <w:t xml:space="preserve">Teacher explanation: Source agreement and arithmetic validity are separate checks; missing </w:t>
+      </w:r>
+      <w:r>
+        <w:rPr>
+          <w:b/>
+        </w:rPr>
+        <w:t>evidence</w:t>
+      </w:r>
+      <w:r>
+        <w:rPr>
+          <w:b w:val="0"/>
+        </w:rPr>
+        <w:t xml:space="preserve"> is not proof of the opposite claim.</w:t>
+      </w:r>
+    </w:p>
+    <w:p>
+      <w:pPr>
+        <w:spacing w:line="336" w:lineRule="auto" w:after="180"/>
+      </w:pPr>
+      <w:r>
+        <w:rPr>
+          <w:b w:val="0"/>
+        </w:rPr>
+        <w:t xml:space="preserve">State the observed result separately from the unverified or out-of-scope claim; preserve the original </w:t>
+      </w:r>
+      <w:r>
+        <w:rPr>
+          <w:b/>
+        </w:rPr>
+        <w:t>evidence</w:t>
+      </w:r>
+      <w:r>
+        <w:rPr>
+          <w:b w:val="0"/>
+        </w:rPr>
+        <w:t xml:space="preserve"> rather than inventing a missing fact.</w:t>
+      </w:r>
+    </w:p>
+    <w:p>
+      <w:pPr>
+        <w:pStyle w:val="Heading2"/>
+      </w:pPr>
+      <w:r>
+        <w:t>W5 Design a revealing follow-up</w:t>
+      </w:r>
+    </w:p>
+    <w:p>
+      <w:pPr>
+        <w:spacing w:line="336" w:lineRule="auto" w:after="180"/>
+      </w:pPr>
+      <w:r>
+        <w:rPr>
+          <w:b w:val="0"/>
+        </w:rPr>
+        <w:t>For the worked scenario, propose one additional case that could reveal a failure, describe its expected outcome before running it, and explain what would need to remain fixed for a fair comparison.</w:t>
+      </w:r>
+    </w:p>
+    <w:p>
+      <w:pPr>
+        <w:spacing w:line="336" w:lineRule="auto" w:after="180"/>
+      </w:pPr>
+      <w:r>
+        <w:rPr>
+          <w:b w:val="0"/>
+        </w:rPr>
+        <w:t>Do not reuse W4 as a new final test after receiving feedback.</w:t>
+      </w:r>
+    </w:p>
+    <w:p>
+      <w:pPr>
+        <w:spacing w:line="336" w:lineRule="auto" w:after="180"/>
+      </w:pPr>
+      <w:r>
+        <w:rPr>
+          <w:b w:val="0"/>
+        </w:rPr>
+        <w:t xml:space="preserve">Teacher explanation: Accept a concrete variant of the worked </w:t>
+      </w:r>
+      <w:r>
+        <w:rPr>
+          <w:b/>
+        </w:rPr>
+        <w:t>input</w:t>
+      </w:r>
+      <w:r>
+        <w:rPr>
+          <w:b w:val="0"/>
+        </w:rPr>
+        <w:t xml:space="preserve"> or a missing/conflicting/boundary condition, with an expectation derived from the declared procedure.</w:t>
+      </w:r>
+    </w:p>
+    <w:p>
+      <w:pPr>
+        <w:spacing w:line="336" w:lineRule="auto" w:after="180"/>
+      </w:pPr>
+      <w:r>
+        <w:rPr>
+          <w:b w:val="0"/>
+        </w:rPr>
+        <w:t xml:space="preserve">Require preserved settings, original </w:t>
+      </w:r>
+      <w:r>
+        <w:rPr>
+          <w:b/>
+        </w:rPr>
+        <w:t>output</w:t>
+      </w:r>
+      <w:r>
+        <w:rPr>
+          <w:b w:val="0"/>
+        </w:rPr>
+        <w:t xml:space="preserve">s and data roles. Source agreement and arithmetic validity are separate checks; missing </w:t>
+      </w:r>
+      <w:r>
+        <w:rPr>
+          <w:b/>
+        </w:rPr>
+        <w:t>evidence</w:t>
+      </w:r>
+      <w:r>
+        <w:rPr>
+          <w:b w:val="0"/>
+        </w:rPr>
+        <w:t xml:space="preserve"> is not proof of the opposite claim.</w:t>
+      </w:r>
+    </w:p>
+    <w:p>
+      <w:pPr>
+        <w:spacing w:line="336" w:lineRule="auto" w:after="180"/>
+      </w:pPr>
+      <w:r>
+        <w:rPr>
+          <w:b w:val="0"/>
+        </w:rPr>
+        <w:t xml:space="preserve">The new case should test this particular </w:t>
+      </w:r>
+      <w:r>
+        <w:rPr>
+          <w:b/>
+        </w:rPr>
+        <w:t>mechanism</w:t>
+      </w:r>
+      <w:r>
+        <w:rPr>
+          <w:b w:val="0"/>
+        </w:rPr>
+        <w:t xml:space="preserve"> rather than merely restate the original result.</w:t>
+      </w:r>
+    </w:p>
+    <w:p>
+      <w:pPr>
+        <w:pStyle w:val="Heading2"/>
+      </w:pPr>
+      <w:r>
+        <w:t>Earlier wording, alternatives and picture transcripts · reference / check after trying</w:t>
+      </w:r>
+    </w:p>
+    <w:p>
+      <w:pPr>
+        <w:spacing w:line="336" w:lineRule="auto" w:after="180"/>
+      </w:pPr>
+      <w:r>
+        <w:rPr>
+          <w:b w:val="0"/>
+        </w:rPr>
+        <w:t>Assess and explain the answers</w:t>
       </w:r>
     </w:p>
     <w:p>
@@ -3636,22 +4379,32 @@
     </w:p>
     <w:p>
       <w:pPr>
+        <w:spacing w:line="336" w:lineRule="auto" w:after="180"/>
+      </w:pPr>
+      <w:r>
+        <w:rPr>
+          <w:b w:val="0"/>
+        </w:rPr>
+        <w:t>Check exact quote text, claim-to-source support and calendar consistency independently. Each failure needs its own correction.</w:t>
+      </w:r>
+    </w:p>
+    <w:p>
+      <w:pPr>
         <w:pStyle w:val="Heading3"/>
       </w:pPr>
       <w:r>
-        <w:t>Teacher key · Worked case answer</w:t>
+        <w:t>Additional transfer practice question</w:t>
       </w:r>
     </w:p>
     <w:p>
       <w:pPr>
         <w:spacing w:line="336" w:lineRule="auto" w:after="180"/>
-        <w:shd w:fill="F1F6FC"/>
-      </w:pPr>
-      <w:r>
-        <w:rPr>
-          <w:b w:val="0"/>
-        </w:rPr>
-        <w:t>Check exact quote text, claim-to-source support and calendar consistency independently. Each failure needs its own correction.</w:t>
+      </w:pPr>
+      <w:r>
+        <w:rPr>
+          <w:b w:val="0"/>
+        </w:rPr>
+        <w:t>An answer gives a book title that does not exist and quotes words absent from the cited passage. Identify two failures and a repair.</w:t>
       </w:r>
     </w:p>
     <w:p>
@@ -3659,49 +4412,12 @@
         <w:pStyle w:val="Heading3"/>
       </w:pPr>
       <w:r>
-        <w:t>Independent question</w:t>
-      </w:r>
-    </w:p>
-    <w:p>
-      <w:pPr>
-        <w:pStyle w:val="Heading3"/>
-      </w:pPr>
-      <w:r>
-        <w:t>Independent question · withhold the key</w:t>
+        <w:t>Reasoned practice answer</w:t>
       </w:r>
     </w:p>
     <w:p>
       <w:pPr>
         <w:spacing w:line="336" w:lineRule="auto" w:after="180"/>
-        <w:shd w:fill="F5F1FB"/>
-      </w:pPr>
-      <w:r>
-        <w:rPr>
-          <w:b w:val="0"/>
-        </w:rPr>
-        <w:t>An answer gives a book title that does not exist and quotes words absent from the cited passage. Identify two failures and a repair.</w:t>
-      </w:r>
-    </w:p>
-    <w:p>
-      <w:pPr>
-        <w:pStyle w:val="Heading3"/>
-      </w:pPr>
-      <w:r>
-        <w:t>Expected independent answer</w:t>
-      </w:r>
-    </w:p>
-    <w:p>
-      <w:pPr>
-        <w:pStyle w:val="Heading3"/>
-      </w:pPr>
-      <w:r>
-        <w:t>Teacher key · Expected independent answer</w:t>
-      </w:r>
-    </w:p>
-    <w:p>
-      <w:pPr>
-        <w:spacing w:line="336" w:lineRule="auto" w:after="180"/>
-        <w:shd w:fill="F1F6FC"/>
       </w:pPr>
       <w:r>
         <w:rPr>
@@ -4043,94 +4759,357 @@
     </w:p>
     <w:p>
       <w:pPr>
+        <w:spacing w:line="336" w:lineRule="auto" w:after="180"/>
+      </w:pPr>
+      <w:r>
+        <w:rPr>
+          <w:b w:val="0"/>
+        </w:rPr>
+        <w:t xml:space="preserve">The first fabricates a quote: retrieve exact text or remove it. The second misuses a citation: find supporting </w:t>
+      </w:r>
+      <w:r>
+        <w:rPr>
+          <w:b/>
+        </w:rPr>
+        <w:t>evidence</w:t>
+      </w:r>
+      <w:r>
+        <w:rPr>
+          <w:b w:val="0"/>
+        </w:rPr>
+        <w:t xml:space="preserve"> or retract the claim. The third has a faulty </w:t>
+      </w:r>
+      <w:r>
+        <w:rPr>
+          <w:b/>
+        </w:rPr>
+        <w:t>input</w:t>
+      </w:r>
+      <w:r>
+        <w:rPr>
+          <w:b w:val="0"/>
+        </w:rPr>
+        <w:t>: verify original values before recalculating.</w:t>
+      </w:r>
+    </w:p>
+    <w:p>
+      <w:pPr>
+        <w:spacing w:line="336" w:lineRule="auto" w:after="180"/>
+      </w:pPr>
+      <w:r>
+        <w:rPr>
+          <w:b w:val="0"/>
+        </w:rPr>
+        <w:t>One generic 'check sources' instruction is insufficient.</w:t>
+      </w:r>
+    </w:p>
+    <w:p>
+      <w:pPr>
         <w:pStyle w:val="Heading3"/>
       </w:pPr>
       <w:r>
-        <w:t>Teacher key · Original transfer answer</w:t>
+        <w:t>Explanations for the additional workbook examples</w:t>
+      </w:r>
+    </w:p>
+    <w:p>
+      <w:pPr>
+        <w:pStyle w:val="Heading3"/>
+      </w:pPr>
+      <w:r>
+        <w:t>W1 Explain the mechanism</w:t>
+      </w:r>
+    </w:p>
+    <w:p>
+      <w:pPr>
+        <w:pStyle w:val="Heading3"/>
+      </w:pPr>
+      <w:r>
+        <w:t>W2 Trace the worked case</w:t>
+      </w:r>
+    </w:p>
+    <w:p>
+      <w:pPr>
+        <w:pStyle w:val="Heading3"/>
+      </w:pPr>
+      <w:r>
+        <w:t>W3 Audit the limit</w:t>
+      </w:r>
+    </w:p>
+    <w:p>
+      <w:pPr>
+        <w:pStyle w:val="Heading3"/>
+      </w:pPr>
+      <w:r>
+        <w:t>W4 Apply a new case independently</w:t>
       </w:r>
     </w:p>
     <w:p>
       <w:pPr>
         <w:spacing w:line="336" w:lineRule="auto" w:after="180"/>
-        <w:shd w:fill="F1F6FC"/>
-      </w:pPr>
-      <w:r>
-        <w:rPr>
-          <w:b w:val="0"/>
-        </w:rPr>
-        <w:t xml:space="preserve">The first fabricates a quote: retrieve exact text or remove it. The second misuses a citation: find supporting </w:t>
+      </w:pPr>
+      <w:r>
+        <w:rPr>
+          <w:b w:val="0"/>
+        </w:rPr>
+        <w:t>Source S: trip is 18 km; vehicle speed is 6 km/h, constant, excluding stops. Answer says 2 hours, 18 km and includes lunch. Audit and recalculate.</w:t>
+      </w:r>
+    </w:p>
+    <w:p>
+      <w:pPr>
+        <w:spacing w:line="336" w:lineRule="auto" w:after="180"/>
+      </w:pPr>
+      <w:r>
+        <w:rPr>
+          <w:b w:val="0"/>
+        </w:rPr>
+        <w:t xml:space="preserve">Teacher explanation: Travel time is 18/6=3 hours under the stated assumption, so 2 hours is </w:t>
       </w:r>
       <w:r>
         <w:rPr>
           <w:b/>
         </w:rPr>
+        <w:t>contradicted</w:t>
+      </w:r>
+      <w:r>
+        <w:rPr>
+          <w:b w:val="0"/>
+        </w:rPr>
+        <w:t xml:space="preserve">. Distance supported; lunch </w:t>
+      </w:r>
+      <w:r>
+        <w:rPr>
+          <w:b/>
+        </w:rPr>
+        <w:t>unsupported</w:t>
+      </w:r>
+      <w:r>
+        <w:rPr>
+          <w:b w:val="0"/>
+        </w:rPr>
+        <w:t>. Do not infer actual duration with unknown stops.</w:t>
+      </w:r>
+    </w:p>
+    <w:p>
+      <w:pPr>
+        <w:pStyle w:val="Heading3"/>
+      </w:pPr>
+      <w:r>
+        <w:t>W5 Design a revealing follow-up</w:t>
+      </w:r>
+    </w:p>
+    <w:p>
+      <w:pPr>
+        <w:pStyle w:val="Heading3"/>
+      </w:pPr>
+      <w:r>
+        <w:t>Assess independent transfer</w:t>
+      </w:r>
+    </w:p>
+    <w:p>
+      <w:pPr>
+        <w:pStyle w:val="Heading3"/>
+      </w:pPr>
+      <w:r>
+        <w:t>Selected case answer</w:t>
+      </w:r>
+    </w:p>
+    <w:p>
+      <w:pPr>
+        <w:pStyle w:val="Heading3"/>
+      </w:pPr>
+      <w:r>
+        <w:t>Feedback that the learner uses</w:t>
+      </w:r>
+    </w:p>
+    <w:p>
+      <w:pPr>
+        <w:pStyle w:val="Heading1"/>
+      </w:pPr>
+      <w:r>
+        <w:t>06. Connect, adapt and return</w:t>
+      </w:r>
+    </w:p>
+    <w:p>
+      <w:r>
+        <w:t>Retain the project evidence and revisit the reasoning on a changed case.</w:t>
+      </w:r>
+    </w:p>
+    <w:p>
+      <w:pPr>
+        <w:pStyle w:val="Heading2"/>
+      </w:pPr>
+      <w:r>
+        <w:t>Project evidence to keep</w:t>
+      </w:r>
+    </w:p>
+    <w:p>
+      <w:pPr>
+        <w:spacing w:line="336" w:lineRule="auto" w:after="180"/>
+      </w:pPr>
+      <w:r>
+        <w:rPr>
+          <w:b w:val="0"/>
+        </w:rPr>
+        <w:t>Study Buddy must distinguish source-backed claims, calculations, and unverified generation.</w:t>
+      </w:r>
+    </w:p>
+    <w:p>
+      <w:pPr>
+        <w:spacing w:line="336" w:lineRule="auto" w:after="180"/>
+      </w:pPr>
+      <w:r>
+        <w:rPr>
+          <w:b w:val="0"/>
+        </w:rPr>
+        <w:t xml:space="preserve">Keep the decision, </w:t>
+      </w:r>
+      <w:r>
+        <w:rPr>
+          <w:b/>
+        </w:rPr>
+        <w:t>input</w:t>
+      </w:r>
+      <w:r>
+        <w:rPr>
+          <w:b w:val="0"/>
+        </w:rPr>
+        <w:t xml:space="preserve">, result, explanation and remaining limitation in the project </w:t>
+      </w:r>
+      <w:r>
+        <w:rPr>
+          <w:b/>
+        </w:rPr>
         <w:t>evidence</w:t>
       </w:r>
       <w:r>
         <w:rPr>
           <w:b w:val="0"/>
         </w:rPr>
-        <w:t xml:space="preserve"> or retract the claim. The third has a faulty </w:t>
+        <w:t xml:space="preserve"> record. Retrieve this record next week rather than restarting the project.</w:t>
+      </w:r>
+    </w:p>
+    <w:p>
+      <w:pPr>
+        <w:spacing w:line="336" w:lineRule="auto" w:after="180"/>
+      </w:pPr>
+      <w:r>
+        <w:rPr>
+          <w:b w:val="0"/>
+        </w:rPr>
+        <w:t xml:space="preserve">Audit Study Buddy </w:t>
       </w:r>
       <w:r>
         <w:rPr>
           <w:b/>
         </w:rPr>
+        <w:t>output</w:t>
+      </w:r>
+      <w:r>
+        <w:rPr>
+          <w:b w:val="0"/>
+        </w:rPr>
+        <w:t>s claim by claim, recording contradiction, missing support and correct calculations separately.</w:t>
+      </w:r>
+    </w:p>
+    <w:p>
+      <w:pPr>
+        <w:pStyle w:val="Heading2"/>
+      </w:pPr>
+      <w:r>
+        <w:t>Support while preserving the reasoning goal</w:t>
+      </w:r>
+    </w:p>
+    <w:p>
+      <w:pPr>
+        <w:spacing w:line="336" w:lineRule="auto" w:after="180"/>
+      </w:pPr>
+      <w:r>
+        <w:rPr>
+          <w:b w:val="0"/>
+        </w:rPr>
+        <w:t xml:space="preserve">Provide one short approved passage; separate instruction, </w:t>
+      </w:r>
+      <w:r>
+        <w:rPr>
+          <w:b/>
+        </w:rPr>
         <w:t>input</w:t>
       </w:r>
       <w:r>
         <w:rPr>
           <w:b w:val="0"/>
         </w:rPr>
-        <w:t>: verify original values before recalculating.</w:t>
+        <w:t xml:space="preserve">, </w:t>
+      </w:r>
+      <w:r>
+        <w:rPr>
+          <w:b/>
+        </w:rPr>
+        <w:t>output</w:t>
+      </w:r>
+      <w:r>
+        <w:rPr>
+          <w:b w:val="0"/>
+        </w:rPr>
+        <w:t xml:space="preserve"> and </w:t>
+      </w:r>
+      <w:r>
+        <w:rPr>
+          <w:b/>
+        </w:rPr>
+        <w:t>evidence</w:t>
+      </w:r>
+      <w:r>
+        <w:rPr>
+          <w:b w:val="0"/>
+        </w:rPr>
+        <w:t xml:space="preserve">. Stretch: introduce an </w:t>
+      </w:r>
+      <w:r>
+        <w:rPr>
+          <w:b/>
+        </w:rPr>
+        <w:t>unsupported claim</w:t>
+      </w:r>
+      <w:r>
+        <w:rPr>
+          <w:b w:val="0"/>
+        </w:rPr>
+        <w:t xml:space="preserve"> or conflicting source and validate claim by claim with a fallback.</w:t>
       </w:r>
     </w:p>
     <w:p>
       <w:pPr>
         <w:spacing w:line="336" w:lineRule="auto" w:after="180"/>
-        <w:shd w:fill="F1F6FC"/>
-      </w:pPr>
-      <w:r>
-        <w:rPr>
-          <w:b w:val="0"/>
-        </w:rPr>
-        <w:t>One generic 'check sources' instruction is insufficient.</w:t>
-      </w:r>
-    </w:p>
-    <w:p>
-      <w:pPr>
-        <w:pStyle w:val="Heading3"/>
-      </w:pPr>
-      <w:r>
-        <w:t>Explanations for the additional workbook examples</w:t>
-      </w:r>
-    </w:p>
-    <w:p>
-      <w:pPr>
-        <w:pStyle w:val="Heading3"/>
-      </w:pPr>
-      <w:r>
-        <w:t>W1 Explain the mechanism</w:t>
-      </w:r>
-    </w:p>
-    <w:p>
-      <w:pPr>
-        <w:pStyle w:val="Heading3"/>
-      </w:pPr>
-      <w:r>
-        <w:t>Workbook question · W1</w:t>
+      </w:pPr>
+      <w:r>
+        <w:rPr>
+          <w:b w:val="0"/>
+        </w:rPr>
+        <w:t xml:space="preserve">Provide an </w:t>
+      </w:r>
+      <w:r>
+        <w:rPr>
+          <w:b/>
+        </w:rPr>
+        <w:t>input</w:t>
+      </w:r>
+      <w:r>
+        <w:rPr>
+          <w:b w:val="0"/>
+        </w:rPr>
+        <w:t>/procedure/result/limit frame and a calculator when needed. Ask students to identify the first step before completing the whole trace.</w:t>
       </w:r>
     </w:p>
     <w:p>
       <w:pPr>
         <w:spacing w:line="336" w:lineRule="auto" w:after="180"/>
-        <w:shd w:fill="F5F1FB"/>
-      </w:pPr>
-      <w:r>
-        <w:rPr>
-          <w:b w:val="0"/>
-        </w:rPr>
-        <w:t xml:space="preserve">Explain the weekly </w:t>
+      </w:pPr>
+      <w:r>
+        <w:rPr>
+          <w:b w:val="0"/>
+        </w:rPr>
+        <w:t xml:space="preserve">Extension: compare two concrete variants of this </w:t>
       </w:r>
       <w:r>
         <w:rPr>
@@ -4142,1099 +5121,81 @@
         <w:rPr>
           <w:b w:val="0"/>
         </w:rPr>
-        <w:t xml:space="preserve"> in your own words. Use the worked scenario to name its </w:t>
+        <w:t xml:space="preserve"> while holding unrelated conditions fixed; report both successful and unsuccessful outcomes.</w:t>
+      </w:r>
+    </w:p>
+    <w:p>
+      <w:pPr>
+        <w:spacing w:line="336" w:lineRule="auto" w:after="180"/>
+      </w:pPr>
+      <w:r>
+        <w:rPr>
+          <w:b w:val="0"/>
+        </w:rPr>
+        <w:t xml:space="preserve">W4: Travel time is 18/6=3 hours under the stated assumption, so 2 hours is </w:t>
       </w:r>
       <w:r>
         <w:rPr>
           <w:b/>
         </w:rPr>
-        <w:t>input</w:t>
-      </w:r>
-      <w:r>
-        <w:rPr>
-          <w:b w:val="0"/>
-        </w:rPr>
-        <w:t xml:space="preserve">, decision rule and </w:t>
+        <w:t>contradicted</w:t>
+      </w:r>
+      <w:r>
+        <w:rPr>
+          <w:b w:val="0"/>
+        </w:rPr>
+        <w:t xml:space="preserve">. Distance supported; lunch </w:t>
       </w:r>
       <w:r>
         <w:rPr>
           <w:b/>
         </w:rPr>
-        <w:t>output</w:t>
-      </w:r>
-      <w:r>
-        <w:rPr>
-          <w:b w:val="0"/>
-        </w:rPr>
-        <w:t>.</w:t>
-      </w:r>
-    </w:p>
-    <w:p>
-      <w:pPr>
-        <w:pStyle w:val="Heading3"/>
-      </w:pPr>
-      <w:r>
-        <w:t>Teacher reasoning · W1</w:t>
+        <w:t>unsupported</w:t>
+      </w:r>
+      <w:r>
+        <w:rPr>
+          <w:b w:val="0"/>
+        </w:rPr>
+        <w:t>. Do not infer actual duration with unknown stops.</w:t>
       </w:r>
     </w:p>
     <w:p>
       <w:pPr>
         <w:spacing w:line="336" w:lineRule="auto" w:after="180"/>
-        <w:shd w:fill="F1F6FC"/>
-      </w:pPr>
-      <w:r>
-        <w:rPr>
-          <w:b w:val="0"/>
-        </w:rPr>
-        <w:t xml:space="preserve">Teacher explanation: Generated answers may invent facts, misread quantities or cite irrelevant passages. Verification checks each claim against </w:t>
+      </w:pPr>
+      <w:r>
+        <w:rPr>
+          <w:b w:val="0"/>
+        </w:rPr>
+        <w:t>Require intermediate reasoning and the stated scope. Fresh retry: Source says 24 km at 8 km/h excluding stops; answer says 4 hours and lunch included.</w:t>
+      </w:r>
+    </w:p>
+    <w:p>
+      <w:pPr>
+        <w:spacing w:line="336" w:lineRule="auto" w:after="180"/>
+      </w:pPr>
+      <w:r>
+        <w:rPr>
+          <w:b w:val="0"/>
+        </w:rPr>
+        <w:t xml:space="preserve">Expected reasoning: Calculated duration 3 hours contradicts 4; lunch </w:t>
       </w:r>
       <w:r>
         <w:rPr>
           <w:b/>
         </w:rPr>
-        <w:t>evidence</w:t>
-      </w:r>
-      <w:r>
-        <w:rPr>
-          <w:b w:val="0"/>
-        </w:rPr>
-        <w:t xml:space="preserve"> rather than accepting fluent wording. Split an answer into </w:t>
-      </w:r>
-      <w:r>
-        <w:rPr>
-          <w:b/>
-        </w:rPr>
-        <w:t>atomic claim</w:t>
-      </w:r>
-      <w:r>
-        <w:rPr>
-          <w:b w:val="0"/>
-        </w:rPr>
-        <w:t>s.</w:t>
+        <w:t>unsupported</w:t>
+      </w:r>
+      <w:r>
+        <w:rPr>
+          <w:b w:val="0"/>
+        </w:rPr>
+        <w:t>. Real elapsed time with stops remains unknown.</w:t>
       </w:r>
     </w:p>
     <w:p>
       <w:pPr>
         <w:spacing w:line="336" w:lineRule="auto" w:after="180"/>
-        <w:shd w:fill="F1F6FC"/>
-      </w:pPr>
-      <w:r>
-        <w:rPr>
-          <w:b w:val="0"/>
-        </w:rPr>
-        <w:t xml:space="preserve">For each, record the exact source passage, support status and any needed calculation. Mark </w:t>
-      </w:r>
-      <w:r>
-        <w:rPr>
-          <w:b/>
-        </w:rPr>
-        <w:t>unsupported</w:t>
-      </w:r>
-      <w:r>
-        <w:rPr>
-          <w:b w:val="0"/>
-        </w:rPr>
-        <w:t xml:space="preserve"> and </w:t>
-      </w:r>
-      <w:r>
-        <w:rPr>
-          <w:b/>
-        </w:rPr>
-        <w:t>contradicted</w:t>
-      </w:r>
-      <w:r>
-        <w:rPr>
-          <w:b w:val="0"/>
-        </w:rPr>
-        <w:t xml:space="preserve"> claims separately; do not repair them by inventing sources.</w:t>
-      </w:r>
-    </w:p>
-    <w:p>
-      <w:pPr>
-        <w:pStyle w:val="Heading3"/>
-      </w:pPr>
-      <w:r>
-        <w:t>W2 Trace the worked case</w:t>
-      </w:r>
-    </w:p>
-    <w:p>
-      <w:pPr>
-        <w:pStyle w:val="Heading3"/>
-      </w:pPr>
-      <w:r>
-        <w:t>Workbook question · W2</w:t>
-      </w:r>
-    </w:p>
-    <w:p>
-      <w:pPr>
-        <w:spacing w:line="336" w:lineRule="auto" w:after="180"/>
-        <w:shd w:fill="F5F1FB"/>
-      </w:pPr>
-      <w:r>
-        <w:rPr>
-          <w:b w:val="0"/>
-        </w:rPr>
-        <w:t>Source R says room B seats 12 and the meeting starts at 15:00. Generated answer says B seats 20, starts at 15:00 and includes free lunch. Show the intermediate steps and give the conclusion with its scope.</w:t>
-      </w:r>
-    </w:p>
-    <w:p>
-      <w:pPr>
-        <w:pStyle w:val="Heading3"/>
-      </w:pPr>
-      <w:r>
-        <w:t>Teacher reasoning · W2</w:t>
-      </w:r>
-    </w:p>
-    <w:p>
-      <w:pPr>
-        <w:spacing w:line="336" w:lineRule="auto" w:after="180"/>
-        <w:shd w:fill="F1F6FC"/>
-      </w:pPr>
-      <w:r>
-        <w:rPr>
-          <w:b w:val="0"/>
-        </w:rPr>
-        <w:t xml:space="preserve">Teacher explanation: Capacity 20 is </w:t>
-      </w:r>
-      <w:r>
-        <w:rPr>
-          <w:b/>
-        </w:rPr>
-        <w:t>contradicted</w:t>
-      </w:r>
-      <w:r>
-        <w:rPr>
-          <w:b w:val="0"/>
-        </w:rPr>
-        <w:t xml:space="preserve">; 15:00 is supported; free lunch is </w:t>
-      </w:r>
-      <w:r>
-        <w:rPr>
-          <w:b/>
-        </w:rPr>
-        <w:t>unsupported</w:t>
-      </w:r>
-      <w:r>
-        <w:rPr>
-          <w:b w:val="0"/>
-        </w:rPr>
-        <w:t xml:space="preserve">. One of three claims has support. The missing lunch fact is not </w:t>
-      </w:r>
-      <w:r>
-        <w:rPr>
-          <w:b/>
-        </w:rPr>
-        <w:t>evidence</w:t>
-      </w:r>
-      <w:r>
-        <w:rPr>
-          <w:b w:val="0"/>
-        </w:rPr>
-        <w:t xml:space="preserve"> of no lunch.</w:t>
-      </w:r>
-    </w:p>
-    <w:p>
-      <w:pPr>
-        <w:pStyle w:val="Heading3"/>
-      </w:pPr>
-      <w:r>
-        <w:t>W3 Audit the limit</w:t>
-      </w:r>
-    </w:p>
-    <w:p>
-      <w:pPr>
-        <w:pStyle w:val="Heading3"/>
-      </w:pPr>
-      <w:r>
-        <w:t>Workbook question · W3</w:t>
-      </w:r>
-    </w:p>
-    <w:p>
-      <w:pPr>
-        <w:spacing w:line="336" w:lineRule="auto" w:after="180"/>
-        <w:shd w:fill="F5F1FB"/>
-      </w:pPr>
-      <w:r>
-        <w:rPr>
-          <w:b w:val="0"/>
-        </w:rPr>
-        <w:t xml:space="preserve">A report omits this qualification: Source agreement and arithmetic validity are separate checks; missing </w:t>
-      </w:r>
-      <w:r>
-        <w:rPr>
-          <w:b/>
-        </w:rPr>
-        <w:t>evidence</w:t>
-      </w:r>
-      <w:r>
-        <w:rPr>
-          <w:b w:val="0"/>
-        </w:rPr>
-        <w:t xml:space="preserve"> is not proof of the opposite claim.</w:t>
-      </w:r>
-    </w:p>
-    <w:p>
-      <w:pPr>
-        <w:spacing w:line="336" w:lineRule="auto" w:after="180"/>
-        <w:shd w:fill="F5F1FB"/>
-      </w:pPr>
-      <w:r>
-        <w:rPr>
-          <w:b w:val="0"/>
-        </w:rPr>
-        <w:t>Explain how omitting it could change a reader's interpretation, and write an accurate replacement.</w:t>
-      </w:r>
-    </w:p>
-    <w:p>
-      <w:pPr>
-        <w:pStyle w:val="Heading3"/>
-      </w:pPr>
-      <w:r>
-        <w:t>Teacher reasoning · W3</w:t>
-      </w:r>
-    </w:p>
-    <w:p>
-      <w:pPr>
-        <w:spacing w:line="336" w:lineRule="auto" w:after="180"/>
-        <w:shd w:fill="F1F6FC"/>
-      </w:pPr>
-      <w:r>
-        <w:rPr>
-          <w:b w:val="0"/>
-        </w:rPr>
-        <w:t xml:space="preserve">Teacher explanation: Source agreement and arithmetic validity are separate checks; missing </w:t>
-      </w:r>
-      <w:r>
-        <w:rPr>
-          <w:b/>
-        </w:rPr>
-        <w:t>evidence</w:t>
-      </w:r>
-      <w:r>
-        <w:rPr>
-          <w:b w:val="0"/>
-        </w:rPr>
-        <w:t xml:space="preserve"> is not proof of the opposite claim.</w:t>
-      </w:r>
-    </w:p>
-    <w:p>
-      <w:pPr>
-        <w:spacing w:line="336" w:lineRule="auto" w:after="180"/>
-        <w:shd w:fill="F1F6FC"/>
-      </w:pPr>
-      <w:r>
-        <w:rPr>
-          <w:b w:val="0"/>
-        </w:rPr>
-        <w:t xml:space="preserve">State the observed result separately from the unverified or out-of-scope claim; preserve the original </w:t>
-      </w:r>
-      <w:r>
-        <w:rPr>
-          <w:b/>
-        </w:rPr>
-        <w:t>evidence</w:t>
-      </w:r>
-      <w:r>
-        <w:rPr>
-          <w:b w:val="0"/>
-        </w:rPr>
-        <w:t xml:space="preserve"> rather than inventing a missing fact.</w:t>
-      </w:r>
-    </w:p>
-    <w:p>
-      <w:pPr>
-        <w:pStyle w:val="Heading3"/>
-      </w:pPr>
-      <w:r>
-        <w:t>W4 Apply a new case independently</w:t>
-      </w:r>
-    </w:p>
-    <w:p>
-      <w:pPr>
-        <w:pStyle w:val="Heading3"/>
-      </w:pPr>
-      <w:r>
-        <w:t>Workbook question · W4</w:t>
-      </w:r>
-    </w:p>
-    <w:p>
-      <w:pPr>
-        <w:spacing w:line="336" w:lineRule="auto" w:after="180"/>
-        <w:shd w:fill="F5F1FB"/>
-      </w:pPr>
-      <w:r>
-        <w:rPr>
-          <w:b w:val="0"/>
-        </w:rPr>
-        <w:t>Source S: trip is 18 km; vehicle speed is 6 km/h, constant, excluding stops. Answer says 2 hours, 18 km and includes lunch. Audit and recalculate.</w:t>
-      </w:r>
-    </w:p>
-    <w:p>
-      <w:pPr>
-        <w:pStyle w:val="Heading3"/>
-      </w:pPr>
-      <w:r>
-        <w:t>Teacher reasoning · W4</w:t>
-      </w:r>
-    </w:p>
-    <w:p>
-      <w:pPr>
-        <w:spacing w:line="336" w:lineRule="auto" w:after="180"/>
-        <w:shd w:fill="F1F6FC"/>
-      </w:pPr>
-      <w:r>
-        <w:rPr>
-          <w:b w:val="0"/>
-        </w:rPr>
-        <w:t xml:space="preserve">Teacher explanation: Travel time is 18/6=3 hours under the stated assumption, so 2 hours is </w:t>
-      </w:r>
-      <w:r>
-        <w:rPr>
-          <w:b/>
-        </w:rPr>
-        <w:t>contradicted</w:t>
-      </w:r>
-      <w:r>
-        <w:rPr>
-          <w:b w:val="0"/>
-        </w:rPr>
-        <w:t xml:space="preserve">. Distance supported; lunch </w:t>
-      </w:r>
-      <w:r>
-        <w:rPr>
-          <w:b/>
-        </w:rPr>
-        <w:t>unsupported</w:t>
-      </w:r>
-      <w:r>
-        <w:rPr>
-          <w:b w:val="0"/>
-        </w:rPr>
-        <w:t>. Do not infer actual duration with unknown stops.</w:t>
-      </w:r>
-    </w:p>
-    <w:p>
-      <w:pPr>
-        <w:pStyle w:val="Heading3"/>
-      </w:pPr>
-      <w:r>
-        <w:t>W5 Design a revealing follow-up</w:t>
-      </w:r>
-    </w:p>
-    <w:p>
-      <w:pPr>
-        <w:pStyle w:val="Heading3"/>
-      </w:pPr>
-      <w:r>
-        <w:t>Workbook question · W5</w:t>
-      </w:r>
-    </w:p>
-    <w:p>
-      <w:pPr>
-        <w:spacing w:line="336" w:lineRule="auto" w:after="180"/>
-        <w:shd w:fill="F5F1FB"/>
-      </w:pPr>
-      <w:r>
-        <w:rPr>
-          <w:b w:val="0"/>
-        </w:rPr>
-        <w:t>For the worked scenario, propose one additional case that could reveal a failure, describe its expected outcome before running it, and explain what would need to remain fixed for a fair comparison.</w:t>
-      </w:r>
-    </w:p>
-    <w:p>
-      <w:pPr>
-        <w:spacing w:line="336" w:lineRule="auto" w:after="180"/>
-        <w:shd w:fill="F5F1FB"/>
-      </w:pPr>
-      <w:r>
-        <w:rPr>
-          <w:b w:val="0"/>
-        </w:rPr>
-        <w:t>Do not reuse W4 as a new final test after receiving feedback.</w:t>
-      </w:r>
-    </w:p>
-    <w:p>
-      <w:pPr>
-        <w:pStyle w:val="Heading3"/>
-      </w:pPr>
-      <w:r>
-        <w:t>Teacher reasoning · W5</w:t>
-      </w:r>
-    </w:p>
-    <w:p>
-      <w:pPr>
-        <w:spacing w:line="336" w:lineRule="auto" w:after="180"/>
-        <w:shd w:fill="F1F6FC"/>
-      </w:pPr>
-      <w:r>
-        <w:rPr>
-          <w:b w:val="0"/>
-        </w:rPr>
-        <w:t xml:space="preserve">Teacher explanation: Accept a concrete variant of the worked </w:t>
-      </w:r>
-      <w:r>
-        <w:rPr>
-          <w:b/>
-        </w:rPr>
-        <w:t>input</w:t>
-      </w:r>
-      <w:r>
-        <w:rPr>
-          <w:b w:val="0"/>
-        </w:rPr>
-        <w:t xml:space="preserve"> or a missing/conflicting/boundary condition, with an expectation derived from the declared procedure.</w:t>
-      </w:r>
-    </w:p>
-    <w:p>
-      <w:pPr>
-        <w:spacing w:line="336" w:lineRule="auto" w:after="180"/>
-        <w:shd w:fill="F1F6FC"/>
-      </w:pPr>
-      <w:r>
-        <w:rPr>
-          <w:b w:val="0"/>
-        </w:rPr>
-        <w:t xml:space="preserve">Require preserved settings, original </w:t>
-      </w:r>
-      <w:r>
-        <w:rPr>
-          <w:b/>
-        </w:rPr>
-        <w:t>output</w:t>
-      </w:r>
-      <w:r>
-        <w:rPr>
-          <w:b w:val="0"/>
-        </w:rPr>
-        <w:t xml:space="preserve">s and data roles. Source agreement and arithmetic validity are separate checks; missing </w:t>
-      </w:r>
-      <w:r>
-        <w:rPr>
-          <w:b/>
-        </w:rPr>
-        <w:t>evidence</w:t>
-      </w:r>
-      <w:r>
-        <w:rPr>
-          <w:b w:val="0"/>
-        </w:rPr>
-        <w:t xml:space="preserve"> is not proof of the opposite claim.</w:t>
-      </w:r>
-    </w:p>
-    <w:p>
-      <w:pPr>
-        <w:spacing w:line="336" w:lineRule="auto" w:after="180"/>
-        <w:shd w:fill="F1F6FC"/>
-      </w:pPr>
-      <w:r>
-        <w:rPr>
-          <w:b w:val="0"/>
-        </w:rPr>
-        <w:t xml:space="preserve">The new case should test this particular </w:t>
-      </w:r>
-      <w:r>
-        <w:rPr>
-          <w:b/>
-        </w:rPr>
-        <w:t>mechanism</w:t>
-      </w:r>
-      <w:r>
-        <w:rPr>
-          <w:b w:val="0"/>
-        </w:rPr>
-        <w:t xml:space="preserve"> rather than merely restate the original result.</w:t>
-      </w:r>
-    </w:p>
-    <w:p>
-      <w:pPr>
-        <w:pStyle w:val="Heading3"/>
-      </w:pPr>
-      <w:r>
-        <w:t>Assess independent transfer</w:t>
-      </w:r>
-    </w:p>
-    <w:p>
-      <w:pPr>
-        <w:pStyle w:val="Heading3"/>
-      </w:pPr>
-      <w:r>
-        <w:t>Independent question · withhold the key</w:t>
-      </w:r>
-    </w:p>
-    <w:p>
-      <w:pPr>
-        <w:spacing w:line="336" w:lineRule="auto" w:after="180"/>
-        <w:shd w:fill="F5F1FB"/>
-      </w:pPr>
-      <w:r>
-        <w:rPr>
-          <w:b w:val="0"/>
-        </w:rPr>
-        <w:t>Selected case: Source S: trip is 18 km; vehicle speed is 6 km/h, constant, excluding stops. Answer says 2 hours, 18 km and includes lunch. Audit and recalculate.</w:t>
-      </w:r>
-    </w:p>
-    <w:p>
-      <w:pPr>
-        <w:pStyle w:val="Heading3"/>
-      </w:pPr>
-      <w:r>
-        <w:t>Selected case answer</w:t>
-      </w:r>
-    </w:p>
-    <w:p>
-      <w:pPr>
-        <w:pStyle w:val="Heading3"/>
-      </w:pPr>
-      <w:r>
-        <w:t>Teacher key · Selected case answer</w:t>
-      </w:r>
-    </w:p>
-    <w:p>
-      <w:pPr>
-        <w:spacing w:line="336" w:lineRule="auto" w:after="180"/>
-        <w:shd w:fill="F1F6FC"/>
-      </w:pPr>
-      <w:r>
-        <w:rPr>
-          <w:b w:val="0"/>
-        </w:rPr>
-        <w:t xml:space="preserve">Teacher explanation: Travel time is 18/6=3 hours under the stated assumption, so 2 hours is </w:t>
-      </w:r>
-      <w:r>
-        <w:rPr>
-          <w:b/>
-        </w:rPr>
-        <w:t>contradicted</w:t>
-      </w:r>
-      <w:r>
-        <w:rPr>
-          <w:b w:val="0"/>
-        </w:rPr>
-        <w:t xml:space="preserve">. Distance supported; lunch </w:t>
-      </w:r>
-      <w:r>
-        <w:rPr>
-          <w:b/>
-        </w:rPr>
-        <w:t>unsupported</w:t>
-      </w:r>
-      <w:r>
-        <w:rPr>
-          <w:b w:val="0"/>
-        </w:rPr>
-        <w:t>. Do not infer actual duration with unknown stops.</w:t>
-      </w:r>
-    </w:p>
-    <w:tbl>
-      <w:tblPr>
-        <w:tblStyle w:val="LightShading-Accent1"/>
-        <w:tblW w:type="auto" w:w="0"/>
-        <w:tblLook w:firstColumn="1" w:firstRow="1" w:lastColumn="0" w:lastRow="0" w:noHBand="0" w:noVBand="1" w:val="04A0"/>
-      </w:tblPr>
-      <w:tblGrid>
-        <w:gridCol w:w="5112"/>
-        <w:gridCol w:w="5112"/>
-      </w:tblGrid>
-      <w:tr>
-        <w:trPr>
-          <w:tblHeader/>
-        </w:trPr>
-        <w:tc>
-          <w:tcPr>
-            <w:tcW w:type="dxa" w:w="5112"/>
-          </w:tcPr>
-          <w:p>
-            <w:r>
-              <w:t>Dimension</w:t>
-            </w:r>
-          </w:p>
-        </w:tc>
-        <w:tc>
-          <w:tcPr>
-            <w:tcW w:type="dxa" w:w="5112"/>
-          </w:tcPr>
-          <w:p>
-            <w:r>
-              <w:t>Evidence required</w:t>
-            </w:r>
-          </w:p>
-        </w:tc>
-      </w:tr>
-      <w:tr>
-        <w:tc>
-          <w:tcPr>
-            <w:tcW w:type="dxa" w:w="5112"/>
-          </w:tcPr>
-          <w:p>
-            <w:r>
-              <w:t>Explanation</w:t>
-            </w:r>
-          </w:p>
-        </w:tc>
-        <w:tc>
-          <w:tcPr>
-            <w:tcW w:type="dxa" w:w="5112"/>
-          </w:tcPr>
-          <w:p>
-            <w:r>
-              <w:t>Names the applicable idea or procedure and ties it to the supplied facts.</w:t>
-            </w:r>
-          </w:p>
-        </w:tc>
-      </w:tr>
-      <w:tr>
-        <w:tc>
-          <w:tcPr>
-            <w:tcW w:type="dxa" w:w="5112"/>
-          </w:tcPr>
-          <w:p>
-            <w:r>
-              <w:t>Trace and result</w:t>
-            </w:r>
-          </w:p>
-        </w:tc>
-        <w:tc>
-          <w:tcPr>
-            <w:tcW w:type="dxa" w:w="5112"/>
-          </w:tcPr>
-          <w:p>
-            <w:r>
-              <w:t>Preserves the given inputs and shows the relevant intermediate steps; distinguishes a prediction from an observed execution.</w:t>
-            </w:r>
-          </w:p>
-        </w:tc>
-      </w:tr>
-      <w:tr>
-        <w:tc>
-          <w:tcPr>
-            <w:tcW w:type="dxa" w:w="5112"/>
-          </w:tcPr>
-          <w:p>
-            <w:r>
-              <w:t>Limits</w:t>
-            </w:r>
-          </w:p>
-        </w:tc>
-        <w:tc>
-          <w:tcPr>
-            <w:tcW w:type="dxa" w:w="5112"/>
-          </w:tcPr>
-          <w:p>
-            <w:r>
-              <w:t>States the assumptions, missing evidence or conditions under which the result would change.</w:t>
-            </w:r>
-          </w:p>
-        </w:tc>
-      </w:tr>
-    </w:tbl>
-    <w:p>
-      <w:pPr>
-        <w:pStyle w:val="Heading3"/>
-      </w:pPr>
-      <w:r>
-        <w:t>Teacher key · Selected case answer</w:t>
-      </w:r>
-    </w:p>
-    <w:p>
-      <w:pPr>
-        <w:spacing w:line="336" w:lineRule="auto" w:after="180"/>
-        <w:shd w:fill="F1F6FC"/>
-      </w:pPr>
-      <w:r>
-        <w:rPr>
-          <w:b w:val="0"/>
-        </w:rPr>
-        <w:t>Record each dimension as not yet, with support, or independent. Accept a valid alternative procedure with a defensible trace.</w:t>
-      </w:r>
-    </w:p>
-    <w:p>
-      <w:pPr>
-        <w:spacing w:line="336" w:lineRule="auto" w:after="180"/>
-        <w:shd w:fill="F1F6FC"/>
-      </w:pPr>
-      <w:r>
-        <w:rPr>
-          <w:b w:val="0"/>
-        </w:rPr>
-        <w:t xml:space="preserve">Do not penalise an honestly recorded model failure if the learner correctly explains its </w:t>
-      </w:r>
-      <w:r>
-        <w:rPr>
-          <w:b/>
-        </w:rPr>
-        <w:t>evidence</w:t>
-      </w:r>
-      <w:r>
-        <w:rPr>
-          <w:b w:val="0"/>
-        </w:rPr>
-        <w:t xml:space="preserve"> and limits.</w:t>
-      </w:r>
-    </w:p>
-    <w:p>
-      <w:pPr>
-        <w:pStyle w:val="Heading3"/>
-      </w:pPr>
-      <w:r>
-        <w:t>Feedback that the learner uses</w:t>
-      </w:r>
-    </w:p>
-    <w:p>
-      <w:pPr>
-        <w:spacing w:line="336" w:lineRule="auto" w:after="180"/>
-      </w:pPr>
-      <w:r>
-        <w:rPr>
-          <w:b w:val="0"/>
-        </w:rPr>
-        <w:t xml:space="preserve">Name the earliest </w:t>
-      </w:r>
-      <w:r>
-        <w:rPr>
-          <w:b/>
-        </w:rPr>
-        <w:t>unsupported</w:t>
-      </w:r>
-      <w:r>
-        <w:rPr>
-          <w:b w:val="0"/>
-        </w:rPr>
-        <w:t xml:space="preserve"> step and give one action to repair it. Have the learner make that repair now and explain why. Then assess the relevant skill on a fresh, fully specified case.</w:t>
-      </w:r>
-    </w:p>
-    <w:p>
-      <w:pPr>
-        <w:spacing w:line="336" w:lineRule="auto" w:after="180"/>
-      </w:pPr>
-      <w:r>
-        <w:rPr>
-          <w:b w:val="0"/>
-        </w:rPr>
-        <w:t>Confirm it was not previously practised with feedback; solve and check the new case before assigning it. A follow-up design prompt is a starting brief, not automatically an equivalent test.</w:t>
-      </w:r>
-    </w:p>
-    <w:p>
-      <w:pPr>
-        <w:pStyle w:val="Heading1"/>
-      </w:pPr>
-      <w:r>
-        <w:t>06. Connect and extend learning</w:t>
-      </w:r>
-    </w:p>
-    <w:p>
-      <w:r>
-        <w:t>Connect Hallucination Failure Types to Verified Study Buddy, adapt support and plan a later changed-case check.</w:t>
-      </w:r>
-    </w:p>
-    <w:p>
-      <w:pPr>
-        <w:pStyle w:val="Heading3"/>
-      </w:pPr>
-      <w:r>
-        <w:t>Verified Study Buddy</w:t>
-      </w:r>
-    </w:p>
-    <w:p>
-      <w:pPr>
-        <w:spacing w:line="336" w:lineRule="auto" w:after="180"/>
-      </w:pPr>
-      <w:r>
-        <w:rPr>
-          <w:b w:val="0"/>
-        </w:rPr>
-        <w:t>Study Buddy must distinguish source-backed claims, calculations, and unverified generation.</w:t>
-      </w:r>
-    </w:p>
-    <w:p>
-      <w:pPr>
-        <w:spacing w:line="336" w:lineRule="auto" w:after="180"/>
-      </w:pPr>
-      <w:r>
-        <w:rPr>
-          <w:b w:val="0"/>
-        </w:rPr>
-        <w:t xml:space="preserve">Keep the decision, </w:t>
-      </w:r>
-      <w:r>
-        <w:rPr>
-          <w:b/>
-        </w:rPr>
-        <w:t>input</w:t>
-      </w:r>
-      <w:r>
-        <w:rPr>
-          <w:b w:val="0"/>
-        </w:rPr>
-        <w:t xml:space="preserve">, result, explanation and remaining limitation in the project </w:t>
-      </w:r>
-      <w:r>
-        <w:rPr>
-          <w:b/>
-        </w:rPr>
-        <w:t>evidence</w:t>
-      </w:r>
-      <w:r>
-        <w:rPr>
-          <w:b w:val="0"/>
-        </w:rPr>
-        <w:t xml:space="preserve"> record. Retrieve this record next week rather than restarting the project.</w:t>
-      </w:r>
-    </w:p>
-    <w:p>
-      <w:pPr>
-        <w:pStyle w:val="Heading3"/>
-      </w:pPr>
-      <w:r>
-        <w:t>Support and stretch</w:t>
-      </w:r>
-    </w:p>
-    <w:p>
-      <w:pPr>
-        <w:spacing w:line="336" w:lineRule="auto" w:after="180"/>
-      </w:pPr>
-      <w:r>
-        <w:rPr>
-          <w:b w:val="0"/>
-        </w:rPr>
-        <w:t xml:space="preserve">Provide one short approved passage; separate instruction, </w:t>
-      </w:r>
-      <w:r>
-        <w:rPr>
-          <w:b/>
-        </w:rPr>
-        <w:t>input</w:t>
-      </w:r>
-      <w:r>
-        <w:rPr>
-          <w:b w:val="0"/>
-        </w:rPr>
-        <w:t xml:space="preserve">, </w:t>
-      </w:r>
-      <w:r>
-        <w:rPr>
-          <w:b/>
-        </w:rPr>
-        <w:t>output</w:t>
-      </w:r>
-      <w:r>
-        <w:rPr>
-          <w:b w:val="0"/>
-        </w:rPr>
-        <w:t xml:space="preserve"> and </w:t>
-      </w:r>
-      <w:r>
-        <w:rPr>
-          <w:b/>
-        </w:rPr>
-        <w:t>evidence</w:t>
-      </w:r>
-      <w:r>
-        <w:rPr>
-          <w:b w:val="0"/>
-        </w:rPr>
-        <w:t xml:space="preserve">. Stretch: introduce an </w:t>
-      </w:r>
-      <w:r>
-        <w:rPr>
-          <w:b/>
-        </w:rPr>
-        <w:t>unsupported claim</w:t>
-      </w:r>
-      <w:r>
-        <w:rPr>
-          <w:b w:val="0"/>
-        </w:rPr>
-        <w:t xml:space="preserve"> or conflicting source and validate claim by claim with a fallback.</w:t>
-      </w:r>
-    </w:p>
-    <w:p>
-      <w:pPr>
-        <w:pStyle w:val="Heading3"/>
-      </w:pPr>
-      <w:r>
-        <w:t>Exit reflection</w:t>
-      </w:r>
-    </w:p>
-    <w:p>
-      <w:pPr>
-        <w:spacing w:line="336" w:lineRule="auto" w:after="180"/>
-      </w:pPr>
-      <w:r>
-        <w:rPr>
-          <w:b w:val="0"/>
-        </w:rPr>
-        <w:t xml:space="preserve">Ask for one decision the learner can now justify and one situation requiring more </w:t>
-      </w:r>
-      <w:r>
-        <w:rPr>
-          <w:b/>
-        </w:rPr>
-        <w:t>evidence</w:t>
-      </w:r>
-      <w:r>
-        <w:rPr>
-          <w:b w:val="0"/>
-        </w:rPr>
-        <w:t xml:space="preserve"> or human review. Confidence ratings are separate from correct independent performance.</w:t>
-      </w:r>
-    </w:p>
-    <w:p>
-      <w:pPr>
-        <w:pStyle w:val="Heading3"/>
-      </w:pPr>
-      <w:r>
-        <w:t>Bridge to the next week</w:t>
-      </w:r>
-    </w:p>
-    <w:p>
-      <w:pPr>
-        <w:spacing w:line="336" w:lineRule="auto" w:after="180"/>
-      </w:pPr>
-      <w:r>
-        <w:rPr>
-          <w:b w:val="0"/>
-        </w:rPr>
-        <w:t xml:space="preserve">Next: Week 15: Source Quality. Retrieve today’s </w:t>
-      </w:r>
-      <w:r>
-        <w:rPr>
-          <w:b/>
-        </w:rPr>
-        <w:t>evidence</w:t>
-      </w:r>
-      <w:r>
-        <w:rPr>
-          <w:b w:val="0"/>
-        </w:rPr>
-        <w:t xml:space="preserve"> and identify what carries forward and what is new.</w:t>
-      </w:r>
-    </w:p>
-    <w:p>
-      <w:pPr>
-        <w:pStyle w:val="Heading3"/>
-      </w:pPr>
-      <w:r>
-        <w:t>Support and fresh reassessment</w:t>
-      </w:r>
-    </w:p>
-    <w:p>
-      <w:pPr>
-        <w:spacing w:line="336" w:lineRule="auto" w:after="180"/>
-      </w:pPr>
-      <w:r>
-        <w:rPr>
-          <w:b w:val="0"/>
-        </w:rPr>
-        <w:t xml:space="preserve">Provide an </w:t>
-      </w:r>
-      <w:r>
-        <w:rPr>
-          <w:b/>
-        </w:rPr>
-        <w:t>input</w:t>
-      </w:r>
-      <w:r>
-        <w:rPr>
-          <w:b w:val="0"/>
-        </w:rPr>
-        <w:t>/procedure/result/limit frame and a calculator when needed. Ask students to identify the first step before completing the whole trace.</w:t>
-      </w:r>
-    </w:p>
-    <w:p>
-      <w:pPr>
-        <w:spacing w:line="336" w:lineRule="auto" w:after="180"/>
-      </w:pPr>
-      <w:r>
-        <w:rPr>
-          <w:b w:val="0"/>
-        </w:rPr>
-        <w:t xml:space="preserve">Extension: compare two concrete variants of this </w:t>
-      </w:r>
-      <w:r>
-        <w:rPr>
-          <w:b/>
-        </w:rPr>
-        <w:t>mechanism</w:t>
-      </w:r>
-      <w:r>
-        <w:rPr>
-          <w:b w:val="0"/>
-        </w:rPr>
-        <w:t xml:space="preserve"> while holding unrelated conditions fixed; report both successful and unsuccessful outcomes.</w:t>
-      </w:r>
-    </w:p>
-    <w:p>
-      <w:pPr>
-        <w:spacing w:line="336" w:lineRule="auto" w:after="180"/>
-      </w:pPr>
-      <w:r>
-        <w:rPr>
-          <w:b w:val="0"/>
-        </w:rPr>
-        <w:t xml:space="preserve">W4: Travel time is 18/6=3 hours under the stated assumption, so 2 hours is </w:t>
-      </w:r>
-      <w:r>
-        <w:rPr>
-          <w:b/>
-        </w:rPr>
-        <w:t>contradicted</w:t>
-      </w:r>
-      <w:r>
-        <w:rPr>
-          <w:b w:val="0"/>
-        </w:rPr>
-        <w:t xml:space="preserve">. Distance supported; lunch </w:t>
-      </w:r>
-      <w:r>
-        <w:rPr>
-          <w:b/>
-        </w:rPr>
-        <w:t>unsupported</w:t>
-      </w:r>
-      <w:r>
-        <w:rPr>
-          <w:b w:val="0"/>
-        </w:rPr>
-        <w:t>. Do not infer actual duration with unknown stops.</w:t>
-      </w:r>
-    </w:p>
-    <w:p>
-      <w:pPr>
-        <w:spacing w:line="336" w:lineRule="auto" w:after="180"/>
-      </w:pPr>
-      <w:r>
-        <w:rPr>
-          <w:b w:val="0"/>
-        </w:rPr>
-        <w:t>Require intermediate reasoning and the stated scope. Fresh retry: Source says 24 km at 8 km/h excluding stops; answer says 4 hours and lunch included.</w:t>
-      </w:r>
-    </w:p>
-    <w:p>
-      <w:pPr>
-        <w:spacing w:line="336" w:lineRule="auto" w:after="180"/>
-      </w:pPr>
-      <w:r>
-        <w:rPr>
-          <w:b w:val="0"/>
-        </w:rPr>
-        <w:t xml:space="preserve">Expected reasoning: Calculated duration 3 hours contradicts 4; lunch </w:t>
-      </w:r>
-      <w:r>
-        <w:rPr>
-          <w:b/>
-        </w:rPr>
-        <w:t>unsupported</w:t>
-      </w:r>
-      <w:r>
-        <w:rPr>
-          <w:b w:val="0"/>
-        </w:rPr>
-        <w:t>. Real elapsed time with stops remains unknown.</w:t>
-      </w:r>
-    </w:p>
-    <w:p>
-      <w:pPr>
-        <w:spacing w:line="336" w:lineRule="auto" w:after="180"/>
       </w:pPr>
       <w:r>
         <w:rPr>
@@ -5245,33 +5206,10 @@
     </w:p>
     <w:p>
       <w:pPr>
-        <w:spacing w:line="336" w:lineRule="auto" w:after="180"/>
-      </w:pPr>
-      <w:r>
-        <w:rPr>
-          <w:b w:val="0"/>
-        </w:rPr>
-        <w:t xml:space="preserve">Next connection: Image generation and provenance. Preserve the current case record and retrieve its </w:t>
-      </w:r>
-      <w:r>
-        <w:rPr>
-          <w:b/>
-        </w:rPr>
-        <w:t>evidence</w:t>
-      </w:r>
-      <w:r>
-        <w:rPr>
-          <w:b w:val="0"/>
-        </w:rPr>
-        <w:t xml:space="preserve"> boundary before moving on.</w:t>
-      </w:r>
-    </w:p>
-    <w:p>
-      <w:pPr>
-        <w:pStyle w:val="Heading3"/>
-      </w:pPr>
-      <w:r>
-        <w:t>Plan the delayed return</w:t>
+        <w:pStyle w:val="Heading2"/>
+      </w:pPr>
+      <w:r>
+        <w:t>Plan the delayed check</w:t>
       </w:r>
     </w:p>
     <w:p>
@@ -5488,60 +5426,176 @@
     </w:p>
     <w:p>
       <w:pPr>
+        <w:pStyle w:val="Heading2"/>
+      </w:pPr>
+      <w:r>
+        <w:t>Bridge to next week</w:t>
+      </w:r>
+    </w:p>
+    <w:p>
+      <w:pPr>
+        <w:spacing w:line="336" w:lineRule="auto" w:after="180"/>
+      </w:pPr>
+      <w:r>
+        <w:rPr>
+          <w:b w:val="0"/>
+        </w:rPr>
+        <w:t xml:space="preserve">Ask for one decision the learner can now justify and one situation requiring more </w:t>
+      </w:r>
+      <w:r>
+        <w:rPr>
+          <w:b/>
+        </w:rPr>
+        <w:t>evidence</w:t>
+      </w:r>
+      <w:r>
+        <w:rPr>
+          <w:b w:val="0"/>
+        </w:rPr>
+        <w:t xml:space="preserve"> or human review. Confidence ratings are separate from correct independent performance.</w:t>
+      </w:r>
+    </w:p>
+    <w:p>
+      <w:pPr>
+        <w:spacing w:line="336" w:lineRule="auto" w:after="180"/>
+      </w:pPr>
+      <w:r>
+        <w:rPr>
+          <w:b w:val="0"/>
+        </w:rPr>
+        <w:t xml:space="preserve">Next: Week 15: Source Quality. Retrieve today’s </w:t>
+      </w:r>
+      <w:r>
+        <w:rPr>
+          <w:b/>
+        </w:rPr>
+        <w:t>evidence</w:t>
+      </w:r>
+      <w:r>
+        <w:rPr>
+          <w:b w:val="0"/>
+        </w:rPr>
+        <w:t xml:space="preserve"> and identify what carries forward and what is new.</w:t>
+      </w:r>
+    </w:p>
+    <w:p>
+      <w:pPr>
+        <w:spacing w:line="336" w:lineRule="auto" w:after="180"/>
+      </w:pPr>
+      <w:r>
+        <w:rPr>
+          <w:b w:val="0"/>
+        </w:rPr>
+        <w:t>Next is Week15: Source Quality. Carry forward claim-level support status and inspect whether the source itself is authoritative,current,relevant and sufficient for the question.</w:t>
+      </w:r>
+    </w:p>
+    <w:p>
+      <w:pPr>
+        <w:pStyle w:val="Heading2"/>
+      </w:pPr>
+      <w:r>
+        <w:t>Earlier wording, alternatives and picture transcripts · reference / check after trying</w:t>
+      </w:r>
+    </w:p>
+    <w:p>
+      <w:pPr>
+        <w:spacing w:line="336" w:lineRule="auto" w:after="180"/>
+      </w:pPr>
+      <w:r>
+        <w:rPr>
+          <w:b w:val="0"/>
+        </w:rPr>
+        <w:t>Connect and extend learning</w:t>
+      </w:r>
+    </w:p>
+    <w:p>
+      <w:pPr>
         <w:pStyle w:val="Heading3"/>
       </w:pPr>
       <w:r>
+        <w:t>Verified Study Buddy</w:t>
+      </w:r>
+    </w:p>
+    <w:p>
+      <w:pPr>
+        <w:pStyle w:val="Heading3"/>
+      </w:pPr>
+      <w:r>
+        <w:t>Support and stretch</w:t>
+      </w:r>
+    </w:p>
+    <w:p>
+      <w:pPr>
+        <w:pStyle w:val="Heading3"/>
+      </w:pPr>
+      <w:r>
+        <w:t>Exit reflection</w:t>
+      </w:r>
+    </w:p>
+    <w:p>
+      <w:pPr>
+        <w:pStyle w:val="Heading3"/>
+      </w:pPr>
+      <w:r>
+        <w:t>Bridge to the next week</w:t>
+      </w:r>
+    </w:p>
+    <w:p>
+      <w:pPr>
+        <w:pStyle w:val="Heading3"/>
+      </w:pPr>
+      <w:r>
+        <w:t>Support and fresh reassessment</w:t>
+      </w:r>
+    </w:p>
+    <w:p>
+      <w:pPr>
+        <w:pStyle w:val="Heading3"/>
+      </w:pPr>
+      <w:r>
+        <w:t>Plan the delayed return</w:t>
+      </w:r>
+    </w:p>
+    <w:p>
+      <w:pPr>
+        <w:pStyle w:val="Heading3"/>
+      </w:pPr>
+      <w:r>
         <w:t>Project evidence from this case</w:t>
       </w:r>
     </w:p>
     <w:p>
       <w:pPr>
+        <w:pStyle w:val="Heading1"/>
+      </w:pPr>
+      <w:r>
+        <w:t>Reference bank and extra practice</w:t>
+      </w:r>
+    </w:p>
+    <w:p>
+      <w:pPr>
+        <w:pStyle w:val="Heading1"/>
+      </w:pPr>
+      <w:r>
+        <w:t>07. Reference: alternative planning checklist</w:t>
+      </w:r>
+    </w:p>
+    <w:p>
+      <w:r>
+        <w:t>Use as a reminder alongside the main route rather than teaching the cycle twice.</w:t>
+      </w:r>
+    </w:p>
+    <w:p>
+      <w:pPr>
+        <w:pStyle w:val="Heading2"/>
+      </w:pPr>
+      <w:r>
+        <w:t>Preparation and schedule</w:t>
+      </w:r>
+    </w:p>
+    <w:p>
+      <w:pPr>
         <w:spacing w:line="336" w:lineRule="auto" w:after="180"/>
-      </w:pPr>
-      <w:r>
-        <w:rPr>
-          <w:b w:val="0"/>
-        </w:rPr>
-        <w:t xml:space="preserve">Audit Study Buddy </w:t>
-      </w:r>
-      <w:r>
-        <w:rPr>
-          <w:b/>
-        </w:rPr>
-        <w:t>output</w:t>
-      </w:r>
-      <w:r>
-        <w:rPr>
-          <w:b w:val="0"/>
-        </w:rPr>
-        <w:t>s claim by claim, recording contradiction, missing support and correct calculations separately.</w:t>
-      </w:r>
-    </w:p>
-    <w:p>
-      <w:pPr>
-        <w:pStyle w:val="Heading1"/>
-      </w:pPr>
-      <w:r>
-        <w:t>07. Prepare, teach and assess</w:t>
-      </w:r>
-    </w:p>
-    <w:p>
-      <w:r>
-        <w:t>Use this preparation summary alongside the detailed Hallucination Failure Types lesson; it is a checklist rather than a replacement for the full sequence.</w:t>
-      </w:r>
-    </w:p>
-    <w:p>
-      <w:pPr>
-        <w:pStyle w:val="Heading3"/>
-      </w:pPr>
-      <w:r>
-        <w:t>Teaching target</w:t>
-      </w:r>
-    </w:p>
-    <w:p>
-      <w:pPr>
-        <w:spacing w:line="336" w:lineRule="auto" w:after="180"/>
-        <w:shd w:fill="EDF7F3"/>
       </w:pPr>
       <w:r>
         <w:rPr>
@@ -5730,6 +5784,14 @@
     </w:tbl>
     <w:p>
       <w:pPr>
+        <w:pStyle w:val="Heading2"/>
+      </w:pPr>
+      <w:r>
+        <w:t>Practice and assessment reminders</w:t>
+      </w:r>
+    </w:p>
+    <w:p>
+      <w:pPr>
         <w:spacing w:line="336" w:lineRule="auto" w:after="180"/>
       </w:pPr>
       <w:r>
@@ -5752,16 +5814,7 @@
     </w:p>
     <w:p>
       <w:pPr>
-        <w:pStyle w:val="Heading3"/>
-      </w:pPr>
-      <w:r>
-        <w:t>Supported practice answer</w:t>
-      </w:r>
-    </w:p>
-    <w:p>
-      <w:pPr>
         <w:spacing w:line="336" w:lineRule="auto" w:after="180"/>
-        <w:shd w:fill="F1F6FC"/>
       </w:pPr>
       <w:r>
         <w:rPr>
@@ -5830,16 +5883,7 @@
     </w:p>
     <w:p>
       <w:pPr>
-        <w:pStyle w:val="Heading3"/>
-      </w:pPr>
-      <w:r>
-        <w:t>Repair the misconception</w:t>
-      </w:r>
-    </w:p>
-    <w:p>
-      <w:pPr>
         <w:spacing w:line="336" w:lineRule="auto" w:after="180"/>
-        <w:shd w:fill="FFF5E6"/>
       </w:pPr>
       <w:r>
         <w:rPr>
@@ -5862,16 +5906,7 @@
     </w:p>
     <w:p>
       <w:pPr>
-        <w:pStyle w:val="Heading3"/>
-      </w:pPr>
-      <w:r>
-        <w:t>Support without giving away the answer</w:t>
-      </w:r>
-    </w:p>
-    <w:p>
-      <w:pPr>
         <w:spacing w:line="336" w:lineRule="auto" w:after="180"/>
-        <w:shd w:fill="F1F6F8"/>
       </w:pPr>
       <w:r>
         <w:rPr>
@@ -5894,16 +5929,7 @@
     </w:p>
     <w:p>
       <w:pPr>
-        <w:pStyle w:val="Heading3"/>
-      </w:pPr>
-      <w:r>
-        <w:t>Extend the reasoning</w:t>
-      </w:r>
-    </w:p>
-    <w:p>
-      <w:pPr>
         <w:spacing w:line="336" w:lineRule="auto" w:after="180"/>
-        <w:shd w:fill="F5F1FB"/>
       </w:pPr>
       <w:r>
         <w:rPr>
@@ -5927,7 +5953,6 @@
     <w:p>
       <w:pPr>
         <w:spacing w:line="336" w:lineRule="auto" w:after="180"/>
-        <w:shd w:fill="F5F1FB"/>
       </w:pPr>
       <w:r>
         <w:rPr>
@@ -5938,16 +5963,7 @@
     </w:p>
     <w:p>
       <w:pPr>
-        <w:pStyle w:val="Heading3"/>
-      </w:pPr>
-      <w:r>
-        <w:t>Protect the independent attempt</w:t>
-      </w:r>
-    </w:p>
-    <w:p>
-      <w:pPr>
         <w:spacing w:line="336" w:lineRule="auto" w:after="180"/>
-        <w:shd w:fill="FFF5E6"/>
       </w:pPr>
       <w:r>
         <w:rPr>
@@ -6142,16 +6158,7 @@
     </w:tbl>
     <w:p>
       <w:pPr>
-        <w:pStyle w:val="Heading3"/>
-      </w:pPr>
-      <w:r>
-        <w:t>Project checkpoint</w:t>
-      </w:r>
-    </w:p>
-    <w:p>
-      <w:pPr>
         <w:spacing w:line="336" w:lineRule="auto" w:after="180"/>
-        <w:shd w:fill="EDF7F3"/>
       </w:pPr>
       <w:r>
         <w:rPr>
@@ -6188,12 +6195,20 @@
         <w:pStyle w:val="Heading1"/>
       </w:pPr>
       <w:r>
-        <w:t>08. Use feedback, labs and repair paths</w:t>
-      </w:r>
-    </w:p>
-    <w:p>
-      <w:r>
-        <w:t>Use feedback, earlier review and portfolios purposefully. Apply the coding routine only when this lesson has an executable lab.</w:t>
+        <w:t>08. Reference: feedback and records</w:t>
+      </w:r>
+    </w:p>
+    <w:p>
+      <w:r>
+        <w:t>Use digital tools where they help retain an explanation and its evidence.</w:t>
+      </w:r>
+    </w:p>
+    <w:p>
+      <w:pPr>
+        <w:pStyle w:val="Heading2"/>
+      </w:pPr>
+      <w:r>
+        <w:t>Keep practice and independent evidence separate</w:t>
       </w:r>
     </w:p>
     <w:p>
@@ -6232,10 +6247,52 @@
     </w:p>
     <w:p>
       <w:pPr>
-        <w:pStyle w:val="Heading3"/>
-      </w:pPr>
-      <w:r>
-        <w:t>For later coding lessons</w:t>
+        <w:pStyle w:val="Heading2"/>
+      </w:pPr>
+      <w:r>
+        <w:t>Repair and portfolio records</w:t>
+      </w:r>
+    </w:p>
+    <w:p>
+      <w:pPr>
+        <w:spacing w:line="336" w:lineRule="auto" w:after="180"/>
+      </w:pPr>
+      <w:r>
+        <w:rPr>
+          <w:b w:val="0"/>
+        </w:rPr>
+        <w:t>Use the earlier worked-explanation links to address a specific missing building block, then return to the current question. Adapt this suggestion after observing the learner; it is not an automatic diagnosis.</w:t>
+      </w:r>
+    </w:p>
+    <w:p>
+      <w:pPr>
+        <w:spacing w:line="336" w:lineRule="auto" w:after="180"/>
+      </w:pPr>
+      <w:r>
+        <w:rPr>
+          <w:b w:val="0"/>
+        </w:rPr>
+        <w:t xml:space="preserve">Collect the completed-work portfolio as </w:t>
+      </w:r>
+      <w:r>
+        <w:rPr>
+          <w:b/>
+        </w:rPr>
+        <w:t>evidence</w:t>
+      </w:r>
+      <w:r>
+        <w:rPr>
+          <w:b w:val="0"/>
+        </w:rPr>
+        <w:t>. Record support separately from correctness, and assess explanation, trace/test and limitations. Progress ticks and quiz selections alone do not establish mastery.</w:t>
+      </w:r>
+    </w:p>
+    <w:p>
+      <w:pPr>
+        <w:pStyle w:val="Heading2"/>
+      </w:pPr>
+      <w:r>
+        <w:t>Earlier wording, alternatives and picture transcripts · reference / check after trying</w:t>
       </w:r>
     </w:p>
     <w:p>
@@ -6246,7 +6303,6 @@
     <w:p>
       <w:pPr>
         <w:spacing w:line="336" w:lineRule="auto" w:after="180"/>
-        <w:shd w:fill="F1F6F8"/>
       </w:pPr>
       <w:r>
         <w:rPr>
@@ -6269,77 +6325,20 @@
     </w:p>
     <w:p>
       <w:pPr>
-        <w:spacing w:line="336" w:lineRule="auto" w:after="180"/>
-      </w:pPr>
-      <w:r>
-        <w:rPr>
-          <w:b w:val="0"/>
-        </w:rPr>
-        <w:t>Use the earlier worked-explanation links to address a specific missing building block, then return to the current question. Adapt this suggestion after observing the learner; it is not an automatic diagnosis.</w:t>
-      </w:r>
-    </w:p>
-    <w:p>
-      <w:pPr>
-        <w:spacing w:line="336" w:lineRule="auto" w:after="180"/>
-      </w:pPr>
-      <w:r>
-        <w:rPr>
-          <w:b w:val="0"/>
-        </w:rPr>
-        <w:t xml:space="preserve">Collect the completed-work portfolio as </w:t>
-      </w:r>
-      <w:r>
-        <w:rPr>
-          <w:b/>
-        </w:rPr>
-        <w:t>evidence</w:t>
-      </w:r>
-      <w:r>
-        <w:rPr>
-          <w:b w:val="0"/>
-        </w:rPr>
-        <w:t>. Record support separately from correctness, and assess explanation, trace/test and limitations. Progress ticks and quiz selections alone do not establish mastery.</w:t>
-      </w:r>
-    </w:p>
-    <w:p>
-      <w:pPr>
         <w:pStyle w:val="Heading1"/>
       </w:pPr>
       <w:r>
-        <w:t>09. Visual concept journey</w:t>
-      </w:r>
-    </w:p>
-    <w:p>
-      <w:r>
-        <w:t>Show one Hallucination Failure Types graphic at a time, request a prediction and discuss its trace before the independent assessment.</w:t>
-      </w:r>
-    </w:p>
-    <w:p>
-      <w:pPr>
-        <w:spacing w:line="336" w:lineRule="auto" w:after="180"/>
-      </w:pPr>
-      <w:r>
-        <w:rPr>
-          <w:b w:val="0"/>
-        </w:rPr>
-        <w:t xml:space="preserve">Use one picture at a time. Hide a worked result before asking for a </w:t>
-      </w:r>
-      <w:r>
-        <w:rPr>
-          <w:b/>
-        </w:rPr>
-        <w:t>prediction</w:t>
-      </w:r>
-      <w:r>
-        <w:rPr>
-          <w:b w:val="0"/>
-        </w:rPr>
-        <w:t>, then reveal it for feedback. These are supported teaching cases; retain the separate independent assessment for a fresh first attempt.</w:t>
-      </w:r>
-    </w:p>
-    <w:p>
-      <w:pPr>
-        <w:pStyle w:val="Heading3"/>
+        <w:t>09. Reference: teach with the six pictures</w:t>
+      </w:r>
+    </w:p>
+    <w:p>
+      <w:r>
+        <w:t>Choose the picture for the teaching move and connect it to the explanation.</w:t>
+      </w:r>
+    </w:p>
+    <w:p>
+      <w:pPr>
+        <w:pStyle w:val="Heading2"/>
       </w:pPr>
       <w:r>
         <w:t>01. Hallucination Failure Types: the case</w:t>
@@ -6350,7 +6349,7 @@
         <w:drawing>
           <wp:inline xmlns:a="http://schemas.openxmlformats.org/drawingml/2006/main" xmlns:pic="http://schemas.openxmlformats.org/drawingml/2006/picture">
             <wp:extent cx="5486400" cy="2990088"/>
-            <wp:docPr id="2" name="Picture 2" descr="A fictional Study Buddy drafts a field-trip summary from one approved record. Supplied facts: Source S: trail length 12 km; planned constant speed 4 km/h, excluding stops; departure 09:00. Draft: “The walk takes two hours, starts at 09:00 and includes free lunch.” No lunch record is supplied."/>
+            <wp:docPr id="3" name="Picture 3" descr="A fictional Study Buddy drafts a field-trip summary from one approved record. Supplied facts: Source S: trail length 12 km; planned constant speed 4 km/h, excluding stops; departure 09:00. Draft: “The walk takes two hours, starts at 09:00 and includes free lunch.” No lunch record is supplied."/>
             <wp:cNvGraphicFramePr>
               <a:graphicFrameLocks noChangeAspect="1"/>
             </wp:cNvGraphicFramePr>
@@ -6362,7 +6361,7 @@
                     <pic:cNvPicPr/>
                   </pic:nvPicPr>
                   <pic:blipFill>
-                    <a:blip r:embed="rId10"/>
+                    <a:blip r:embed="rId11"/>
                     <a:stretch>
                       <a:fillRect/>
                     </a:stretch>
@@ -6406,7 +6405,6 @@
     <w:p>
       <w:pPr>
         <w:spacing w:line="336" w:lineRule="auto" w:after="180"/>
-        <w:shd w:fill="F5F1FB"/>
       </w:pPr>
       <w:r>
         <w:rPr>
@@ -6417,16 +6415,7 @@
     </w:p>
     <w:p>
       <w:pPr>
-        <w:pStyle w:val="Heading3"/>
-      </w:pPr>
-      <w:r>
-        <w:t>Discuss while showing the picture</w:t>
-      </w:r>
-    </w:p>
-    <w:p>
-      <w:pPr>
         <w:spacing w:line="336" w:lineRule="auto" w:after="180"/>
-        <w:shd w:fill="F1F6F8"/>
       </w:pPr>
       <w:r>
         <w:rPr>
@@ -6437,7 +6426,7 @@
     </w:p>
     <w:p>
       <w:pPr>
-        <w:pStyle w:val="Heading3"/>
+        <w:pStyle w:val="Heading2"/>
       </w:pPr>
       <w:r>
         <w:t>02. Follow the deciding steps</w:t>
@@ -6448,7 +6437,7 @@
         <w:drawing>
           <wp:inline xmlns:a="http://schemas.openxmlformats.org/drawingml/2006/main" xmlns:pic="http://schemas.openxmlformats.org/drawingml/2006/picture">
             <wp:extent cx="5486400" cy="4005072"/>
-            <wp:docPr id="3" name="Picture 3" descr="Compute duration: 12÷4=3 hours, excluding stops. → Contradicted claim: Two-hour duration disagrees with the calculation from S. → Supported claim: Departure 09:00 is stated in S. → Unsupported claim: Free lunch has no source; missing evidence is not a confirmed no-lunch fact."/>
+            <wp:docPr id="4" name="Picture 4" descr="Compute duration: 12÷4=3 hours, excluding stops. → Contradicted claim: Two-hour duration disagrees with the calculation from S. → Supported claim: Departure 09:00 is stated in S. → Unsupported claim: Free lunch has no source; missing evidence is not a confirmed no-lunch fact."/>
             <wp:cNvGraphicFramePr>
               <a:graphicFrameLocks noChangeAspect="1"/>
             </wp:cNvGraphicFramePr>
@@ -6460,7 +6449,7 @@
                     <pic:cNvPicPr/>
                   </pic:nvPicPr>
                   <pic:blipFill>
-                    <a:blip r:embed="rId11"/>
+                    <a:blip r:embed="rId9"/>
                     <a:stretch>
                       <a:fillRect/>
                     </a:stretch>
@@ -6529,7 +6518,6 @@
     <w:p>
       <w:pPr>
         <w:spacing w:line="336" w:lineRule="auto" w:after="180"/>
-        <w:shd w:fill="F5F1FB"/>
       </w:pPr>
       <w:r>
         <w:rPr>
@@ -6552,16 +6540,7 @@
     </w:p>
     <w:p>
       <w:pPr>
-        <w:pStyle w:val="Heading3"/>
-      </w:pPr>
-      <w:r>
-        <w:t>Discuss while showing the picture</w:t>
-      </w:r>
-    </w:p>
-    <w:p>
-      <w:pPr>
         <w:spacing w:line="336" w:lineRule="auto" w:after="180"/>
-        <w:shd w:fill="F1F6F8"/>
       </w:pPr>
       <w:r>
         <w:rPr>
@@ -6584,7 +6563,7 @@
     </w:p>
     <w:p>
       <w:pPr>
-        <w:pStyle w:val="Heading3"/>
+        <w:pStyle w:val="Heading2"/>
       </w:pPr>
       <w:r>
         <w:t>03. Generation failures and verification — evidence trace</w:t>
@@ -6595,7 +6574,7 @@
         <w:drawing>
           <wp:inline xmlns:a="http://schemas.openxmlformats.org/drawingml/2006/main" xmlns:pic="http://schemas.openxmlformats.org/drawingml/2006/picture">
             <wp:extent cx="5486400" cy="3145536"/>
-            <wp:docPr id="4" name="Picture 4" descr="Generation failures and verification — evidence trace. Source R says room B seats 12 and the meeting starts at 15:00. Generated answer says B seats 20, starts at 15:00 and includes free lunch. | Split an answer into atomic claims. For each, record the exact source passage, support status and any needed calculation. Mark unsupported and contradicted claims separately; do not repair them by inventing sources. | Capacity 20 is contradicted; 15:00 is supported; free lunch is unsupported. One of three claims has support. The missing lunch fact is not evidence of no lunch."/>
+            <wp:docPr id="5" name="Picture 5" descr="Generation failures and verification — evidence trace. Source R says room B seats 12 and the meeting starts at 15:00. Generated answer says B seats 20, starts at 15:00 and includes free lunch. | Split an answer into atomic claims. For each, record the exact source passage, support status and any needed calculation. Mark unsupported and contradicted claims separately; do not repair them by inventing sources. | Capacity 20 is contradicted; 15:00 is supported; free lunch is unsupported. One of three claims has support. The missing lunch fact is not evidence of no lunch."/>
             <wp:cNvGraphicFramePr>
               <a:graphicFrameLocks noChangeAspect="1"/>
             </wp:cNvGraphicFramePr>
@@ -6757,7 +6736,6 @@
     <w:p>
       <w:pPr>
         <w:spacing w:line="336" w:lineRule="auto" w:after="180"/>
-        <w:shd w:fill="F5F1FB"/>
       </w:pPr>
       <w:r>
         <w:rPr>
@@ -6768,16 +6746,7 @@
     </w:p>
     <w:p>
       <w:pPr>
-        <w:pStyle w:val="Heading3"/>
-      </w:pPr>
-      <w:r>
-        <w:t>Discuss while showing the picture</w:t>
-      </w:r>
-    </w:p>
-    <w:p>
-      <w:pPr>
         <w:spacing w:line="336" w:lineRule="auto" w:after="180"/>
-        <w:shd w:fill="F1F6F8"/>
       </w:pPr>
       <w:r>
         <w:rPr>
@@ -6788,7 +6757,7 @@
     </w:p>
     <w:p>
       <w:pPr>
-        <w:pStyle w:val="Heading3"/>
+        <w:pStyle w:val="Heading2"/>
       </w:pPr>
       <w:r>
         <w:t>04. Change one thing. Trace what follows.</w:t>
@@ -6799,7 +6768,7 @@
         <w:drawing>
           <wp:inline xmlns:a="http://schemas.openxmlformats.org/drawingml/2006/main" xmlns:pic="http://schemas.openxmlformats.org/drawingml/2006/picture">
             <wp:extent cx="5486400" cy="3026664"/>
-            <wp:docPr id="5" name="Picture 5" descr="Original case: Free lunch has no source; missing evidence is not a confirmed no-lunch fact. Changed condition: Add a planned 30-minute stop while preserving speed and distance. Expected result: Planned total elapsed time becomes 3.5 hours. Reason: Three moving hours plus half an hour stopped; walking-time calculation itself stays three."/>
+            <wp:docPr id="6" name="Picture 6" descr="Original case: Free lunch has no source; missing evidence is not a confirmed no-lunch fact. Changed condition: Add a planned 30-minute stop while preserving speed and distance. Expected result: Planned total elapsed time becomes 3.5 hours. Reason: Three moving hours plus half an hour stopped; walking-time calculation itself stays three."/>
             <wp:cNvGraphicFramePr>
               <a:graphicFrameLocks noChangeAspect="1"/>
             </wp:cNvGraphicFramePr>
@@ -6867,7 +6836,6 @@
     <w:p>
       <w:pPr>
         <w:spacing w:line="336" w:lineRule="auto" w:after="180"/>
-        <w:shd w:fill="F5F1FB"/>
       </w:pPr>
       <w:r>
         <w:rPr>
@@ -6878,16 +6846,7 @@
     </w:p>
     <w:p>
       <w:pPr>
-        <w:pStyle w:val="Heading3"/>
-      </w:pPr>
-      <w:r>
-        <w:t>Discuss while showing the picture</w:t>
-      </w:r>
-    </w:p>
-    <w:p>
-      <w:pPr>
         <w:spacing w:line="336" w:lineRule="auto" w:after="180"/>
-        <w:shd w:fill="F1F6F8"/>
       </w:pPr>
       <w:r>
         <w:rPr>
@@ -6899,7 +6858,6 @@
     <w:p>
       <w:pPr>
         <w:spacing w:line="336" w:lineRule="auto" w:after="180"/>
-        <w:shd w:fill="F1F6F8"/>
       </w:pPr>
       <w:r>
         <w:rPr>
@@ -6910,7 +6868,7 @@
     </w:p>
     <w:p>
       <w:pPr>
-        <w:pStyle w:val="Heading3"/>
+        <w:pStyle w:val="Heading2"/>
       </w:pPr>
       <w:r>
         <w:t>05. Connect the explanation to its limit</w:t>
@@ -6921,7 +6879,7 @@
         <w:drawing>
           <wp:inline xmlns:a="http://schemas.openxmlformats.org/drawingml/2006/main" xmlns:pic="http://schemas.openxmlformats.org/drawingml/2006/picture">
             <wp:extent cx="5486400" cy="2941320"/>
-            <wp:docPr id="6" name="Picture 6" descr="Different errors need different repairs. Recalculate the duration; keep the supported departure; remove or seek evidence for lunch. These categories are more informative than calling the whole answer wrong. Arithmetic inherits assumptions such as constant speed and no stops, so avoid turning the three-hour walking calculation into a guaranteed arrival time. Limit: The fictional plan does not establish actual speed, delays or what eventually occurred on a real trip."/>
+            <wp:docPr id="7" name="Picture 7" descr="Different errors need different repairs. Recalculate the duration; keep the supported departure; remove or seek evidence for lunch. These categories are more informative than calling the whole answer wrong. Arithmetic inherits assumptions such as constant speed and no stops, so avoid turning the three-hour walking calculation into a guaranteed arrival time. Limit: The fictional plan does not establish actual speed, delays or what eventually occurred on a real trip."/>
             <wp:cNvGraphicFramePr>
               <a:graphicFrameLocks noChangeAspect="1"/>
             </wp:cNvGraphicFramePr>
@@ -7000,7 +6958,6 @@
     <w:p>
       <w:pPr>
         <w:spacing w:line="336" w:lineRule="auto" w:after="180"/>
-        <w:shd w:fill="F5F1FB"/>
       </w:pPr>
       <w:r>
         <w:rPr>
@@ -7011,16 +6968,7 @@
     </w:p>
     <w:p>
       <w:pPr>
-        <w:pStyle w:val="Heading3"/>
-      </w:pPr>
-      <w:r>
-        <w:t>Discuss while showing the picture</w:t>
-      </w:r>
-    </w:p>
-    <w:p>
-      <w:pPr>
         <w:spacing w:line="336" w:lineRule="auto" w:after="180"/>
-        <w:shd w:fill="F1F6F8"/>
       </w:pPr>
       <w:r>
         <w:rPr>
@@ -7032,7 +6980,6 @@
     <w:p>
       <w:pPr>
         <w:spacing w:line="336" w:lineRule="auto" w:after="180"/>
-        <w:shd w:fill="F1F6F8"/>
       </w:pPr>
       <w:r>
         <w:rPr>
@@ -7043,7 +6990,7 @@
     </w:p>
     <w:p>
       <w:pPr>
-        <w:pStyle w:val="Heading3"/>
+        <w:pStyle w:val="Heading2"/>
       </w:pPr>
       <w:r>
         <w:t>06. Make the idea visible in your project</w:t>
@@ -7054,7 +7001,7 @@
         <w:drawing>
           <wp:inline xmlns:a="http://schemas.openxmlformats.org/drawingml/2006/main" xmlns:pic="http://schemas.openxmlformats.org/drawingml/2006/picture">
             <wp:extent cx="5486400" cy="3380232"/>
-            <wp:docPr id="7" name="Picture 7" descr="Audit Study Buddy outputs claim by claim, recording contradiction, missing support and correct calculations separately. Draw your input, deciding step, result and limit. Supported question: Can we conclude there will definitely be no lunch from S alone?"/>
+            <wp:docPr id="8" name="Picture 8" descr="Audit Study Buddy outputs claim by claim, recording contradiction, missing support and correct calculations separately. Draw your input, deciding step, result and limit. Supported question: Can we conclude there will definitely be no lunch from S alone?"/>
             <wp:cNvGraphicFramePr>
               <a:graphicFrameLocks noChangeAspect="1"/>
             </wp:cNvGraphicFramePr>
@@ -7088,7 +7035,6 @@
     <w:p>
       <w:pPr>
         <w:spacing w:line="336" w:lineRule="auto" w:after="180"/>
-        <w:shd w:fill="F5F1FB"/>
       </w:pPr>
       <w:r>
         <w:rPr>
@@ -7124,7 +7070,6 @@
     <w:p>
       <w:pPr>
         <w:spacing w:line="336" w:lineRule="auto" w:after="180"/>
-        <w:shd w:fill="F5F1FB"/>
       </w:pPr>
       <w:r>
         <w:rPr>
@@ -7136,7 +7081,6 @@
     <w:p>
       <w:pPr>
         <w:spacing w:line="336" w:lineRule="auto" w:after="180"/>
-        <w:shd w:fill="F5F1FB"/>
       </w:pPr>
       <w:r>
         <w:rPr>
@@ -7159,46 +7103,115 @@
     </w:p>
     <w:p>
       <w:pPr>
+        <w:spacing w:line="336" w:lineRule="auto" w:after="180"/>
+      </w:pPr>
+      <w:r>
+        <w:rPr>
+          <w:b w:val="0"/>
+        </w:rPr>
+        <w:t xml:space="preserve">Teacher prompt: Draw your project trace and justify the deciding step using </w:t>
+      </w:r>
+      <w:r>
+        <w:rPr>
+          <w:b/>
+        </w:rPr>
+        <w:t>evidence</w:t>
+      </w:r>
+      <w:r>
+        <w:rPr>
+          <w:b w:val="0"/>
+        </w:rPr>
+        <w:t>. Ask learners to describe one label or arrow in ordinary words. Use the adjacent transcript if the image is difficult to see.</w:t>
+      </w:r>
+    </w:p>
+    <w:p>
+      <w:pPr>
+        <w:spacing w:line="336" w:lineRule="auto" w:after="180"/>
+      </w:pPr>
+      <w:r>
+        <w:rPr>
+          <w:b w:val="0"/>
+        </w:rPr>
+        <w:t>Supported practice key: No. Lunch is unknown from S, not disproved. Say the source does not supply lunch information.</w:t>
+      </w:r>
+    </w:p>
+    <w:p>
+      <w:pPr>
+        <w:pStyle w:val="Heading2"/>
+      </w:pPr>
+      <w:r>
+        <w:t>Earlier wording, alternatives and picture transcripts · reference / check after trying</w:t>
+      </w:r>
+    </w:p>
+    <w:p>
+      <w:pPr>
+        <w:spacing w:line="336" w:lineRule="auto" w:after="180"/>
+      </w:pPr>
+      <w:r>
+        <w:rPr>
+          <w:b w:val="0"/>
+        </w:rPr>
+        <w:t xml:space="preserve">Use one picture at a time. Hide a worked result before asking for a </w:t>
+      </w:r>
+      <w:r>
+        <w:rPr>
+          <w:b/>
+        </w:rPr>
+        <w:t>prediction</w:t>
+      </w:r>
+      <w:r>
+        <w:rPr>
+          <w:b w:val="0"/>
+        </w:rPr>
+        <w:t>, then reveal it for feedback. These are supported teaching cases; retain the separate independent assessment for a fresh first attempt.</w:t>
+      </w:r>
+    </w:p>
+    <w:p>
+      <w:pPr>
         <w:pStyle w:val="Heading3"/>
       </w:pPr>
       <w:r>
-        <w:t>Discuss while showing the picture</w:t>
-      </w:r>
-    </w:p>
-    <w:p>
-      <w:pPr>
-        <w:spacing w:line="336" w:lineRule="auto" w:after="180"/>
-        <w:shd w:fill="F1F6F8"/>
-      </w:pPr>
-      <w:r>
-        <w:rPr>
-          <w:b w:val="0"/>
-        </w:rPr>
-        <w:t xml:space="preserve">Teacher prompt: Draw your project trace and justify the deciding step using </w:t>
-      </w:r>
-      <w:r>
-        <w:rPr>
-          <w:b/>
-        </w:rPr>
-        <w:t>evidence</w:t>
-      </w:r>
-      <w:r>
-        <w:rPr>
-          <w:b w:val="0"/>
-        </w:rPr>
-        <w:t>. Ask learners to describe one label or arrow in ordinary words. Use the adjacent transcript if the image is difficult to see.</w:t>
-      </w:r>
-    </w:p>
-    <w:p>
-      <w:pPr>
-        <w:spacing w:line="336" w:lineRule="auto" w:after="180"/>
-        <w:shd w:fill="F1F6F8"/>
-      </w:pPr>
-      <w:r>
-        <w:rPr>
-          <w:b w:val="0"/>
-        </w:rPr>
-        <w:t>Supported practice key: No. Lunch is unknown from S, not disproved. Say the source does not supply lunch information.</w:t>
+        <w:t>01. Hallucination Failure Types: the case</w:t>
+      </w:r>
+    </w:p>
+    <w:p>
+      <w:pPr>
+        <w:pStyle w:val="Heading3"/>
+      </w:pPr>
+      <w:r>
+        <w:t>02. Follow the deciding steps</w:t>
+      </w:r>
+    </w:p>
+    <w:p>
+      <w:pPr>
+        <w:pStyle w:val="Heading3"/>
+      </w:pPr>
+      <w:r>
+        <w:t>03. Generation failures and verification — evidence trace</w:t>
+      </w:r>
+    </w:p>
+    <w:p>
+      <w:pPr>
+        <w:pStyle w:val="Heading3"/>
+      </w:pPr>
+      <w:r>
+        <w:t>04. Change one thing. Trace what follows.</w:t>
+      </w:r>
+    </w:p>
+    <w:p>
+      <w:pPr>
+        <w:pStyle w:val="Heading3"/>
+      </w:pPr>
+      <w:r>
+        <w:t>05. Connect the explanation to its limit</w:t>
+      </w:r>
+    </w:p>
+    <w:p>
+      <w:pPr>
+        <w:pStyle w:val="Heading3"/>
+      </w:pPr>
+      <w:r>
+        <w:t>06. Make the idea visible in your project</w:t>
       </w:r>
     </w:p>
     <w:sectPr>
